--- a/6-过程管理/流程制度规范类文件/060109-服务可用性和连续性管理制度.docx
+++ b/6-过程管理/流程制度规范类文件/060109-服务可用性和连续性管理制度.docx
@@ -1,7 +1,6 @@
 
 <file path=word/document.xml><?xml version="1.0" encoding="utf-8"?>
-<w:document xmlns:wpc="http://schemas.microsoft.com/office/word/2010/wordprocessingCanvas" xmlns:mc="http://schemas.openxmlformats.org/markup-compatibility/2006" xmlns:o="urn:schemas-microsoft-com:office:office" xmlns:r="http://schemas.openxmlformats.org/officeDocument/2006/relationships" xmlns:m="http://schemas.openxmlformats.org/officeDocument/2006/math" xmlns:v="urn:schemas-microsoft-com:vml" xmlns:wp14="http://schemas.microsoft.com/office/word/2010/wordprocessingDrawing" xmlns:wp="http://schemas.openxmlformats.org/drawingml/2006/wordprocessingDrawing" xmlns:w10="urn:schemas-microsoft-com:office:word" xmlns:w="http://schemas.openxmlformats.org/wordprocessingml/2006/main" xmlns:w14="http://schemas.microsoft.com/office/word/2010/wordml" xmlns:w15="http://schemas.microsoft.com/office/word/2012/wordml" xmlns:wne="http://schemas.microsoft.com/office/word/2006/wordml" xmlns:wpg="http://schemas.microsoft.com/office/word/2010/wordprocessingGroup" xmlns:wpi="http://schemas.microsoft.com/office/word/2010/wordprocessingInk" xmlns:wps="http://schemas.microsoft.com/office/word/2010/wordprocessingShape" mc:Ignorable="w14 w15 wp14">
-  <!-- Generated by Aspose.Words for .NET 13.3.0.1 -->
+<w:document xmlns:wpc="http://schemas.microsoft.com/office/word/2010/wordprocessingCanvas" xmlns:mc="http://schemas.openxmlformats.org/markup-compatibility/2006" xmlns:o="urn:schemas-microsoft-com:office:office" xmlns:r="http://schemas.openxmlformats.org/officeDocument/2006/relationships" xmlns:m="http://schemas.openxmlformats.org/officeDocument/2006/math" xmlns:v="urn:schemas-microsoft-com:vml" xmlns:wp14="http://schemas.microsoft.com/office/word/2010/wordprocessingDrawing" xmlns:wp="http://schemas.openxmlformats.org/drawingml/2006/wordprocessingDrawing" xmlns:w="http://schemas.openxmlformats.org/wordprocessingml/2006/main" xmlns:w14="http://schemas.microsoft.com/office/word/2010/wordml" xmlns:w10="urn:schemas-microsoft-com:office:word" xmlns:w15="http://schemas.microsoft.com/office/word/2012/wordml" xmlns:wpg="http://schemas.microsoft.com/office/word/2010/wordprocessingGroup" xmlns:wpi="http://schemas.microsoft.com/office/word/2010/wordprocessingInk" xmlns:wne="http://schemas.microsoft.com/office/word/2006/wordml" xmlns:wps="http://schemas.microsoft.com/office/word/2010/wordprocessingShape" xmlns:wpsCustomData="http://www.wps.cn/officeDocument/2013/wpsCustomData" mc:Ignorable="w14 w15 wp14">
   <w:body>
     <w:p>
       <w:pPr>
@@ -15,7 +14,7 @@
         <w:spacing w:before="78" w:line="219" w:lineRule="auto"/>
         <w:ind w:left="25"/>
         <w:rPr>
-          <w:rFonts w:ascii="宋体" w:eastAsia="宋体" w:hAnsi="宋体" w:cs="宋体" w:hint="default"/>
+          <w:rFonts w:hint="default" w:ascii="宋体" w:hAnsi="宋体" w:eastAsia="宋体" w:cs="宋体"/>
           <w:sz w:val="24"/>
           <w:szCs w:val="24"/>
           <w:lang w:val="en-US" w:eastAsia="zh-CN"/>
@@ -23,7 +22,7 @@
       </w:pPr>
       <w:r>
         <w:rPr>
-          <w:rFonts w:ascii="宋体" w:eastAsia="宋体" w:hAnsi="宋体" w:cs="宋体"/>
+          <w:rFonts w:ascii="宋体" w:hAnsi="宋体" w:eastAsia="宋体" w:cs="宋体"/>
           <w:b/>
           <w:bCs/>
           <w:spacing w:val="-3"/>
@@ -34,7 +33,7 @@
       </w:r>
       <w:r>
         <w:rPr>
-          <w:rFonts w:ascii="宋体" w:eastAsia="宋体" w:hAnsi="宋体" w:cs="宋体" w:hint="eastAsia"/>
+          <w:rFonts w:hint="eastAsia" w:ascii="宋体" w:hAnsi="宋体" w:eastAsia="宋体" w:cs="宋体"/>
           <w:b/>
           <w:bCs/>
           <w:spacing w:val="-3"/>
@@ -46,7 +45,7 @@
       </w:r>
       <w:r>
         <w:rPr>
-          <w:rFonts w:ascii="宋体" w:eastAsia="宋体" w:hAnsi="宋体" w:cs="宋体"/>
+          <w:rFonts w:ascii="宋体" w:hAnsi="宋体" w:eastAsia="宋体" w:cs="宋体"/>
           <w:b/>
           <w:bCs/>
           <w:spacing w:val="-3"/>
@@ -57,7 +56,7 @@
       </w:r>
       <w:r>
         <w:rPr>
-          <w:rFonts w:ascii="宋体" w:eastAsia="宋体" w:hAnsi="宋体" w:cs="宋体" w:hint="eastAsia"/>
+          <w:rFonts w:hint="eastAsia" w:ascii="宋体" w:hAnsi="宋体" w:eastAsia="宋体" w:cs="宋体"/>
           <w:b/>
           <w:bCs/>
           <w:spacing w:val="-3"/>
@@ -69,7 +68,7 @@
       </w:r>
       <w:r>
         <w:rPr>
-          <w:rFonts w:ascii="宋体" w:hAnsi="宋体" w:cs="宋体" w:hint="eastAsia"/>
+          <w:rFonts w:hint="eastAsia" w:ascii="宋体" w:hAnsi="宋体" w:cs="宋体"/>
           <w:b/>
           <w:bCs/>
           <w:spacing w:val="-3"/>
@@ -99,14 +98,14 @@
         <w:ind w:left="23"/>
         <w:textAlignment w:val="auto"/>
         <w:rPr>
-          <w:rFonts w:ascii="宋体" w:eastAsia="宋体" w:hAnsi="宋体" w:cs="宋体"/>
-          <w:sz w:val="24"/>
-          <w:szCs w:val="24"/>
-        </w:rPr>
-      </w:pPr>
-      <w:r>
-        <w:rPr>
-          <w:rFonts w:ascii="宋体" w:eastAsia="宋体" w:hAnsi="宋体" w:cs="宋体"/>
+          <w:rFonts w:ascii="宋体" w:hAnsi="宋体" w:eastAsia="宋体" w:cs="宋体"/>
+          <w:sz w:val="24"/>
+          <w:szCs w:val="24"/>
+        </w:rPr>
+      </w:pPr>
+      <w:r>
+        <w:rPr>
+          <w:rFonts w:ascii="宋体" w:hAnsi="宋体" w:eastAsia="宋体" w:cs="宋体"/>
           <w:b/>
           <w:bCs/>
           <w:spacing w:val="240"/>
@@ -118,7 +117,7 @@
       </w:r>
       <w:r>
         <w:rPr>
-          <w:rFonts w:ascii="宋体" w:eastAsia="宋体" w:hAnsi="宋体" w:cs="宋体"/>
+          <w:rFonts w:ascii="宋体" w:hAnsi="宋体" w:eastAsia="宋体" w:cs="宋体"/>
           <w:b/>
           <w:bCs/>
           <w:spacing w:val="0"/>
@@ -130,7 +129,7 @@
       </w:r>
       <w:r>
         <w:rPr>
-          <w:rFonts w:ascii="宋体" w:eastAsia="宋体" w:hAnsi="宋体" w:cs="宋体"/>
+          <w:rFonts w:ascii="宋体" w:hAnsi="宋体" w:eastAsia="宋体" w:cs="宋体"/>
           <w:b/>
           <w:bCs/>
           <w:spacing w:val="-5"/>
@@ -142,7 +141,7 @@
     </w:p>
     <w:p>
       <w:pPr>
-        <w:pStyle w:val="a"/>
+        <w:pStyle w:val="24"/>
         <w:keepNext w:val="0"/>
         <w:keepLines w:val="0"/>
         <w:pageBreakBefore w:val="0"/>
@@ -163,7 +162,7 @@
     </w:p>
     <w:p>
       <w:pPr>
-        <w:pStyle w:val="a0"/>
+        <w:pStyle w:val="25"/>
         <w:keepNext w:val="0"/>
         <w:keepLines w:val="0"/>
         <w:pageBreakBefore w:val="0"/>
@@ -188,17 +187,18 @@
     </w:p>
     <w:tbl>
       <w:tblPr>
-        <w:tblStyle w:val="TableGrid"/>
+        <w:tblStyle w:val="21"/>
         <w:tblW w:w="0" w:type="auto"/>
         <w:tblInd w:w="2443" w:type="dxa"/>
         <w:tblBorders>
-          <w:top w:val="nil"/>
-          <w:left w:val="nil"/>
-          <w:bottom w:val="nil"/>
-          <w:right w:val="nil"/>
-          <w:insideH w:val="nil"/>
-          <w:insideV w:val="nil"/>
+          <w:top w:val="none" w:color="auto" w:sz="0" w:space="0"/>
+          <w:left w:val="none" w:color="auto" w:sz="0" w:space="0"/>
+          <w:bottom w:val="none" w:color="auto" w:sz="0" w:space="0"/>
+          <w:right w:val="none" w:color="auto" w:sz="0" w:space="0"/>
+          <w:insideH w:val="none" w:color="auto" w:sz="0" w:space="0"/>
+          <w:insideV w:val="none" w:color="auto" w:sz="0" w:space="0"/>
         </w:tblBorders>
+        <w:tblLayout w:type="autofit"/>
         <w:tblCellMar>
           <w:top w:w="0" w:type="dxa"/>
           <w:left w:w="108" w:type="dxa"/>
@@ -212,15 +212,13 @@
       </w:tblGrid>
       <w:tr>
         <w:tblPrEx>
-          <w:tblW w:w="0" w:type="auto"/>
-          <w:tblInd w:w="2443" w:type="dxa"/>
           <w:tblBorders>
-            <w:top w:val="nil"/>
-            <w:left w:val="nil"/>
-            <w:bottom w:val="nil"/>
-            <w:right w:val="nil"/>
-            <w:insideH w:val="nil"/>
-            <w:insideV w:val="nil"/>
+            <w:top w:val="none" w:color="auto" w:sz="0" w:space="0"/>
+            <w:left w:val="none" w:color="auto" w:sz="0" w:space="0"/>
+            <w:bottom w:val="none" w:color="auto" w:sz="0" w:space="0"/>
+            <w:right w:val="none" w:color="auto" w:sz="0" w:space="0"/>
+            <w:insideH w:val="none" w:color="auto" w:sz="0" w:space="0"/>
+            <w:insideV w:val="none" w:color="auto" w:sz="0" w:space="0"/>
           </w:tblBorders>
           <w:tblCellMar>
             <w:top w:w="0" w:type="dxa"/>
@@ -230,11 +228,12 @@
           </w:tblCellMar>
         </w:tblPrEx>
         <w:trPr>
-          <w:trHeight w:val="810"/>
+          <w:trHeight w:val="810" w:hRule="atLeast"/>
         </w:trPr>
         <w:tc>
           <w:tcPr>
             <w:tcW w:w="1818" w:type="dxa"/>
+            <w:vAlign w:val="top"/>
           </w:tcPr>
           <w:p>
             <w:pPr>
@@ -261,7 +260,7 @@
             </w:r>
             <w:r>
               <w:rPr>
-                <w:rFonts w:asciiTheme="minorAscii" w:eastAsiaTheme="minorEastAsia" w:hAnsiTheme="minorAscii" w:hint="default"/>
+                <w:rFonts w:hint="default" w:asciiTheme="minorAscii" w:hAnsiTheme="minorAscii" w:eastAsiaTheme="minorEastAsia"/>
                 <w:spacing w:val="227"/>
                 <w:sz w:val="21"/>
                 <w:vertAlign w:val="baseline"/>
@@ -276,13 +275,14 @@
                 <w:vertAlign w:val="baseline"/>
                 <w:lang w:val="en-US" w:eastAsia="zh-CN"/>
               </w:rPr>
-              <w:t>孙光莉</w:t>
+              <w:t>王潇</w:t>
             </w:r>
           </w:p>
         </w:tc>
         <w:tc>
           <w:tcPr>
             <w:tcW w:w="4261" w:type="dxa"/>
+            <w:vAlign w:val="top"/>
           </w:tcPr>
           <w:p>
             <w:pPr>
@@ -309,7 +309,7 @@
             </w:r>
             <w:r>
               <w:rPr>
-                <w:rFonts w:asciiTheme="minorAscii" w:eastAsiaTheme="minorEastAsia" w:hAnsiTheme="minorAscii" w:hint="eastAsia"/>
+                <w:rFonts w:hint="eastAsia" w:asciiTheme="minorAscii" w:hAnsiTheme="minorAscii" w:eastAsiaTheme="minorEastAsia"/>
                 <w:spacing w:val="227"/>
                 <w:sz w:val="21"/>
                 <w:vertAlign w:val="baseline"/>
@@ -331,8 +331,14 @@
       </w:tr>
       <w:tr>
         <w:tblPrEx>
-          <w:tblW w:w="0" w:type="auto"/>
-          <w:tblInd w:w="2443" w:type="dxa"/>
+          <w:tblBorders>
+            <w:top w:val="none" w:color="auto" w:sz="0" w:space="0"/>
+            <w:left w:val="none" w:color="auto" w:sz="0" w:space="0"/>
+            <w:bottom w:val="none" w:color="auto" w:sz="0" w:space="0"/>
+            <w:right w:val="none" w:color="auto" w:sz="0" w:space="0"/>
+            <w:insideH w:val="none" w:color="auto" w:sz="0" w:space="0"/>
+            <w:insideV w:val="none" w:color="auto" w:sz="0" w:space="0"/>
+          </w:tblBorders>
           <w:tblCellMar>
             <w:top w:w="0" w:type="dxa"/>
             <w:left w:w="108" w:type="dxa"/>
@@ -341,12 +347,13 @@
           </w:tblCellMar>
         </w:tblPrEx>
         <w:trPr>
-          <w:trHeight w:val="810"/>
+          <w:trHeight w:val="810" w:hRule="atLeast"/>
         </w:trPr>
         <w:tc>
           <w:tcPr>
             <w:tcW w:w="1818" w:type="dxa"/>
             <w:shd w:val="clear" w:color="auto" w:fill="auto"/>
+            <w:vAlign w:val="top"/>
           </w:tcPr>
           <w:p>
             <w:pPr>
@@ -358,7 +365,7 @@
               <w:overflowPunct/>
               <w:bidi w:val="0"/>
               <w:rPr>
-                <w:rFonts w:ascii="Arial" w:eastAsia="Arial" w:hAnsi="Arial" w:cs="Arial" w:hint="eastAsia"/>
+                <w:rFonts w:hint="eastAsia" w:ascii="Arial" w:hAnsi="Arial" w:eastAsia="Arial" w:cs="Arial"/>
                 <w:snapToGrid w:val="0"/>
                 <w:color w:val="000000"/>
                 <w:kern w:val="0"/>
@@ -378,7 +385,7 @@
             </w:r>
             <w:r>
               <w:rPr>
-                <w:rFonts w:asciiTheme="minorAscii" w:eastAsiaTheme="minorEastAsia" w:hAnsiTheme="minorAscii" w:hint="default"/>
+                <w:rFonts w:hint="default" w:asciiTheme="minorAscii" w:hAnsiTheme="minorAscii" w:eastAsiaTheme="minorEastAsia"/>
                 <w:spacing w:val="227"/>
                 <w:sz w:val="21"/>
                 <w:vertAlign w:val="baseline"/>
@@ -389,13 +396,10 @@
             <w:r>
               <w:rPr>
                 <w:rFonts w:hint="eastAsia"/>
-                <w:spacing w:val="90"/>
-                <w:kern w:val="0"/>
                 <w:u w:val="single"/>
-                <w:vertAlign w:val="baseline"/>
                 <w:lang w:val="en-US" w:eastAsia="zh-CN"/>
               </w:rPr>
-              <w:t>严长运</w:t>
+              <w:t>刘钢要</w:t>
             </w:r>
           </w:p>
         </w:tc>
@@ -403,6 +407,7 @@
           <w:tcPr>
             <w:tcW w:w="4261" w:type="dxa"/>
             <w:shd w:val="clear" w:color="auto" w:fill="auto"/>
+            <w:vAlign w:val="top"/>
           </w:tcPr>
           <w:p>
             <w:pPr>
@@ -414,7 +419,7 @@
               <w:overflowPunct/>
               <w:bidi w:val="0"/>
               <w:rPr>
-                <w:rFonts w:ascii="Arial" w:eastAsia="Arial" w:hAnsi="Arial" w:cs="Arial" w:hint="eastAsia"/>
+                <w:rFonts w:hint="eastAsia" w:ascii="Arial" w:hAnsi="Arial" w:eastAsia="Arial" w:cs="Arial"/>
                 <w:snapToGrid w:val="0"/>
                 <w:color w:val="000000"/>
                 <w:kern w:val="0"/>
@@ -434,7 +439,7 @@
             </w:r>
             <w:r>
               <w:rPr>
-                <w:rFonts w:asciiTheme="minorAscii" w:eastAsiaTheme="minorEastAsia" w:hAnsiTheme="minorAscii" w:hint="eastAsia"/>
+                <w:rFonts w:hint="eastAsia" w:asciiTheme="minorAscii" w:hAnsiTheme="minorAscii" w:eastAsiaTheme="minorEastAsia"/>
                 <w:spacing w:val="227"/>
                 <w:sz w:val="21"/>
                 <w:vertAlign w:val="baseline"/>
@@ -456,8 +461,14 @@
       </w:tr>
       <w:tr>
         <w:tblPrEx>
-          <w:tblW w:w="0" w:type="auto"/>
-          <w:tblInd w:w="2443" w:type="dxa"/>
+          <w:tblBorders>
+            <w:top w:val="none" w:color="auto" w:sz="0" w:space="0"/>
+            <w:left w:val="none" w:color="auto" w:sz="0" w:space="0"/>
+            <w:bottom w:val="none" w:color="auto" w:sz="0" w:space="0"/>
+            <w:right w:val="none" w:color="auto" w:sz="0" w:space="0"/>
+            <w:insideH w:val="none" w:color="auto" w:sz="0" w:space="0"/>
+            <w:insideV w:val="none" w:color="auto" w:sz="0" w:space="0"/>
+          </w:tblBorders>
           <w:tblCellMar>
             <w:top w:w="0" w:type="dxa"/>
             <w:left w:w="108" w:type="dxa"/>
@@ -466,11 +477,12 @@
           </w:tblCellMar>
         </w:tblPrEx>
         <w:trPr>
-          <w:trHeight w:val="635"/>
+          <w:trHeight w:val="635" w:hRule="atLeast"/>
         </w:trPr>
         <w:tc>
           <w:tcPr>
             <w:tcW w:w="1818" w:type="dxa"/>
+            <w:vAlign w:val="top"/>
           </w:tcPr>
           <w:p>
             <w:pPr>
@@ -497,7 +509,7 @@
             </w:r>
             <w:r>
               <w:rPr>
-                <w:rFonts w:asciiTheme="minorAscii" w:eastAsiaTheme="minorEastAsia" w:hAnsiTheme="minorAscii" w:hint="eastAsia"/>
+                <w:rFonts w:hint="eastAsia" w:asciiTheme="minorAscii" w:hAnsiTheme="minorAscii" w:eastAsiaTheme="minorEastAsia"/>
                 <w:spacing w:val="227"/>
                 <w:sz w:val="21"/>
                 <w:vertAlign w:val="baseline"/>
@@ -518,6 +530,7 @@
         <w:tc>
           <w:tcPr>
             <w:tcW w:w="4261" w:type="dxa"/>
+            <w:vAlign w:val="top"/>
           </w:tcPr>
           <w:p>
             <w:pPr>
@@ -544,7 +557,7 @@
             </w:r>
             <w:r>
               <w:rPr>
-                <w:rFonts w:asciiTheme="minorAscii" w:eastAsiaTheme="minorEastAsia" w:hAnsiTheme="minorAscii" w:hint="eastAsia"/>
+                <w:rFonts w:hint="eastAsia" w:asciiTheme="minorAscii" w:hAnsiTheme="minorAscii" w:eastAsiaTheme="minorEastAsia"/>
                 <w:spacing w:val="227"/>
                 <w:sz w:val="21"/>
                 <w:vertAlign w:val="baseline"/>
@@ -591,14 +604,14 @@
         <w:spacing w:before="153" w:line="225" w:lineRule="auto"/>
         <w:ind w:left="3634"/>
         <w:rPr>
-          <w:rFonts w:ascii="宋体" w:eastAsia="宋体" w:hAnsi="宋体" w:cs="宋体"/>
+          <w:rFonts w:ascii="宋体" w:hAnsi="宋体" w:eastAsia="宋体" w:cs="宋体"/>
           <w:sz w:val="31"/>
           <w:szCs w:val="31"/>
         </w:rPr>
       </w:pPr>
       <w:r>
         <w:rPr>
-          <w:rFonts w:ascii="宋体" w:eastAsia="宋体" w:hAnsi="宋体" w:cs="宋体"/>
+          <w:rFonts w:ascii="宋体" w:hAnsi="宋体" w:eastAsia="宋体" w:cs="宋体"/>
           <w:b/>
           <w:bCs/>
           <w:spacing w:val="4"/>
@@ -610,16 +623,16 @@
     </w:p>
     <w:tbl>
       <w:tblPr>
-        <w:tblStyle w:val="TableNormal0"/>
+        <w:tblStyle w:val="26"/>
         <w:tblW w:w="8301" w:type="dxa"/>
         <w:tblInd w:w="2" w:type="dxa"/>
         <w:tblBorders>
-          <w:top w:val="single" w:sz="2" w:space="0" w:color="000000"/>
-          <w:left w:val="single" w:sz="2" w:space="0" w:color="000000"/>
-          <w:bottom w:val="single" w:sz="2" w:space="0" w:color="000000"/>
-          <w:right w:val="single" w:sz="2" w:space="0" w:color="000000"/>
-          <w:insideH w:val="single" w:sz="2" w:space="0" w:color="000000"/>
-          <w:insideV w:val="single" w:sz="2" w:space="0" w:color="000000"/>
+          <w:top w:val="single" w:color="000000" w:sz="2" w:space="0"/>
+          <w:left w:val="single" w:color="000000" w:sz="2" w:space="0"/>
+          <w:bottom w:val="single" w:color="000000" w:sz="2" w:space="0"/>
+          <w:right w:val="single" w:color="000000" w:sz="2" w:space="0"/>
+          <w:insideH w:val="single" w:color="000000" w:sz="2" w:space="0"/>
+          <w:insideV w:val="single" w:color="000000" w:sz="2" w:space="0"/>
         </w:tblBorders>
         <w:tblLayout w:type="fixed"/>
         <w:tblCellMar>
@@ -639,17 +652,14 @@
       </w:tblGrid>
       <w:tr>
         <w:tblPrEx>
-          <w:tblW w:w="8301" w:type="dxa"/>
-          <w:tblInd w:w="2" w:type="dxa"/>
           <w:tblBorders>
-            <w:top w:val="single" w:sz="2" w:space="0" w:color="000000"/>
-            <w:left w:val="single" w:sz="2" w:space="0" w:color="000000"/>
-            <w:bottom w:val="single" w:sz="2" w:space="0" w:color="000000"/>
-            <w:right w:val="single" w:sz="2" w:space="0" w:color="000000"/>
-            <w:insideH w:val="single" w:sz="2" w:space="0" w:color="000000"/>
-            <w:insideV w:val="single" w:sz="2" w:space="0" w:color="000000"/>
+            <w:top w:val="single" w:color="000000" w:sz="2" w:space="0"/>
+            <w:left w:val="single" w:color="000000" w:sz="2" w:space="0"/>
+            <w:bottom w:val="single" w:color="000000" w:sz="2" w:space="0"/>
+            <w:right w:val="single" w:color="000000" w:sz="2" w:space="0"/>
+            <w:insideH w:val="single" w:color="000000" w:sz="2" w:space="0"/>
+            <w:insideV w:val="single" w:color="000000" w:sz="2" w:space="0"/>
           </w:tblBorders>
-          <w:tblLayout w:type="fixed"/>
           <w:tblCellMar>
             <w:top w:w="0" w:type="dxa"/>
             <w:left w:w="0" w:type="dxa"/>
@@ -658,7 +668,7 @@
           </w:tblCellMar>
         </w:tblPrEx>
         <w:trPr>
-          <w:trHeight w:val="593"/>
+          <w:trHeight w:val="593" w:hRule="atLeast"/>
         </w:trPr>
         <w:tc>
           <w:tcPr>
@@ -676,14 +686,14 @@
               <w:spacing w:before="176" w:line="228" w:lineRule="auto"/>
               <w:ind w:left="607"/>
               <w:rPr>
-                <w:rFonts w:ascii="宋体" w:eastAsia="宋体" w:hAnsi="宋体" w:cs="宋体"/>
+                <w:rFonts w:ascii="宋体" w:hAnsi="宋体" w:eastAsia="宋体" w:cs="宋体"/>
                 <w:sz w:val="20"/>
                 <w:szCs w:val="20"/>
               </w:rPr>
             </w:pPr>
             <w:r>
               <w:rPr>
-                <w:rFonts w:ascii="宋体" w:eastAsia="宋体" w:hAnsi="宋体" w:cs="宋体"/>
+                <w:rFonts w:ascii="宋体" w:hAnsi="宋体" w:eastAsia="宋体" w:cs="宋体"/>
                 <w:spacing w:val="-14"/>
                 <w:sz w:val="20"/>
                 <w:szCs w:val="20"/>
@@ -708,14 +718,14 @@
               <w:spacing w:before="175" w:line="227" w:lineRule="auto"/>
               <w:ind w:left="253"/>
               <w:rPr>
-                <w:rFonts w:ascii="宋体" w:eastAsia="宋体" w:hAnsi="宋体" w:cs="宋体"/>
+                <w:rFonts w:ascii="宋体" w:hAnsi="宋体" w:eastAsia="宋体" w:cs="宋体"/>
                 <w:sz w:val="20"/>
                 <w:szCs w:val="20"/>
               </w:rPr>
             </w:pPr>
             <w:r>
               <w:rPr>
-                <w:rFonts w:ascii="宋体" w:eastAsia="宋体" w:hAnsi="宋体" w:cs="宋体"/>
+                <w:rFonts w:ascii="宋体" w:hAnsi="宋体" w:eastAsia="宋体" w:cs="宋体"/>
                 <w:spacing w:val="4"/>
                 <w:sz w:val="20"/>
                 <w:szCs w:val="20"/>
@@ -740,14 +750,14 @@
               <w:spacing w:before="175" w:line="228" w:lineRule="auto"/>
               <w:ind w:left="730"/>
               <w:rPr>
-                <w:rFonts w:ascii="宋体" w:eastAsia="宋体" w:hAnsi="宋体" w:cs="宋体"/>
+                <w:rFonts w:ascii="宋体" w:hAnsi="宋体" w:eastAsia="宋体" w:cs="宋体"/>
                 <w:sz w:val="20"/>
                 <w:szCs w:val="20"/>
               </w:rPr>
             </w:pPr>
             <w:r>
               <w:rPr>
-                <w:rFonts w:ascii="宋体" w:eastAsia="宋体" w:hAnsi="宋体" w:cs="宋体"/>
+                <w:rFonts w:ascii="宋体" w:hAnsi="宋体" w:eastAsia="宋体" w:cs="宋体"/>
                 <w:spacing w:val="7"/>
                 <w:sz w:val="20"/>
                 <w:szCs w:val="20"/>
@@ -772,14 +782,14 @@
               <w:spacing w:before="175" w:line="228" w:lineRule="auto"/>
               <w:ind w:left="310"/>
               <w:rPr>
-                <w:rFonts w:ascii="宋体" w:eastAsia="宋体" w:hAnsi="宋体" w:cs="宋体"/>
+                <w:rFonts w:ascii="宋体" w:hAnsi="宋体" w:eastAsia="宋体" w:cs="宋体"/>
                 <w:sz w:val="20"/>
                 <w:szCs w:val="20"/>
               </w:rPr>
             </w:pPr>
             <w:r>
               <w:rPr>
-                <w:rFonts w:ascii="宋体" w:eastAsia="宋体" w:hAnsi="宋体" w:cs="宋体"/>
+                <w:rFonts w:ascii="宋体" w:hAnsi="宋体" w:eastAsia="宋体" w:cs="宋体"/>
                 <w:spacing w:val="6"/>
                 <w:sz w:val="20"/>
                 <w:szCs w:val="20"/>
@@ -804,7 +814,7 @@
               <w:spacing w:before="175" w:line="228" w:lineRule="auto"/>
               <w:ind w:left="310"/>
               <w:rPr>
-                <w:rFonts w:ascii="宋体" w:eastAsia="宋体" w:hAnsi="宋体" w:cs="宋体" w:hint="eastAsia"/>
+                <w:rFonts w:hint="eastAsia" w:ascii="宋体" w:hAnsi="宋体" w:eastAsia="宋体" w:cs="宋体"/>
                 <w:spacing w:val="6"/>
                 <w:sz w:val="20"/>
                 <w:szCs w:val="20"/>
@@ -813,7 +823,7 @@
             </w:pPr>
             <w:r>
               <w:rPr>
-                <w:rFonts w:ascii="宋体" w:eastAsia="宋体" w:hAnsi="宋体" w:cs="宋体" w:hint="eastAsia"/>
+                <w:rFonts w:hint="eastAsia" w:ascii="宋体" w:hAnsi="宋体" w:eastAsia="宋体" w:cs="宋体"/>
                 <w:spacing w:val="6"/>
                 <w:sz w:val="20"/>
                 <w:szCs w:val="20"/>
@@ -839,14 +849,14 @@
               <w:spacing w:before="176" w:line="229" w:lineRule="auto"/>
               <w:ind w:left="311"/>
               <w:rPr>
-                <w:rFonts w:ascii="宋体" w:eastAsia="宋体" w:hAnsi="宋体" w:cs="宋体"/>
+                <w:rFonts w:ascii="宋体" w:hAnsi="宋体" w:eastAsia="宋体" w:cs="宋体"/>
                 <w:sz w:val="20"/>
                 <w:szCs w:val="20"/>
               </w:rPr>
             </w:pPr>
             <w:r>
               <w:rPr>
-                <w:rFonts w:ascii="宋体" w:eastAsia="宋体" w:hAnsi="宋体" w:cs="宋体"/>
+                <w:rFonts w:ascii="宋体" w:hAnsi="宋体" w:eastAsia="宋体" w:cs="宋体"/>
                 <w:spacing w:val="7"/>
                 <w:sz w:val="20"/>
                 <w:szCs w:val="20"/>
@@ -858,9 +868,14 @@
       </w:tr>
       <w:tr>
         <w:tblPrEx>
-          <w:tblW w:w="8301" w:type="dxa"/>
-          <w:tblInd w:w="2" w:type="dxa"/>
-          <w:tblLayout w:type="fixed"/>
+          <w:tblBorders>
+            <w:top w:val="single" w:color="000000" w:sz="2" w:space="0"/>
+            <w:left w:val="single" w:color="000000" w:sz="2" w:space="0"/>
+            <w:bottom w:val="single" w:color="000000" w:sz="2" w:space="0"/>
+            <w:right w:val="single" w:color="000000" w:sz="2" w:space="0"/>
+            <w:insideH w:val="single" w:color="000000" w:sz="2" w:space="0"/>
+            <w:insideV w:val="single" w:color="000000" w:sz="2" w:space="0"/>
+          </w:tblBorders>
           <w:tblCellMar>
             <w:top w:w="0" w:type="dxa"/>
             <w:left w:w="0" w:type="dxa"/>
@@ -869,7 +884,7 @@
           </w:tblCellMar>
         </w:tblPrEx>
         <w:trPr>
-          <w:trHeight w:val="556"/>
+          <w:trHeight w:val="556" w:hRule="atLeast"/>
         </w:trPr>
         <w:tc>
           <w:tcPr>
@@ -887,14 +902,14 @@
               <w:spacing w:before="173" w:line="267" w:lineRule="exact"/>
               <w:ind w:left="260"/>
               <w:rPr>
-                <w:rFonts w:ascii="宋体" w:eastAsia="宋体" w:hAnsi="宋体" w:cs="宋体"/>
+                <w:rFonts w:ascii="宋体" w:hAnsi="宋体" w:eastAsia="宋体" w:cs="宋体"/>
                 <w:sz w:val="20"/>
                 <w:szCs w:val="20"/>
               </w:rPr>
             </w:pPr>
             <w:r>
               <w:rPr>
-                <w:rFonts w:ascii="宋体" w:eastAsia="宋体" w:hAnsi="宋体" w:cs="宋体"/>
+                <w:rFonts w:ascii="宋体" w:hAnsi="宋体" w:eastAsia="宋体" w:cs="宋体"/>
                 <w:spacing w:val="3"/>
                 <w:position w:val="1"/>
                 <w:sz w:val="20"/>
@@ -920,14 +935,14 @@
               <w:spacing w:before="173" w:line="267" w:lineRule="exact"/>
               <w:ind w:left="248"/>
               <w:rPr>
-                <w:rFonts w:ascii="宋体" w:eastAsia="宋体" w:hAnsi="宋体" w:cs="宋体"/>
+                <w:rFonts w:ascii="宋体" w:hAnsi="宋体" w:eastAsia="宋体" w:cs="宋体"/>
                 <w:sz w:val="20"/>
                 <w:szCs w:val="20"/>
               </w:rPr>
             </w:pPr>
             <w:r>
               <w:rPr>
-                <w:rFonts w:ascii="宋体" w:eastAsia="宋体" w:hAnsi="宋体" w:cs="宋体"/>
+                <w:rFonts w:ascii="宋体" w:hAnsi="宋体" w:eastAsia="宋体" w:cs="宋体"/>
                 <w:spacing w:val="4"/>
                 <w:position w:val="1"/>
                 <w:sz w:val="20"/>
@@ -954,14 +969,14 @@
               <w:ind w:left="114"/>
               <w:jc w:val="center"/>
               <w:rPr>
-                <w:rFonts w:ascii="宋体" w:eastAsia="宋体" w:hAnsi="宋体" w:cs="宋体"/>
+                <w:rFonts w:ascii="宋体" w:hAnsi="宋体" w:eastAsia="宋体" w:cs="宋体"/>
                 <w:sz w:val="20"/>
                 <w:szCs w:val="20"/>
               </w:rPr>
             </w:pPr>
             <w:r>
               <w:rPr>
-                <w:rFonts w:ascii="宋体" w:eastAsia="宋体" w:hAnsi="宋体" w:cs="宋体"/>
+                <w:rFonts w:ascii="宋体" w:hAnsi="宋体" w:eastAsia="宋体" w:cs="宋体"/>
                 <w:spacing w:val="7"/>
                 <w:sz w:val="20"/>
                 <w:szCs w:val="20"/>
@@ -986,7 +1001,7 @@
               <w:spacing w:before="172" w:line="228" w:lineRule="auto"/>
               <w:ind w:left="313"/>
               <w:rPr>
-                <w:rFonts w:ascii="宋体" w:eastAsia="宋体" w:hAnsi="宋体" w:cs="宋体" w:hint="eastAsia"/>
+                <w:rFonts w:hint="eastAsia" w:ascii="宋体" w:hAnsi="宋体" w:eastAsia="宋体" w:cs="宋体"/>
                 <w:sz w:val="20"/>
                 <w:szCs w:val="20"/>
                 <w:lang w:val="en-US" w:eastAsia="zh-CN"/>
@@ -994,12 +1009,12 @@
             </w:pPr>
             <w:r>
               <w:rPr>
-                <w:rFonts w:ascii="宋体" w:eastAsia="宋体" w:hAnsi="宋体" w:cs="宋体" w:hint="eastAsia"/>
+                <w:rFonts w:hint="eastAsia" w:ascii="宋体" w:hAnsi="宋体" w:cs="宋体"/>
                 <w:sz w:val="20"/>
                 <w:szCs w:val="20"/>
                 <w:lang w:val="en-US" w:eastAsia="zh-CN"/>
               </w:rPr>
-              <w:t>孙光莉</w:t>
+              <w:t>王潇</w:t>
             </w:r>
           </w:p>
         </w:tc>
@@ -1019,7 +1034,7 @@
               <w:spacing w:before="172" w:line="228" w:lineRule="auto"/>
               <w:ind w:left="313"/>
               <w:rPr>
-                <w:rFonts w:ascii="宋体" w:eastAsia="宋体" w:hAnsi="宋体" w:cs="宋体" w:hint="eastAsia"/>
+                <w:rFonts w:hint="eastAsia" w:ascii="宋体" w:hAnsi="宋体" w:eastAsia="宋体" w:cs="宋体"/>
                 <w:spacing w:val="5"/>
                 <w:sz w:val="20"/>
                 <w:szCs w:val="20"/>
@@ -1027,15 +1042,13 @@
             </w:pPr>
             <w:r>
               <w:rPr>
-                <w:rFonts w:ascii="宋体" w:eastAsia="宋体" w:hAnsi="宋体" w:cs="宋体" w:hint="eastAsia"/>
-                <w:spacing w:val="100"/>
-                <w:kern w:val="0"/>
-                <w:sz w:val="20"/>
-                <w:szCs w:val="20"/>
+                <w:rFonts w:hint="eastAsia"/>
                 <w:lang w:val="en-US" w:eastAsia="zh-CN"/>
               </w:rPr>
-              <w:t>严长运</w:t>
+              <w:t>刘钢要</w:t>
             </w:r>
+            <w:bookmarkStart w:id="65" w:name="_GoBack"/>
+            <w:bookmarkEnd w:id="65"/>
           </w:p>
         </w:tc>
         <w:tc>
@@ -1054,14 +1067,14 @@
               <w:spacing w:before="173" w:line="229" w:lineRule="auto"/>
               <w:ind w:left="314"/>
               <w:rPr>
-                <w:rFonts w:ascii="宋体" w:eastAsia="宋体" w:hAnsi="宋体" w:cs="宋体"/>
+                <w:rFonts w:ascii="宋体" w:hAnsi="宋体" w:eastAsia="宋体" w:cs="宋体"/>
                 <w:sz w:val="20"/>
                 <w:szCs w:val="20"/>
               </w:rPr>
             </w:pPr>
             <w:r>
               <w:rPr>
-                <w:rFonts w:ascii="宋体" w:eastAsia="宋体" w:hAnsi="宋体" w:cs="宋体" w:hint="eastAsia"/>
+                <w:rFonts w:hint="eastAsia" w:ascii="宋体" w:hAnsi="宋体" w:eastAsia="宋体" w:cs="宋体"/>
                 <w:spacing w:val="6"/>
                 <w:sz w:val="20"/>
                 <w:szCs w:val="20"/>
@@ -1074,9 +1087,14 @@
       </w:tr>
       <w:tr>
         <w:tblPrEx>
-          <w:tblW w:w="8301" w:type="dxa"/>
-          <w:tblInd w:w="2" w:type="dxa"/>
-          <w:tblLayout w:type="fixed"/>
+          <w:tblBorders>
+            <w:top w:val="single" w:color="000000" w:sz="2" w:space="0"/>
+            <w:left w:val="single" w:color="000000" w:sz="2" w:space="0"/>
+            <w:bottom w:val="single" w:color="000000" w:sz="2" w:space="0"/>
+            <w:right w:val="single" w:color="000000" w:sz="2" w:space="0"/>
+            <w:insideH w:val="single" w:color="000000" w:sz="2" w:space="0"/>
+            <w:insideV w:val="single" w:color="000000" w:sz="2" w:space="0"/>
+          </w:tblBorders>
           <w:tblCellMar>
             <w:top w:w="0" w:type="dxa"/>
             <w:left w:w="0" w:type="dxa"/>
@@ -1085,7 +1103,7 @@
           </w:tblCellMar>
         </w:tblPrEx>
         <w:trPr>
-          <w:trHeight w:val="556"/>
+          <w:trHeight w:val="556" w:hRule="atLeast"/>
         </w:trPr>
         <w:tc>
           <w:tcPr>
@@ -1093,7 +1111,7 @@
           </w:tcPr>
           <w:p>
             <w:pPr>
-              <w:pStyle w:val="TableText"/>
+              <w:pStyle w:val="27"/>
               <w:keepNext w:val="0"/>
               <w:keepLines w:val="0"/>
               <w:pageBreakBefore w:val="0"/>
@@ -1110,7 +1128,7 @@
           </w:tcPr>
           <w:p>
             <w:pPr>
-              <w:pStyle w:val="TableText"/>
+              <w:pStyle w:val="27"/>
               <w:keepNext w:val="0"/>
               <w:keepLines w:val="0"/>
               <w:pageBreakBefore w:val="0"/>
@@ -1127,7 +1145,7 @@
           </w:tcPr>
           <w:p>
             <w:pPr>
-              <w:pStyle w:val="TableText"/>
+              <w:pStyle w:val="27"/>
               <w:keepNext w:val="0"/>
               <w:keepLines w:val="0"/>
               <w:pageBreakBefore w:val="0"/>
@@ -1180,7 +1198,7 @@
           </w:tcPr>
           <w:p>
             <w:pPr>
-              <w:pStyle w:val="TableText"/>
+              <w:pStyle w:val="27"/>
               <w:keepNext w:val="0"/>
               <w:keepLines w:val="0"/>
               <w:pageBreakBefore w:val="0"/>
@@ -1194,9 +1212,14 @@
       </w:tr>
       <w:tr>
         <w:tblPrEx>
-          <w:tblW w:w="8301" w:type="dxa"/>
-          <w:tblInd w:w="2" w:type="dxa"/>
-          <w:tblLayout w:type="fixed"/>
+          <w:tblBorders>
+            <w:top w:val="single" w:color="000000" w:sz="2" w:space="0"/>
+            <w:left w:val="single" w:color="000000" w:sz="2" w:space="0"/>
+            <w:bottom w:val="single" w:color="000000" w:sz="2" w:space="0"/>
+            <w:right w:val="single" w:color="000000" w:sz="2" w:space="0"/>
+            <w:insideH w:val="single" w:color="000000" w:sz="2" w:space="0"/>
+            <w:insideV w:val="single" w:color="000000" w:sz="2" w:space="0"/>
+          </w:tblBorders>
           <w:tblCellMar>
             <w:top w:w="0" w:type="dxa"/>
             <w:left w:w="0" w:type="dxa"/>
@@ -1205,7 +1228,7 @@
           </w:tblCellMar>
         </w:tblPrEx>
         <w:trPr>
-          <w:trHeight w:val="556"/>
+          <w:trHeight w:val="556" w:hRule="atLeast"/>
         </w:trPr>
         <w:tc>
           <w:tcPr>
@@ -1213,7 +1236,7 @@
           </w:tcPr>
           <w:p>
             <w:pPr>
-              <w:pStyle w:val="TableText"/>
+              <w:pStyle w:val="27"/>
               <w:keepNext w:val="0"/>
               <w:keepLines w:val="0"/>
               <w:pageBreakBefore w:val="0"/>
@@ -1230,7 +1253,7 @@
           </w:tcPr>
           <w:p>
             <w:pPr>
-              <w:pStyle w:val="TableText"/>
+              <w:pStyle w:val="27"/>
               <w:keepNext w:val="0"/>
               <w:keepLines w:val="0"/>
               <w:pageBreakBefore w:val="0"/>
@@ -1247,7 +1270,7 @@
           </w:tcPr>
           <w:p>
             <w:pPr>
-              <w:pStyle w:val="TableText"/>
+              <w:pStyle w:val="27"/>
               <w:keepNext w:val="0"/>
               <w:keepLines w:val="0"/>
               <w:pageBreakBefore w:val="0"/>
@@ -1300,7 +1323,7 @@
           </w:tcPr>
           <w:p>
             <w:pPr>
-              <w:pStyle w:val="TableText"/>
+              <w:pStyle w:val="27"/>
               <w:keepNext w:val="0"/>
               <w:keepLines w:val="0"/>
               <w:pageBreakBefore w:val="0"/>
@@ -1314,9 +1337,14 @@
       </w:tr>
       <w:tr>
         <w:tblPrEx>
-          <w:tblW w:w="8301" w:type="dxa"/>
-          <w:tblInd w:w="2" w:type="dxa"/>
-          <w:tblLayout w:type="fixed"/>
+          <w:tblBorders>
+            <w:top w:val="single" w:color="000000" w:sz="2" w:space="0"/>
+            <w:left w:val="single" w:color="000000" w:sz="2" w:space="0"/>
+            <w:bottom w:val="single" w:color="000000" w:sz="2" w:space="0"/>
+            <w:right w:val="single" w:color="000000" w:sz="2" w:space="0"/>
+            <w:insideH w:val="single" w:color="000000" w:sz="2" w:space="0"/>
+            <w:insideV w:val="single" w:color="000000" w:sz="2" w:space="0"/>
+          </w:tblBorders>
           <w:tblCellMar>
             <w:top w:w="0" w:type="dxa"/>
             <w:left w:w="0" w:type="dxa"/>
@@ -1325,7 +1353,7 @@
           </w:tblCellMar>
         </w:tblPrEx>
         <w:trPr>
-          <w:trHeight w:val="557"/>
+          <w:trHeight w:val="557" w:hRule="atLeast"/>
         </w:trPr>
         <w:tc>
           <w:tcPr>
@@ -1333,7 +1361,7 @@
           </w:tcPr>
           <w:p>
             <w:pPr>
-              <w:pStyle w:val="TableText"/>
+              <w:pStyle w:val="27"/>
               <w:keepNext w:val="0"/>
               <w:keepLines w:val="0"/>
               <w:pageBreakBefore w:val="0"/>
@@ -1350,7 +1378,7 @@
           </w:tcPr>
           <w:p>
             <w:pPr>
-              <w:pStyle w:val="TableText"/>
+              <w:pStyle w:val="27"/>
               <w:keepNext w:val="0"/>
               <w:keepLines w:val="0"/>
               <w:pageBreakBefore w:val="0"/>
@@ -1367,7 +1395,7 @@
           </w:tcPr>
           <w:p>
             <w:pPr>
-              <w:pStyle w:val="TableText"/>
+              <w:pStyle w:val="27"/>
               <w:keepNext w:val="0"/>
               <w:keepLines w:val="0"/>
               <w:pageBreakBefore w:val="0"/>
@@ -1384,7 +1412,7 @@
           </w:tcPr>
           <w:p>
             <w:pPr>
-              <w:pStyle w:val="TableText"/>
+              <w:pStyle w:val="27"/>
               <w:keepNext w:val="0"/>
               <w:keepLines w:val="0"/>
               <w:pageBreakBefore w:val="0"/>
@@ -1401,7 +1429,7 @@
           </w:tcPr>
           <w:p>
             <w:pPr>
-              <w:pStyle w:val="TableText"/>
+              <w:pStyle w:val="27"/>
               <w:keepNext w:val="0"/>
               <w:keepLines w:val="0"/>
               <w:pageBreakBefore w:val="0"/>
@@ -1418,7 +1446,7 @@
           </w:tcPr>
           <w:p>
             <w:pPr>
-              <w:pStyle w:val="TableText"/>
+              <w:pStyle w:val="27"/>
               <w:keepNext w:val="0"/>
               <w:keepLines w:val="0"/>
               <w:pageBreakBefore w:val="0"/>
@@ -1432,9 +1460,14 @@
       </w:tr>
       <w:tr>
         <w:tblPrEx>
-          <w:tblW w:w="8301" w:type="dxa"/>
-          <w:tblInd w:w="2" w:type="dxa"/>
-          <w:tblLayout w:type="fixed"/>
+          <w:tblBorders>
+            <w:top w:val="single" w:color="000000" w:sz="2" w:space="0"/>
+            <w:left w:val="single" w:color="000000" w:sz="2" w:space="0"/>
+            <w:bottom w:val="single" w:color="000000" w:sz="2" w:space="0"/>
+            <w:right w:val="single" w:color="000000" w:sz="2" w:space="0"/>
+            <w:insideH w:val="single" w:color="000000" w:sz="2" w:space="0"/>
+            <w:insideV w:val="single" w:color="000000" w:sz="2" w:space="0"/>
+          </w:tblBorders>
           <w:tblCellMar>
             <w:top w:w="0" w:type="dxa"/>
             <w:left w:w="0" w:type="dxa"/>
@@ -1443,7 +1476,7 @@
           </w:tblCellMar>
         </w:tblPrEx>
         <w:trPr>
-          <w:trHeight w:val="556"/>
+          <w:trHeight w:val="556" w:hRule="atLeast"/>
         </w:trPr>
         <w:tc>
           <w:tcPr>
@@ -1451,7 +1484,7 @@
           </w:tcPr>
           <w:p>
             <w:pPr>
-              <w:pStyle w:val="TableText"/>
+              <w:pStyle w:val="27"/>
               <w:keepNext w:val="0"/>
               <w:keepLines w:val="0"/>
               <w:pageBreakBefore w:val="0"/>
@@ -1468,7 +1501,7 @@
           </w:tcPr>
           <w:p>
             <w:pPr>
-              <w:pStyle w:val="TableText"/>
+              <w:pStyle w:val="27"/>
               <w:keepNext w:val="0"/>
               <w:keepLines w:val="0"/>
               <w:pageBreakBefore w:val="0"/>
@@ -1485,7 +1518,7 @@
           </w:tcPr>
           <w:p>
             <w:pPr>
-              <w:pStyle w:val="TableText"/>
+              <w:pStyle w:val="27"/>
               <w:keepNext w:val="0"/>
               <w:keepLines w:val="0"/>
               <w:pageBreakBefore w:val="0"/>
@@ -1502,7 +1535,7 @@
           </w:tcPr>
           <w:p>
             <w:pPr>
-              <w:pStyle w:val="TableText"/>
+              <w:pStyle w:val="27"/>
               <w:keepNext w:val="0"/>
               <w:keepLines w:val="0"/>
               <w:pageBreakBefore w:val="0"/>
@@ -1519,7 +1552,7 @@
           </w:tcPr>
           <w:p>
             <w:pPr>
-              <w:pStyle w:val="TableText"/>
+              <w:pStyle w:val="27"/>
               <w:keepNext w:val="0"/>
               <w:keepLines w:val="0"/>
               <w:pageBreakBefore w:val="0"/>
@@ -1536,7 +1569,7 @@
           </w:tcPr>
           <w:p>
             <w:pPr>
-              <w:pStyle w:val="TableText"/>
+              <w:pStyle w:val="27"/>
               <w:keepNext w:val="0"/>
               <w:keepLines w:val="0"/>
               <w:pageBreakBefore w:val="0"/>
@@ -1550,9 +1583,14 @@
       </w:tr>
       <w:tr>
         <w:tblPrEx>
-          <w:tblW w:w="8301" w:type="dxa"/>
-          <w:tblInd w:w="2" w:type="dxa"/>
-          <w:tblLayout w:type="fixed"/>
+          <w:tblBorders>
+            <w:top w:val="single" w:color="000000" w:sz="2" w:space="0"/>
+            <w:left w:val="single" w:color="000000" w:sz="2" w:space="0"/>
+            <w:bottom w:val="single" w:color="000000" w:sz="2" w:space="0"/>
+            <w:right w:val="single" w:color="000000" w:sz="2" w:space="0"/>
+            <w:insideH w:val="single" w:color="000000" w:sz="2" w:space="0"/>
+            <w:insideV w:val="single" w:color="000000" w:sz="2" w:space="0"/>
+          </w:tblBorders>
           <w:tblCellMar>
             <w:top w:w="0" w:type="dxa"/>
             <w:left w:w="0" w:type="dxa"/>
@@ -1561,7 +1599,7 @@
           </w:tblCellMar>
         </w:tblPrEx>
         <w:trPr>
-          <w:trHeight w:val="561"/>
+          <w:trHeight w:val="561" w:hRule="atLeast"/>
         </w:trPr>
         <w:tc>
           <w:tcPr>
@@ -1569,7 +1607,7 @@
           </w:tcPr>
           <w:p>
             <w:pPr>
-              <w:pStyle w:val="TableText"/>
+              <w:pStyle w:val="27"/>
               <w:keepNext w:val="0"/>
               <w:keepLines w:val="0"/>
               <w:pageBreakBefore w:val="0"/>
@@ -1586,7 +1624,7 @@
           </w:tcPr>
           <w:p>
             <w:pPr>
-              <w:pStyle w:val="TableText"/>
+              <w:pStyle w:val="27"/>
               <w:keepNext w:val="0"/>
               <w:keepLines w:val="0"/>
               <w:pageBreakBefore w:val="0"/>
@@ -1603,7 +1641,7 @@
           </w:tcPr>
           <w:p>
             <w:pPr>
-              <w:pStyle w:val="TableText"/>
+              <w:pStyle w:val="27"/>
               <w:keepNext w:val="0"/>
               <w:keepLines w:val="0"/>
               <w:pageBreakBefore w:val="0"/>
@@ -1620,7 +1658,7 @@
           </w:tcPr>
           <w:p>
             <w:pPr>
-              <w:pStyle w:val="TableText"/>
+              <w:pStyle w:val="27"/>
               <w:keepNext w:val="0"/>
               <w:keepLines w:val="0"/>
               <w:pageBreakBefore w:val="0"/>
@@ -1637,7 +1675,7 @@
           </w:tcPr>
           <w:p>
             <w:pPr>
-              <w:pStyle w:val="TableText"/>
+              <w:pStyle w:val="27"/>
               <w:keepNext w:val="0"/>
               <w:keepLines w:val="0"/>
               <w:pageBreakBefore w:val="0"/>
@@ -1654,7 +1692,7 @@
           </w:tcPr>
           <w:p>
             <w:pPr>
-              <w:pStyle w:val="TableText"/>
+              <w:pStyle w:val="27"/>
               <w:keepNext w:val="0"/>
               <w:keepLines w:val="0"/>
               <w:pageBreakBefore w:val="0"/>
@@ -1684,7 +1722,7 @@
     <w:sdt>
       <w:sdtPr>
         <w:rPr>
-          <w:rFonts w:ascii="宋体" w:eastAsia="宋体" w:hAnsi="宋体" w:cs="Arial"/>
+          <w:rFonts w:ascii="宋体" w:hAnsi="宋体" w:eastAsia="宋体" w:cs="Arial"/>
           <w:snapToGrid w:val="0"/>
           <w:color w:val="000000"/>
           <w:kern w:val="0"/>
@@ -1700,7 +1738,7 @@
       </w:sdtPr>
       <w:sdtEndPr>
         <w:rPr>
-          <w:rFonts w:ascii="宋体" w:eastAsia="宋体" w:hAnsi="宋体" w:cs="宋体" w:hint="eastAsia"/>
+          <w:rFonts w:hint="eastAsia" w:ascii="宋体" w:hAnsi="宋体" w:eastAsia="宋体" w:cs="宋体"/>
           <w:snapToGrid w:val="0"/>
           <w:color w:val="000000"/>
           <w:kern w:val="0"/>
@@ -1720,17 +1758,17 @@
             <w:overflowPunct/>
             <w:bidi w:val="0"/>
             <w:spacing w:before="0" w:beforeLines="0" w:after="0" w:afterLines="0" w:line="240" w:lineRule="auto"/>
-            <w:ind w:left="0" w:right="0" w:firstLine="0" w:leftChars="0" w:rightChars="0" w:firstLineChars="0"/>
+            <w:ind w:left="0" w:leftChars="0" w:right="0" w:rightChars="0" w:firstLine="0" w:firstLineChars="0"/>
             <w:jc w:val="center"/>
             <w:rPr>
-              <w:rFonts w:ascii="宋体" w:eastAsia="宋体" w:hAnsi="宋体" w:cs="宋体" w:hint="eastAsia"/>
+              <w:rFonts w:hint="eastAsia" w:ascii="宋体" w:hAnsi="宋体" w:eastAsia="宋体" w:cs="宋体"/>
               <w:sz w:val="24"/>
               <w:szCs w:val="24"/>
             </w:rPr>
           </w:pPr>
           <w:r>
             <w:rPr>
-              <w:rFonts w:ascii="宋体" w:eastAsia="宋体" w:hAnsi="宋体" w:cs="宋体" w:hint="eastAsia"/>
+              <w:rFonts w:hint="eastAsia" w:ascii="宋体" w:hAnsi="宋体" w:eastAsia="宋体" w:cs="宋体"/>
               <w:sz w:val="24"/>
               <w:szCs w:val="24"/>
             </w:rPr>
@@ -1739,7 +1777,7 @@
         </w:p>
         <w:p>
           <w:pPr>
-            <w:pStyle w:val="TOC1"/>
+            <w:pStyle w:val="16"/>
             <w:keepNext w:val="0"/>
             <w:keepLines w:val="0"/>
             <w:pageBreakBefore w:val="0"/>
@@ -1753,7 +1791,7 @@
           </w:pPr>
           <w:r>
             <w:rPr>
-              <w:rFonts w:ascii="宋体" w:eastAsia="宋体" w:hAnsi="宋体" w:cs="宋体" w:hint="eastAsia"/>
+              <w:rFonts w:hint="eastAsia" w:ascii="宋体" w:hAnsi="宋体" w:eastAsia="宋体" w:cs="宋体"/>
               <w:sz w:val="24"/>
               <w:szCs w:val="24"/>
             </w:rPr>
@@ -1761,7 +1799,7 @@
           </w:r>
           <w:r>
             <w:rPr>
-              <w:rFonts w:ascii="宋体" w:eastAsia="宋体" w:hAnsi="宋体" w:cs="宋体" w:hint="eastAsia"/>
+              <w:rFonts w:hint="eastAsia" w:ascii="宋体" w:hAnsi="宋体" w:eastAsia="宋体" w:cs="宋体"/>
               <w:sz w:val="24"/>
               <w:szCs w:val="24"/>
             </w:rPr>
@@ -1769,7 +1807,7 @@
           </w:r>
           <w:r>
             <w:rPr>
-              <w:rFonts w:ascii="宋体" w:eastAsia="宋体" w:hAnsi="宋体" w:cs="宋体" w:hint="eastAsia"/>
+              <w:rFonts w:hint="eastAsia" w:ascii="宋体" w:hAnsi="宋体" w:eastAsia="宋体" w:cs="宋体"/>
               <w:sz w:val="24"/>
               <w:szCs w:val="24"/>
             </w:rPr>
@@ -1777,21 +1815,21 @@
           </w:r>
           <w:r>
             <w:rPr>
-              <w:rFonts w:ascii="宋体" w:eastAsia="宋体" w:hAnsi="宋体" w:cs="宋体" w:hint="eastAsia"/>
+              <w:rFonts w:hint="eastAsia" w:ascii="宋体" w:hAnsi="宋体" w:eastAsia="宋体" w:cs="宋体"/>
               <w:szCs w:val="24"/>
             </w:rPr>
             <w:fldChar w:fldCharType="begin"/>
           </w:r>
           <w:r>
             <w:rPr>
-              <w:rFonts w:ascii="宋体" w:eastAsia="宋体" w:hAnsi="宋体" w:cs="宋体" w:hint="eastAsia"/>
+              <w:rFonts w:hint="eastAsia" w:ascii="宋体" w:hAnsi="宋体" w:eastAsia="宋体" w:cs="宋体"/>
               <w:szCs w:val="24"/>
             </w:rPr>
             <w:instrText xml:space="preserve"> HYPERLINK \l _Toc31439 </w:instrText>
           </w:r>
           <w:r>
             <w:rPr>
-              <w:rFonts w:ascii="宋体" w:eastAsia="宋体" w:hAnsi="宋体" w:cs="宋体" w:hint="eastAsia"/>
+              <w:rFonts w:hint="eastAsia" w:ascii="宋体" w:hAnsi="宋体" w:eastAsia="宋体" w:cs="宋体"/>
               <w:szCs w:val="24"/>
             </w:rPr>
             <w:fldChar w:fldCharType="separate"/>
@@ -1823,7 +1861,7 @@
           </w:r>
           <w:r>
             <w:rPr>
-              <w:rFonts w:ascii="宋体" w:eastAsia="宋体" w:hAnsi="宋体" w:cs="宋体" w:hint="eastAsia"/>
+              <w:rFonts w:hint="eastAsia" w:ascii="宋体" w:hAnsi="宋体" w:eastAsia="宋体" w:cs="宋体"/>
               <w:szCs w:val="24"/>
             </w:rPr>
             <w:fldChar w:fldCharType="end"/>
@@ -1831,7 +1869,7 @@
         </w:p>
         <w:p>
           <w:pPr>
-            <w:pStyle w:val="TOC1"/>
+            <w:pStyle w:val="16"/>
             <w:keepNext w:val="0"/>
             <w:keepLines w:val="0"/>
             <w:pageBreakBefore w:val="0"/>
@@ -1845,21 +1883,21 @@
           </w:pPr>
           <w:r>
             <w:rPr>
-              <w:rFonts w:ascii="宋体" w:eastAsia="宋体" w:hAnsi="宋体" w:cs="宋体" w:hint="eastAsia"/>
+              <w:rFonts w:hint="eastAsia" w:ascii="宋体" w:hAnsi="宋体" w:eastAsia="宋体" w:cs="宋体"/>
               <w:szCs w:val="24"/>
             </w:rPr>
             <w:fldChar w:fldCharType="begin"/>
           </w:r>
           <w:r>
             <w:rPr>
-              <w:rFonts w:ascii="宋体" w:eastAsia="宋体" w:hAnsi="宋体" w:cs="宋体" w:hint="eastAsia"/>
+              <w:rFonts w:hint="eastAsia" w:ascii="宋体" w:hAnsi="宋体" w:eastAsia="宋体" w:cs="宋体"/>
               <w:szCs w:val="24"/>
             </w:rPr>
             <w:instrText xml:space="preserve"> HYPERLINK \l _Toc18914 </w:instrText>
           </w:r>
           <w:r>
             <w:rPr>
-              <w:rFonts w:ascii="宋体" w:eastAsia="宋体" w:hAnsi="宋体" w:cs="宋体" w:hint="eastAsia"/>
+              <w:rFonts w:hint="eastAsia" w:ascii="宋体" w:hAnsi="宋体" w:eastAsia="宋体" w:cs="宋体"/>
               <w:szCs w:val="24"/>
             </w:rPr>
             <w:fldChar w:fldCharType="separate"/>
@@ -1891,7 +1929,7 @@
           </w:r>
           <w:r>
             <w:rPr>
-              <w:rFonts w:ascii="宋体" w:eastAsia="宋体" w:hAnsi="宋体" w:cs="宋体" w:hint="eastAsia"/>
+              <w:rFonts w:hint="eastAsia" w:ascii="宋体" w:hAnsi="宋体" w:eastAsia="宋体" w:cs="宋体"/>
               <w:szCs w:val="24"/>
             </w:rPr>
             <w:fldChar w:fldCharType="end"/>
@@ -1899,7 +1937,7 @@
         </w:p>
         <w:p>
           <w:pPr>
-            <w:pStyle w:val="TOC1"/>
+            <w:pStyle w:val="16"/>
             <w:keepNext w:val="0"/>
             <w:keepLines w:val="0"/>
             <w:pageBreakBefore w:val="0"/>
@@ -1913,21 +1951,21 @@
           </w:pPr>
           <w:r>
             <w:rPr>
-              <w:rFonts w:ascii="宋体" w:eastAsia="宋体" w:hAnsi="宋体" w:cs="宋体" w:hint="eastAsia"/>
+              <w:rFonts w:hint="eastAsia" w:ascii="宋体" w:hAnsi="宋体" w:eastAsia="宋体" w:cs="宋体"/>
               <w:szCs w:val="24"/>
             </w:rPr>
             <w:fldChar w:fldCharType="begin"/>
           </w:r>
           <w:r>
             <w:rPr>
-              <w:rFonts w:ascii="宋体" w:eastAsia="宋体" w:hAnsi="宋体" w:cs="宋体" w:hint="eastAsia"/>
+              <w:rFonts w:hint="eastAsia" w:ascii="宋体" w:hAnsi="宋体" w:eastAsia="宋体" w:cs="宋体"/>
               <w:szCs w:val="24"/>
             </w:rPr>
             <w:instrText xml:space="preserve"> HYPERLINK \l _Toc23668 </w:instrText>
           </w:r>
           <w:r>
             <w:rPr>
-              <w:rFonts w:ascii="宋体" w:eastAsia="宋体" w:hAnsi="宋体" w:cs="宋体" w:hint="eastAsia"/>
+              <w:rFonts w:hint="eastAsia" w:ascii="宋体" w:hAnsi="宋体" w:eastAsia="宋体" w:cs="宋体"/>
               <w:szCs w:val="24"/>
             </w:rPr>
             <w:fldChar w:fldCharType="separate"/>
@@ -1961,7 +1999,7 @@
           </w:r>
           <w:r>
             <w:rPr>
-              <w:rFonts w:ascii="宋体" w:eastAsia="宋体" w:hAnsi="宋体" w:cs="宋体" w:hint="eastAsia"/>
+              <w:rFonts w:hint="eastAsia" w:ascii="宋体" w:hAnsi="宋体" w:eastAsia="宋体" w:cs="宋体"/>
               <w:szCs w:val="24"/>
             </w:rPr>
             <w:fldChar w:fldCharType="end"/>
@@ -1969,7 +2007,7 @@
         </w:p>
         <w:p>
           <w:pPr>
-            <w:pStyle w:val="TOC1"/>
+            <w:pStyle w:val="16"/>
             <w:keepNext w:val="0"/>
             <w:keepLines w:val="0"/>
             <w:pageBreakBefore w:val="0"/>
@@ -1983,21 +2021,21 @@
           </w:pPr>
           <w:r>
             <w:rPr>
-              <w:rFonts w:ascii="宋体" w:eastAsia="宋体" w:hAnsi="宋体" w:cs="宋体" w:hint="eastAsia"/>
+              <w:rFonts w:hint="eastAsia" w:ascii="宋体" w:hAnsi="宋体" w:eastAsia="宋体" w:cs="宋体"/>
               <w:szCs w:val="24"/>
             </w:rPr>
             <w:fldChar w:fldCharType="begin"/>
           </w:r>
           <w:r>
             <w:rPr>
-              <w:rFonts w:ascii="宋体" w:eastAsia="宋体" w:hAnsi="宋体" w:cs="宋体" w:hint="eastAsia"/>
+              <w:rFonts w:hint="eastAsia" w:ascii="宋体" w:hAnsi="宋体" w:eastAsia="宋体" w:cs="宋体"/>
               <w:szCs w:val="24"/>
             </w:rPr>
             <w:instrText xml:space="preserve"> HYPERLINK \l _Toc26510 </w:instrText>
           </w:r>
           <w:r>
             <w:rPr>
-              <w:rFonts w:ascii="宋体" w:eastAsia="宋体" w:hAnsi="宋体" w:cs="宋体" w:hint="eastAsia"/>
+              <w:rFonts w:hint="eastAsia" w:ascii="宋体" w:hAnsi="宋体" w:eastAsia="宋体" w:cs="宋体"/>
               <w:szCs w:val="24"/>
             </w:rPr>
             <w:fldChar w:fldCharType="separate"/>
@@ -2036,7 +2074,7 @@
           </w:r>
           <w:r>
             <w:rPr>
-              <w:rFonts w:ascii="宋体" w:eastAsia="宋体" w:hAnsi="宋体" w:cs="宋体" w:hint="eastAsia"/>
+              <w:rFonts w:hint="eastAsia" w:ascii="宋体" w:hAnsi="宋体" w:eastAsia="宋体" w:cs="宋体"/>
               <w:szCs w:val="24"/>
             </w:rPr>
             <w:fldChar w:fldCharType="end"/>
@@ -2044,7 +2082,7 @@
         </w:p>
         <w:p>
           <w:pPr>
-            <w:pStyle w:val="TOC1"/>
+            <w:pStyle w:val="16"/>
             <w:keepNext w:val="0"/>
             <w:keepLines w:val="0"/>
             <w:pageBreakBefore w:val="0"/>
@@ -2058,21 +2096,21 @@
           </w:pPr>
           <w:r>
             <w:rPr>
-              <w:rFonts w:ascii="宋体" w:eastAsia="宋体" w:hAnsi="宋体" w:cs="宋体" w:hint="eastAsia"/>
+              <w:rFonts w:hint="eastAsia" w:ascii="宋体" w:hAnsi="宋体" w:eastAsia="宋体" w:cs="宋体"/>
               <w:szCs w:val="24"/>
             </w:rPr>
             <w:fldChar w:fldCharType="begin"/>
           </w:r>
           <w:r>
             <w:rPr>
-              <w:rFonts w:ascii="宋体" w:eastAsia="宋体" w:hAnsi="宋体" w:cs="宋体" w:hint="eastAsia"/>
+              <w:rFonts w:hint="eastAsia" w:ascii="宋体" w:hAnsi="宋体" w:eastAsia="宋体" w:cs="宋体"/>
               <w:szCs w:val="24"/>
             </w:rPr>
             <w:instrText xml:space="preserve"> HYPERLINK \l _Toc30529 </w:instrText>
           </w:r>
           <w:r>
             <w:rPr>
-              <w:rFonts w:ascii="宋体" w:eastAsia="宋体" w:hAnsi="宋体" w:cs="宋体" w:hint="eastAsia"/>
+              <w:rFonts w:hint="eastAsia" w:ascii="宋体" w:hAnsi="宋体" w:eastAsia="宋体" w:cs="宋体"/>
               <w:szCs w:val="24"/>
             </w:rPr>
             <w:fldChar w:fldCharType="separate"/>
@@ -2113,7 +2151,7 @@
           </w:r>
           <w:r>
             <w:rPr>
-              <w:rFonts w:ascii="宋体" w:eastAsia="宋体" w:hAnsi="宋体" w:cs="宋体" w:hint="eastAsia"/>
+              <w:rFonts w:hint="eastAsia" w:ascii="宋体" w:hAnsi="宋体" w:eastAsia="宋体" w:cs="宋体"/>
               <w:szCs w:val="24"/>
             </w:rPr>
             <w:fldChar w:fldCharType="end"/>
@@ -2121,7 +2159,7 @@
         </w:p>
         <w:p>
           <w:pPr>
-            <w:pStyle w:val="TOC1"/>
+            <w:pStyle w:val="16"/>
             <w:keepNext w:val="0"/>
             <w:keepLines w:val="0"/>
             <w:pageBreakBefore w:val="0"/>
@@ -2135,21 +2173,21 @@
           </w:pPr>
           <w:r>
             <w:rPr>
-              <w:rFonts w:ascii="宋体" w:eastAsia="宋体" w:hAnsi="宋体" w:cs="宋体" w:hint="eastAsia"/>
+              <w:rFonts w:hint="eastAsia" w:ascii="宋体" w:hAnsi="宋体" w:eastAsia="宋体" w:cs="宋体"/>
               <w:szCs w:val="24"/>
             </w:rPr>
             <w:fldChar w:fldCharType="begin"/>
           </w:r>
           <w:r>
             <w:rPr>
-              <w:rFonts w:ascii="宋体" w:eastAsia="宋体" w:hAnsi="宋体" w:cs="宋体" w:hint="eastAsia"/>
+              <w:rFonts w:hint="eastAsia" w:ascii="宋体" w:hAnsi="宋体" w:eastAsia="宋体" w:cs="宋体"/>
               <w:szCs w:val="24"/>
             </w:rPr>
             <w:instrText xml:space="preserve"> HYPERLINK \l _Toc2261 </w:instrText>
           </w:r>
           <w:r>
             <w:rPr>
-              <w:rFonts w:ascii="宋体" w:eastAsia="宋体" w:hAnsi="宋体" w:cs="宋体" w:hint="eastAsia"/>
+              <w:rFonts w:hint="eastAsia" w:ascii="宋体" w:hAnsi="宋体" w:eastAsia="宋体" w:cs="宋体"/>
               <w:szCs w:val="24"/>
             </w:rPr>
             <w:fldChar w:fldCharType="separate"/>
@@ -2188,7 +2226,7 @@
           </w:r>
           <w:r>
             <w:rPr>
-              <w:rFonts w:ascii="宋体" w:eastAsia="宋体" w:hAnsi="宋体" w:cs="宋体" w:hint="eastAsia"/>
+              <w:rFonts w:hint="eastAsia" w:ascii="宋体" w:hAnsi="宋体" w:eastAsia="宋体" w:cs="宋体"/>
               <w:szCs w:val="24"/>
             </w:rPr>
             <w:fldChar w:fldCharType="end"/>
@@ -2196,7 +2234,7 @@
         </w:p>
         <w:p>
           <w:pPr>
-            <w:pStyle w:val="TOC2"/>
+            <w:pStyle w:val="17"/>
             <w:keepNext w:val="0"/>
             <w:keepLines w:val="0"/>
             <w:pageBreakBefore w:val="0"/>
@@ -2210,21 +2248,21 @@
           </w:pPr>
           <w:r>
             <w:rPr>
-              <w:rFonts w:ascii="宋体" w:eastAsia="宋体" w:hAnsi="宋体" w:cs="宋体" w:hint="eastAsia"/>
+              <w:rFonts w:hint="eastAsia" w:ascii="宋体" w:hAnsi="宋体" w:eastAsia="宋体" w:cs="宋体"/>
               <w:szCs w:val="24"/>
             </w:rPr>
             <w:fldChar w:fldCharType="begin"/>
           </w:r>
           <w:r>
             <w:rPr>
-              <w:rFonts w:ascii="宋体" w:eastAsia="宋体" w:hAnsi="宋体" w:cs="宋体" w:hint="eastAsia"/>
+              <w:rFonts w:hint="eastAsia" w:ascii="宋体" w:hAnsi="宋体" w:eastAsia="宋体" w:cs="宋体"/>
               <w:szCs w:val="24"/>
             </w:rPr>
             <w:instrText xml:space="preserve"> HYPERLINK \l _Toc22276 </w:instrText>
           </w:r>
           <w:r>
             <w:rPr>
-              <w:rFonts w:ascii="宋体" w:eastAsia="宋体" w:hAnsi="宋体" w:cs="宋体" w:hint="eastAsia"/>
+              <w:rFonts w:hint="eastAsia" w:ascii="宋体" w:hAnsi="宋体" w:eastAsia="宋体" w:cs="宋体"/>
               <w:szCs w:val="24"/>
             </w:rPr>
             <w:fldChar w:fldCharType="separate"/>
@@ -2263,7 +2301,7 @@
           </w:r>
           <w:r>
             <w:rPr>
-              <w:rFonts w:ascii="宋体" w:eastAsia="宋体" w:hAnsi="宋体" w:cs="宋体" w:hint="eastAsia"/>
+              <w:rFonts w:hint="eastAsia" w:ascii="宋体" w:hAnsi="宋体" w:eastAsia="宋体" w:cs="宋体"/>
               <w:szCs w:val="24"/>
             </w:rPr>
             <w:fldChar w:fldCharType="end"/>
@@ -2271,7 +2309,7 @@
         </w:p>
         <w:p>
           <w:pPr>
-            <w:pStyle w:val="TOC1"/>
+            <w:pStyle w:val="16"/>
             <w:keepNext w:val="0"/>
             <w:keepLines w:val="0"/>
             <w:pageBreakBefore w:val="0"/>
@@ -2285,21 +2323,21 @@
           </w:pPr>
           <w:r>
             <w:rPr>
-              <w:rFonts w:ascii="宋体" w:eastAsia="宋体" w:hAnsi="宋体" w:cs="宋体" w:hint="eastAsia"/>
+              <w:rFonts w:hint="eastAsia" w:ascii="宋体" w:hAnsi="宋体" w:eastAsia="宋体" w:cs="宋体"/>
               <w:szCs w:val="24"/>
             </w:rPr>
             <w:fldChar w:fldCharType="begin"/>
           </w:r>
           <w:r>
             <w:rPr>
-              <w:rFonts w:ascii="宋体" w:eastAsia="宋体" w:hAnsi="宋体" w:cs="宋体" w:hint="eastAsia"/>
+              <w:rFonts w:hint="eastAsia" w:ascii="宋体" w:hAnsi="宋体" w:eastAsia="宋体" w:cs="宋体"/>
               <w:szCs w:val="24"/>
             </w:rPr>
             <w:instrText xml:space="preserve"> HYPERLINK \l _Toc21734 </w:instrText>
           </w:r>
           <w:r>
             <w:rPr>
-              <w:rFonts w:ascii="宋体" w:eastAsia="宋体" w:hAnsi="宋体" w:cs="宋体" w:hint="eastAsia"/>
+              <w:rFonts w:hint="eastAsia" w:ascii="宋体" w:hAnsi="宋体" w:eastAsia="宋体" w:cs="宋体"/>
               <w:szCs w:val="24"/>
             </w:rPr>
             <w:fldChar w:fldCharType="separate"/>
@@ -2338,7 +2376,7 @@
           </w:r>
           <w:r>
             <w:rPr>
-              <w:rFonts w:ascii="宋体" w:eastAsia="宋体" w:hAnsi="宋体" w:cs="宋体" w:hint="eastAsia"/>
+              <w:rFonts w:hint="eastAsia" w:ascii="宋体" w:hAnsi="宋体" w:eastAsia="宋体" w:cs="宋体"/>
               <w:szCs w:val="24"/>
             </w:rPr>
             <w:fldChar w:fldCharType="end"/>
@@ -2346,7 +2384,7 @@
         </w:p>
         <w:p>
           <w:pPr>
-            <w:pStyle w:val="TOC2"/>
+            <w:pStyle w:val="17"/>
             <w:keepNext w:val="0"/>
             <w:keepLines w:val="0"/>
             <w:pageBreakBefore w:val="0"/>
@@ -2360,21 +2398,21 @@
           </w:pPr>
           <w:r>
             <w:rPr>
-              <w:rFonts w:ascii="宋体" w:eastAsia="宋体" w:hAnsi="宋体" w:cs="宋体" w:hint="eastAsia"/>
+              <w:rFonts w:hint="eastAsia" w:ascii="宋体" w:hAnsi="宋体" w:eastAsia="宋体" w:cs="宋体"/>
               <w:szCs w:val="24"/>
             </w:rPr>
             <w:fldChar w:fldCharType="begin"/>
           </w:r>
           <w:r>
             <w:rPr>
-              <w:rFonts w:ascii="宋体" w:eastAsia="宋体" w:hAnsi="宋体" w:cs="宋体" w:hint="eastAsia"/>
+              <w:rFonts w:hint="eastAsia" w:ascii="宋体" w:hAnsi="宋体" w:eastAsia="宋体" w:cs="宋体"/>
               <w:szCs w:val="24"/>
             </w:rPr>
             <w:instrText xml:space="preserve"> HYPERLINK \l _Toc3678 </w:instrText>
           </w:r>
           <w:r>
             <w:rPr>
-              <w:rFonts w:ascii="宋体" w:eastAsia="宋体" w:hAnsi="宋体" w:cs="宋体" w:hint="eastAsia"/>
+              <w:rFonts w:hint="eastAsia" w:ascii="宋体" w:hAnsi="宋体" w:eastAsia="宋体" w:cs="宋体"/>
               <w:szCs w:val="24"/>
             </w:rPr>
             <w:fldChar w:fldCharType="separate"/>
@@ -2413,7 +2451,7 @@
           </w:r>
           <w:r>
             <w:rPr>
-              <w:rFonts w:ascii="宋体" w:eastAsia="宋体" w:hAnsi="宋体" w:cs="宋体" w:hint="eastAsia"/>
+              <w:rFonts w:hint="eastAsia" w:ascii="宋体" w:hAnsi="宋体" w:eastAsia="宋体" w:cs="宋体"/>
               <w:szCs w:val="24"/>
             </w:rPr>
             <w:fldChar w:fldCharType="end"/>
@@ -2421,7 +2459,7 @@
         </w:p>
         <w:p>
           <w:pPr>
-            <w:pStyle w:val="TOC3"/>
+            <w:pStyle w:val="13"/>
             <w:keepNext w:val="0"/>
             <w:keepLines w:val="0"/>
             <w:pageBreakBefore w:val="0"/>
@@ -2435,21 +2473,21 @@
           </w:pPr>
           <w:r>
             <w:rPr>
-              <w:rFonts w:ascii="宋体" w:eastAsia="宋体" w:hAnsi="宋体" w:cs="宋体" w:hint="eastAsia"/>
+              <w:rFonts w:hint="eastAsia" w:ascii="宋体" w:hAnsi="宋体" w:eastAsia="宋体" w:cs="宋体"/>
               <w:szCs w:val="24"/>
             </w:rPr>
             <w:fldChar w:fldCharType="begin"/>
           </w:r>
           <w:r>
             <w:rPr>
-              <w:rFonts w:ascii="宋体" w:eastAsia="宋体" w:hAnsi="宋体" w:cs="宋体" w:hint="eastAsia"/>
+              <w:rFonts w:hint="eastAsia" w:ascii="宋体" w:hAnsi="宋体" w:eastAsia="宋体" w:cs="宋体"/>
               <w:szCs w:val="24"/>
             </w:rPr>
             <w:instrText xml:space="preserve"> HYPERLINK \l _Toc17227 </w:instrText>
           </w:r>
           <w:r>
             <w:rPr>
-              <w:rFonts w:ascii="宋体" w:eastAsia="宋体" w:hAnsi="宋体" w:cs="宋体" w:hint="eastAsia"/>
+              <w:rFonts w:hint="eastAsia" w:ascii="宋体" w:hAnsi="宋体" w:eastAsia="宋体" w:cs="宋体"/>
               <w:szCs w:val="24"/>
             </w:rPr>
             <w:fldChar w:fldCharType="separate"/>
@@ -2483,7 +2521,7 @@
           </w:r>
           <w:r>
             <w:rPr>
-              <w:rFonts w:ascii="宋体" w:eastAsia="宋体" w:hAnsi="宋体" w:cs="宋体" w:hint="eastAsia"/>
+              <w:rFonts w:hint="eastAsia" w:ascii="宋体" w:hAnsi="宋体" w:eastAsia="宋体" w:cs="宋体"/>
               <w:szCs w:val="24"/>
             </w:rPr>
             <w:fldChar w:fldCharType="end"/>
@@ -2491,7 +2529,7 @@
         </w:p>
         <w:p>
           <w:pPr>
-            <w:pStyle w:val="TOC3"/>
+            <w:pStyle w:val="13"/>
             <w:keepNext w:val="0"/>
             <w:keepLines w:val="0"/>
             <w:pageBreakBefore w:val="0"/>
@@ -2505,21 +2543,21 @@
           </w:pPr>
           <w:r>
             <w:rPr>
-              <w:rFonts w:ascii="宋体" w:eastAsia="宋体" w:hAnsi="宋体" w:cs="宋体" w:hint="eastAsia"/>
+              <w:rFonts w:hint="eastAsia" w:ascii="宋体" w:hAnsi="宋体" w:eastAsia="宋体" w:cs="宋体"/>
               <w:szCs w:val="24"/>
             </w:rPr>
             <w:fldChar w:fldCharType="begin"/>
           </w:r>
           <w:r>
             <w:rPr>
-              <w:rFonts w:ascii="宋体" w:eastAsia="宋体" w:hAnsi="宋体" w:cs="宋体" w:hint="eastAsia"/>
+              <w:rFonts w:hint="eastAsia" w:ascii="宋体" w:hAnsi="宋体" w:eastAsia="宋体" w:cs="宋体"/>
               <w:szCs w:val="24"/>
             </w:rPr>
             <w:instrText xml:space="preserve"> HYPERLINK \l _Toc20602 </w:instrText>
           </w:r>
           <w:r>
             <w:rPr>
-              <w:rFonts w:ascii="宋体" w:eastAsia="宋体" w:hAnsi="宋体" w:cs="宋体" w:hint="eastAsia"/>
+              <w:rFonts w:hint="eastAsia" w:ascii="宋体" w:hAnsi="宋体" w:eastAsia="宋体" w:cs="宋体"/>
               <w:szCs w:val="24"/>
             </w:rPr>
             <w:fldChar w:fldCharType="separate"/>
@@ -2553,7 +2591,7 @@
           </w:r>
           <w:r>
             <w:rPr>
-              <w:rFonts w:ascii="宋体" w:eastAsia="宋体" w:hAnsi="宋体" w:cs="宋体" w:hint="eastAsia"/>
+              <w:rFonts w:hint="eastAsia" w:ascii="宋体" w:hAnsi="宋体" w:eastAsia="宋体" w:cs="宋体"/>
               <w:szCs w:val="24"/>
             </w:rPr>
             <w:fldChar w:fldCharType="end"/>
@@ -2561,7 +2599,7 @@
         </w:p>
         <w:p>
           <w:pPr>
-            <w:pStyle w:val="TOC3"/>
+            <w:pStyle w:val="13"/>
             <w:keepNext w:val="0"/>
             <w:keepLines w:val="0"/>
             <w:pageBreakBefore w:val="0"/>
@@ -2575,21 +2613,21 @@
           </w:pPr>
           <w:r>
             <w:rPr>
-              <w:rFonts w:ascii="宋体" w:eastAsia="宋体" w:hAnsi="宋体" w:cs="宋体" w:hint="eastAsia"/>
+              <w:rFonts w:hint="eastAsia" w:ascii="宋体" w:hAnsi="宋体" w:eastAsia="宋体" w:cs="宋体"/>
               <w:szCs w:val="24"/>
             </w:rPr>
             <w:fldChar w:fldCharType="begin"/>
           </w:r>
           <w:r>
             <w:rPr>
-              <w:rFonts w:ascii="宋体" w:eastAsia="宋体" w:hAnsi="宋体" w:cs="宋体" w:hint="eastAsia"/>
+              <w:rFonts w:hint="eastAsia" w:ascii="宋体" w:hAnsi="宋体" w:eastAsia="宋体" w:cs="宋体"/>
               <w:szCs w:val="24"/>
             </w:rPr>
             <w:instrText xml:space="preserve"> HYPERLINK \l _Toc30010 </w:instrText>
           </w:r>
           <w:r>
             <w:rPr>
-              <w:rFonts w:ascii="宋体" w:eastAsia="宋体" w:hAnsi="宋体" w:cs="宋体" w:hint="eastAsia"/>
+              <w:rFonts w:hint="eastAsia" w:ascii="宋体" w:hAnsi="宋体" w:eastAsia="宋体" w:cs="宋体"/>
               <w:szCs w:val="24"/>
             </w:rPr>
             <w:fldChar w:fldCharType="separate"/>
@@ -2623,7 +2661,7 @@
           </w:r>
           <w:r>
             <w:rPr>
-              <w:rFonts w:ascii="宋体" w:eastAsia="宋体" w:hAnsi="宋体" w:cs="宋体" w:hint="eastAsia"/>
+              <w:rFonts w:hint="eastAsia" w:ascii="宋体" w:hAnsi="宋体" w:eastAsia="宋体" w:cs="宋体"/>
               <w:szCs w:val="24"/>
             </w:rPr>
             <w:fldChar w:fldCharType="end"/>
@@ -2631,7 +2669,7 @@
         </w:p>
         <w:p>
           <w:pPr>
-            <w:pStyle w:val="TOC3"/>
+            <w:pStyle w:val="13"/>
             <w:keepNext w:val="0"/>
             <w:keepLines w:val="0"/>
             <w:pageBreakBefore w:val="0"/>
@@ -2645,21 +2683,21 @@
           </w:pPr>
           <w:r>
             <w:rPr>
-              <w:rFonts w:ascii="宋体" w:eastAsia="宋体" w:hAnsi="宋体" w:cs="宋体" w:hint="eastAsia"/>
+              <w:rFonts w:hint="eastAsia" w:ascii="宋体" w:hAnsi="宋体" w:eastAsia="宋体" w:cs="宋体"/>
               <w:szCs w:val="24"/>
             </w:rPr>
             <w:fldChar w:fldCharType="begin"/>
           </w:r>
           <w:r>
             <w:rPr>
-              <w:rFonts w:ascii="宋体" w:eastAsia="宋体" w:hAnsi="宋体" w:cs="宋体" w:hint="eastAsia"/>
+              <w:rFonts w:hint="eastAsia" w:ascii="宋体" w:hAnsi="宋体" w:eastAsia="宋体" w:cs="宋体"/>
               <w:szCs w:val="24"/>
             </w:rPr>
             <w:instrText xml:space="preserve"> HYPERLINK \l _Toc29059 </w:instrText>
           </w:r>
           <w:r>
             <w:rPr>
-              <w:rFonts w:ascii="宋体" w:eastAsia="宋体" w:hAnsi="宋体" w:cs="宋体" w:hint="eastAsia"/>
+              <w:rFonts w:hint="eastAsia" w:ascii="宋体" w:hAnsi="宋体" w:eastAsia="宋体" w:cs="宋体"/>
               <w:szCs w:val="24"/>
             </w:rPr>
             <w:fldChar w:fldCharType="separate"/>
@@ -2693,7 +2731,7 @@
           </w:r>
           <w:r>
             <w:rPr>
-              <w:rFonts w:ascii="宋体" w:eastAsia="宋体" w:hAnsi="宋体" w:cs="宋体" w:hint="eastAsia"/>
+              <w:rFonts w:hint="eastAsia" w:ascii="宋体" w:hAnsi="宋体" w:eastAsia="宋体" w:cs="宋体"/>
               <w:szCs w:val="24"/>
             </w:rPr>
             <w:fldChar w:fldCharType="end"/>
@@ -2701,7 +2739,7 @@
         </w:p>
         <w:p>
           <w:pPr>
-            <w:pStyle w:val="TOC3"/>
+            <w:pStyle w:val="13"/>
             <w:keepNext w:val="0"/>
             <w:keepLines w:val="0"/>
             <w:pageBreakBefore w:val="0"/>
@@ -2715,21 +2753,21 @@
           </w:pPr>
           <w:r>
             <w:rPr>
-              <w:rFonts w:ascii="宋体" w:eastAsia="宋体" w:hAnsi="宋体" w:cs="宋体" w:hint="eastAsia"/>
+              <w:rFonts w:hint="eastAsia" w:ascii="宋体" w:hAnsi="宋体" w:eastAsia="宋体" w:cs="宋体"/>
               <w:szCs w:val="24"/>
             </w:rPr>
             <w:fldChar w:fldCharType="begin"/>
           </w:r>
           <w:r>
             <w:rPr>
-              <w:rFonts w:ascii="宋体" w:eastAsia="宋体" w:hAnsi="宋体" w:cs="宋体" w:hint="eastAsia"/>
+              <w:rFonts w:hint="eastAsia" w:ascii="宋体" w:hAnsi="宋体" w:eastAsia="宋体" w:cs="宋体"/>
               <w:szCs w:val="24"/>
             </w:rPr>
             <w:instrText xml:space="preserve"> HYPERLINK \l _Toc3773 </w:instrText>
           </w:r>
           <w:r>
             <w:rPr>
-              <w:rFonts w:ascii="宋体" w:eastAsia="宋体" w:hAnsi="宋体" w:cs="宋体" w:hint="eastAsia"/>
+              <w:rFonts w:hint="eastAsia" w:ascii="宋体" w:hAnsi="宋体" w:eastAsia="宋体" w:cs="宋体"/>
               <w:szCs w:val="24"/>
             </w:rPr>
             <w:fldChar w:fldCharType="separate"/>
@@ -2773,7 +2811,7 @@
           </w:r>
           <w:r>
             <w:rPr>
-              <w:rFonts w:ascii="宋体" w:eastAsia="宋体" w:hAnsi="宋体" w:cs="宋体" w:hint="eastAsia"/>
+              <w:rFonts w:hint="eastAsia" w:ascii="宋体" w:hAnsi="宋体" w:eastAsia="宋体" w:cs="宋体"/>
               <w:szCs w:val="24"/>
             </w:rPr>
             <w:fldChar w:fldCharType="end"/>
@@ -2781,7 +2819,7 @@
         </w:p>
         <w:p>
           <w:pPr>
-            <w:pStyle w:val="TOC3"/>
+            <w:pStyle w:val="13"/>
             <w:keepNext w:val="0"/>
             <w:keepLines w:val="0"/>
             <w:pageBreakBefore w:val="0"/>
@@ -2795,21 +2833,21 @@
           </w:pPr>
           <w:r>
             <w:rPr>
-              <w:rFonts w:ascii="宋体" w:eastAsia="宋体" w:hAnsi="宋体" w:cs="宋体" w:hint="eastAsia"/>
+              <w:rFonts w:hint="eastAsia" w:ascii="宋体" w:hAnsi="宋体" w:eastAsia="宋体" w:cs="宋体"/>
               <w:szCs w:val="24"/>
             </w:rPr>
             <w:fldChar w:fldCharType="begin"/>
           </w:r>
           <w:r>
             <w:rPr>
-              <w:rFonts w:ascii="宋体" w:eastAsia="宋体" w:hAnsi="宋体" w:cs="宋体" w:hint="eastAsia"/>
+              <w:rFonts w:hint="eastAsia" w:ascii="宋体" w:hAnsi="宋体" w:eastAsia="宋体" w:cs="宋体"/>
               <w:szCs w:val="24"/>
             </w:rPr>
             <w:instrText xml:space="preserve"> HYPERLINK \l _Toc19388 </w:instrText>
           </w:r>
           <w:r>
             <w:rPr>
-              <w:rFonts w:ascii="宋体" w:eastAsia="宋体" w:hAnsi="宋体" w:cs="宋体" w:hint="eastAsia"/>
+              <w:rFonts w:hint="eastAsia" w:ascii="宋体" w:hAnsi="宋体" w:eastAsia="宋体" w:cs="宋体"/>
               <w:szCs w:val="24"/>
             </w:rPr>
             <w:fldChar w:fldCharType="separate"/>
@@ -2843,7 +2881,7 @@
           </w:r>
           <w:r>
             <w:rPr>
-              <w:rFonts w:ascii="宋体" w:eastAsia="宋体" w:hAnsi="宋体" w:cs="宋体" w:hint="eastAsia"/>
+              <w:rFonts w:hint="eastAsia" w:ascii="宋体" w:hAnsi="宋体" w:eastAsia="宋体" w:cs="宋体"/>
               <w:szCs w:val="24"/>
             </w:rPr>
             <w:fldChar w:fldCharType="end"/>
@@ -2851,7 +2889,7 @@
         </w:p>
         <w:p>
           <w:pPr>
-            <w:pStyle w:val="TOC2"/>
+            <w:pStyle w:val="17"/>
             <w:keepNext w:val="0"/>
             <w:keepLines w:val="0"/>
             <w:pageBreakBefore w:val="0"/>
@@ -2865,21 +2903,21 @@
           </w:pPr>
           <w:r>
             <w:rPr>
-              <w:rFonts w:ascii="宋体" w:eastAsia="宋体" w:hAnsi="宋体" w:cs="宋体" w:hint="eastAsia"/>
+              <w:rFonts w:hint="eastAsia" w:ascii="宋体" w:hAnsi="宋体" w:eastAsia="宋体" w:cs="宋体"/>
               <w:szCs w:val="24"/>
             </w:rPr>
             <w:fldChar w:fldCharType="begin"/>
           </w:r>
           <w:r>
             <w:rPr>
-              <w:rFonts w:ascii="宋体" w:eastAsia="宋体" w:hAnsi="宋体" w:cs="宋体" w:hint="eastAsia"/>
+              <w:rFonts w:hint="eastAsia" w:ascii="宋体" w:hAnsi="宋体" w:eastAsia="宋体" w:cs="宋体"/>
               <w:szCs w:val="24"/>
             </w:rPr>
             <w:instrText xml:space="preserve"> HYPERLINK \l _Toc13797 </w:instrText>
           </w:r>
           <w:r>
             <w:rPr>
-              <w:rFonts w:ascii="宋体" w:eastAsia="宋体" w:hAnsi="宋体" w:cs="宋体" w:hint="eastAsia"/>
+              <w:rFonts w:hint="eastAsia" w:ascii="宋体" w:hAnsi="宋体" w:eastAsia="宋体" w:cs="宋体"/>
               <w:szCs w:val="24"/>
             </w:rPr>
             <w:fldChar w:fldCharType="separate"/>
@@ -2918,7 +2956,7 @@
           </w:r>
           <w:r>
             <w:rPr>
-              <w:rFonts w:ascii="宋体" w:eastAsia="宋体" w:hAnsi="宋体" w:cs="宋体" w:hint="eastAsia"/>
+              <w:rFonts w:hint="eastAsia" w:ascii="宋体" w:hAnsi="宋体" w:eastAsia="宋体" w:cs="宋体"/>
               <w:szCs w:val="24"/>
             </w:rPr>
             <w:fldChar w:fldCharType="end"/>
@@ -2926,7 +2964,7 @@
         </w:p>
         <w:p>
           <w:pPr>
-            <w:pStyle w:val="TOC3"/>
+            <w:pStyle w:val="13"/>
             <w:keepNext w:val="0"/>
             <w:keepLines w:val="0"/>
             <w:pageBreakBefore w:val="0"/>
@@ -2940,21 +2978,21 @@
           </w:pPr>
           <w:r>
             <w:rPr>
-              <w:rFonts w:ascii="宋体" w:eastAsia="宋体" w:hAnsi="宋体" w:cs="宋体" w:hint="eastAsia"/>
+              <w:rFonts w:hint="eastAsia" w:ascii="宋体" w:hAnsi="宋体" w:eastAsia="宋体" w:cs="宋体"/>
               <w:szCs w:val="24"/>
             </w:rPr>
             <w:fldChar w:fldCharType="begin"/>
           </w:r>
           <w:r>
             <w:rPr>
-              <w:rFonts w:ascii="宋体" w:eastAsia="宋体" w:hAnsi="宋体" w:cs="宋体" w:hint="eastAsia"/>
+              <w:rFonts w:hint="eastAsia" w:ascii="宋体" w:hAnsi="宋体" w:eastAsia="宋体" w:cs="宋体"/>
               <w:szCs w:val="24"/>
             </w:rPr>
             <w:instrText xml:space="preserve"> HYPERLINK \l _Toc13929 </w:instrText>
           </w:r>
           <w:r>
             <w:rPr>
-              <w:rFonts w:ascii="宋体" w:eastAsia="宋体" w:hAnsi="宋体" w:cs="宋体" w:hint="eastAsia"/>
+              <w:rFonts w:hint="eastAsia" w:ascii="宋体" w:hAnsi="宋体" w:eastAsia="宋体" w:cs="宋体"/>
               <w:szCs w:val="24"/>
             </w:rPr>
             <w:fldChar w:fldCharType="separate"/>
@@ -2988,7 +3026,7 @@
           </w:r>
           <w:r>
             <w:rPr>
-              <w:rFonts w:ascii="宋体" w:eastAsia="宋体" w:hAnsi="宋体" w:cs="宋体" w:hint="eastAsia"/>
+              <w:rFonts w:hint="eastAsia" w:ascii="宋体" w:hAnsi="宋体" w:eastAsia="宋体" w:cs="宋体"/>
               <w:szCs w:val="24"/>
             </w:rPr>
             <w:fldChar w:fldCharType="end"/>
@@ -2996,7 +3034,7 @@
         </w:p>
         <w:p>
           <w:pPr>
-            <w:pStyle w:val="TOC3"/>
+            <w:pStyle w:val="13"/>
             <w:keepNext w:val="0"/>
             <w:keepLines w:val="0"/>
             <w:pageBreakBefore w:val="0"/>
@@ -3010,21 +3048,21 @@
           </w:pPr>
           <w:r>
             <w:rPr>
-              <w:rFonts w:ascii="宋体" w:eastAsia="宋体" w:hAnsi="宋体" w:cs="宋体" w:hint="eastAsia"/>
+              <w:rFonts w:hint="eastAsia" w:ascii="宋体" w:hAnsi="宋体" w:eastAsia="宋体" w:cs="宋体"/>
               <w:szCs w:val="24"/>
             </w:rPr>
             <w:fldChar w:fldCharType="begin"/>
           </w:r>
           <w:r>
             <w:rPr>
-              <w:rFonts w:ascii="宋体" w:eastAsia="宋体" w:hAnsi="宋体" w:cs="宋体" w:hint="eastAsia"/>
+              <w:rFonts w:hint="eastAsia" w:ascii="宋体" w:hAnsi="宋体" w:eastAsia="宋体" w:cs="宋体"/>
               <w:szCs w:val="24"/>
             </w:rPr>
             <w:instrText xml:space="preserve"> HYPERLINK \l _Toc20627 </w:instrText>
           </w:r>
           <w:r>
             <w:rPr>
-              <w:rFonts w:ascii="宋体" w:eastAsia="宋体" w:hAnsi="宋体" w:cs="宋体" w:hint="eastAsia"/>
+              <w:rFonts w:hint="eastAsia" w:ascii="宋体" w:hAnsi="宋体" w:eastAsia="宋体" w:cs="宋体"/>
               <w:szCs w:val="24"/>
             </w:rPr>
             <w:fldChar w:fldCharType="separate"/>
@@ -3058,7 +3096,7 @@
           </w:r>
           <w:r>
             <w:rPr>
-              <w:rFonts w:ascii="宋体" w:eastAsia="宋体" w:hAnsi="宋体" w:cs="宋体" w:hint="eastAsia"/>
+              <w:rFonts w:hint="eastAsia" w:ascii="宋体" w:hAnsi="宋体" w:eastAsia="宋体" w:cs="宋体"/>
               <w:szCs w:val="24"/>
             </w:rPr>
             <w:fldChar w:fldCharType="end"/>
@@ -3066,7 +3104,7 @@
         </w:p>
         <w:p>
           <w:pPr>
-            <w:pStyle w:val="TOC3"/>
+            <w:pStyle w:val="13"/>
             <w:keepNext w:val="0"/>
             <w:keepLines w:val="0"/>
             <w:pageBreakBefore w:val="0"/>
@@ -3080,21 +3118,21 @@
           </w:pPr>
           <w:r>
             <w:rPr>
-              <w:rFonts w:ascii="宋体" w:eastAsia="宋体" w:hAnsi="宋体" w:cs="宋体" w:hint="eastAsia"/>
+              <w:rFonts w:hint="eastAsia" w:ascii="宋体" w:hAnsi="宋体" w:eastAsia="宋体" w:cs="宋体"/>
               <w:szCs w:val="24"/>
             </w:rPr>
             <w:fldChar w:fldCharType="begin"/>
           </w:r>
           <w:r>
             <w:rPr>
-              <w:rFonts w:ascii="宋体" w:eastAsia="宋体" w:hAnsi="宋体" w:cs="宋体" w:hint="eastAsia"/>
+              <w:rFonts w:hint="eastAsia" w:ascii="宋体" w:hAnsi="宋体" w:eastAsia="宋体" w:cs="宋体"/>
               <w:szCs w:val="24"/>
             </w:rPr>
             <w:instrText xml:space="preserve"> HYPERLINK \l _Toc25830 </w:instrText>
           </w:r>
           <w:r>
             <w:rPr>
-              <w:rFonts w:ascii="宋体" w:eastAsia="宋体" w:hAnsi="宋体" w:cs="宋体" w:hint="eastAsia"/>
+              <w:rFonts w:hint="eastAsia" w:ascii="宋体" w:hAnsi="宋体" w:eastAsia="宋体" w:cs="宋体"/>
               <w:szCs w:val="24"/>
             </w:rPr>
             <w:fldChar w:fldCharType="separate"/>
@@ -3128,7 +3166,7 @@
           </w:r>
           <w:r>
             <w:rPr>
-              <w:rFonts w:ascii="宋体" w:eastAsia="宋体" w:hAnsi="宋体" w:cs="宋体" w:hint="eastAsia"/>
+              <w:rFonts w:hint="eastAsia" w:ascii="宋体" w:hAnsi="宋体" w:eastAsia="宋体" w:cs="宋体"/>
               <w:szCs w:val="24"/>
             </w:rPr>
             <w:fldChar w:fldCharType="end"/>
@@ -3136,7 +3174,7 @@
         </w:p>
         <w:p>
           <w:pPr>
-            <w:pStyle w:val="TOC2"/>
+            <w:pStyle w:val="17"/>
             <w:keepNext w:val="0"/>
             <w:keepLines w:val="0"/>
             <w:pageBreakBefore w:val="0"/>
@@ -3150,21 +3188,21 @@
           </w:pPr>
           <w:r>
             <w:rPr>
-              <w:rFonts w:ascii="宋体" w:eastAsia="宋体" w:hAnsi="宋体" w:cs="宋体" w:hint="eastAsia"/>
+              <w:rFonts w:hint="eastAsia" w:ascii="宋体" w:hAnsi="宋体" w:eastAsia="宋体" w:cs="宋体"/>
               <w:szCs w:val="24"/>
             </w:rPr>
             <w:fldChar w:fldCharType="begin"/>
           </w:r>
           <w:r>
             <w:rPr>
-              <w:rFonts w:ascii="宋体" w:eastAsia="宋体" w:hAnsi="宋体" w:cs="宋体" w:hint="eastAsia"/>
+              <w:rFonts w:hint="eastAsia" w:ascii="宋体" w:hAnsi="宋体" w:eastAsia="宋体" w:cs="宋体"/>
               <w:szCs w:val="24"/>
             </w:rPr>
             <w:instrText xml:space="preserve"> HYPERLINK \l _Toc7590 </w:instrText>
           </w:r>
           <w:r>
             <w:rPr>
-              <w:rFonts w:ascii="宋体" w:eastAsia="宋体" w:hAnsi="宋体" w:cs="宋体" w:hint="eastAsia"/>
+              <w:rFonts w:hint="eastAsia" w:ascii="宋体" w:hAnsi="宋体" w:eastAsia="宋体" w:cs="宋体"/>
               <w:szCs w:val="24"/>
             </w:rPr>
             <w:fldChar w:fldCharType="separate"/>
@@ -3198,7 +3236,7 @@
           </w:r>
           <w:r>
             <w:rPr>
-              <w:rFonts w:ascii="宋体" w:eastAsia="宋体" w:hAnsi="宋体" w:cs="宋体" w:hint="eastAsia"/>
+              <w:rFonts w:hint="eastAsia" w:ascii="宋体" w:hAnsi="宋体" w:eastAsia="宋体" w:cs="宋体"/>
               <w:szCs w:val="24"/>
             </w:rPr>
             <w:fldChar w:fldCharType="end"/>
@@ -3206,7 +3244,7 @@
         </w:p>
         <w:p>
           <w:pPr>
-            <w:pStyle w:val="TOC3"/>
+            <w:pStyle w:val="13"/>
             <w:keepNext w:val="0"/>
             <w:keepLines w:val="0"/>
             <w:pageBreakBefore w:val="0"/>
@@ -3220,21 +3258,21 @@
           </w:pPr>
           <w:r>
             <w:rPr>
-              <w:rFonts w:ascii="宋体" w:eastAsia="宋体" w:hAnsi="宋体" w:cs="宋体" w:hint="eastAsia"/>
+              <w:rFonts w:hint="eastAsia" w:ascii="宋体" w:hAnsi="宋体" w:eastAsia="宋体" w:cs="宋体"/>
               <w:szCs w:val="24"/>
             </w:rPr>
             <w:fldChar w:fldCharType="begin"/>
           </w:r>
           <w:r>
             <w:rPr>
-              <w:rFonts w:ascii="宋体" w:eastAsia="宋体" w:hAnsi="宋体" w:cs="宋体" w:hint="eastAsia"/>
+              <w:rFonts w:hint="eastAsia" w:ascii="宋体" w:hAnsi="宋体" w:eastAsia="宋体" w:cs="宋体"/>
               <w:szCs w:val="24"/>
             </w:rPr>
             <w:instrText xml:space="preserve"> HYPERLINK \l _Toc30631 </w:instrText>
           </w:r>
           <w:r>
             <w:rPr>
-              <w:rFonts w:ascii="宋体" w:eastAsia="宋体" w:hAnsi="宋体" w:cs="宋体" w:hint="eastAsia"/>
+              <w:rFonts w:hint="eastAsia" w:ascii="宋体" w:hAnsi="宋体" w:eastAsia="宋体" w:cs="宋体"/>
               <w:szCs w:val="24"/>
             </w:rPr>
             <w:fldChar w:fldCharType="separate"/>
@@ -3268,7 +3306,7 @@
           </w:r>
           <w:r>
             <w:rPr>
-              <w:rFonts w:ascii="宋体" w:eastAsia="宋体" w:hAnsi="宋体" w:cs="宋体" w:hint="eastAsia"/>
+              <w:rFonts w:hint="eastAsia" w:ascii="宋体" w:hAnsi="宋体" w:eastAsia="宋体" w:cs="宋体"/>
               <w:szCs w:val="24"/>
             </w:rPr>
             <w:fldChar w:fldCharType="end"/>
@@ -3276,7 +3314,7 @@
         </w:p>
         <w:p>
           <w:pPr>
-            <w:pStyle w:val="TOC3"/>
+            <w:pStyle w:val="13"/>
             <w:keepNext w:val="0"/>
             <w:keepLines w:val="0"/>
             <w:pageBreakBefore w:val="0"/>
@@ -3290,21 +3328,21 @@
           </w:pPr>
           <w:r>
             <w:rPr>
-              <w:rFonts w:ascii="宋体" w:eastAsia="宋体" w:hAnsi="宋体" w:cs="宋体" w:hint="eastAsia"/>
+              <w:rFonts w:hint="eastAsia" w:ascii="宋体" w:hAnsi="宋体" w:eastAsia="宋体" w:cs="宋体"/>
               <w:szCs w:val="24"/>
             </w:rPr>
             <w:fldChar w:fldCharType="begin"/>
           </w:r>
           <w:r>
             <w:rPr>
-              <w:rFonts w:ascii="宋体" w:eastAsia="宋体" w:hAnsi="宋体" w:cs="宋体" w:hint="eastAsia"/>
+              <w:rFonts w:hint="eastAsia" w:ascii="宋体" w:hAnsi="宋体" w:eastAsia="宋体" w:cs="宋体"/>
               <w:szCs w:val="24"/>
             </w:rPr>
             <w:instrText xml:space="preserve"> HYPERLINK \l _Toc27797 </w:instrText>
           </w:r>
           <w:r>
             <w:rPr>
-              <w:rFonts w:ascii="宋体" w:eastAsia="宋体" w:hAnsi="宋体" w:cs="宋体" w:hint="eastAsia"/>
+              <w:rFonts w:hint="eastAsia" w:ascii="宋体" w:hAnsi="宋体" w:eastAsia="宋体" w:cs="宋体"/>
               <w:szCs w:val="24"/>
             </w:rPr>
             <w:fldChar w:fldCharType="separate"/>
@@ -3338,7 +3376,7 @@
           </w:r>
           <w:r>
             <w:rPr>
-              <w:rFonts w:ascii="宋体" w:eastAsia="宋体" w:hAnsi="宋体" w:cs="宋体" w:hint="eastAsia"/>
+              <w:rFonts w:hint="eastAsia" w:ascii="宋体" w:hAnsi="宋体" w:eastAsia="宋体" w:cs="宋体"/>
               <w:szCs w:val="24"/>
             </w:rPr>
             <w:fldChar w:fldCharType="end"/>
@@ -3346,7 +3384,7 @@
         </w:p>
         <w:p>
           <w:pPr>
-            <w:pStyle w:val="TOC3"/>
+            <w:pStyle w:val="13"/>
             <w:keepNext w:val="0"/>
             <w:keepLines w:val="0"/>
             <w:pageBreakBefore w:val="0"/>
@@ -3360,21 +3398,21 @@
           </w:pPr>
           <w:r>
             <w:rPr>
-              <w:rFonts w:ascii="宋体" w:eastAsia="宋体" w:hAnsi="宋体" w:cs="宋体" w:hint="eastAsia"/>
+              <w:rFonts w:hint="eastAsia" w:ascii="宋体" w:hAnsi="宋体" w:eastAsia="宋体" w:cs="宋体"/>
               <w:szCs w:val="24"/>
             </w:rPr>
             <w:fldChar w:fldCharType="begin"/>
           </w:r>
           <w:r>
             <w:rPr>
-              <w:rFonts w:ascii="宋体" w:eastAsia="宋体" w:hAnsi="宋体" w:cs="宋体" w:hint="eastAsia"/>
+              <w:rFonts w:hint="eastAsia" w:ascii="宋体" w:hAnsi="宋体" w:eastAsia="宋体" w:cs="宋体"/>
               <w:szCs w:val="24"/>
             </w:rPr>
             <w:instrText xml:space="preserve"> HYPERLINK \l _Toc5613 </w:instrText>
           </w:r>
           <w:r>
             <w:rPr>
-              <w:rFonts w:ascii="宋体" w:eastAsia="宋体" w:hAnsi="宋体" w:cs="宋体" w:hint="eastAsia"/>
+              <w:rFonts w:hint="eastAsia" w:ascii="宋体" w:hAnsi="宋体" w:eastAsia="宋体" w:cs="宋体"/>
               <w:szCs w:val="24"/>
             </w:rPr>
             <w:fldChar w:fldCharType="separate"/>
@@ -3408,7 +3446,7 @@
           </w:r>
           <w:r>
             <w:rPr>
-              <w:rFonts w:ascii="宋体" w:eastAsia="宋体" w:hAnsi="宋体" w:cs="宋体" w:hint="eastAsia"/>
+              <w:rFonts w:hint="eastAsia" w:ascii="宋体" w:hAnsi="宋体" w:eastAsia="宋体" w:cs="宋体"/>
               <w:szCs w:val="24"/>
             </w:rPr>
             <w:fldChar w:fldCharType="end"/>
@@ -3416,7 +3454,7 @@
         </w:p>
         <w:p>
           <w:pPr>
-            <w:pStyle w:val="TOC3"/>
+            <w:pStyle w:val="13"/>
             <w:keepNext w:val="0"/>
             <w:keepLines w:val="0"/>
             <w:pageBreakBefore w:val="0"/>
@@ -3430,21 +3468,21 @@
           </w:pPr>
           <w:r>
             <w:rPr>
-              <w:rFonts w:ascii="宋体" w:eastAsia="宋体" w:hAnsi="宋体" w:cs="宋体" w:hint="eastAsia"/>
+              <w:rFonts w:hint="eastAsia" w:ascii="宋体" w:hAnsi="宋体" w:eastAsia="宋体" w:cs="宋体"/>
               <w:szCs w:val="24"/>
             </w:rPr>
             <w:fldChar w:fldCharType="begin"/>
           </w:r>
           <w:r>
             <w:rPr>
-              <w:rFonts w:ascii="宋体" w:eastAsia="宋体" w:hAnsi="宋体" w:cs="宋体" w:hint="eastAsia"/>
+              <w:rFonts w:hint="eastAsia" w:ascii="宋体" w:hAnsi="宋体" w:eastAsia="宋体" w:cs="宋体"/>
               <w:szCs w:val="24"/>
             </w:rPr>
             <w:instrText xml:space="preserve"> HYPERLINK \l _Toc3759 </w:instrText>
           </w:r>
           <w:r>
             <w:rPr>
-              <w:rFonts w:ascii="宋体" w:eastAsia="宋体" w:hAnsi="宋体" w:cs="宋体" w:hint="eastAsia"/>
+              <w:rFonts w:hint="eastAsia" w:ascii="宋体" w:hAnsi="宋体" w:eastAsia="宋体" w:cs="宋体"/>
               <w:szCs w:val="24"/>
             </w:rPr>
             <w:fldChar w:fldCharType="separate"/>
@@ -3478,7 +3516,7 @@
           </w:r>
           <w:r>
             <w:rPr>
-              <w:rFonts w:ascii="宋体" w:eastAsia="宋体" w:hAnsi="宋体" w:cs="宋体" w:hint="eastAsia"/>
+              <w:rFonts w:hint="eastAsia" w:ascii="宋体" w:hAnsi="宋体" w:eastAsia="宋体" w:cs="宋体"/>
               <w:szCs w:val="24"/>
             </w:rPr>
             <w:fldChar w:fldCharType="end"/>
@@ -3486,7 +3524,7 @@
         </w:p>
         <w:p>
           <w:pPr>
-            <w:pStyle w:val="TOC2"/>
+            <w:pStyle w:val="17"/>
             <w:keepNext w:val="0"/>
             <w:keepLines w:val="0"/>
             <w:pageBreakBefore w:val="0"/>
@@ -3500,21 +3538,21 @@
           </w:pPr>
           <w:r>
             <w:rPr>
-              <w:rFonts w:ascii="宋体" w:eastAsia="宋体" w:hAnsi="宋体" w:cs="宋体" w:hint="eastAsia"/>
+              <w:rFonts w:hint="eastAsia" w:ascii="宋体" w:hAnsi="宋体" w:eastAsia="宋体" w:cs="宋体"/>
               <w:szCs w:val="24"/>
             </w:rPr>
             <w:fldChar w:fldCharType="begin"/>
           </w:r>
           <w:r>
             <w:rPr>
-              <w:rFonts w:ascii="宋体" w:eastAsia="宋体" w:hAnsi="宋体" w:cs="宋体" w:hint="eastAsia"/>
+              <w:rFonts w:hint="eastAsia" w:ascii="宋体" w:hAnsi="宋体" w:eastAsia="宋体" w:cs="宋体"/>
               <w:szCs w:val="24"/>
             </w:rPr>
             <w:instrText xml:space="preserve"> HYPERLINK \l _Toc24184 </w:instrText>
           </w:r>
           <w:r>
             <w:rPr>
-              <w:rFonts w:ascii="宋体" w:eastAsia="宋体" w:hAnsi="宋体" w:cs="宋体" w:hint="eastAsia"/>
+              <w:rFonts w:hint="eastAsia" w:ascii="宋体" w:hAnsi="宋体" w:eastAsia="宋体" w:cs="宋体"/>
               <w:szCs w:val="24"/>
             </w:rPr>
             <w:fldChar w:fldCharType="separate"/>
@@ -3548,7 +3586,7 @@
           </w:r>
           <w:r>
             <w:rPr>
-              <w:rFonts w:ascii="宋体" w:eastAsia="宋体" w:hAnsi="宋体" w:cs="宋体" w:hint="eastAsia"/>
+              <w:rFonts w:hint="eastAsia" w:ascii="宋体" w:hAnsi="宋体" w:eastAsia="宋体" w:cs="宋体"/>
               <w:szCs w:val="24"/>
             </w:rPr>
             <w:fldChar w:fldCharType="end"/>
@@ -3556,7 +3594,7 @@
         </w:p>
         <w:p>
           <w:pPr>
-            <w:pStyle w:val="TOC1"/>
+            <w:pStyle w:val="16"/>
             <w:keepNext w:val="0"/>
             <w:keepLines w:val="0"/>
             <w:pageBreakBefore w:val="0"/>
@@ -3570,35 +3608,35 @@
           </w:pPr>
           <w:r>
             <w:rPr>
-              <w:rFonts w:ascii="宋体" w:eastAsia="宋体" w:hAnsi="宋体" w:cs="宋体" w:hint="eastAsia"/>
+              <w:rFonts w:hint="eastAsia" w:ascii="宋体" w:hAnsi="宋体" w:eastAsia="宋体" w:cs="宋体"/>
               <w:szCs w:val="24"/>
             </w:rPr>
             <w:fldChar w:fldCharType="begin"/>
           </w:r>
           <w:r>
             <w:rPr>
-              <w:rFonts w:ascii="宋体" w:eastAsia="宋体" w:hAnsi="宋体" w:cs="宋体" w:hint="eastAsia"/>
+              <w:rFonts w:hint="eastAsia" w:ascii="宋体" w:hAnsi="宋体" w:eastAsia="宋体" w:cs="宋体"/>
               <w:szCs w:val="24"/>
             </w:rPr>
             <w:instrText xml:space="preserve"> HYPERLINK \l _Toc14242 </w:instrText>
           </w:r>
           <w:r>
             <w:rPr>
-              <w:rFonts w:ascii="宋体" w:eastAsia="宋体" w:hAnsi="宋体" w:cs="宋体" w:hint="eastAsia"/>
+              <w:rFonts w:hint="eastAsia" w:ascii="宋体" w:hAnsi="宋体" w:eastAsia="宋体" w:cs="宋体"/>
               <w:szCs w:val="24"/>
             </w:rPr>
             <w:fldChar w:fldCharType="separate"/>
           </w:r>
           <w:r>
             <w:rPr>
-              <w:rFonts w:eastAsia="宋体" w:hint="default"/>
+              <w:rFonts w:hint="default" w:eastAsia="宋体"/>
               <w:lang w:val="en-US" w:eastAsia="zh-CN"/>
             </w:rPr>
             <w:t xml:space="preserve">6. </w:t>
           </w:r>
           <w:r>
             <w:rPr>
-              <w:rFonts w:eastAsia="宋体" w:hint="eastAsia"/>
+              <w:rFonts w:hint="eastAsia" w:eastAsia="宋体"/>
               <w:lang w:val="en-US" w:eastAsia="zh-CN"/>
             </w:rPr>
             <w:t>附则</w:t>
@@ -3623,7 +3661,7 @@
           </w:r>
           <w:r>
             <w:rPr>
-              <w:rFonts w:ascii="宋体" w:eastAsia="宋体" w:hAnsi="宋体" w:cs="宋体" w:hint="eastAsia"/>
+              <w:rFonts w:hint="eastAsia" w:ascii="宋体" w:hAnsi="宋体" w:eastAsia="宋体" w:cs="宋体"/>
               <w:szCs w:val="24"/>
             </w:rPr>
             <w:fldChar w:fldCharType="end"/>
@@ -3631,7 +3669,7 @@
         </w:p>
         <w:p>
           <w:pPr>
-            <w:pStyle w:val="TOC1"/>
+            <w:pStyle w:val="16"/>
             <w:keepNext w:val="0"/>
             <w:keepLines w:val="0"/>
             <w:pageBreakBefore w:val="0"/>
@@ -3645,21 +3683,21 @@
           </w:pPr>
           <w:r>
             <w:rPr>
-              <w:rFonts w:ascii="宋体" w:eastAsia="宋体" w:hAnsi="宋体" w:cs="宋体" w:hint="eastAsia"/>
+              <w:rFonts w:hint="eastAsia" w:ascii="宋体" w:hAnsi="宋体" w:eastAsia="宋体" w:cs="宋体"/>
               <w:szCs w:val="24"/>
             </w:rPr>
             <w:fldChar w:fldCharType="begin"/>
           </w:r>
           <w:r>
             <w:rPr>
-              <w:rFonts w:ascii="宋体" w:eastAsia="宋体" w:hAnsi="宋体" w:cs="宋体" w:hint="eastAsia"/>
+              <w:rFonts w:hint="eastAsia" w:ascii="宋体" w:hAnsi="宋体" w:eastAsia="宋体" w:cs="宋体"/>
               <w:szCs w:val="24"/>
             </w:rPr>
             <w:instrText xml:space="preserve"> HYPERLINK \l _Toc11907 </w:instrText>
           </w:r>
           <w:r>
             <w:rPr>
-              <w:rFonts w:ascii="宋体" w:eastAsia="宋体" w:hAnsi="宋体" w:cs="宋体" w:hint="eastAsia"/>
+              <w:rFonts w:hint="eastAsia" w:ascii="宋体" w:hAnsi="宋体" w:eastAsia="宋体" w:cs="宋体"/>
               <w:szCs w:val="24"/>
             </w:rPr>
             <w:fldChar w:fldCharType="separate"/>
@@ -3698,7 +3736,7 @@
           </w:r>
           <w:r>
             <w:rPr>
-              <w:rFonts w:ascii="宋体" w:eastAsia="宋体" w:hAnsi="宋体" w:cs="宋体" w:hint="eastAsia"/>
+              <w:rFonts w:hint="eastAsia" w:ascii="宋体" w:hAnsi="宋体" w:eastAsia="宋体" w:cs="宋体"/>
               <w:szCs w:val="24"/>
             </w:rPr>
             <w:fldChar w:fldCharType="end"/>
@@ -3706,7 +3744,7 @@
         </w:p>
         <w:p>
           <w:pPr>
-            <w:pStyle w:val="TOC1"/>
+            <w:pStyle w:val="16"/>
             <w:keepNext w:val="0"/>
             <w:keepLines w:val="0"/>
             <w:pageBreakBefore w:val="0"/>
@@ -3720,21 +3758,21 @@
           </w:pPr>
           <w:r>
             <w:rPr>
-              <w:rFonts w:ascii="宋体" w:eastAsia="宋体" w:hAnsi="宋体" w:cs="宋体" w:hint="eastAsia"/>
+              <w:rFonts w:hint="eastAsia" w:ascii="宋体" w:hAnsi="宋体" w:eastAsia="宋体" w:cs="宋体"/>
               <w:szCs w:val="24"/>
             </w:rPr>
             <w:fldChar w:fldCharType="begin"/>
           </w:r>
           <w:r>
             <w:rPr>
-              <w:rFonts w:ascii="宋体" w:eastAsia="宋体" w:hAnsi="宋体" w:cs="宋体" w:hint="eastAsia"/>
+              <w:rFonts w:hint="eastAsia" w:ascii="宋体" w:hAnsi="宋体" w:eastAsia="宋体" w:cs="宋体"/>
               <w:szCs w:val="24"/>
             </w:rPr>
             <w:instrText xml:space="preserve"> HYPERLINK \l _Toc28410 </w:instrText>
           </w:r>
           <w:r>
             <w:rPr>
-              <w:rFonts w:ascii="宋体" w:eastAsia="宋体" w:hAnsi="宋体" w:cs="宋体" w:hint="eastAsia"/>
+              <w:rFonts w:hint="eastAsia" w:ascii="宋体" w:hAnsi="宋体" w:eastAsia="宋体" w:cs="宋体"/>
               <w:szCs w:val="24"/>
             </w:rPr>
             <w:fldChar w:fldCharType="separate"/>
@@ -3773,7 +3811,7 @@
           </w:r>
           <w:r>
             <w:rPr>
-              <w:rFonts w:ascii="宋体" w:eastAsia="宋体" w:hAnsi="宋体" w:cs="宋体" w:hint="eastAsia"/>
+              <w:rFonts w:hint="eastAsia" w:ascii="宋体" w:hAnsi="宋体" w:eastAsia="宋体" w:cs="宋体"/>
               <w:szCs w:val="24"/>
             </w:rPr>
             <w:fldChar w:fldCharType="end"/>
@@ -3789,7 +3827,7 @@
             <w:overflowPunct/>
             <w:bidi w:val="0"/>
             <w:rPr>
-              <w:rFonts w:ascii="宋体" w:eastAsia="宋体" w:hAnsi="宋体" w:cs="宋体" w:hint="eastAsia"/>
+              <w:rFonts w:hint="eastAsia" w:ascii="宋体" w:hAnsi="宋体" w:eastAsia="宋体" w:cs="宋体"/>
               <w:snapToGrid w:val="0"/>
               <w:color w:val="000000"/>
               <w:kern w:val="0"/>
@@ -3800,7 +3838,7 @@
           </w:pPr>
           <w:r>
             <w:rPr>
-              <w:rFonts w:ascii="宋体" w:eastAsia="宋体" w:hAnsi="宋体" w:cs="宋体" w:hint="eastAsia"/>
+              <w:rFonts w:hint="eastAsia" w:ascii="宋体" w:hAnsi="宋体" w:eastAsia="宋体" w:cs="宋体"/>
               <w:szCs w:val="24"/>
             </w:rPr>
             <w:fldChar w:fldCharType="end"/>
@@ -3810,7 +3848,7 @@
     </w:sdt>
     <w:p>
       <w:pPr>
-        <w:pStyle w:val="1"/>
+        <w:pStyle w:val="28"/>
         <w:keepNext w:val="0"/>
         <w:keepLines w:val="0"/>
         <w:pageBreakBefore w:val="0"/>
@@ -3827,7 +3865,7 @@
     </w:p>
     <w:p>
       <w:pPr>
-        <w:pStyle w:val="a1"/>
+        <w:pStyle w:val="29"/>
         <w:keepNext w:val="0"/>
         <w:keepLines w:val="0"/>
         <w:pageBreakBefore w:val="0"/>
@@ -3859,7 +3897,7 @@
     </w:p>
     <w:p>
       <w:pPr>
-        <w:pStyle w:val="1"/>
+        <w:pStyle w:val="28"/>
         <w:keepNext w:val="0"/>
         <w:keepLines w:val="0"/>
         <w:pageBreakBefore w:val="0"/>
@@ -3884,7 +3922,7 @@
     </w:p>
     <w:p>
       <w:pPr>
-        <w:pStyle w:val="a1"/>
+        <w:pStyle w:val="29"/>
         <w:keepNext w:val="0"/>
         <w:keepLines w:val="0"/>
         <w:pageBreakBefore w:val="0"/>
@@ -3909,7 +3947,7 @@
     </w:p>
     <w:p>
       <w:pPr>
-        <w:pStyle w:val="1"/>
+        <w:pStyle w:val="28"/>
         <w:keepNext w:val="0"/>
         <w:keepLines w:val="0"/>
         <w:pageBreakBefore w:val="0"/>
@@ -3933,7 +3971,7 @@
     </w:p>
     <w:p>
       <w:pPr>
-        <w:pStyle w:val="a1"/>
+        <w:pStyle w:val="29"/>
         <w:keepNext w:val="0"/>
         <w:keepLines w:val="0"/>
         <w:pageBreakBefore w:val="0"/>
@@ -3948,7 +3986,7 @@
     </w:p>
     <w:p>
       <w:pPr>
-        <w:pStyle w:val="1"/>
+        <w:pStyle w:val="28"/>
         <w:keepNext w:val="0"/>
         <w:keepLines w:val="0"/>
         <w:pageBreakBefore w:val="0"/>
@@ -3973,7 +4011,7 @@
     </w:p>
     <w:p>
       <w:pPr>
-        <w:pStyle w:val="2"/>
+        <w:pStyle w:val="30"/>
         <w:keepNext w:val="0"/>
         <w:keepLines w:val="0"/>
         <w:pageBreakBefore w:val="0"/>
@@ -4016,19 +4054,19 @@
         <w:adjustRightInd w:val="0"/>
         <w:snapToGrid w:val="0"/>
         <w:spacing w:line="360" w:lineRule="auto"/>
-        <w:ind w:left="425" w:right="0" w:hanging="425" w:leftChars="0" w:firstLineChars="0"/>
+        <w:ind w:left="425" w:leftChars="0" w:right="0" w:hanging="425" w:firstLineChars="0"/>
         <w:jc w:val="left"/>
         <w:textAlignment w:val="baseline"/>
         <w:rPr>
-          <w:rFonts w:ascii="宋体" w:eastAsia="宋体" w:hAnsi="宋体" w:cs="宋体"/>
-          <w:spacing w:val="-3"/>
-          <w:sz w:val="24"/>
-          <w:szCs w:val="24"/>
-        </w:rPr>
-      </w:pPr>
-      <w:r>
-        <w:rPr>
-          <w:rFonts w:ascii="宋体" w:eastAsia="宋体" w:hAnsi="宋体" w:cs="宋体"/>
+          <w:rFonts w:ascii="宋体" w:hAnsi="宋体" w:eastAsia="宋体" w:cs="宋体"/>
+          <w:spacing w:val="-3"/>
+          <w:sz w:val="24"/>
+          <w:szCs w:val="24"/>
+        </w:rPr>
+      </w:pPr>
+      <w:r>
+        <w:rPr>
+          <w:rFonts w:ascii="宋体" w:hAnsi="宋体" w:eastAsia="宋体" w:cs="宋体"/>
           <w:spacing w:val="-3"/>
           <w:sz w:val="24"/>
           <w:szCs w:val="24"/>
@@ -4037,7 +4075,7 @@
       </w:r>
       <w:r>
         <w:rPr>
-          <w:rFonts w:ascii="宋体" w:eastAsia="宋体" w:hAnsi="宋体" w:cs="宋体" w:hint="eastAsia"/>
+          <w:rFonts w:hint="eastAsia" w:ascii="宋体" w:hAnsi="宋体" w:eastAsia="宋体" w:cs="宋体"/>
           <w:spacing w:val="-3"/>
           <w:sz w:val="24"/>
           <w:szCs w:val="24"/>
@@ -4047,7 +4085,7 @@
       </w:r>
       <w:r>
         <w:rPr>
-          <w:rFonts w:ascii="宋体" w:eastAsia="宋体" w:hAnsi="宋体" w:cs="宋体"/>
+          <w:rFonts w:ascii="宋体" w:hAnsi="宋体" w:eastAsia="宋体" w:cs="宋体"/>
           <w:spacing w:val="-3"/>
           <w:sz w:val="24"/>
           <w:szCs w:val="24"/>
@@ -4056,7 +4094,7 @@
       </w:r>
       <w:r>
         <w:rPr>
-          <w:rFonts w:ascii="宋体" w:eastAsia="宋体" w:hAnsi="宋体" w:cs="宋体" w:hint="eastAsia"/>
+          <w:rFonts w:hint="eastAsia" w:ascii="宋体" w:hAnsi="宋体" w:eastAsia="宋体" w:cs="宋体"/>
           <w:spacing w:val="-3"/>
           <w:sz w:val="24"/>
           <w:szCs w:val="24"/>
@@ -4066,7 +4104,7 @@
       </w:r>
       <w:r>
         <w:rPr>
-          <w:rFonts w:ascii="宋体" w:eastAsia="宋体" w:hAnsi="宋体" w:cs="宋体"/>
+          <w:rFonts w:ascii="宋体" w:hAnsi="宋体" w:eastAsia="宋体" w:cs="宋体"/>
           <w:spacing w:val="-3"/>
           <w:sz w:val="24"/>
           <w:szCs w:val="24"/>
@@ -4075,7 +4113,7 @@
       </w:r>
       <w:r>
         <w:rPr>
-          <w:rFonts w:ascii="宋体" w:eastAsia="宋体" w:hAnsi="宋体" w:cs="宋体" w:hint="eastAsia"/>
+          <w:rFonts w:hint="eastAsia" w:ascii="宋体" w:hAnsi="宋体" w:eastAsia="宋体" w:cs="宋体"/>
           <w:spacing w:val="-3"/>
           <w:sz w:val="24"/>
           <w:szCs w:val="24"/>
@@ -4085,7 +4123,7 @@
       </w:r>
       <w:r>
         <w:rPr>
-          <w:rFonts w:ascii="宋体" w:eastAsia="宋体" w:hAnsi="宋体" w:cs="宋体"/>
+          <w:rFonts w:ascii="宋体" w:hAnsi="宋体" w:eastAsia="宋体" w:cs="宋体"/>
           <w:spacing w:val="-3"/>
           <w:sz w:val="24"/>
           <w:szCs w:val="24"/>
@@ -4113,19 +4151,19 @@
         <w:adjustRightInd w:val="0"/>
         <w:snapToGrid w:val="0"/>
         <w:spacing w:line="360" w:lineRule="auto"/>
-        <w:ind w:left="425" w:right="0" w:hanging="425" w:leftChars="0" w:firstLineChars="0"/>
+        <w:ind w:left="425" w:leftChars="0" w:right="0" w:hanging="425" w:firstLineChars="0"/>
         <w:jc w:val="left"/>
         <w:textAlignment w:val="baseline"/>
         <w:rPr>
-          <w:rFonts w:ascii="宋体" w:eastAsia="宋体" w:hAnsi="宋体" w:cs="宋体"/>
-          <w:spacing w:val="-3"/>
-          <w:sz w:val="24"/>
-          <w:szCs w:val="24"/>
-        </w:rPr>
-      </w:pPr>
-      <w:r>
-        <w:rPr>
-          <w:rFonts w:ascii="宋体" w:eastAsia="宋体" w:hAnsi="宋体" w:cs="宋体"/>
+          <w:rFonts w:ascii="宋体" w:hAnsi="宋体" w:eastAsia="宋体" w:cs="宋体"/>
+          <w:spacing w:val="-3"/>
+          <w:sz w:val="24"/>
+          <w:szCs w:val="24"/>
+        </w:rPr>
+      </w:pPr>
+      <w:r>
+        <w:rPr>
+          <w:rFonts w:ascii="宋体" w:hAnsi="宋体" w:eastAsia="宋体" w:cs="宋体"/>
           <w:spacing w:val="-3"/>
           <w:sz w:val="24"/>
           <w:szCs w:val="24"/>
@@ -4153,19 +4191,19 @@
         <w:adjustRightInd w:val="0"/>
         <w:snapToGrid w:val="0"/>
         <w:spacing w:line="360" w:lineRule="auto"/>
-        <w:ind w:left="425" w:right="0" w:hanging="425" w:leftChars="0" w:firstLineChars="0"/>
+        <w:ind w:left="425" w:leftChars="0" w:right="0" w:hanging="425" w:firstLineChars="0"/>
         <w:jc w:val="left"/>
         <w:textAlignment w:val="baseline"/>
         <w:rPr>
-          <w:rFonts w:ascii="宋体" w:eastAsia="宋体" w:hAnsi="宋体" w:cs="宋体"/>
-          <w:spacing w:val="-3"/>
-          <w:sz w:val="24"/>
-          <w:szCs w:val="24"/>
-        </w:rPr>
-      </w:pPr>
-      <w:r>
-        <w:rPr>
-          <w:rFonts w:ascii="宋体" w:eastAsia="宋体" w:hAnsi="宋体" w:cs="宋体"/>
+          <w:rFonts w:ascii="宋体" w:hAnsi="宋体" w:eastAsia="宋体" w:cs="宋体"/>
+          <w:spacing w:val="-3"/>
+          <w:sz w:val="24"/>
+          <w:szCs w:val="24"/>
+        </w:rPr>
+      </w:pPr>
+      <w:r>
+        <w:rPr>
+          <w:rFonts w:ascii="宋体" w:hAnsi="宋体" w:eastAsia="宋体" w:cs="宋体"/>
           <w:spacing w:val="-3"/>
           <w:sz w:val="24"/>
           <w:szCs w:val="24"/>
@@ -4193,19 +4231,19 @@
         <w:adjustRightInd w:val="0"/>
         <w:snapToGrid w:val="0"/>
         <w:spacing w:line="360" w:lineRule="auto"/>
-        <w:ind w:left="425" w:right="0" w:hanging="425" w:leftChars="0" w:firstLineChars="0"/>
+        <w:ind w:left="425" w:leftChars="0" w:right="0" w:hanging="425" w:firstLineChars="0"/>
         <w:jc w:val="left"/>
         <w:textAlignment w:val="baseline"/>
         <w:rPr>
-          <w:rFonts w:ascii="宋体" w:eastAsia="宋体" w:hAnsi="宋体" w:cs="宋体"/>
-          <w:spacing w:val="-3"/>
-          <w:sz w:val="24"/>
-          <w:szCs w:val="24"/>
-        </w:rPr>
-      </w:pPr>
-      <w:r>
-        <w:rPr>
-          <w:rFonts w:ascii="宋体" w:eastAsia="宋体" w:hAnsi="宋体" w:cs="宋体"/>
+          <w:rFonts w:ascii="宋体" w:hAnsi="宋体" w:eastAsia="宋体" w:cs="宋体"/>
+          <w:spacing w:val="-3"/>
+          <w:sz w:val="24"/>
+          <w:szCs w:val="24"/>
+        </w:rPr>
+      </w:pPr>
+      <w:r>
+        <w:rPr>
+          <w:rFonts w:ascii="宋体" w:hAnsi="宋体" w:eastAsia="宋体" w:cs="宋体"/>
           <w:spacing w:val="-2"/>
           <w:sz w:val="24"/>
           <w:szCs w:val="24"/>
@@ -4215,7 +4253,7 @@
     </w:p>
     <w:p>
       <w:pPr>
-        <w:pStyle w:val="1"/>
+        <w:pStyle w:val="28"/>
         <w:keepNext w:val="0"/>
         <w:keepLines w:val="0"/>
         <w:pageBreakBefore w:val="0"/>
@@ -4237,12 +4275,10 @@
         <w:t>管理流程</w:t>
       </w:r>
       <w:bookmarkEnd w:id="7"/>
-      <w:bookmarkStart w:id="8" w:name="_GoBack"/>
-      <w:bookmarkEnd w:id="8"/>
-    </w:p>
-    <w:p>
-      <w:pPr>
-        <w:pStyle w:val="2"/>
+    </w:p>
+    <w:p>
+      <w:pPr>
+        <w:pStyle w:val="30"/>
         <w:keepNext w:val="0"/>
         <w:keepLines w:val="0"/>
         <w:pageBreakBefore w:val="0"/>
@@ -4255,7 +4291,7 @@
           <w:lang w:val="en-US" w:eastAsia="zh-CN"/>
         </w:rPr>
       </w:pPr>
-      <w:bookmarkStart w:id="9" w:name="_Toc3678"/>
+      <w:bookmarkStart w:id="8" w:name="_Toc3678"/>
       <w:r>
         <w:rPr>
           <w:rFonts w:hint="eastAsia"/>
@@ -4263,7 +4299,7 @@
         </w:rPr>
         <w:t>可用性</w:t>
       </w:r>
-      <w:bookmarkEnd w:id="9"/>
+      <w:bookmarkEnd w:id="8"/>
     </w:p>
     <w:p>
       <w:pPr>
@@ -4281,19 +4317,19 @@
         <w:adjustRightInd w:val="0"/>
         <w:snapToGrid w:val="0"/>
         <w:spacing w:line="360" w:lineRule="auto"/>
-        <w:ind w:left="0" w:right="0" w:firstLine="420" w:firstLineChars="200"/>
+        <w:ind w:left="0" w:right="0" w:firstLine="468" w:firstLineChars="200"/>
         <w:jc w:val="left"/>
         <w:textAlignment w:val="baseline"/>
         <w:rPr>
-          <w:rFonts w:ascii="宋体" w:eastAsia="宋体" w:hAnsi="宋体" w:cs="宋体"/>
-          <w:spacing w:val="-3"/>
-          <w:sz w:val="24"/>
-          <w:szCs w:val="24"/>
-        </w:rPr>
-      </w:pPr>
-      <w:r>
-        <w:rPr>
-          <w:rFonts w:ascii="宋体" w:eastAsia="宋体" w:hAnsi="宋体" w:cs="宋体"/>
+          <w:rFonts w:ascii="宋体" w:hAnsi="宋体" w:eastAsia="宋体" w:cs="宋体"/>
+          <w:spacing w:val="-3"/>
+          <w:sz w:val="24"/>
+          <w:szCs w:val="24"/>
+        </w:rPr>
+      </w:pPr>
+      <w:r>
+        <w:rPr>
+          <w:rFonts w:ascii="宋体" w:hAnsi="宋体" w:eastAsia="宋体" w:cs="宋体"/>
           <w:spacing w:val="-3"/>
           <w:sz w:val="24"/>
           <w:szCs w:val="24"/>
@@ -4302,7 +4338,7 @@
       </w:r>
       <w:r>
         <w:rPr>
-          <w:rFonts w:ascii="宋体" w:eastAsia="宋体" w:hAnsi="宋体" w:cs="宋体" w:hint="eastAsia"/>
+          <w:rFonts w:hint="eastAsia" w:ascii="宋体" w:hAnsi="宋体" w:eastAsia="宋体" w:cs="宋体"/>
           <w:spacing w:val="-3"/>
           <w:sz w:val="24"/>
           <w:szCs w:val="24"/>
@@ -4312,7 +4348,7 @@
       </w:r>
       <w:r>
         <w:rPr>
-          <w:rFonts w:ascii="宋体" w:eastAsia="宋体" w:hAnsi="宋体" w:cs="宋体"/>
+          <w:rFonts w:ascii="宋体" w:hAnsi="宋体" w:eastAsia="宋体" w:cs="宋体"/>
           <w:spacing w:val="-3"/>
           <w:sz w:val="24"/>
           <w:szCs w:val="24"/>
@@ -4321,7 +4357,7 @@
       </w:r>
       <w:r>
         <w:rPr>
-          <w:rFonts w:ascii="宋体" w:eastAsia="宋体" w:hAnsi="宋体" w:cs="宋体" w:hint="eastAsia"/>
+          <w:rFonts w:hint="eastAsia" w:ascii="宋体" w:hAnsi="宋体" w:eastAsia="宋体" w:cs="宋体"/>
           <w:spacing w:val="-3"/>
           <w:sz w:val="24"/>
           <w:szCs w:val="24"/>
@@ -4331,7 +4367,7 @@
       </w:r>
       <w:r>
         <w:rPr>
-          <w:rFonts w:ascii="宋体" w:eastAsia="宋体" w:hAnsi="宋体" w:cs="宋体"/>
+          <w:rFonts w:ascii="宋体" w:hAnsi="宋体" w:eastAsia="宋体" w:cs="宋体"/>
           <w:spacing w:val="-3"/>
           <w:sz w:val="24"/>
           <w:szCs w:val="24"/>
@@ -4341,30 +4377,30 @@
     </w:p>
     <w:p>
       <w:pPr>
-        <w:pStyle w:val="3"/>
-        <w:keepNext w:val="0"/>
-        <w:keepLines w:val="0"/>
-        <w:pageBreakBefore w:val="0"/>
-        <w:widowControl w:val="0"/>
-        <w:wordWrap/>
-        <w:overflowPunct/>
-        <w:bidi w:val="0"/>
-      </w:pPr>
-      <w:bookmarkStart w:id="10" w:name="bookmark12"/>
+        <w:pStyle w:val="31"/>
+        <w:keepNext w:val="0"/>
+        <w:keepLines w:val="0"/>
+        <w:pageBreakBefore w:val="0"/>
+        <w:widowControl w:val="0"/>
+        <w:wordWrap/>
+        <w:overflowPunct/>
+        <w:bidi w:val="0"/>
+      </w:pPr>
+      <w:bookmarkStart w:id="9" w:name="bookmark13"/>
+      <w:bookmarkEnd w:id="9"/>
+      <w:bookmarkStart w:id="10" w:name="bookmark15"/>
       <w:bookmarkEnd w:id="10"/>
-      <w:bookmarkStart w:id="11" w:name="bookmark13"/>
+      <w:bookmarkStart w:id="11" w:name="bookmark12"/>
       <w:bookmarkEnd w:id="11"/>
-      <w:bookmarkStart w:id="12" w:name="bookmark15"/>
+      <w:bookmarkStart w:id="12" w:name="_Toc17227"/>
+      <w:r>
+        <w:t>识别可用性需求</w:t>
+      </w:r>
       <w:bookmarkEnd w:id="12"/>
-      <w:bookmarkStart w:id="13" w:name="_Toc17227"/>
-      <w:r>
-        <w:t>识别可用性需求</w:t>
-      </w:r>
-      <w:bookmarkEnd w:id="13"/>
-    </w:p>
-    <w:p>
-      <w:pPr>
-        <w:pStyle w:val="4"/>
+    </w:p>
+    <w:p>
+      <w:pPr>
+        <w:pStyle w:val="40"/>
         <w:keepNext w:val="0"/>
         <w:keepLines w:val="0"/>
         <w:pageBreakBefore w:val="0"/>
@@ -4379,7 +4415,7 @@
     </w:p>
     <w:p>
       <w:pPr>
-        <w:pStyle w:val="a1"/>
+        <w:pStyle w:val="29"/>
         <w:keepNext w:val="0"/>
         <w:keepLines w:val="0"/>
         <w:pageBreakBefore w:val="0"/>
@@ -4394,7 +4430,7 @@
     </w:p>
     <w:p>
       <w:pPr>
-        <w:pStyle w:val="a3"/>
+        <w:pStyle w:val="39"/>
         <w:keepNext w:val="0"/>
         <w:keepLines w:val="0"/>
         <w:pageBreakBefore w:val="0"/>
@@ -4406,7 +4442,7 @@
         <w:wordWrap/>
         <w:overflowPunct/>
         <w:bidi w:val="0"/>
-        <w:ind w:left="425" w:hanging="425" w:leftChars="0" w:firstLineChars="0"/>
+        <w:ind w:left="425" w:leftChars="0" w:hanging="425" w:firstLineChars="0"/>
       </w:pPr>
       <w:r>
         <w:t>需考虑新的运维服务和需要对现有服务作出的变更两个方面；</w:t>
@@ -4414,7 +4450,7 @@
     </w:p>
     <w:p>
       <w:pPr>
-        <w:pStyle w:val="a3"/>
+        <w:pStyle w:val="39"/>
         <w:keepNext w:val="0"/>
         <w:keepLines w:val="0"/>
         <w:pageBreakBefore w:val="0"/>
@@ -4426,7 +4462,7 @@
         <w:wordWrap/>
         <w:overflowPunct/>
         <w:bidi w:val="0"/>
-        <w:ind w:left="425" w:hanging="425" w:leftChars="0" w:firstLineChars="0"/>
+        <w:ind w:left="425" w:leftChars="0" w:hanging="425" w:firstLineChars="0"/>
       </w:pPr>
       <w:r>
         <w:t>应当在尽可能早的阶段确定是否能够满足这些需求以及怎样满足这些需求。</w:t>
@@ -4434,23 +4470,23 @@
     </w:p>
     <w:p>
       <w:pPr>
-        <w:pStyle w:val="4"/>
-        <w:keepNext w:val="0"/>
-        <w:keepLines w:val="0"/>
-        <w:pageBreakBefore w:val="0"/>
-        <w:widowControl w:val="0"/>
-        <w:wordWrap/>
-        <w:overflowPunct/>
-        <w:bidi w:val="0"/>
-      </w:pPr>
+        <w:pStyle w:val="40"/>
+        <w:keepNext w:val="0"/>
+        <w:keepLines w:val="0"/>
+        <w:pageBreakBefore w:val="0"/>
+        <w:widowControl w:val="0"/>
+        <w:wordWrap/>
+        <w:overflowPunct/>
+        <w:bidi w:val="0"/>
+      </w:pPr>
+      <w:bookmarkStart w:id="13" w:name="bookmark16"/>
+      <w:bookmarkEnd w:id="13"/>
       <w:bookmarkStart w:id="14" w:name="bookmark17"/>
       <w:bookmarkEnd w:id="14"/>
-      <w:bookmarkStart w:id="15" w:name="bookmark16"/>
+      <w:bookmarkStart w:id="15" w:name="bookmark19"/>
       <w:bookmarkEnd w:id="15"/>
       <w:bookmarkStart w:id="16" w:name="bookmark18"/>
       <w:bookmarkEnd w:id="16"/>
-      <w:bookmarkStart w:id="17" w:name="bookmark19"/>
-      <w:bookmarkEnd w:id="17"/>
       <w:r>
         <w:t>需求识别应考虑内容</w:t>
       </w:r>
@@ -4471,19 +4507,19 @@
         <w:adjustRightInd w:val="0"/>
         <w:snapToGrid w:val="0"/>
         <w:spacing w:line="360" w:lineRule="auto"/>
-        <w:ind w:left="468" w:right="0" w:hanging="420" w:hangingChars="200"/>
+        <w:ind w:left="468" w:right="0" w:hanging="468" w:hangingChars="200"/>
         <w:jc w:val="left"/>
         <w:textAlignment w:val="baseline"/>
         <w:rPr>
-          <w:rFonts w:ascii="宋体" w:eastAsia="宋体" w:hAnsi="宋体" w:cs="宋体"/>
-          <w:spacing w:val="-3"/>
-          <w:sz w:val="24"/>
-          <w:szCs w:val="24"/>
-        </w:rPr>
-      </w:pPr>
-      <w:r>
-        <w:rPr>
-          <w:rFonts w:ascii="宋体" w:eastAsia="宋体" w:hAnsi="宋体" w:cs="宋体"/>
+          <w:rFonts w:ascii="宋体" w:hAnsi="宋体" w:eastAsia="宋体" w:cs="宋体"/>
+          <w:spacing w:val="-3"/>
+          <w:sz w:val="24"/>
+          <w:szCs w:val="24"/>
+        </w:rPr>
+      </w:pPr>
+      <w:r>
+        <w:rPr>
+          <w:rFonts w:ascii="宋体" w:hAnsi="宋体" w:eastAsia="宋体" w:cs="宋体"/>
           <w:spacing w:val="-3"/>
           <w:sz w:val="24"/>
           <w:szCs w:val="24"/>
@@ -4511,19 +4547,19 @@
         <w:adjustRightInd w:val="0"/>
         <w:snapToGrid w:val="0"/>
         <w:spacing w:line="360" w:lineRule="auto"/>
-        <w:ind w:left="425" w:right="0" w:hanging="425" w:leftChars="0" w:firstLineChars="0"/>
+        <w:ind w:left="425" w:leftChars="0" w:right="0" w:hanging="425" w:firstLineChars="0"/>
         <w:jc w:val="left"/>
         <w:textAlignment w:val="baseline"/>
         <w:rPr>
-          <w:rFonts w:ascii="宋体" w:eastAsia="宋体" w:hAnsi="宋体" w:cs="宋体"/>
-          <w:spacing w:val="-3"/>
-          <w:sz w:val="24"/>
-          <w:szCs w:val="24"/>
-        </w:rPr>
-      </w:pPr>
-      <w:r>
-        <w:rPr>
-          <w:rFonts w:ascii="宋体" w:eastAsia="宋体" w:hAnsi="宋体" w:cs="宋体"/>
+          <w:rFonts w:ascii="宋体" w:hAnsi="宋体" w:eastAsia="宋体" w:cs="宋体"/>
+          <w:spacing w:val="-3"/>
+          <w:sz w:val="24"/>
+          <w:szCs w:val="24"/>
+        </w:rPr>
+      </w:pPr>
+      <w:r>
+        <w:rPr>
+          <w:rFonts w:ascii="宋体" w:hAnsi="宋体" w:eastAsia="宋体" w:cs="宋体"/>
           <w:spacing w:val="-3"/>
           <w:sz w:val="24"/>
           <w:szCs w:val="24"/>
@@ -4551,21 +4587,21 @@
         <w:adjustRightInd w:val="0"/>
         <w:snapToGrid w:val="0"/>
         <w:spacing w:line="360" w:lineRule="auto"/>
-        <w:ind w:left="425" w:right="0" w:hanging="425" w:leftChars="0" w:firstLineChars="0"/>
+        <w:ind w:left="425" w:leftChars="0" w:right="0" w:hanging="425" w:firstLineChars="0"/>
         <w:jc w:val="left"/>
         <w:textAlignment w:val="baseline"/>
         <w:rPr>
-          <w:rFonts w:ascii="宋体" w:eastAsia="宋体" w:hAnsi="宋体" w:cs="宋体"/>
-          <w:spacing w:val="-3"/>
-          <w:sz w:val="24"/>
-          <w:szCs w:val="24"/>
-        </w:rPr>
-      </w:pPr>
-      <w:bookmarkStart w:id="18" w:name="bookmark43"/>
-      <w:bookmarkEnd w:id="18"/>
-      <w:r>
-        <w:rPr>
-          <w:rFonts w:ascii="宋体" w:eastAsia="宋体" w:hAnsi="宋体" w:cs="宋体"/>
+          <w:rFonts w:ascii="宋体" w:hAnsi="宋体" w:eastAsia="宋体" w:cs="宋体"/>
+          <w:spacing w:val="-3"/>
+          <w:sz w:val="24"/>
+          <w:szCs w:val="24"/>
+        </w:rPr>
+      </w:pPr>
+      <w:bookmarkStart w:id="17" w:name="bookmark43"/>
+      <w:bookmarkEnd w:id="17"/>
+      <w:r>
+        <w:rPr>
+          <w:rFonts w:ascii="宋体" w:hAnsi="宋体" w:eastAsia="宋体" w:cs="宋体"/>
           <w:spacing w:val="-3"/>
           <w:sz w:val="24"/>
           <w:szCs w:val="24"/>
@@ -4593,19 +4629,19 @@
         <w:adjustRightInd w:val="0"/>
         <w:snapToGrid w:val="0"/>
         <w:spacing w:line="360" w:lineRule="auto"/>
-        <w:ind w:left="425" w:right="0" w:hanging="425" w:leftChars="0" w:firstLineChars="0"/>
+        <w:ind w:left="425" w:leftChars="0" w:right="0" w:hanging="425" w:firstLineChars="0"/>
         <w:jc w:val="left"/>
         <w:textAlignment w:val="baseline"/>
         <w:rPr>
-          <w:rFonts w:ascii="宋体" w:eastAsia="宋体" w:hAnsi="宋体" w:cs="宋体"/>
-          <w:spacing w:val="-3"/>
-          <w:sz w:val="24"/>
-          <w:szCs w:val="24"/>
-        </w:rPr>
-      </w:pPr>
-      <w:r>
-        <w:rPr>
-          <w:rFonts w:ascii="宋体" w:eastAsia="宋体" w:hAnsi="宋体" w:cs="宋体"/>
+          <w:rFonts w:ascii="宋体" w:hAnsi="宋体" w:eastAsia="宋体" w:cs="宋体"/>
+          <w:spacing w:val="-3"/>
+          <w:sz w:val="24"/>
+          <w:szCs w:val="24"/>
+        </w:rPr>
+      </w:pPr>
+      <w:r>
+        <w:rPr>
+          <w:rFonts w:ascii="宋体" w:hAnsi="宋体" w:eastAsia="宋体" w:cs="宋体"/>
           <w:spacing w:val="-3"/>
           <w:sz w:val="24"/>
           <w:szCs w:val="24"/>
@@ -4633,19 +4669,19 @@
         <w:adjustRightInd w:val="0"/>
         <w:snapToGrid w:val="0"/>
         <w:spacing w:line="360" w:lineRule="auto"/>
-        <w:ind w:left="425" w:right="0" w:hanging="425" w:leftChars="0" w:firstLineChars="0"/>
+        <w:ind w:left="425" w:leftChars="0" w:right="0" w:hanging="425" w:firstLineChars="0"/>
         <w:jc w:val="left"/>
         <w:textAlignment w:val="baseline"/>
         <w:rPr>
-          <w:rFonts w:ascii="宋体" w:eastAsia="宋体" w:hAnsi="宋体" w:cs="宋体"/>
-          <w:spacing w:val="-3"/>
-          <w:sz w:val="24"/>
-          <w:szCs w:val="24"/>
-        </w:rPr>
-      </w:pPr>
-      <w:r>
-        <w:rPr>
-          <w:rFonts w:ascii="宋体" w:eastAsia="宋体" w:hAnsi="宋体" w:cs="宋体"/>
+          <w:rFonts w:ascii="宋体" w:hAnsi="宋体" w:eastAsia="宋体" w:cs="宋体"/>
+          <w:spacing w:val="-3"/>
+          <w:sz w:val="24"/>
+          <w:szCs w:val="24"/>
+        </w:rPr>
+      </w:pPr>
+      <w:r>
+        <w:rPr>
+          <w:rFonts w:ascii="宋体" w:hAnsi="宋体" w:eastAsia="宋体" w:cs="宋体"/>
           <w:spacing w:val="-3"/>
           <w:sz w:val="24"/>
           <w:szCs w:val="24"/>
@@ -4673,19 +4709,19 @@
         <w:adjustRightInd w:val="0"/>
         <w:snapToGrid w:val="0"/>
         <w:spacing w:line="360" w:lineRule="auto"/>
-        <w:ind w:left="425" w:right="0" w:hanging="425" w:leftChars="0" w:firstLineChars="0"/>
+        <w:ind w:left="425" w:leftChars="0" w:right="0" w:hanging="425" w:firstLineChars="0"/>
         <w:jc w:val="left"/>
         <w:textAlignment w:val="baseline"/>
         <w:rPr>
-          <w:rFonts w:ascii="宋体" w:eastAsia="宋体" w:hAnsi="宋体" w:cs="宋体"/>
-          <w:spacing w:val="-3"/>
-          <w:sz w:val="24"/>
-          <w:szCs w:val="24"/>
-        </w:rPr>
-      </w:pPr>
-      <w:r>
-        <w:rPr>
-          <w:rFonts w:ascii="宋体" w:eastAsia="宋体" w:hAnsi="宋体" w:cs="宋体"/>
+          <w:rFonts w:ascii="宋体" w:hAnsi="宋体" w:eastAsia="宋体" w:cs="宋体"/>
+          <w:spacing w:val="-3"/>
+          <w:sz w:val="24"/>
+          <w:szCs w:val="24"/>
+        </w:rPr>
+      </w:pPr>
+      <w:r>
+        <w:rPr>
+          <w:rFonts w:ascii="宋体" w:hAnsi="宋体" w:eastAsia="宋体" w:cs="宋体"/>
           <w:spacing w:val="-3"/>
           <w:sz w:val="24"/>
           <w:szCs w:val="24"/>
@@ -4695,20 +4731,20 @@
     </w:p>
     <w:p>
       <w:pPr>
-        <w:pStyle w:val="3"/>
-        <w:keepNext w:val="0"/>
-        <w:keepLines w:val="0"/>
-        <w:pageBreakBefore w:val="0"/>
-        <w:widowControl w:val="0"/>
-        <w:wordWrap/>
-        <w:overflowPunct/>
-        <w:bidi w:val="0"/>
-      </w:pPr>
-      <w:bookmarkStart w:id="19" w:name="_Toc20602"/>
+        <w:pStyle w:val="31"/>
+        <w:keepNext w:val="0"/>
+        <w:keepLines w:val="0"/>
+        <w:pageBreakBefore w:val="0"/>
+        <w:widowControl w:val="0"/>
+        <w:wordWrap/>
+        <w:overflowPunct/>
+        <w:bidi w:val="0"/>
+      </w:pPr>
+      <w:bookmarkStart w:id="18" w:name="_Toc20602"/>
       <w:r>
         <w:t>可用性设计</w:t>
       </w:r>
-      <w:bookmarkEnd w:id="19"/>
+      <w:bookmarkEnd w:id="18"/>
     </w:p>
     <w:p>
       <w:pPr>
@@ -4730,19 +4766,19 @@
         <w:adjustRightInd w:val="0"/>
         <w:snapToGrid w:val="0"/>
         <w:spacing w:line="360" w:lineRule="auto"/>
-        <w:ind w:left="425" w:right="0" w:hanging="425" w:leftChars="0" w:firstLineChars="0"/>
+        <w:ind w:left="425" w:leftChars="0" w:right="0" w:hanging="425" w:firstLineChars="0"/>
         <w:jc w:val="left"/>
         <w:textAlignment w:val="baseline"/>
         <w:rPr>
-          <w:rFonts w:ascii="宋体" w:eastAsia="宋体" w:hAnsi="宋体" w:cs="宋体"/>
-          <w:spacing w:val="-3"/>
-          <w:sz w:val="24"/>
-          <w:szCs w:val="24"/>
-        </w:rPr>
-      </w:pPr>
-      <w:r>
-        <w:rPr>
-          <w:rFonts w:ascii="宋体" w:eastAsia="宋体" w:hAnsi="宋体" w:cs="宋体"/>
+          <w:rFonts w:ascii="宋体" w:hAnsi="宋体" w:eastAsia="宋体" w:cs="宋体"/>
+          <w:spacing w:val="-3"/>
+          <w:sz w:val="24"/>
+          <w:szCs w:val="24"/>
+        </w:rPr>
+      </w:pPr>
+      <w:r>
+        <w:rPr>
+          <w:rFonts w:ascii="宋体" w:hAnsi="宋体" w:eastAsia="宋体" w:cs="宋体"/>
           <w:spacing w:val="-3"/>
           <w:sz w:val="24"/>
           <w:szCs w:val="24"/>
@@ -4770,19 +4806,19 @@
         <w:adjustRightInd w:val="0"/>
         <w:snapToGrid w:val="0"/>
         <w:spacing w:line="360" w:lineRule="auto"/>
-        <w:ind w:left="425" w:right="0" w:hanging="425" w:leftChars="0" w:firstLineChars="0"/>
+        <w:ind w:left="425" w:leftChars="0" w:right="0" w:hanging="425" w:firstLineChars="0"/>
         <w:jc w:val="left"/>
         <w:textAlignment w:val="baseline"/>
         <w:rPr>
-          <w:rFonts w:ascii="宋体" w:eastAsia="宋体" w:hAnsi="宋体" w:cs="宋体"/>
-          <w:spacing w:val="-3"/>
-          <w:sz w:val="24"/>
-          <w:szCs w:val="24"/>
-        </w:rPr>
-      </w:pPr>
-      <w:r>
-        <w:rPr>
-          <w:rFonts w:ascii="宋体" w:eastAsia="宋体" w:hAnsi="宋体" w:cs="宋体"/>
+          <w:rFonts w:ascii="宋体" w:hAnsi="宋体" w:eastAsia="宋体" w:cs="宋体"/>
+          <w:spacing w:val="-3"/>
+          <w:sz w:val="24"/>
+          <w:szCs w:val="24"/>
+        </w:rPr>
+      </w:pPr>
+      <w:r>
+        <w:rPr>
+          <w:rFonts w:ascii="宋体" w:hAnsi="宋体" w:eastAsia="宋体" w:cs="宋体"/>
           <w:spacing w:val="-3"/>
           <w:sz w:val="24"/>
           <w:szCs w:val="24"/>
@@ -4810,19 +4846,19 @@
         <w:adjustRightInd w:val="0"/>
         <w:snapToGrid w:val="0"/>
         <w:spacing w:line="360" w:lineRule="auto"/>
-        <w:ind w:left="425" w:right="0" w:hanging="425" w:leftChars="0" w:firstLineChars="0"/>
+        <w:ind w:left="425" w:leftChars="0" w:right="0" w:hanging="425" w:firstLineChars="0"/>
         <w:jc w:val="left"/>
         <w:textAlignment w:val="baseline"/>
         <w:rPr>
-          <w:rFonts w:ascii="宋体" w:eastAsia="宋体" w:hAnsi="宋体" w:cs="宋体"/>
-          <w:spacing w:val="-3"/>
-          <w:sz w:val="24"/>
-          <w:szCs w:val="24"/>
-        </w:rPr>
-      </w:pPr>
-      <w:r>
-        <w:rPr>
-          <w:rFonts w:ascii="宋体" w:eastAsia="宋体" w:hAnsi="宋体" w:cs="宋体"/>
+          <w:rFonts w:ascii="宋体" w:hAnsi="宋体" w:eastAsia="宋体" w:cs="宋体"/>
+          <w:spacing w:val="-3"/>
+          <w:sz w:val="24"/>
+          <w:szCs w:val="24"/>
+        </w:rPr>
+      </w:pPr>
+      <w:r>
+        <w:rPr>
+          <w:rFonts w:ascii="宋体" w:hAnsi="宋体" w:eastAsia="宋体" w:cs="宋体"/>
           <w:spacing w:val="-3"/>
           <w:sz w:val="24"/>
           <w:szCs w:val="24"/>
@@ -4850,19 +4886,19 @@
         <w:adjustRightInd w:val="0"/>
         <w:snapToGrid w:val="0"/>
         <w:spacing w:line="360" w:lineRule="auto"/>
-        <w:ind w:left="425" w:right="0" w:hanging="425" w:leftChars="0" w:firstLineChars="0"/>
+        <w:ind w:left="425" w:leftChars="0" w:right="0" w:hanging="425" w:firstLineChars="0"/>
         <w:jc w:val="left"/>
         <w:textAlignment w:val="baseline"/>
         <w:rPr>
-          <w:rFonts w:ascii="宋体" w:eastAsia="宋体" w:hAnsi="宋体" w:cs="宋体"/>
-          <w:spacing w:val="-3"/>
-          <w:sz w:val="24"/>
-          <w:szCs w:val="24"/>
-        </w:rPr>
-      </w:pPr>
-      <w:r>
-        <w:rPr>
-          <w:rFonts w:ascii="宋体" w:eastAsia="宋体" w:hAnsi="宋体" w:cs="宋体"/>
+          <w:rFonts w:ascii="宋体" w:hAnsi="宋体" w:eastAsia="宋体" w:cs="宋体"/>
+          <w:spacing w:val="-3"/>
+          <w:sz w:val="24"/>
+          <w:szCs w:val="24"/>
+        </w:rPr>
+      </w:pPr>
+      <w:r>
+        <w:rPr>
+          <w:rFonts w:ascii="宋体" w:hAnsi="宋体" w:eastAsia="宋体" w:cs="宋体"/>
           <w:spacing w:val="-3"/>
           <w:sz w:val="24"/>
           <w:szCs w:val="24"/>
@@ -4872,24 +4908,24 @@
     </w:p>
     <w:p>
       <w:pPr>
-        <w:pStyle w:val="3"/>
-        <w:keepNext w:val="0"/>
-        <w:keepLines w:val="0"/>
-        <w:pageBreakBefore w:val="0"/>
-        <w:widowControl w:val="0"/>
-        <w:wordWrap/>
-        <w:overflowPunct/>
-        <w:bidi w:val="0"/>
-      </w:pPr>
-      <w:bookmarkStart w:id="20" w:name="bookmark20"/>
+        <w:pStyle w:val="31"/>
+        <w:keepNext w:val="0"/>
+        <w:keepLines w:val="0"/>
+        <w:pageBreakBefore w:val="0"/>
+        <w:widowControl w:val="0"/>
+        <w:wordWrap/>
+        <w:overflowPunct/>
+        <w:bidi w:val="0"/>
+      </w:pPr>
+      <w:bookmarkStart w:id="19" w:name="bookmark20"/>
+      <w:bookmarkEnd w:id="19"/>
+      <w:bookmarkStart w:id="20" w:name="bookmark21"/>
       <w:bookmarkEnd w:id="20"/>
-      <w:bookmarkStart w:id="21" w:name="bookmark21"/>
+      <w:bookmarkStart w:id="21" w:name="_Toc30010"/>
+      <w:r>
+        <w:t>恢复方案设计</w:t>
+      </w:r>
       <w:bookmarkEnd w:id="21"/>
-      <w:bookmarkStart w:id="22" w:name="_Toc30010"/>
-      <w:r>
-        <w:t>恢复方案设计</w:t>
-      </w:r>
-      <w:bookmarkEnd w:id="22"/>
     </w:p>
     <w:p>
       <w:pPr>
@@ -4911,19 +4947,19 @@
         <w:adjustRightInd w:val="0"/>
         <w:snapToGrid w:val="0"/>
         <w:spacing w:line="360" w:lineRule="auto"/>
-        <w:ind w:left="425" w:right="0" w:hanging="425" w:leftChars="0" w:firstLineChars="0"/>
+        <w:ind w:left="425" w:leftChars="0" w:right="0" w:hanging="425" w:firstLineChars="0"/>
         <w:jc w:val="left"/>
         <w:textAlignment w:val="baseline"/>
         <w:rPr>
-          <w:rFonts w:ascii="宋体" w:eastAsia="宋体" w:hAnsi="宋体" w:cs="宋体"/>
-          <w:spacing w:val="-3"/>
-          <w:sz w:val="24"/>
-          <w:szCs w:val="24"/>
-        </w:rPr>
-      </w:pPr>
-      <w:r>
-        <w:rPr>
-          <w:rFonts w:ascii="宋体" w:eastAsia="宋体" w:hAnsi="宋体" w:cs="宋体"/>
+          <w:rFonts w:ascii="宋体" w:hAnsi="宋体" w:eastAsia="宋体" w:cs="宋体"/>
+          <w:spacing w:val="-3"/>
+          <w:sz w:val="24"/>
+          <w:szCs w:val="24"/>
+        </w:rPr>
+      </w:pPr>
+      <w:r>
+        <w:rPr>
+          <w:rFonts w:ascii="宋体" w:hAnsi="宋体" w:eastAsia="宋体" w:cs="宋体"/>
           <w:spacing w:val="-3"/>
           <w:sz w:val="24"/>
           <w:szCs w:val="24"/>
@@ -4951,19 +4987,19 @@
         <w:adjustRightInd w:val="0"/>
         <w:snapToGrid w:val="0"/>
         <w:spacing w:line="360" w:lineRule="auto"/>
-        <w:ind w:left="425" w:right="0" w:hanging="425" w:leftChars="0" w:firstLineChars="0"/>
+        <w:ind w:left="425" w:leftChars="0" w:right="0" w:hanging="425" w:firstLineChars="0"/>
         <w:jc w:val="left"/>
         <w:textAlignment w:val="baseline"/>
         <w:rPr>
-          <w:rFonts w:ascii="宋体" w:eastAsia="宋体" w:hAnsi="宋体" w:cs="宋体"/>
-          <w:spacing w:val="-3"/>
-          <w:sz w:val="24"/>
-          <w:szCs w:val="24"/>
-        </w:rPr>
-      </w:pPr>
-      <w:r>
-        <w:rPr>
-          <w:rFonts w:ascii="宋体" w:eastAsia="宋体" w:hAnsi="宋体" w:cs="宋体"/>
+          <w:rFonts w:ascii="宋体" w:hAnsi="宋体" w:eastAsia="宋体" w:cs="宋体"/>
+          <w:spacing w:val="-3"/>
+          <w:sz w:val="24"/>
+          <w:szCs w:val="24"/>
+        </w:rPr>
+      </w:pPr>
+      <w:r>
+        <w:rPr>
+          <w:rFonts w:ascii="宋体" w:hAnsi="宋体" w:eastAsia="宋体" w:cs="宋体"/>
           <w:spacing w:val="-3"/>
           <w:sz w:val="24"/>
           <w:szCs w:val="24"/>
@@ -4991,19 +5027,19 @@
         <w:adjustRightInd w:val="0"/>
         <w:snapToGrid w:val="0"/>
         <w:spacing w:line="360" w:lineRule="auto"/>
-        <w:ind w:left="425" w:right="0" w:hanging="425" w:leftChars="0" w:firstLineChars="0"/>
+        <w:ind w:left="425" w:leftChars="0" w:right="0" w:hanging="425" w:firstLineChars="0"/>
         <w:jc w:val="left"/>
         <w:textAlignment w:val="baseline"/>
         <w:rPr>
-          <w:rFonts w:ascii="宋体" w:eastAsia="宋体" w:hAnsi="宋体" w:cs="宋体"/>
-          <w:spacing w:val="-3"/>
-          <w:sz w:val="24"/>
-          <w:szCs w:val="24"/>
-        </w:rPr>
-      </w:pPr>
-      <w:r>
-        <w:rPr>
-          <w:rFonts w:ascii="宋体" w:eastAsia="宋体" w:hAnsi="宋体" w:cs="宋体"/>
+          <w:rFonts w:ascii="宋体" w:hAnsi="宋体" w:eastAsia="宋体" w:cs="宋体"/>
+          <w:spacing w:val="-3"/>
+          <w:sz w:val="24"/>
+          <w:szCs w:val="24"/>
+        </w:rPr>
+      </w:pPr>
+      <w:r>
+        <w:rPr>
+          <w:rFonts w:ascii="宋体" w:hAnsi="宋体" w:eastAsia="宋体" w:cs="宋体"/>
           <w:spacing w:val="-3"/>
           <w:sz w:val="24"/>
           <w:szCs w:val="24"/>
@@ -5031,19 +5067,19 @@
         <w:adjustRightInd w:val="0"/>
         <w:snapToGrid w:val="0"/>
         <w:spacing w:line="360" w:lineRule="auto"/>
-        <w:ind w:left="425" w:right="0" w:hanging="425" w:leftChars="0" w:firstLineChars="0"/>
+        <w:ind w:left="425" w:leftChars="0" w:right="0" w:hanging="425" w:firstLineChars="0"/>
         <w:jc w:val="left"/>
         <w:textAlignment w:val="baseline"/>
         <w:rPr>
-          <w:rFonts w:ascii="宋体" w:eastAsia="宋体" w:hAnsi="宋体" w:cs="宋体"/>
-          <w:spacing w:val="-3"/>
-          <w:sz w:val="24"/>
-          <w:szCs w:val="24"/>
-        </w:rPr>
-      </w:pPr>
-      <w:r>
-        <w:rPr>
-          <w:rFonts w:ascii="宋体" w:eastAsia="宋体" w:hAnsi="宋体" w:cs="宋体"/>
+          <w:rFonts w:ascii="宋体" w:hAnsi="宋体" w:eastAsia="宋体" w:cs="宋体"/>
+          <w:spacing w:val="-3"/>
+          <w:sz w:val="24"/>
+          <w:szCs w:val="24"/>
+        </w:rPr>
+      </w:pPr>
+      <w:r>
+        <w:rPr>
+          <w:rFonts w:ascii="宋体" w:hAnsi="宋体" w:eastAsia="宋体" w:cs="宋体"/>
           <w:spacing w:val="-3"/>
           <w:sz w:val="24"/>
           <w:szCs w:val="24"/>
@@ -5071,19 +5107,19 @@
         <w:adjustRightInd w:val="0"/>
         <w:snapToGrid w:val="0"/>
         <w:spacing w:line="360" w:lineRule="auto"/>
-        <w:ind w:left="425" w:right="0" w:hanging="425" w:leftChars="0" w:firstLineChars="0"/>
+        <w:ind w:left="425" w:leftChars="0" w:right="0" w:hanging="425" w:firstLineChars="0"/>
         <w:jc w:val="left"/>
         <w:textAlignment w:val="baseline"/>
         <w:rPr>
-          <w:rFonts w:ascii="宋体" w:eastAsia="宋体" w:hAnsi="宋体" w:cs="宋体"/>
-          <w:spacing w:val="-3"/>
-          <w:sz w:val="24"/>
-          <w:szCs w:val="24"/>
-        </w:rPr>
-      </w:pPr>
-      <w:r>
-        <w:rPr>
-          <w:rFonts w:ascii="宋体" w:eastAsia="宋体" w:hAnsi="宋体" w:cs="宋体"/>
+          <w:rFonts w:ascii="宋体" w:hAnsi="宋体" w:eastAsia="宋体" w:cs="宋体"/>
+          <w:spacing w:val="-3"/>
+          <w:sz w:val="24"/>
+          <w:szCs w:val="24"/>
+        </w:rPr>
+      </w:pPr>
+      <w:r>
+        <w:rPr>
+          <w:rFonts w:ascii="宋体" w:hAnsi="宋体" w:eastAsia="宋体" w:cs="宋体"/>
           <w:spacing w:val="-3"/>
           <w:sz w:val="24"/>
           <w:szCs w:val="24"/>
@@ -5111,19 +5147,19 @@
         <w:adjustRightInd w:val="0"/>
         <w:snapToGrid w:val="0"/>
         <w:spacing w:line="360" w:lineRule="auto"/>
-        <w:ind w:left="425" w:right="0" w:hanging="425" w:leftChars="0" w:firstLineChars="0"/>
+        <w:ind w:left="425" w:leftChars="0" w:right="0" w:hanging="425" w:firstLineChars="0"/>
         <w:jc w:val="left"/>
         <w:textAlignment w:val="baseline"/>
         <w:rPr>
-          <w:rFonts w:ascii="宋体" w:eastAsia="宋体" w:hAnsi="宋体" w:cs="宋体"/>
-          <w:spacing w:val="-3"/>
-          <w:sz w:val="24"/>
-          <w:szCs w:val="24"/>
-        </w:rPr>
-      </w:pPr>
-      <w:r>
-        <w:rPr>
-          <w:rFonts w:ascii="宋体" w:eastAsia="宋体" w:hAnsi="宋体" w:cs="宋体"/>
+          <w:rFonts w:ascii="宋体" w:hAnsi="宋体" w:eastAsia="宋体" w:cs="宋体"/>
+          <w:spacing w:val="-3"/>
+          <w:sz w:val="24"/>
+          <w:szCs w:val="24"/>
+        </w:rPr>
+      </w:pPr>
+      <w:r>
+        <w:rPr>
+          <w:rFonts w:ascii="宋体" w:hAnsi="宋体" w:eastAsia="宋体" w:cs="宋体"/>
           <w:spacing w:val="-3"/>
           <w:sz w:val="24"/>
           <w:szCs w:val="24"/>
@@ -5151,21 +5187,21 @@
         <w:adjustRightInd w:val="0"/>
         <w:snapToGrid w:val="0"/>
         <w:spacing w:line="360" w:lineRule="auto"/>
-        <w:ind w:left="425" w:right="0" w:hanging="425" w:leftChars="0" w:firstLineChars="0"/>
+        <w:ind w:left="425" w:leftChars="0" w:right="0" w:hanging="425" w:firstLineChars="0"/>
         <w:jc w:val="left"/>
         <w:textAlignment w:val="baseline"/>
         <w:rPr>
-          <w:rFonts w:ascii="宋体" w:eastAsia="宋体" w:hAnsi="宋体" w:cs="宋体"/>
-          <w:spacing w:val="-3"/>
-          <w:sz w:val="24"/>
-          <w:szCs w:val="24"/>
-        </w:rPr>
-      </w:pPr>
-      <w:bookmarkStart w:id="23" w:name="bookmark44"/>
-      <w:bookmarkEnd w:id="23"/>
-      <w:r>
-        <w:rPr>
-          <w:rFonts w:ascii="宋体" w:eastAsia="宋体" w:hAnsi="宋体" w:cs="宋体"/>
+          <w:rFonts w:ascii="宋体" w:hAnsi="宋体" w:eastAsia="宋体" w:cs="宋体"/>
+          <w:spacing w:val="-3"/>
+          <w:sz w:val="24"/>
+          <w:szCs w:val="24"/>
+        </w:rPr>
+      </w:pPr>
+      <w:bookmarkStart w:id="22" w:name="bookmark44"/>
+      <w:bookmarkEnd w:id="22"/>
+      <w:r>
+        <w:rPr>
+          <w:rFonts w:ascii="宋体" w:hAnsi="宋体" w:eastAsia="宋体" w:cs="宋体"/>
           <w:spacing w:val="-3"/>
           <w:sz w:val="24"/>
           <w:szCs w:val="24"/>
@@ -5193,19 +5229,19 @@
         <w:adjustRightInd w:val="0"/>
         <w:snapToGrid w:val="0"/>
         <w:spacing w:line="360" w:lineRule="auto"/>
-        <w:ind w:left="425" w:right="0" w:hanging="425" w:leftChars="0" w:rightChars="0" w:firstLineChars="0"/>
+        <w:ind w:left="425" w:leftChars="0" w:right="0" w:rightChars="0" w:hanging="425" w:firstLineChars="0"/>
         <w:jc w:val="left"/>
         <w:textAlignment w:val="baseline"/>
         <w:rPr>
-          <w:rFonts w:ascii="宋体" w:eastAsia="宋体" w:hAnsi="宋体" w:cs="宋体"/>
-          <w:spacing w:val="-3"/>
-          <w:sz w:val="24"/>
-          <w:szCs w:val="24"/>
-        </w:rPr>
-      </w:pPr>
-      <w:r>
-        <w:rPr>
-          <w:rFonts w:ascii="宋体" w:eastAsia="宋体" w:hAnsi="宋体" w:cs="宋体"/>
+          <w:rFonts w:ascii="宋体" w:hAnsi="宋体" w:eastAsia="宋体" w:cs="宋体"/>
+          <w:spacing w:val="-3"/>
+          <w:sz w:val="24"/>
+          <w:szCs w:val="24"/>
+        </w:rPr>
+      </w:pPr>
+      <w:r>
+        <w:rPr>
+          <w:rFonts w:ascii="宋体" w:hAnsi="宋体" w:eastAsia="宋体" w:cs="宋体"/>
           <w:spacing w:val="-3"/>
           <w:sz w:val="24"/>
           <w:szCs w:val="24"/>
@@ -5233,19 +5269,19 @@
         <w:adjustRightInd w:val="0"/>
         <w:snapToGrid w:val="0"/>
         <w:spacing w:line="360" w:lineRule="auto"/>
-        <w:ind w:left="845" w:right="0" w:hanging="425" w:leftChars="0" w:firstLineChars="0"/>
+        <w:ind w:left="845" w:leftChars="0" w:right="0" w:hanging="425" w:firstLineChars="0"/>
         <w:jc w:val="left"/>
         <w:textAlignment w:val="baseline"/>
         <w:rPr>
-          <w:rFonts w:ascii="宋体" w:eastAsia="宋体" w:hAnsi="宋体" w:cs="宋体"/>
-          <w:spacing w:val="-3"/>
-          <w:sz w:val="24"/>
-          <w:szCs w:val="24"/>
-        </w:rPr>
-      </w:pPr>
-      <w:r>
-        <w:rPr>
-          <w:rFonts w:ascii="宋体" w:eastAsia="宋体" w:hAnsi="宋体" w:cs="宋体"/>
+          <w:rFonts w:ascii="宋体" w:hAnsi="宋体" w:eastAsia="宋体" w:cs="宋体"/>
+          <w:spacing w:val="-3"/>
+          <w:sz w:val="24"/>
+          <w:szCs w:val="24"/>
+        </w:rPr>
+      </w:pPr>
+      <w:r>
+        <w:rPr>
+          <w:rFonts w:ascii="宋体" w:hAnsi="宋体" w:eastAsia="宋体" w:cs="宋体"/>
           <w:spacing w:val="-3"/>
           <w:sz w:val="24"/>
           <w:szCs w:val="24"/>
@@ -5273,19 +5309,19 @@
         <w:adjustRightInd w:val="0"/>
         <w:snapToGrid w:val="0"/>
         <w:spacing w:line="360" w:lineRule="auto"/>
-        <w:ind w:left="845" w:right="0" w:hanging="425" w:leftChars="0" w:firstLineChars="0"/>
+        <w:ind w:left="845" w:leftChars="0" w:right="0" w:hanging="425" w:firstLineChars="0"/>
         <w:jc w:val="left"/>
         <w:textAlignment w:val="baseline"/>
         <w:rPr>
-          <w:rFonts w:ascii="宋体" w:eastAsia="宋体" w:hAnsi="宋体" w:cs="宋体"/>
-          <w:spacing w:val="-3"/>
-          <w:sz w:val="24"/>
-          <w:szCs w:val="24"/>
-        </w:rPr>
-      </w:pPr>
-      <w:r>
-        <w:rPr>
-          <w:rFonts w:ascii="宋体" w:eastAsia="宋体" w:hAnsi="宋体" w:cs="宋体"/>
+          <w:rFonts w:ascii="宋体" w:hAnsi="宋体" w:eastAsia="宋体" w:cs="宋体"/>
+          <w:spacing w:val="-3"/>
+          <w:sz w:val="24"/>
+          <w:szCs w:val="24"/>
+        </w:rPr>
+      </w:pPr>
+      <w:r>
+        <w:rPr>
+          <w:rFonts w:ascii="宋体" w:hAnsi="宋体" w:eastAsia="宋体" w:cs="宋体"/>
           <w:spacing w:val="-3"/>
           <w:sz w:val="24"/>
           <w:szCs w:val="24"/>
@@ -5295,24 +5331,24 @@
     </w:p>
     <w:p>
       <w:pPr>
-        <w:pStyle w:val="3"/>
-        <w:keepNext w:val="0"/>
-        <w:keepLines w:val="0"/>
-        <w:pageBreakBefore w:val="0"/>
-        <w:widowControl w:val="0"/>
-        <w:wordWrap/>
-        <w:overflowPunct/>
-        <w:bidi w:val="0"/>
-      </w:pPr>
-      <w:bookmarkStart w:id="24" w:name="bookmark23"/>
+        <w:pStyle w:val="31"/>
+        <w:keepNext w:val="0"/>
+        <w:keepLines w:val="0"/>
+        <w:pageBreakBefore w:val="0"/>
+        <w:widowControl w:val="0"/>
+        <w:wordWrap/>
+        <w:overflowPunct/>
+        <w:bidi w:val="0"/>
+      </w:pPr>
+      <w:bookmarkStart w:id="23" w:name="bookmark23"/>
+      <w:bookmarkEnd w:id="23"/>
+      <w:bookmarkStart w:id="24" w:name="bookmark22"/>
       <w:bookmarkEnd w:id="24"/>
-      <w:bookmarkStart w:id="25" w:name="bookmark22"/>
+      <w:bookmarkStart w:id="25" w:name="_Toc29059"/>
+      <w:r>
+        <w:t>维护管理</w:t>
+      </w:r>
       <w:bookmarkEnd w:id="25"/>
-      <w:bookmarkStart w:id="26" w:name="_Toc29059"/>
-      <w:r>
-        <w:t>维护管理</w:t>
-      </w:r>
-      <w:bookmarkEnd w:id="26"/>
     </w:p>
     <w:p>
       <w:pPr>
@@ -5330,19 +5366,19 @@
         <w:adjustRightInd w:val="0"/>
         <w:snapToGrid w:val="0"/>
         <w:spacing w:line="360" w:lineRule="auto"/>
-        <w:ind w:left="0" w:right="0" w:firstLine="420" w:firstLineChars="200"/>
+        <w:ind w:left="0" w:right="0" w:firstLine="468" w:firstLineChars="200"/>
         <w:jc w:val="left"/>
         <w:textAlignment w:val="baseline"/>
         <w:rPr>
-          <w:rFonts w:ascii="宋体" w:eastAsia="宋体" w:hAnsi="宋体" w:cs="宋体"/>
-          <w:spacing w:val="-3"/>
-          <w:sz w:val="24"/>
-          <w:szCs w:val="24"/>
-        </w:rPr>
-      </w:pPr>
-      <w:r>
-        <w:rPr>
-          <w:rFonts w:ascii="宋体" w:eastAsia="宋体" w:hAnsi="宋体" w:cs="宋体"/>
+          <w:rFonts w:ascii="宋体" w:hAnsi="宋体" w:eastAsia="宋体" w:cs="宋体"/>
+          <w:spacing w:val="-3"/>
+          <w:sz w:val="24"/>
+          <w:szCs w:val="24"/>
+        </w:rPr>
+      </w:pPr>
+      <w:r>
+        <w:rPr>
+          <w:rFonts w:ascii="宋体" w:hAnsi="宋体" w:eastAsia="宋体" w:cs="宋体"/>
           <w:spacing w:val="-3"/>
           <w:sz w:val="24"/>
           <w:szCs w:val="24"/>
@@ -5370,19 +5406,19 @@
         <w:adjustRightInd w:val="0"/>
         <w:snapToGrid w:val="0"/>
         <w:spacing w:line="360" w:lineRule="auto"/>
-        <w:ind w:left="425" w:right="0" w:hanging="425" w:leftChars="0" w:firstLineChars="0"/>
+        <w:ind w:left="425" w:leftChars="0" w:right="0" w:hanging="425" w:firstLineChars="0"/>
         <w:jc w:val="left"/>
         <w:textAlignment w:val="baseline"/>
         <w:rPr>
-          <w:rFonts w:ascii="宋体" w:eastAsia="宋体" w:hAnsi="宋体" w:cs="宋体"/>
-          <w:spacing w:val="-3"/>
-          <w:sz w:val="24"/>
-          <w:szCs w:val="24"/>
-        </w:rPr>
-      </w:pPr>
-      <w:r>
-        <w:rPr>
-          <w:rFonts w:ascii="宋体" w:eastAsia="宋体" w:hAnsi="宋体" w:cs="宋体"/>
+          <w:rFonts w:ascii="宋体" w:hAnsi="宋体" w:eastAsia="宋体" w:cs="宋体"/>
+          <w:spacing w:val="-3"/>
+          <w:sz w:val="24"/>
+          <w:szCs w:val="24"/>
+        </w:rPr>
+      </w:pPr>
+      <w:r>
+        <w:rPr>
+          <w:rFonts w:ascii="宋体" w:hAnsi="宋体" w:eastAsia="宋体" w:cs="宋体"/>
           <w:spacing w:val="-3"/>
           <w:sz w:val="24"/>
           <w:szCs w:val="24"/>
@@ -5410,19 +5446,19 @@
         <w:adjustRightInd w:val="0"/>
         <w:snapToGrid w:val="0"/>
         <w:spacing w:line="360" w:lineRule="auto"/>
-        <w:ind w:left="425" w:right="0" w:hanging="425" w:leftChars="0" w:firstLineChars="0"/>
+        <w:ind w:left="425" w:leftChars="0" w:right="0" w:hanging="425" w:firstLineChars="0"/>
         <w:jc w:val="left"/>
         <w:textAlignment w:val="baseline"/>
         <w:rPr>
-          <w:rFonts w:ascii="宋体" w:eastAsia="宋体" w:hAnsi="宋体" w:cs="宋体"/>
-          <w:spacing w:val="-3"/>
-          <w:sz w:val="24"/>
-          <w:szCs w:val="24"/>
-        </w:rPr>
-      </w:pPr>
-      <w:r>
-        <w:rPr>
-          <w:rFonts w:ascii="宋体" w:eastAsia="宋体" w:hAnsi="宋体" w:cs="宋体"/>
+          <w:rFonts w:ascii="宋体" w:hAnsi="宋体" w:eastAsia="宋体" w:cs="宋体"/>
+          <w:spacing w:val="-3"/>
+          <w:sz w:val="24"/>
+          <w:szCs w:val="24"/>
+        </w:rPr>
+      </w:pPr>
+      <w:r>
+        <w:rPr>
+          <w:rFonts w:ascii="宋体" w:hAnsi="宋体" w:eastAsia="宋体" w:cs="宋体"/>
           <w:spacing w:val="-3"/>
           <w:sz w:val="24"/>
           <w:szCs w:val="24"/>
@@ -5450,19 +5486,19 @@
         <w:adjustRightInd w:val="0"/>
         <w:snapToGrid w:val="0"/>
         <w:spacing w:line="360" w:lineRule="auto"/>
-        <w:ind w:left="425" w:right="0" w:hanging="425" w:leftChars="0" w:firstLineChars="0"/>
+        <w:ind w:left="425" w:leftChars="0" w:right="0" w:hanging="425" w:firstLineChars="0"/>
         <w:jc w:val="left"/>
         <w:textAlignment w:val="baseline"/>
         <w:rPr>
-          <w:rFonts w:ascii="宋体" w:eastAsia="宋体" w:hAnsi="宋体" w:cs="宋体"/>
-          <w:spacing w:val="-3"/>
-          <w:sz w:val="24"/>
-          <w:szCs w:val="24"/>
-        </w:rPr>
-      </w:pPr>
-      <w:r>
-        <w:rPr>
-          <w:rFonts w:ascii="宋体" w:eastAsia="宋体" w:hAnsi="宋体" w:cs="宋体"/>
+          <w:rFonts w:ascii="宋体" w:hAnsi="宋体" w:eastAsia="宋体" w:cs="宋体"/>
+          <w:spacing w:val="-3"/>
+          <w:sz w:val="24"/>
+          <w:szCs w:val="24"/>
+        </w:rPr>
+      </w:pPr>
+      <w:r>
+        <w:rPr>
+          <w:rFonts w:ascii="宋体" w:hAnsi="宋体" w:eastAsia="宋体" w:cs="宋体"/>
           <w:spacing w:val="-3"/>
           <w:sz w:val="24"/>
           <w:szCs w:val="24"/>
@@ -5490,19 +5526,19 @@
         <w:adjustRightInd w:val="0"/>
         <w:snapToGrid w:val="0"/>
         <w:spacing w:line="360" w:lineRule="auto"/>
-        <w:ind w:left="425" w:right="0" w:hanging="425" w:leftChars="0" w:firstLineChars="0"/>
+        <w:ind w:left="425" w:leftChars="0" w:right="0" w:hanging="425" w:firstLineChars="0"/>
         <w:jc w:val="left"/>
         <w:textAlignment w:val="baseline"/>
         <w:rPr>
-          <w:rFonts w:ascii="宋体" w:eastAsia="宋体" w:hAnsi="宋体" w:cs="宋体"/>
-          <w:spacing w:val="-3"/>
-          <w:sz w:val="24"/>
-          <w:szCs w:val="24"/>
-        </w:rPr>
-      </w:pPr>
-      <w:r>
-        <w:rPr>
-          <w:rFonts w:ascii="宋体" w:eastAsia="宋体" w:hAnsi="宋体" w:cs="宋体"/>
+          <w:rFonts w:ascii="宋体" w:hAnsi="宋体" w:eastAsia="宋体" w:cs="宋体"/>
+          <w:spacing w:val="-3"/>
+          <w:sz w:val="24"/>
+          <w:szCs w:val="24"/>
+        </w:rPr>
+      </w:pPr>
+      <w:r>
+        <w:rPr>
+          <w:rFonts w:ascii="宋体" w:hAnsi="宋体" w:eastAsia="宋体" w:cs="宋体"/>
           <w:spacing w:val="-3"/>
           <w:sz w:val="24"/>
           <w:szCs w:val="24"/>
@@ -5530,19 +5566,19 @@
         <w:adjustRightInd w:val="0"/>
         <w:snapToGrid w:val="0"/>
         <w:spacing w:line="360" w:lineRule="auto"/>
-        <w:ind w:left="425" w:right="0" w:hanging="425" w:leftChars="0" w:firstLineChars="0"/>
+        <w:ind w:left="425" w:leftChars="0" w:right="0" w:hanging="425" w:firstLineChars="0"/>
         <w:jc w:val="left"/>
         <w:textAlignment w:val="baseline"/>
         <w:rPr>
-          <w:rFonts w:ascii="宋体" w:eastAsia="宋体" w:hAnsi="宋体" w:cs="宋体"/>
-          <w:spacing w:val="-3"/>
-          <w:sz w:val="24"/>
-          <w:szCs w:val="24"/>
-        </w:rPr>
-      </w:pPr>
-      <w:r>
-        <w:rPr>
-          <w:rFonts w:ascii="宋体" w:eastAsia="宋体" w:hAnsi="宋体" w:cs="宋体"/>
+          <w:rFonts w:ascii="宋体" w:hAnsi="宋体" w:eastAsia="宋体" w:cs="宋体"/>
+          <w:spacing w:val="-3"/>
+          <w:sz w:val="24"/>
+          <w:szCs w:val="24"/>
+        </w:rPr>
+      </w:pPr>
+      <w:r>
+        <w:rPr>
+          <w:rFonts w:ascii="宋体" w:hAnsi="宋体" w:eastAsia="宋体" w:cs="宋体"/>
           <w:spacing w:val="-3"/>
           <w:sz w:val="24"/>
           <w:szCs w:val="24"/>
@@ -5570,19 +5606,19 @@
         <w:adjustRightInd w:val="0"/>
         <w:snapToGrid w:val="0"/>
         <w:spacing w:line="360" w:lineRule="auto"/>
-        <w:ind w:left="425" w:right="0" w:hanging="425" w:leftChars="0" w:firstLineChars="0"/>
+        <w:ind w:left="425" w:leftChars="0" w:right="0" w:hanging="425" w:firstLineChars="0"/>
         <w:jc w:val="left"/>
         <w:textAlignment w:val="baseline"/>
         <w:rPr>
-          <w:rFonts w:ascii="宋体" w:eastAsia="宋体" w:hAnsi="宋体" w:cs="宋体"/>
-          <w:spacing w:val="-3"/>
-          <w:sz w:val="24"/>
-          <w:szCs w:val="24"/>
-        </w:rPr>
-      </w:pPr>
-      <w:r>
-        <w:rPr>
-          <w:rFonts w:ascii="宋体" w:eastAsia="宋体" w:hAnsi="宋体" w:cs="宋体"/>
+          <w:rFonts w:ascii="宋体" w:hAnsi="宋体" w:eastAsia="宋体" w:cs="宋体"/>
+          <w:spacing w:val="-3"/>
+          <w:sz w:val="24"/>
+          <w:szCs w:val="24"/>
+        </w:rPr>
+      </w:pPr>
+      <w:r>
+        <w:rPr>
+          <w:rFonts w:ascii="宋体" w:hAnsi="宋体" w:eastAsia="宋体" w:cs="宋体"/>
           <w:spacing w:val="-3"/>
           <w:sz w:val="24"/>
           <w:szCs w:val="24"/>
@@ -5592,20 +5628,20 @@
     </w:p>
     <w:p>
       <w:pPr>
-        <w:pStyle w:val="3"/>
-        <w:keepNext w:val="0"/>
-        <w:keepLines w:val="0"/>
-        <w:pageBreakBefore w:val="0"/>
-        <w:widowControl w:val="0"/>
-        <w:wordWrap/>
-        <w:overflowPunct/>
-        <w:bidi w:val="0"/>
-      </w:pPr>
-      <w:bookmarkStart w:id="27" w:name="bookmark24"/>
+        <w:pStyle w:val="31"/>
+        <w:keepNext w:val="0"/>
+        <w:keepLines w:val="0"/>
+        <w:pageBreakBefore w:val="0"/>
+        <w:widowControl w:val="0"/>
+        <w:wordWrap/>
+        <w:overflowPunct/>
+        <w:bidi w:val="0"/>
+      </w:pPr>
+      <w:bookmarkStart w:id="26" w:name="bookmark24"/>
+      <w:bookmarkEnd w:id="26"/>
+      <w:bookmarkStart w:id="27" w:name="bookmark25"/>
       <w:bookmarkEnd w:id="27"/>
-      <w:bookmarkStart w:id="28" w:name="bookmark25"/>
-      <w:bookmarkEnd w:id="28"/>
-      <w:bookmarkStart w:id="29" w:name="_Toc3773"/>
+      <w:bookmarkStart w:id="28" w:name="_Toc3773"/>
       <w:r>
         <w:t>制定《</w:t>
       </w:r>
@@ -5619,7 +5655,7 @@
       <w:r>
         <w:t>》</w:t>
       </w:r>
-      <w:bookmarkEnd w:id="29"/>
+      <w:bookmarkEnd w:id="28"/>
     </w:p>
     <w:p>
       <w:pPr>
@@ -5641,19 +5677,19 @@
         <w:adjustRightInd w:val="0"/>
         <w:snapToGrid w:val="0"/>
         <w:spacing w:line="360" w:lineRule="auto"/>
-        <w:ind w:left="425" w:right="0" w:hanging="425" w:leftChars="0" w:firstLineChars="0"/>
+        <w:ind w:left="425" w:leftChars="0" w:right="0" w:hanging="425" w:firstLineChars="0"/>
         <w:jc w:val="left"/>
         <w:textAlignment w:val="baseline"/>
         <w:rPr>
-          <w:rFonts w:ascii="宋体" w:eastAsia="宋体" w:hAnsi="宋体" w:cs="宋体"/>
-          <w:spacing w:val="-3"/>
-          <w:sz w:val="24"/>
-          <w:szCs w:val="24"/>
-        </w:rPr>
-      </w:pPr>
-      <w:r>
-        <w:rPr>
-          <w:rFonts w:ascii="宋体" w:eastAsia="宋体" w:hAnsi="宋体" w:cs="宋体"/>
+          <w:rFonts w:ascii="宋体" w:hAnsi="宋体" w:eastAsia="宋体" w:cs="宋体"/>
+          <w:spacing w:val="-3"/>
+          <w:sz w:val="24"/>
+          <w:szCs w:val="24"/>
+        </w:rPr>
+      </w:pPr>
+      <w:r>
+        <w:rPr>
+          <w:rFonts w:ascii="宋体" w:hAnsi="宋体" w:eastAsia="宋体" w:cs="宋体"/>
           <w:spacing w:val="-3"/>
           <w:sz w:val="24"/>
           <w:szCs w:val="24"/>
@@ -5662,7 +5698,7 @@
       </w:r>
       <w:r>
         <w:rPr>
-          <w:rFonts w:ascii="宋体" w:eastAsia="宋体" w:hAnsi="宋体" w:cs="宋体" w:hint="eastAsia"/>
+          <w:rFonts w:hint="eastAsia" w:ascii="宋体" w:hAnsi="宋体" w:eastAsia="宋体" w:cs="宋体"/>
           <w:spacing w:val="-3"/>
           <w:sz w:val="24"/>
           <w:szCs w:val="24"/>
@@ -5672,7 +5708,7 @@
       </w:r>
       <w:r>
         <w:rPr>
-          <w:rFonts w:ascii="宋体" w:eastAsia="宋体" w:hAnsi="宋体" w:cs="宋体"/>
+          <w:rFonts w:ascii="宋体" w:hAnsi="宋体" w:eastAsia="宋体" w:cs="宋体"/>
           <w:spacing w:val="-3"/>
           <w:sz w:val="24"/>
           <w:szCs w:val="24"/>
@@ -5700,19 +5736,19 @@
         <w:adjustRightInd w:val="0"/>
         <w:snapToGrid w:val="0"/>
         <w:spacing w:line="360" w:lineRule="auto"/>
-        <w:ind w:left="425" w:right="0" w:hanging="425" w:leftChars="0" w:firstLineChars="0"/>
+        <w:ind w:left="425" w:leftChars="0" w:right="0" w:hanging="425" w:firstLineChars="0"/>
         <w:jc w:val="left"/>
         <w:textAlignment w:val="baseline"/>
         <w:rPr>
-          <w:rFonts w:ascii="宋体" w:eastAsia="宋体" w:hAnsi="宋体" w:cs="宋体"/>
-          <w:spacing w:val="-3"/>
-          <w:sz w:val="24"/>
-          <w:szCs w:val="24"/>
-        </w:rPr>
-      </w:pPr>
-      <w:r>
-        <w:rPr>
-          <w:rFonts w:ascii="宋体" w:eastAsia="宋体" w:hAnsi="宋体" w:cs="宋体"/>
+          <w:rFonts w:ascii="宋体" w:hAnsi="宋体" w:eastAsia="宋体" w:cs="宋体"/>
+          <w:spacing w:val="-3"/>
+          <w:sz w:val="24"/>
+          <w:szCs w:val="24"/>
+        </w:rPr>
+      </w:pPr>
+      <w:r>
+        <w:rPr>
+          <w:rFonts w:ascii="宋体" w:hAnsi="宋体" w:eastAsia="宋体" w:cs="宋体"/>
           <w:spacing w:val="-3"/>
           <w:sz w:val="24"/>
           <w:szCs w:val="24"/>
@@ -5721,7 +5757,7 @@
       </w:r>
       <w:r>
         <w:rPr>
-          <w:rFonts w:ascii="宋体" w:eastAsia="宋体" w:hAnsi="宋体" w:cs="宋体" w:hint="eastAsia"/>
+          <w:rFonts w:hint="eastAsia" w:ascii="宋体" w:hAnsi="宋体" w:eastAsia="宋体" w:cs="宋体"/>
           <w:spacing w:val="-3"/>
           <w:sz w:val="24"/>
           <w:szCs w:val="24"/>
@@ -5731,7 +5767,7 @@
       </w:r>
       <w:r>
         <w:rPr>
-          <w:rFonts w:ascii="宋体" w:eastAsia="宋体" w:hAnsi="宋体" w:cs="宋体"/>
+          <w:rFonts w:ascii="宋体" w:hAnsi="宋体" w:eastAsia="宋体" w:cs="宋体"/>
           <w:spacing w:val="-3"/>
           <w:sz w:val="24"/>
           <w:szCs w:val="24"/>
@@ -5740,7 +5776,7 @@
       </w:r>
       <w:r>
         <w:rPr>
-          <w:rFonts w:ascii="宋体" w:eastAsia="宋体" w:hAnsi="宋体" w:cs="宋体" w:hint="eastAsia"/>
+          <w:rFonts w:hint="eastAsia" w:ascii="宋体" w:hAnsi="宋体" w:eastAsia="宋体" w:cs="宋体"/>
           <w:spacing w:val="-3"/>
           <w:sz w:val="24"/>
           <w:szCs w:val="24"/>
@@ -5750,7 +5786,7 @@
       </w:r>
       <w:r>
         <w:rPr>
-          <w:rFonts w:ascii="宋体" w:eastAsia="宋体" w:hAnsi="宋体" w:cs="宋体"/>
+          <w:rFonts w:ascii="宋体" w:hAnsi="宋体" w:eastAsia="宋体" w:cs="宋体"/>
           <w:spacing w:val="-3"/>
           <w:sz w:val="24"/>
           <w:szCs w:val="24"/>
@@ -5759,7 +5795,7 @@
       </w:r>
       <w:r>
         <w:rPr>
-          <w:rFonts w:ascii="宋体" w:eastAsia="宋体" w:hAnsi="宋体" w:cs="宋体" w:hint="eastAsia"/>
+          <w:rFonts w:hint="eastAsia" w:ascii="宋体" w:hAnsi="宋体" w:eastAsia="宋体" w:cs="宋体"/>
           <w:spacing w:val="-3"/>
           <w:sz w:val="24"/>
           <w:szCs w:val="24"/>
@@ -5769,7 +5805,7 @@
       </w:r>
       <w:r>
         <w:rPr>
-          <w:rFonts w:ascii="宋体" w:eastAsia="宋体" w:hAnsi="宋体" w:cs="宋体"/>
+          <w:rFonts w:ascii="宋体" w:hAnsi="宋体" w:eastAsia="宋体" w:cs="宋体"/>
           <w:spacing w:val="-3"/>
           <w:sz w:val="24"/>
           <w:szCs w:val="24"/>
@@ -5797,19 +5833,19 @@
         <w:adjustRightInd w:val="0"/>
         <w:snapToGrid w:val="0"/>
         <w:spacing w:line="360" w:lineRule="auto"/>
-        <w:ind w:left="425" w:right="0" w:hanging="425" w:leftChars="0" w:firstLineChars="0"/>
+        <w:ind w:left="425" w:leftChars="0" w:right="0" w:hanging="425" w:firstLineChars="0"/>
         <w:jc w:val="left"/>
         <w:textAlignment w:val="baseline"/>
         <w:rPr>
-          <w:rFonts w:ascii="宋体" w:eastAsia="宋体" w:hAnsi="宋体" w:cs="宋体"/>
-          <w:spacing w:val="-3"/>
-          <w:sz w:val="24"/>
-          <w:szCs w:val="24"/>
-        </w:rPr>
-      </w:pPr>
-      <w:r>
-        <w:rPr>
-          <w:rFonts w:ascii="宋体" w:eastAsia="宋体" w:hAnsi="宋体" w:cs="宋体"/>
+          <w:rFonts w:ascii="宋体" w:hAnsi="宋体" w:eastAsia="宋体" w:cs="宋体"/>
+          <w:spacing w:val="-3"/>
+          <w:sz w:val="24"/>
+          <w:szCs w:val="24"/>
+        </w:rPr>
+      </w:pPr>
+      <w:r>
+        <w:rPr>
+          <w:rFonts w:ascii="宋体" w:hAnsi="宋体" w:eastAsia="宋体" w:cs="宋体"/>
           <w:spacing w:val="-3"/>
           <w:sz w:val="24"/>
           <w:szCs w:val="24"/>
@@ -5818,7 +5854,7 @@
       </w:r>
       <w:r>
         <w:rPr>
-          <w:rFonts w:ascii="宋体" w:eastAsia="宋体" w:hAnsi="宋体" w:cs="宋体" w:hint="eastAsia"/>
+          <w:rFonts w:hint="eastAsia" w:ascii="宋体" w:hAnsi="宋体" w:eastAsia="宋体" w:cs="宋体"/>
           <w:spacing w:val="-3"/>
           <w:sz w:val="24"/>
           <w:szCs w:val="24"/>
@@ -5828,7 +5864,7 @@
       </w:r>
       <w:r>
         <w:rPr>
-          <w:rFonts w:ascii="宋体" w:eastAsia="宋体" w:hAnsi="宋体" w:cs="宋体"/>
+          <w:rFonts w:ascii="宋体" w:hAnsi="宋体" w:eastAsia="宋体" w:cs="宋体"/>
           <w:spacing w:val="-3"/>
           <w:sz w:val="24"/>
           <w:szCs w:val="24"/>
@@ -5837,7 +5873,7 @@
       </w:r>
       <w:r>
         <w:rPr>
-          <w:rFonts w:ascii="宋体" w:eastAsia="宋体" w:hAnsi="宋体" w:cs="宋体" w:hint="eastAsia"/>
+          <w:rFonts w:hint="eastAsia" w:ascii="宋体" w:hAnsi="宋体" w:eastAsia="宋体" w:cs="宋体"/>
           <w:spacing w:val="-3"/>
           <w:sz w:val="24"/>
           <w:szCs w:val="24"/>
@@ -5847,7 +5883,7 @@
       </w:r>
       <w:r>
         <w:rPr>
-          <w:rFonts w:ascii="宋体" w:eastAsia="宋体" w:hAnsi="宋体" w:cs="宋体"/>
+          <w:rFonts w:ascii="宋体" w:hAnsi="宋体" w:eastAsia="宋体" w:cs="宋体"/>
           <w:spacing w:val="-3"/>
           <w:sz w:val="24"/>
           <w:szCs w:val="24"/>
@@ -5856,7 +5892,7 @@
       </w:r>
       <w:r>
         <w:rPr>
-          <w:rFonts w:ascii="宋体" w:eastAsia="宋体" w:hAnsi="宋体" w:cs="宋体" w:hint="eastAsia"/>
+          <w:rFonts w:hint="eastAsia" w:ascii="宋体" w:hAnsi="宋体" w:eastAsia="宋体" w:cs="宋体"/>
           <w:spacing w:val="-3"/>
           <w:sz w:val="24"/>
           <w:szCs w:val="24"/>
@@ -5866,7 +5902,7 @@
       </w:r>
       <w:r>
         <w:rPr>
-          <w:rFonts w:ascii="宋体" w:eastAsia="宋体" w:hAnsi="宋体" w:cs="宋体"/>
+          <w:rFonts w:ascii="宋体" w:hAnsi="宋体" w:eastAsia="宋体" w:cs="宋体"/>
           <w:spacing w:val="-3"/>
           <w:sz w:val="24"/>
           <w:szCs w:val="24"/>
@@ -5894,19 +5930,19 @@
         <w:adjustRightInd w:val="0"/>
         <w:snapToGrid w:val="0"/>
         <w:spacing w:line="360" w:lineRule="auto"/>
-        <w:ind w:left="425" w:right="0" w:hanging="425" w:leftChars="0" w:firstLineChars="0"/>
+        <w:ind w:left="425" w:leftChars="0" w:right="0" w:hanging="425" w:firstLineChars="0"/>
         <w:jc w:val="left"/>
         <w:textAlignment w:val="baseline"/>
         <w:rPr>
-          <w:rFonts w:ascii="宋体" w:eastAsia="宋体" w:hAnsi="宋体" w:cs="宋体"/>
-          <w:spacing w:val="-3"/>
-          <w:sz w:val="24"/>
-          <w:szCs w:val="24"/>
-        </w:rPr>
-      </w:pPr>
-      <w:r>
-        <w:rPr>
-          <w:rFonts w:ascii="宋体" w:eastAsia="宋体" w:hAnsi="宋体" w:cs="宋体"/>
+          <w:rFonts w:ascii="宋体" w:hAnsi="宋体" w:eastAsia="宋体" w:cs="宋体"/>
+          <w:spacing w:val="-3"/>
+          <w:sz w:val="24"/>
+          <w:szCs w:val="24"/>
+        </w:rPr>
+      </w:pPr>
+      <w:r>
+        <w:rPr>
+          <w:rFonts w:ascii="宋体" w:hAnsi="宋体" w:eastAsia="宋体" w:cs="宋体"/>
           <w:spacing w:val="-3"/>
           <w:sz w:val="24"/>
           <w:szCs w:val="24"/>
@@ -5915,7 +5951,7 @@
       </w:r>
       <w:r>
         <w:rPr>
-          <w:rFonts w:ascii="宋体" w:eastAsia="宋体" w:hAnsi="宋体" w:cs="宋体" w:hint="eastAsia"/>
+          <w:rFonts w:hint="eastAsia" w:ascii="宋体" w:hAnsi="宋体" w:eastAsia="宋体" w:cs="宋体"/>
           <w:spacing w:val="-3"/>
           <w:sz w:val="24"/>
           <w:szCs w:val="24"/>
@@ -5925,7 +5961,7 @@
       </w:r>
       <w:r>
         <w:rPr>
-          <w:rFonts w:ascii="宋体" w:eastAsia="宋体" w:hAnsi="宋体" w:cs="宋体"/>
+          <w:rFonts w:ascii="宋体" w:hAnsi="宋体" w:eastAsia="宋体" w:cs="宋体"/>
           <w:spacing w:val="-3"/>
           <w:sz w:val="24"/>
           <w:szCs w:val="24"/>
@@ -5953,19 +5989,19 @@
         <w:adjustRightInd w:val="0"/>
         <w:snapToGrid w:val="0"/>
         <w:spacing w:line="360" w:lineRule="auto"/>
-        <w:ind w:left="845" w:right="0" w:hanging="425" w:leftChars="0" w:firstLineChars="0"/>
+        <w:ind w:left="845" w:leftChars="0" w:right="0" w:hanging="425" w:firstLineChars="0"/>
         <w:jc w:val="left"/>
         <w:textAlignment w:val="baseline"/>
         <w:rPr>
-          <w:rFonts w:ascii="宋体" w:eastAsia="宋体" w:hAnsi="宋体" w:cs="宋体"/>
-          <w:spacing w:val="-3"/>
-          <w:sz w:val="24"/>
-          <w:szCs w:val="24"/>
-        </w:rPr>
-      </w:pPr>
-      <w:r>
-        <w:rPr>
-          <w:rFonts w:ascii="宋体" w:eastAsia="宋体" w:hAnsi="宋体" w:cs="宋体"/>
+          <w:rFonts w:ascii="宋体" w:hAnsi="宋体" w:eastAsia="宋体" w:cs="宋体"/>
+          <w:spacing w:val="-3"/>
+          <w:sz w:val="24"/>
+          <w:szCs w:val="24"/>
+        </w:rPr>
+      </w:pPr>
+      <w:r>
+        <w:rPr>
+          <w:rFonts w:ascii="宋体" w:hAnsi="宋体" w:eastAsia="宋体" w:cs="宋体"/>
           <w:spacing w:val="-3"/>
           <w:sz w:val="24"/>
           <w:szCs w:val="24"/>
@@ -5993,19 +6029,19 @@
         <w:adjustRightInd w:val="0"/>
         <w:snapToGrid w:val="0"/>
         <w:spacing w:line="360" w:lineRule="auto"/>
-        <w:ind w:left="845" w:right="0" w:hanging="425" w:leftChars="0" w:firstLineChars="0"/>
+        <w:ind w:left="845" w:leftChars="0" w:right="0" w:hanging="425" w:firstLineChars="0"/>
         <w:jc w:val="left"/>
         <w:textAlignment w:val="baseline"/>
         <w:rPr>
-          <w:rFonts w:ascii="宋体" w:eastAsia="宋体" w:hAnsi="宋体" w:cs="宋体"/>
-          <w:spacing w:val="-3"/>
-          <w:sz w:val="24"/>
-          <w:szCs w:val="24"/>
-        </w:rPr>
-      </w:pPr>
-      <w:r>
-        <w:rPr>
-          <w:rFonts w:ascii="宋体" w:eastAsia="宋体" w:hAnsi="宋体" w:cs="宋体"/>
+          <w:rFonts w:ascii="宋体" w:hAnsi="宋体" w:eastAsia="宋体" w:cs="宋体"/>
+          <w:spacing w:val="-3"/>
+          <w:sz w:val="24"/>
+          <w:szCs w:val="24"/>
+        </w:rPr>
+      </w:pPr>
+      <w:r>
+        <w:rPr>
+          <w:rFonts w:ascii="宋体" w:hAnsi="宋体" w:eastAsia="宋体" w:cs="宋体"/>
           <w:spacing w:val="-3"/>
           <w:sz w:val="24"/>
           <w:szCs w:val="24"/>
@@ -6033,19 +6069,19 @@
         <w:adjustRightInd w:val="0"/>
         <w:snapToGrid w:val="0"/>
         <w:spacing w:line="360" w:lineRule="auto"/>
-        <w:ind w:left="845" w:right="0" w:hanging="425" w:leftChars="0" w:firstLineChars="0"/>
+        <w:ind w:left="845" w:leftChars="0" w:right="0" w:hanging="425" w:firstLineChars="0"/>
         <w:jc w:val="left"/>
         <w:textAlignment w:val="baseline"/>
         <w:rPr>
-          <w:rFonts w:ascii="宋体" w:eastAsia="宋体" w:hAnsi="宋体" w:cs="宋体"/>
-          <w:spacing w:val="-3"/>
-          <w:sz w:val="24"/>
-          <w:szCs w:val="24"/>
-        </w:rPr>
-      </w:pPr>
-      <w:r>
-        <w:rPr>
-          <w:rFonts w:ascii="宋体" w:eastAsia="宋体" w:hAnsi="宋体" w:cs="宋体"/>
+          <w:rFonts w:ascii="宋体" w:hAnsi="宋体" w:eastAsia="宋体" w:cs="宋体"/>
+          <w:spacing w:val="-3"/>
+          <w:sz w:val="24"/>
+          <w:szCs w:val="24"/>
+        </w:rPr>
+      </w:pPr>
+      <w:r>
+        <w:rPr>
+          <w:rFonts w:ascii="宋体" w:hAnsi="宋体" w:eastAsia="宋体" w:cs="宋体"/>
           <w:spacing w:val="-3"/>
           <w:sz w:val="24"/>
           <w:szCs w:val="24"/>
@@ -6055,27 +6091,27 @@
     </w:p>
     <w:p>
       <w:pPr>
-        <w:pStyle w:val="3"/>
-        <w:keepNext w:val="0"/>
-        <w:keepLines w:val="0"/>
-        <w:pageBreakBefore w:val="0"/>
-        <w:widowControl w:val="0"/>
-        <w:wordWrap/>
-        <w:overflowPunct/>
-        <w:bidi w:val="0"/>
-      </w:pPr>
-      <w:bookmarkStart w:id="30" w:name="bookmark26"/>
+        <w:pStyle w:val="31"/>
+        <w:keepNext w:val="0"/>
+        <w:keepLines w:val="0"/>
+        <w:pageBreakBefore w:val="0"/>
+        <w:widowControl w:val="0"/>
+        <w:wordWrap/>
+        <w:overflowPunct/>
+        <w:bidi w:val="0"/>
+      </w:pPr>
+      <w:bookmarkStart w:id="29" w:name="bookmark26"/>
+      <w:bookmarkEnd w:id="29"/>
+      <w:bookmarkStart w:id="30" w:name="bookmark27"/>
       <w:bookmarkEnd w:id="30"/>
-      <w:bookmarkStart w:id="31" w:name="bookmark27"/>
+      <w:r>
+        <w:t xml:space="preserve"> </w:t>
+      </w:r>
+      <w:bookmarkStart w:id="31" w:name="_Toc19388"/>
+      <w:r>
+        <w:t>监控、评价和报告</w:t>
+      </w:r>
       <w:bookmarkEnd w:id="31"/>
-      <w:r>
-        <w:t xml:space="preserve"> </w:t>
-      </w:r>
-      <w:bookmarkStart w:id="32" w:name="_Toc19388"/>
-      <w:r>
-        <w:t>监控、评价和报告</w:t>
-      </w:r>
-      <w:bookmarkEnd w:id="32"/>
     </w:p>
     <w:p>
       <w:pPr>
@@ -6097,19 +6133,19 @@
         <w:adjustRightInd w:val="0"/>
         <w:snapToGrid w:val="0"/>
         <w:spacing w:line="360" w:lineRule="auto"/>
-        <w:ind w:left="425" w:right="0" w:hanging="425" w:leftChars="0" w:firstLineChars="0"/>
+        <w:ind w:left="425" w:leftChars="0" w:right="0" w:hanging="425" w:firstLineChars="0"/>
         <w:jc w:val="left"/>
         <w:textAlignment w:val="baseline"/>
         <w:rPr>
-          <w:rFonts w:ascii="宋体" w:eastAsia="宋体" w:hAnsi="宋体" w:cs="宋体"/>
-          <w:spacing w:val="-3"/>
-          <w:sz w:val="24"/>
-          <w:szCs w:val="24"/>
-        </w:rPr>
-      </w:pPr>
-      <w:r>
-        <w:rPr>
-          <w:rFonts w:ascii="宋体" w:eastAsia="宋体" w:hAnsi="宋体" w:cs="宋体"/>
+          <w:rFonts w:ascii="宋体" w:hAnsi="宋体" w:eastAsia="宋体" w:cs="宋体"/>
+          <w:spacing w:val="-3"/>
+          <w:sz w:val="24"/>
+          <w:szCs w:val="24"/>
+        </w:rPr>
+      </w:pPr>
+      <w:r>
+        <w:rPr>
+          <w:rFonts w:ascii="宋体" w:hAnsi="宋体" w:eastAsia="宋体" w:cs="宋体"/>
           <w:spacing w:val="-3"/>
           <w:sz w:val="24"/>
           <w:szCs w:val="24"/>
@@ -6118,7 +6154,7 @@
       </w:r>
       <w:r>
         <w:rPr>
-          <w:rFonts w:ascii="宋体" w:eastAsia="宋体" w:hAnsi="宋体" w:cs="宋体" w:hint="eastAsia"/>
+          <w:rFonts w:hint="eastAsia" w:ascii="宋体" w:hAnsi="宋体" w:eastAsia="宋体" w:cs="宋体"/>
           <w:spacing w:val="-3"/>
           <w:sz w:val="24"/>
           <w:szCs w:val="24"/>
@@ -6128,7 +6164,7 @@
       </w:r>
       <w:r>
         <w:rPr>
-          <w:rFonts w:ascii="宋体" w:eastAsia="宋体" w:hAnsi="宋体" w:cs="宋体" w:hint="eastAsia"/>
+          <w:rFonts w:hint="eastAsia" w:ascii="宋体" w:hAnsi="宋体" w:eastAsia="宋体" w:cs="宋体"/>
           <w:spacing w:val="-3"/>
           <w:sz w:val="24"/>
           <w:szCs w:val="24"/>
@@ -6138,7 +6174,7 @@
       </w:r>
       <w:r>
         <w:rPr>
-          <w:rFonts w:ascii="宋体" w:eastAsia="宋体" w:hAnsi="宋体" w:cs="宋体"/>
+          <w:rFonts w:ascii="宋体" w:hAnsi="宋体" w:eastAsia="宋体" w:cs="宋体"/>
           <w:spacing w:val="-3"/>
           <w:sz w:val="24"/>
           <w:szCs w:val="24"/>
@@ -6166,19 +6202,19 @@
         <w:adjustRightInd w:val="0"/>
         <w:snapToGrid w:val="0"/>
         <w:spacing w:line="360" w:lineRule="auto"/>
-        <w:ind w:left="425" w:right="0" w:hanging="425" w:leftChars="0" w:firstLineChars="0"/>
+        <w:ind w:left="425" w:leftChars="0" w:right="0" w:hanging="425" w:firstLineChars="0"/>
         <w:jc w:val="left"/>
         <w:textAlignment w:val="baseline"/>
         <w:rPr>
-          <w:rFonts w:ascii="宋体" w:eastAsia="宋体" w:hAnsi="宋体" w:cs="宋体"/>
-          <w:spacing w:val="-3"/>
-          <w:sz w:val="24"/>
-          <w:szCs w:val="24"/>
-        </w:rPr>
-      </w:pPr>
-      <w:r>
-        <w:rPr>
-          <w:rFonts w:ascii="宋体" w:eastAsia="宋体" w:hAnsi="宋体" w:cs="宋体"/>
+          <w:rFonts w:ascii="宋体" w:hAnsi="宋体" w:eastAsia="宋体" w:cs="宋体"/>
+          <w:spacing w:val="-3"/>
+          <w:sz w:val="24"/>
+          <w:szCs w:val="24"/>
+        </w:rPr>
+      </w:pPr>
+      <w:r>
+        <w:rPr>
+          <w:rFonts w:ascii="宋体" w:hAnsi="宋体" w:eastAsia="宋体" w:cs="宋体"/>
           <w:spacing w:val="-3"/>
           <w:sz w:val="24"/>
           <w:szCs w:val="24"/>
@@ -6188,7 +6224,7 @@
     </w:p>
     <w:p>
       <w:pPr>
-        <w:pStyle w:val="a3"/>
+        <w:pStyle w:val="39"/>
         <w:keepNext w:val="0"/>
         <w:keepLines w:val="0"/>
         <w:pageBreakBefore w:val="0"/>
@@ -6200,7 +6236,7 @@
         <w:wordWrap/>
         <w:overflowPunct/>
         <w:bidi w:val="0"/>
-        <w:ind w:left="845" w:hanging="425" w:leftChars="0" w:firstLineChars="0"/>
+        <w:ind w:left="845" w:leftChars="0" w:hanging="425" w:firstLineChars="0"/>
       </w:pPr>
       <w:r>
         <w:t>以平均修复时间（MTTR）、平均无故障时间（MTBF）和平均系统事件间隔时间表示的可用率（或不可用率）；</w:t>
@@ -6208,7 +6244,7 @@
     </w:p>
     <w:p>
       <w:pPr>
-        <w:pStyle w:val="a3"/>
+        <w:pStyle w:val="39"/>
         <w:keepNext w:val="0"/>
         <w:keepLines w:val="0"/>
         <w:pageBreakBefore w:val="0"/>
@@ -6220,7 +6256,7 @@
         <w:wordWrap/>
         <w:overflowPunct/>
         <w:bidi w:val="0"/>
-        <w:ind w:left="845" w:hanging="425" w:leftChars="0" w:firstLineChars="0"/>
+        <w:ind w:left="845" w:leftChars="0" w:hanging="425" w:firstLineChars="0"/>
       </w:pPr>
       <w:r>
         <w:t>总体正常运作时间和宕机时间；</w:t>
@@ -6228,7 +6264,7 @@
     </w:p>
     <w:p>
       <w:pPr>
-        <w:pStyle w:val="a3"/>
+        <w:pStyle w:val="39"/>
         <w:keepNext w:val="0"/>
         <w:keepLines w:val="0"/>
         <w:pageBreakBefore w:val="0"/>
@@ -6240,7 +6276,7 @@
         <w:wordWrap/>
         <w:overflowPunct/>
         <w:bidi w:val="0"/>
-        <w:ind w:left="845" w:hanging="425" w:leftChars="0" w:firstLineChars="0"/>
+        <w:ind w:left="845" w:leftChars="0" w:hanging="425" w:firstLineChars="0"/>
       </w:pPr>
       <w:r>
         <w:t>故障的次数；</w:t>
@@ -6248,7 +6284,7 @@
     </w:p>
     <w:p>
       <w:pPr>
-        <w:pStyle w:val="a3"/>
+        <w:pStyle w:val="39"/>
         <w:keepNext w:val="0"/>
         <w:keepLines w:val="0"/>
         <w:pageBreakBefore w:val="0"/>
@@ -6260,7 +6296,7 @@
         <w:wordWrap/>
         <w:overflowPunct/>
         <w:bidi w:val="0"/>
-        <w:ind w:left="845" w:hanging="425" w:leftChars="0" w:firstLineChars="0"/>
+        <w:ind w:left="845" w:leftChars="0" w:hanging="425" w:firstLineChars="0"/>
       </w:pPr>
       <w:r>
         <w:t>有关故障可能实际或潜在地导致比约定数更高的不可用率的额外信息。</w:t>
@@ -6268,7 +6304,7 @@
     </w:p>
     <w:p>
       <w:pPr>
-        <w:pStyle w:val="2"/>
+        <w:pStyle w:val="30"/>
         <w:keepNext w:val="0"/>
         <w:keepLines w:val="0"/>
         <w:pageBreakBefore w:val="0"/>
@@ -6281,7 +6317,7 @@
           <w:lang w:val="en-US" w:eastAsia="zh-CN"/>
         </w:rPr>
       </w:pPr>
-      <w:bookmarkStart w:id="33" w:name="_Toc13797"/>
+      <w:bookmarkStart w:id="32" w:name="_Toc13797"/>
       <w:r>
         <w:rPr>
           <w:rFonts w:hint="eastAsia"/>
@@ -6289,38 +6325,38 @@
         </w:rPr>
         <w:t>连续性</w:t>
       </w:r>
+      <w:bookmarkEnd w:id="32"/>
+    </w:p>
+    <w:p>
+      <w:pPr>
+        <w:pStyle w:val="31"/>
+        <w:keepNext w:val="0"/>
+        <w:keepLines w:val="0"/>
+        <w:pageBreakBefore w:val="0"/>
+        <w:widowControl w:val="0"/>
+        <w:wordWrap/>
+        <w:overflowPunct/>
+        <w:bidi w:val="0"/>
+      </w:pPr>
+      <w:bookmarkStart w:id="33" w:name="_Toc13929"/>
+      <w:r>
+        <w:t>初始化阶段</w:t>
+      </w:r>
       <w:bookmarkEnd w:id="33"/>
     </w:p>
     <w:p>
       <w:pPr>
-        <w:pStyle w:val="3"/>
-        <w:keepNext w:val="0"/>
-        <w:keepLines w:val="0"/>
-        <w:pageBreakBefore w:val="0"/>
-        <w:widowControl w:val="0"/>
-        <w:wordWrap/>
-        <w:overflowPunct/>
-        <w:bidi w:val="0"/>
-      </w:pPr>
-      <w:bookmarkStart w:id="34" w:name="_Toc13929"/>
-      <w:r>
-        <w:t>初始化阶段</w:t>
-      </w:r>
+        <w:pStyle w:val="40"/>
+        <w:keepNext w:val="0"/>
+        <w:keepLines w:val="0"/>
+        <w:pageBreakBefore w:val="0"/>
+        <w:widowControl w:val="0"/>
+        <w:wordWrap/>
+        <w:overflowPunct/>
+        <w:bidi w:val="0"/>
+      </w:pPr>
+      <w:bookmarkStart w:id="34" w:name="bookmark47"/>
       <w:bookmarkEnd w:id="34"/>
-    </w:p>
-    <w:p>
-      <w:pPr>
-        <w:pStyle w:val="4"/>
-        <w:keepNext w:val="0"/>
-        <w:keepLines w:val="0"/>
-        <w:pageBreakBefore w:val="0"/>
-        <w:widowControl w:val="0"/>
-        <w:wordWrap/>
-        <w:overflowPunct/>
-        <w:bidi w:val="0"/>
-      </w:pPr>
-      <w:bookmarkStart w:id="35" w:name="bookmark47"/>
-      <w:bookmarkEnd w:id="35"/>
       <w:r>
         <w:t>定义组织策略</w:t>
       </w:r>
@@ -6345,17 +6381,17 @@
         <w:adjustRightInd w:val="0"/>
         <w:snapToGrid w:val="0"/>
         <w:spacing w:line="360" w:lineRule="auto"/>
-        <w:ind w:left="425" w:right="0" w:hanging="425" w:leftChars="0" w:firstLineChars="0"/>
+        <w:ind w:left="425" w:leftChars="0" w:right="0" w:hanging="425" w:firstLineChars="0"/>
         <w:textAlignment w:val="baseline"/>
         <w:rPr>
-          <w:rFonts w:ascii="宋体" w:eastAsia="宋体" w:hAnsi="宋体" w:cs="宋体"/>
-          <w:sz w:val="24"/>
-          <w:szCs w:val="24"/>
-        </w:rPr>
-      </w:pPr>
-      <w:r>
-        <w:rPr>
-          <w:rFonts w:ascii="宋体" w:eastAsia="宋体" w:hAnsi="宋体" w:cs="宋体"/>
+          <w:rFonts w:ascii="宋体" w:hAnsi="宋体" w:eastAsia="宋体" w:cs="宋体"/>
+          <w:sz w:val="24"/>
+          <w:szCs w:val="24"/>
+        </w:rPr>
+      </w:pPr>
+      <w:r>
+        <w:rPr>
+          <w:rFonts w:ascii="宋体" w:hAnsi="宋体" w:eastAsia="宋体" w:cs="宋体"/>
           <w:spacing w:val="2"/>
           <w:sz w:val="24"/>
           <w:szCs w:val="24"/>
@@ -6364,7 +6400,7 @@
       </w:r>
       <w:r>
         <w:rPr>
-          <w:rFonts w:ascii="宋体" w:eastAsia="宋体" w:hAnsi="宋体" w:cs="宋体"/>
+          <w:rFonts w:ascii="宋体" w:hAnsi="宋体" w:eastAsia="宋体" w:cs="宋体"/>
           <w:spacing w:val="-1"/>
           <w:sz w:val="24"/>
           <w:szCs w:val="24"/>
@@ -6373,7 +6409,7 @@
       </w:r>
       <w:r>
         <w:rPr>
-          <w:rFonts w:ascii="宋体" w:eastAsia="宋体" w:hAnsi="宋体" w:cs="宋体"/>
+          <w:rFonts w:ascii="宋体" w:hAnsi="宋体" w:eastAsia="宋体" w:cs="宋体"/>
           <w:spacing w:val="2"/>
           <w:sz w:val="24"/>
           <w:szCs w:val="24"/>
@@ -6401,10 +6437,10 @@
         <w:adjustRightInd w:val="0"/>
         <w:snapToGrid w:val="0"/>
         <w:spacing w:line="360" w:lineRule="auto"/>
-        <w:ind w:left="425" w:right="0" w:hanging="425" w:leftChars="0" w:firstLineChars="0"/>
+        <w:ind w:left="425" w:leftChars="0" w:right="0" w:hanging="425" w:firstLineChars="0"/>
         <w:textAlignment w:val="baseline"/>
         <w:rPr>
-          <w:rFonts w:ascii="宋体" w:eastAsia="宋体" w:hAnsi="宋体" w:cs="宋体" w:hint="eastAsia"/>
+          <w:rFonts w:hint="eastAsia" w:ascii="宋体" w:hAnsi="宋体" w:eastAsia="宋体" w:cs="宋体"/>
           <w:sz w:val="24"/>
           <w:szCs w:val="24"/>
           <w:lang w:eastAsia="zh-CN"/>
@@ -6412,7 +6448,7 @@
       </w:pPr>
       <w:r>
         <w:rPr>
-          <w:rFonts w:ascii="宋体" w:eastAsia="宋体" w:hAnsi="宋体" w:cs="宋体"/>
+          <w:rFonts w:ascii="宋体" w:hAnsi="宋体" w:eastAsia="宋体" w:cs="宋体"/>
           <w:spacing w:val="-3"/>
           <w:sz w:val="24"/>
           <w:szCs w:val="24"/>
@@ -6421,7 +6457,7 @@
       </w:r>
       <w:r>
         <w:rPr>
-          <w:rFonts w:ascii="宋体" w:eastAsia="宋体" w:hAnsi="宋体" w:cs="宋体"/>
+          <w:rFonts w:ascii="宋体" w:hAnsi="宋体" w:eastAsia="宋体" w:cs="宋体"/>
           <w:sz w:val="24"/>
           <w:szCs w:val="24"/>
         </w:rPr>
@@ -6429,7 +6465,7 @@
       </w:r>
       <w:r>
         <w:rPr>
-          <w:rFonts w:ascii="宋体" w:eastAsia="宋体" w:hAnsi="宋体" w:cs="宋体"/>
+          <w:rFonts w:ascii="宋体" w:hAnsi="宋体" w:eastAsia="宋体" w:cs="宋体"/>
           <w:spacing w:val="-1"/>
           <w:sz w:val="24"/>
           <w:szCs w:val="24"/>
@@ -6438,7 +6474,7 @@
       </w:r>
       <w:r>
         <w:rPr>
-          <w:rFonts w:ascii="宋体" w:eastAsia="宋体" w:hAnsi="宋体" w:cs="宋体" w:hint="eastAsia"/>
+          <w:rFonts w:hint="eastAsia" w:ascii="宋体" w:hAnsi="宋体" w:eastAsia="宋体" w:cs="宋体"/>
           <w:spacing w:val="-1"/>
           <w:sz w:val="24"/>
           <w:szCs w:val="24"/>
@@ -6467,17 +6503,17 @@
         <w:adjustRightInd w:val="0"/>
         <w:snapToGrid w:val="0"/>
         <w:spacing w:line="360" w:lineRule="auto"/>
-        <w:ind w:left="425" w:right="0" w:hanging="425" w:leftChars="0" w:firstLineChars="0"/>
+        <w:ind w:left="425" w:leftChars="0" w:right="0" w:hanging="425" w:firstLineChars="0"/>
         <w:textAlignment w:val="baseline"/>
         <w:rPr>
-          <w:rFonts w:ascii="宋体" w:eastAsia="宋体" w:hAnsi="宋体" w:cs="宋体"/>
-          <w:sz w:val="24"/>
-          <w:szCs w:val="24"/>
-        </w:rPr>
-      </w:pPr>
-      <w:r>
-        <w:rPr>
-          <w:rFonts w:ascii="宋体" w:eastAsia="宋体" w:hAnsi="宋体" w:cs="宋体"/>
+          <w:rFonts w:ascii="宋体" w:hAnsi="宋体" w:eastAsia="宋体" w:cs="宋体"/>
+          <w:sz w:val="24"/>
+          <w:szCs w:val="24"/>
+        </w:rPr>
+      </w:pPr>
+      <w:r>
+        <w:rPr>
+          <w:rFonts w:ascii="宋体" w:hAnsi="宋体" w:eastAsia="宋体" w:cs="宋体"/>
           <w:spacing w:val="-1"/>
           <w:sz w:val="24"/>
           <w:szCs w:val="24"/>
@@ -6486,7 +6522,7 @@
       </w:r>
       <w:r>
         <w:rPr>
-          <w:rFonts w:ascii="宋体" w:eastAsia="宋体" w:hAnsi="宋体" w:cs="宋体"/>
+          <w:rFonts w:ascii="宋体" w:hAnsi="宋体" w:eastAsia="宋体" w:cs="宋体"/>
           <w:spacing w:val="-2"/>
           <w:sz w:val="24"/>
           <w:szCs w:val="24"/>
@@ -6496,7 +6532,7 @@
     </w:p>
     <w:p>
       <w:pPr>
-        <w:pStyle w:val="4"/>
+        <w:pStyle w:val="40"/>
         <w:keepNext w:val="0"/>
         <w:keepLines w:val="0"/>
         <w:pageBreakBefore w:val="0"/>
@@ -6529,10 +6565,10 @@
         <w:adjustRightInd w:val="0"/>
         <w:snapToGrid w:val="0"/>
         <w:spacing w:line="360" w:lineRule="auto"/>
-        <w:ind w:left="425" w:right="0" w:hanging="425" w:leftChars="0" w:firstLineChars="0"/>
+        <w:ind w:left="425" w:leftChars="0" w:right="0" w:hanging="425" w:firstLineChars="0"/>
         <w:textAlignment w:val="baseline"/>
         <w:rPr>
-          <w:rFonts w:ascii="宋体" w:eastAsia="宋体" w:hAnsi="宋体" w:cs="宋体"/>
+          <w:rFonts w:ascii="宋体" w:hAnsi="宋体" w:eastAsia="宋体" w:cs="宋体"/>
           <w:spacing w:val="-1"/>
           <w:sz w:val="24"/>
           <w:szCs w:val="24"/>
@@ -6540,7 +6576,7 @@
       </w:pPr>
       <w:r>
         <w:rPr>
-          <w:rFonts w:ascii="宋体" w:eastAsia="宋体" w:hAnsi="宋体" w:cs="宋体"/>
+          <w:rFonts w:ascii="宋体" w:hAnsi="宋体" w:eastAsia="宋体" w:cs="宋体"/>
           <w:spacing w:val="-1"/>
           <w:sz w:val="24"/>
           <w:szCs w:val="24"/>
@@ -6568,10 +6604,10 @@
         <w:adjustRightInd w:val="0"/>
         <w:snapToGrid w:val="0"/>
         <w:spacing w:line="360" w:lineRule="auto"/>
-        <w:ind w:left="425" w:right="0" w:hanging="425" w:leftChars="0" w:firstLineChars="0"/>
+        <w:ind w:left="425" w:leftChars="0" w:right="0" w:hanging="425" w:firstLineChars="0"/>
         <w:textAlignment w:val="baseline"/>
         <w:rPr>
-          <w:rFonts w:ascii="宋体" w:eastAsia="宋体" w:hAnsi="宋体" w:cs="宋体"/>
+          <w:rFonts w:ascii="宋体" w:hAnsi="宋体" w:eastAsia="宋体" w:cs="宋体"/>
           <w:spacing w:val="-1"/>
           <w:sz w:val="24"/>
           <w:szCs w:val="24"/>
@@ -6579,7 +6615,7 @@
       </w:pPr>
       <w:r>
         <w:rPr>
-          <w:rFonts w:ascii="宋体" w:eastAsia="宋体" w:hAnsi="宋体" w:cs="宋体"/>
+          <w:rFonts w:ascii="宋体" w:hAnsi="宋体" w:eastAsia="宋体" w:cs="宋体"/>
           <w:spacing w:val="-1"/>
           <w:sz w:val="24"/>
           <w:szCs w:val="24"/>
@@ -6589,34 +6625,34 @@
     </w:p>
     <w:p>
       <w:pPr>
-        <w:pStyle w:val="3"/>
-        <w:keepNext w:val="0"/>
-        <w:keepLines w:val="0"/>
-        <w:pageBreakBefore w:val="0"/>
-        <w:widowControl w:val="0"/>
-        <w:wordWrap/>
-        <w:overflowPunct/>
-        <w:bidi w:val="0"/>
-      </w:pPr>
-      <w:bookmarkStart w:id="36" w:name="_Toc20627"/>
+        <w:pStyle w:val="31"/>
+        <w:keepNext w:val="0"/>
+        <w:keepLines w:val="0"/>
+        <w:pageBreakBefore w:val="0"/>
+        <w:widowControl w:val="0"/>
+        <w:wordWrap/>
+        <w:overflowPunct/>
+        <w:bidi w:val="0"/>
+      </w:pPr>
+      <w:bookmarkStart w:id="35" w:name="_Toc20627"/>
       <w:r>
         <w:t>分析规划阶段</w:t>
       </w:r>
+      <w:bookmarkEnd w:id="35"/>
+    </w:p>
+    <w:p>
+      <w:pPr>
+        <w:pStyle w:val="40"/>
+        <w:keepNext w:val="0"/>
+        <w:keepLines w:val="0"/>
+        <w:pageBreakBefore w:val="0"/>
+        <w:widowControl w:val="0"/>
+        <w:wordWrap/>
+        <w:overflowPunct/>
+        <w:bidi w:val="0"/>
+      </w:pPr>
+      <w:bookmarkStart w:id="36" w:name="bookmark48"/>
       <w:bookmarkEnd w:id="36"/>
-    </w:p>
-    <w:p>
-      <w:pPr>
-        <w:pStyle w:val="4"/>
-        <w:keepNext w:val="0"/>
-        <w:keepLines w:val="0"/>
-        <w:pageBreakBefore w:val="0"/>
-        <w:widowControl w:val="0"/>
-        <w:wordWrap/>
-        <w:overflowPunct/>
-        <w:bidi w:val="0"/>
-      </w:pPr>
-      <w:bookmarkStart w:id="37" w:name="bookmark48"/>
-      <w:bookmarkEnd w:id="37"/>
       <w:r>
         <w:t>业务影响分析</w:t>
       </w:r>
@@ -6641,17 +6677,17 @@
         <w:adjustRightInd w:val="0"/>
         <w:snapToGrid w:val="0"/>
         <w:spacing w:line="360" w:lineRule="auto"/>
-        <w:ind w:left="425" w:right="0" w:hanging="425" w:leftChars="0" w:firstLineChars="0"/>
+        <w:ind w:left="425" w:leftChars="0" w:right="0" w:hanging="425" w:firstLineChars="0"/>
         <w:textAlignment w:val="baseline"/>
         <w:rPr>
-          <w:rFonts w:ascii="宋体" w:eastAsia="宋体" w:hAnsi="宋体" w:cs="宋体"/>
-          <w:sz w:val="24"/>
-          <w:szCs w:val="24"/>
-        </w:rPr>
-      </w:pPr>
-      <w:r>
-        <w:rPr>
-          <w:rFonts w:ascii="宋体" w:eastAsia="宋体" w:hAnsi="宋体" w:cs="宋体"/>
+          <w:rFonts w:ascii="宋体" w:hAnsi="宋体" w:eastAsia="宋体" w:cs="宋体"/>
+          <w:sz w:val="24"/>
+          <w:szCs w:val="24"/>
+        </w:rPr>
+      </w:pPr>
+      <w:r>
+        <w:rPr>
+          <w:rFonts w:ascii="宋体" w:hAnsi="宋体" w:eastAsia="宋体" w:cs="宋体"/>
           <w:spacing w:val="3"/>
           <w:sz w:val="24"/>
           <w:szCs w:val="24"/>
@@ -6660,18 +6696,18 @@
       </w:r>
       <w:r>
         <w:rPr>
-          <w:rFonts w:ascii="宋体" w:eastAsia="宋体" w:hAnsi="宋体" w:cs="宋体"/>
+          <w:rFonts w:ascii="宋体" w:hAnsi="宋体" w:eastAsia="宋体" w:cs="宋体"/>
           <w:spacing w:val="2"/>
           <w:sz w:val="24"/>
           <w:szCs w:val="24"/>
         </w:rPr>
         <w:t>续运作一段时间，因而其重</w:t>
       </w:r>
-      <w:bookmarkStart w:id="38" w:name="bookmark49"/>
-      <w:bookmarkEnd w:id="38"/>
-      <w:r>
-        <w:rPr>
-          <w:rFonts w:ascii="宋体" w:eastAsia="宋体" w:hAnsi="宋体" w:cs="宋体"/>
+      <w:bookmarkStart w:id="37" w:name="bookmark49"/>
+      <w:bookmarkEnd w:id="37"/>
+      <w:r>
+        <w:rPr>
+          <w:rFonts w:ascii="宋体" w:hAnsi="宋体" w:eastAsia="宋体" w:cs="宋体"/>
           <w:sz w:val="24"/>
           <w:szCs w:val="24"/>
         </w:rPr>
@@ -6679,7 +6715,7 @@
       </w:r>
       <w:r>
         <w:rPr>
-          <w:rFonts w:ascii="宋体" w:eastAsia="宋体" w:hAnsi="宋体" w:cs="宋体"/>
+          <w:rFonts w:ascii="宋体" w:hAnsi="宋体" w:eastAsia="宋体" w:cs="宋体"/>
           <w:spacing w:val="-1"/>
           <w:sz w:val="24"/>
           <w:szCs w:val="24"/>
@@ -6707,10 +6743,10 @@
         <w:adjustRightInd w:val="0"/>
         <w:snapToGrid w:val="0"/>
         <w:spacing w:line="360" w:lineRule="auto"/>
-        <w:ind w:left="425" w:right="0" w:hanging="425" w:leftChars="0" w:firstLineChars="0"/>
+        <w:ind w:left="425" w:leftChars="0" w:right="0" w:hanging="425" w:firstLineChars="0"/>
         <w:textAlignment w:val="baseline"/>
         <w:rPr>
-          <w:rFonts w:ascii="宋体" w:eastAsia="宋体" w:hAnsi="宋体" w:cs="宋体"/>
+          <w:rFonts w:ascii="宋体" w:hAnsi="宋体" w:eastAsia="宋体" w:cs="宋体"/>
           <w:spacing w:val="-1"/>
           <w:sz w:val="24"/>
           <w:szCs w:val="24"/>
@@ -6718,7 +6754,7 @@
       </w:pPr>
       <w:r>
         <w:rPr>
-          <w:rFonts w:ascii="宋体" w:eastAsia="宋体" w:hAnsi="宋体" w:cs="宋体"/>
+          <w:rFonts w:ascii="宋体" w:hAnsi="宋体" w:eastAsia="宋体" w:cs="宋体"/>
           <w:spacing w:val="3"/>
           <w:sz w:val="24"/>
           <w:szCs w:val="24"/>
@@ -6727,7 +6763,7 @@
       </w:r>
       <w:r>
         <w:rPr>
-          <w:rFonts w:ascii="宋体" w:eastAsia="宋体" w:hAnsi="宋体" w:cs="宋体"/>
+          <w:rFonts w:ascii="宋体" w:hAnsi="宋体" w:eastAsia="宋体" w:cs="宋体"/>
           <w:spacing w:val="2"/>
           <w:sz w:val="24"/>
           <w:szCs w:val="24"/>
@@ -6736,7 +6772,7 @@
       </w:r>
       <w:r>
         <w:rPr>
-          <w:rFonts w:ascii="宋体" w:eastAsia="宋体" w:hAnsi="宋体" w:cs="宋体"/>
+          <w:rFonts w:ascii="宋体" w:hAnsi="宋体" w:eastAsia="宋体" w:cs="宋体"/>
           <w:sz w:val="24"/>
           <w:szCs w:val="24"/>
         </w:rPr>
@@ -6744,7 +6780,7 @@
       </w:r>
       <w:r>
         <w:rPr>
-          <w:rFonts w:ascii="宋体" w:eastAsia="宋体" w:hAnsi="宋体" w:cs="宋体"/>
+          <w:rFonts w:ascii="宋体" w:hAnsi="宋体" w:eastAsia="宋体" w:cs="宋体"/>
           <w:spacing w:val="-1"/>
           <w:sz w:val="24"/>
           <w:szCs w:val="24"/>
@@ -6772,17 +6808,17 @@
         <w:adjustRightInd w:val="0"/>
         <w:snapToGrid w:val="0"/>
         <w:spacing w:line="360" w:lineRule="auto"/>
-        <w:ind w:left="425" w:right="0" w:hanging="425" w:leftChars="0" w:firstLineChars="0"/>
+        <w:ind w:left="425" w:leftChars="0" w:right="0" w:hanging="425" w:firstLineChars="0"/>
         <w:textAlignment w:val="baseline"/>
         <w:rPr>
-          <w:rFonts w:ascii="宋体" w:eastAsia="宋体" w:hAnsi="宋体" w:cs="宋体"/>
-          <w:sz w:val="24"/>
-          <w:szCs w:val="24"/>
-        </w:rPr>
-      </w:pPr>
-      <w:r>
-        <w:rPr>
-          <w:rFonts w:ascii="宋体" w:eastAsia="宋体" w:hAnsi="宋体" w:cs="宋体"/>
+          <w:rFonts w:ascii="宋体" w:hAnsi="宋体" w:eastAsia="宋体" w:cs="宋体"/>
+          <w:sz w:val="24"/>
+          <w:szCs w:val="24"/>
+        </w:rPr>
+      </w:pPr>
+      <w:r>
+        <w:rPr>
+          <w:rFonts w:ascii="宋体" w:hAnsi="宋体" w:eastAsia="宋体" w:cs="宋体"/>
           <w:spacing w:val="-2"/>
           <w:sz w:val="24"/>
           <w:szCs w:val="24"/>
@@ -6791,7 +6827,7 @@
       </w:r>
       <w:r>
         <w:rPr>
-          <w:rFonts w:ascii="宋体" w:eastAsia="宋体" w:hAnsi="宋体" w:cs="宋体"/>
+          <w:rFonts w:ascii="宋体" w:hAnsi="宋体" w:eastAsia="宋体" w:cs="宋体"/>
           <w:spacing w:val="-3"/>
           <w:sz w:val="24"/>
           <w:szCs w:val="24"/>
@@ -6800,7 +6836,7 @@
       </w:r>
       <w:r>
         <w:rPr>
-          <w:rFonts w:ascii="宋体" w:eastAsia="宋体" w:hAnsi="宋体" w:cs="宋体"/>
+          <w:rFonts w:ascii="宋体" w:hAnsi="宋体" w:eastAsia="宋体" w:cs="宋体"/>
           <w:spacing w:val="-38"/>
           <w:sz w:val="24"/>
           <w:szCs w:val="24"/>
@@ -6809,7 +6845,7 @@
       </w:r>
       <w:r>
         <w:rPr>
-          <w:rFonts w:ascii="宋体" w:eastAsia="宋体" w:hAnsi="宋体" w:cs="宋体"/>
+          <w:rFonts w:ascii="宋体" w:hAnsi="宋体" w:eastAsia="宋体" w:cs="宋体"/>
           <w:spacing w:val="-3"/>
           <w:sz w:val="24"/>
           <w:szCs w:val="24"/>
@@ -6818,7 +6854,7 @@
       </w:r>
       <w:r>
         <w:rPr>
-          <w:rFonts w:ascii="宋体" w:eastAsia="宋体" w:hAnsi="宋体" w:cs="宋体"/>
+          <w:rFonts w:ascii="宋体" w:hAnsi="宋体" w:eastAsia="宋体" w:cs="宋体"/>
           <w:spacing w:val="-40"/>
           <w:sz w:val="24"/>
           <w:szCs w:val="24"/>
@@ -6827,7 +6863,7 @@
       </w:r>
       <w:r>
         <w:rPr>
-          <w:rFonts w:ascii="宋体" w:eastAsia="宋体" w:hAnsi="宋体" w:cs="宋体"/>
+          <w:rFonts w:ascii="宋体" w:hAnsi="宋体" w:eastAsia="宋体" w:cs="宋体"/>
           <w:spacing w:val="-3"/>
           <w:sz w:val="24"/>
           <w:szCs w:val="24"/>
@@ -6836,7 +6872,7 @@
       </w:r>
       <w:r>
         <w:rPr>
-          <w:rFonts w:ascii="宋体" w:eastAsia="宋体" w:hAnsi="宋体" w:cs="宋体"/>
+          <w:rFonts w:ascii="宋体" w:hAnsi="宋体" w:eastAsia="宋体" w:cs="宋体"/>
           <w:spacing w:val="-1"/>
           <w:sz w:val="24"/>
           <w:szCs w:val="24"/>
@@ -6846,7 +6882,7 @@
     </w:p>
     <w:p>
       <w:pPr>
-        <w:pStyle w:val="4"/>
+        <w:pStyle w:val="40"/>
         <w:keepNext w:val="0"/>
         <w:keepLines w:val="0"/>
         <w:pageBreakBefore w:val="0"/>
@@ -6879,17 +6915,17 @@
         <w:adjustRightInd w:val="0"/>
         <w:snapToGrid w:val="0"/>
         <w:spacing w:line="360" w:lineRule="auto"/>
-        <w:ind w:left="425" w:right="0" w:hanging="425" w:leftChars="0" w:firstLineChars="0"/>
+        <w:ind w:left="425" w:leftChars="0" w:right="0" w:hanging="425" w:firstLineChars="0"/>
         <w:textAlignment w:val="baseline"/>
         <w:rPr>
-          <w:rFonts w:ascii="宋体" w:eastAsia="宋体" w:hAnsi="宋体" w:cs="宋体"/>
-          <w:sz w:val="24"/>
-          <w:szCs w:val="24"/>
-        </w:rPr>
-      </w:pPr>
-      <w:r>
-        <w:rPr>
-          <w:rFonts w:ascii="宋体" w:eastAsia="宋体" w:hAnsi="宋体" w:cs="宋体"/>
+          <w:rFonts w:ascii="宋体" w:hAnsi="宋体" w:eastAsia="宋体" w:cs="宋体"/>
+          <w:sz w:val="24"/>
+          <w:szCs w:val="24"/>
+        </w:rPr>
+      </w:pPr>
+      <w:r>
+        <w:rPr>
+          <w:rFonts w:ascii="宋体" w:hAnsi="宋体" w:eastAsia="宋体" w:cs="宋体"/>
           <w:spacing w:val="3"/>
           <w:sz w:val="24"/>
           <w:szCs w:val="24"/>
@@ -6898,7 +6934,7 @@
       </w:r>
       <w:r>
         <w:rPr>
-          <w:rFonts w:ascii="宋体" w:eastAsia="宋体" w:hAnsi="宋体" w:cs="宋体"/>
+          <w:rFonts w:ascii="宋体" w:hAnsi="宋体" w:eastAsia="宋体" w:cs="宋体"/>
           <w:spacing w:val="2"/>
           <w:sz w:val="24"/>
           <w:szCs w:val="24"/>
@@ -6907,7 +6943,7 @@
       </w:r>
       <w:r>
         <w:rPr>
-          <w:rFonts w:ascii="宋体" w:eastAsia="宋体" w:hAnsi="宋体" w:cs="宋体"/>
+          <w:rFonts w:ascii="宋体" w:hAnsi="宋体" w:eastAsia="宋体" w:cs="宋体"/>
           <w:spacing w:val="-1"/>
           <w:sz w:val="24"/>
           <w:szCs w:val="24"/>
@@ -6935,17 +6971,17 @@
         <w:adjustRightInd w:val="0"/>
         <w:snapToGrid w:val="0"/>
         <w:spacing w:line="360" w:lineRule="auto"/>
-        <w:ind w:left="425" w:right="0" w:hanging="425" w:leftChars="0" w:firstLineChars="0"/>
+        <w:ind w:left="425" w:leftChars="0" w:right="0" w:hanging="425" w:firstLineChars="0"/>
         <w:textAlignment w:val="baseline"/>
         <w:rPr>
-          <w:rFonts w:ascii="宋体" w:eastAsia="宋体" w:hAnsi="宋体" w:cs="宋体"/>
-          <w:sz w:val="24"/>
-          <w:szCs w:val="24"/>
-        </w:rPr>
-      </w:pPr>
-      <w:r>
-        <w:rPr>
-          <w:rFonts w:ascii="宋体" w:eastAsia="宋体" w:hAnsi="宋体" w:cs="宋体"/>
+          <w:rFonts w:ascii="宋体" w:hAnsi="宋体" w:eastAsia="宋体" w:cs="宋体"/>
+          <w:sz w:val="24"/>
+          <w:szCs w:val="24"/>
+        </w:rPr>
+      </w:pPr>
+      <w:r>
+        <w:rPr>
+          <w:rFonts w:ascii="宋体" w:hAnsi="宋体" w:eastAsia="宋体" w:cs="宋体"/>
           <w:spacing w:val="3"/>
           <w:sz w:val="24"/>
           <w:szCs w:val="24"/>
@@ -6954,7 +6990,7 @@
       </w:r>
       <w:r>
         <w:rPr>
-          <w:rFonts w:ascii="宋体" w:eastAsia="宋体" w:hAnsi="宋体" w:cs="宋体"/>
+          <w:rFonts w:ascii="宋体" w:hAnsi="宋体" w:eastAsia="宋体" w:cs="宋体"/>
           <w:spacing w:val="2"/>
           <w:sz w:val="24"/>
           <w:szCs w:val="24"/>
@@ -6963,7 +6999,7 @@
       </w:r>
       <w:r>
         <w:rPr>
-          <w:rFonts w:ascii="宋体" w:eastAsia="宋体" w:hAnsi="宋体" w:cs="宋体"/>
+          <w:rFonts w:ascii="宋体" w:hAnsi="宋体" w:eastAsia="宋体" w:cs="宋体"/>
           <w:spacing w:val="-1"/>
           <w:sz w:val="24"/>
           <w:szCs w:val="24"/>
@@ -6991,17 +7027,17 @@
         <w:adjustRightInd w:val="0"/>
         <w:snapToGrid w:val="0"/>
         <w:spacing w:line="360" w:lineRule="auto"/>
-        <w:ind w:left="425" w:right="0" w:hanging="425" w:leftChars="0" w:firstLineChars="0"/>
+        <w:ind w:left="425" w:leftChars="0" w:right="0" w:hanging="425" w:firstLineChars="0"/>
         <w:textAlignment w:val="baseline"/>
         <w:rPr>
-          <w:rFonts w:ascii="宋体" w:eastAsia="宋体" w:hAnsi="宋体" w:cs="宋体"/>
-          <w:sz w:val="24"/>
-          <w:szCs w:val="24"/>
-        </w:rPr>
-      </w:pPr>
-      <w:r>
-        <w:rPr>
-          <w:rFonts w:ascii="宋体" w:eastAsia="宋体" w:hAnsi="宋体" w:cs="宋体"/>
+          <w:rFonts w:ascii="宋体" w:hAnsi="宋体" w:eastAsia="宋体" w:cs="宋体"/>
+          <w:sz w:val="24"/>
+          <w:szCs w:val="24"/>
+        </w:rPr>
+      </w:pPr>
+      <w:r>
+        <w:rPr>
+          <w:rFonts w:ascii="宋体" w:hAnsi="宋体" w:eastAsia="宋体" w:cs="宋体"/>
           <w:spacing w:val="13"/>
           <w:sz w:val="24"/>
           <w:szCs w:val="24"/>
@@ -7029,17 +7065,17 @@
         <w:adjustRightInd w:val="0"/>
         <w:snapToGrid w:val="0"/>
         <w:spacing w:line="360" w:lineRule="auto"/>
-        <w:ind w:left="845" w:right="0" w:hanging="425" w:leftChars="0" w:firstLineChars="0"/>
+        <w:ind w:left="845" w:leftChars="0" w:right="0" w:hanging="425" w:firstLineChars="0"/>
         <w:textAlignment w:val="baseline"/>
         <w:rPr>
-          <w:rFonts w:ascii="宋体" w:eastAsia="宋体" w:hAnsi="宋体" w:cs="宋体"/>
-          <w:sz w:val="24"/>
-          <w:szCs w:val="24"/>
-        </w:rPr>
-      </w:pPr>
-      <w:r>
-        <w:rPr>
-          <w:rFonts w:ascii="宋体" w:eastAsia="宋体" w:hAnsi="宋体" w:cs="宋体"/>
+          <w:rFonts w:ascii="宋体" w:hAnsi="宋体" w:eastAsia="宋体" w:cs="宋体"/>
+          <w:sz w:val="24"/>
+          <w:szCs w:val="24"/>
+        </w:rPr>
+      </w:pPr>
+      <w:r>
+        <w:rPr>
+          <w:rFonts w:ascii="宋体" w:hAnsi="宋体" w:eastAsia="宋体" w:cs="宋体"/>
           <w:spacing w:val="-2"/>
           <w:position w:val="3"/>
           <w:sz w:val="24"/>
@@ -7049,7 +7085,7 @@
       </w:r>
       <w:r>
         <w:rPr>
-          <w:rFonts w:ascii="宋体" w:eastAsia="宋体" w:hAnsi="宋体" w:cs="宋体"/>
+          <w:rFonts w:ascii="宋体" w:hAnsi="宋体" w:eastAsia="宋体" w:cs="宋体"/>
           <w:spacing w:val="-48"/>
           <w:position w:val="3"/>
           <w:sz w:val="24"/>
@@ -7059,7 +7095,7 @@
       </w:r>
       <w:r>
         <w:rPr>
-          <w:rFonts w:ascii="宋体" w:eastAsia="宋体" w:hAnsi="宋体" w:cs="宋体"/>
+          <w:rFonts w:ascii="宋体" w:hAnsi="宋体" w:eastAsia="宋体" w:cs="宋体"/>
           <w:spacing w:val="-2"/>
           <w:position w:val="3"/>
           <w:sz w:val="24"/>
@@ -7069,7 +7105,7 @@
       </w:r>
       <w:r>
         <w:rPr>
-          <w:rFonts w:ascii="宋体" w:eastAsia="宋体" w:hAnsi="宋体" w:cs="宋体"/>
+          <w:rFonts w:ascii="宋体" w:hAnsi="宋体" w:eastAsia="宋体" w:cs="宋体"/>
           <w:spacing w:val="-48"/>
           <w:position w:val="3"/>
           <w:sz w:val="24"/>
@@ -7079,7 +7115,7 @@
       </w:r>
       <w:r>
         <w:rPr>
-          <w:rFonts w:ascii="宋体" w:eastAsia="宋体" w:hAnsi="宋体" w:cs="宋体"/>
+          <w:rFonts w:ascii="宋体" w:hAnsi="宋体" w:eastAsia="宋体" w:cs="宋体"/>
           <w:spacing w:val="-2"/>
           <w:position w:val="3"/>
           <w:sz w:val="24"/>
@@ -7108,17 +7144,17 @@
         <w:adjustRightInd w:val="0"/>
         <w:snapToGrid w:val="0"/>
         <w:spacing w:line="360" w:lineRule="auto"/>
-        <w:ind w:left="845" w:right="0" w:hanging="425" w:leftChars="0" w:firstLineChars="0"/>
+        <w:ind w:left="845" w:leftChars="0" w:right="0" w:hanging="425" w:firstLineChars="0"/>
         <w:textAlignment w:val="baseline"/>
         <w:rPr>
-          <w:rFonts w:ascii="宋体" w:eastAsia="宋体" w:hAnsi="宋体" w:cs="宋体"/>
-          <w:sz w:val="24"/>
-          <w:szCs w:val="24"/>
-        </w:rPr>
-      </w:pPr>
-      <w:r>
-        <w:rPr>
-          <w:rFonts w:ascii="宋体" w:eastAsia="宋体" w:hAnsi="宋体" w:cs="宋体"/>
+          <w:rFonts w:ascii="宋体" w:hAnsi="宋体" w:eastAsia="宋体" w:cs="宋体"/>
+          <w:sz w:val="24"/>
+          <w:szCs w:val="24"/>
+        </w:rPr>
+      </w:pPr>
+      <w:r>
+        <w:rPr>
+          <w:rFonts w:ascii="宋体" w:hAnsi="宋体" w:eastAsia="宋体" w:cs="宋体"/>
           <w:spacing w:val="2"/>
           <w:sz w:val="24"/>
           <w:szCs w:val="24"/>
@@ -7127,7 +7163,7 @@
       </w:r>
       <w:r>
         <w:rPr>
-          <w:rFonts w:ascii="宋体" w:eastAsia="宋体" w:hAnsi="宋体" w:cs="宋体"/>
+          <w:rFonts w:ascii="宋体" w:hAnsi="宋体" w:eastAsia="宋体" w:cs="宋体"/>
           <w:spacing w:val="-2"/>
           <w:sz w:val="24"/>
           <w:szCs w:val="24"/>
@@ -7155,17 +7191,17 @@
         <w:adjustRightInd w:val="0"/>
         <w:snapToGrid w:val="0"/>
         <w:spacing w:line="360" w:lineRule="auto"/>
-        <w:ind w:left="845" w:right="0" w:hanging="425" w:leftChars="0" w:firstLineChars="0"/>
+        <w:ind w:left="845" w:leftChars="0" w:right="0" w:hanging="425" w:firstLineChars="0"/>
         <w:textAlignment w:val="baseline"/>
         <w:rPr>
-          <w:rFonts w:ascii="宋体" w:eastAsia="宋体" w:hAnsi="宋体" w:cs="宋体"/>
-          <w:sz w:val="24"/>
-          <w:szCs w:val="24"/>
-        </w:rPr>
-      </w:pPr>
-      <w:r>
-        <w:rPr>
-          <w:rFonts w:ascii="宋体" w:eastAsia="宋体" w:hAnsi="宋体" w:cs="宋体"/>
+          <w:rFonts w:ascii="宋体" w:hAnsi="宋体" w:eastAsia="宋体" w:cs="宋体"/>
+          <w:sz w:val="24"/>
+          <w:szCs w:val="24"/>
+        </w:rPr>
+      </w:pPr>
+      <w:r>
+        <w:rPr>
+          <w:rFonts w:ascii="宋体" w:hAnsi="宋体" w:eastAsia="宋体" w:cs="宋体"/>
           <w:position w:val="3"/>
           <w:sz w:val="24"/>
           <w:szCs w:val="24"/>
@@ -7174,7 +7210,7 @@
       </w:r>
       <w:r>
         <w:rPr>
-          <w:rFonts w:ascii="宋体" w:eastAsia="宋体" w:hAnsi="宋体" w:cs="宋体"/>
+          <w:rFonts w:ascii="宋体" w:hAnsi="宋体" w:eastAsia="宋体" w:cs="宋体"/>
           <w:spacing w:val="-1"/>
           <w:position w:val="3"/>
           <w:sz w:val="24"/>
@@ -7203,17 +7239,17 @@
         <w:adjustRightInd w:val="0"/>
         <w:snapToGrid w:val="0"/>
         <w:spacing w:line="360" w:lineRule="auto"/>
-        <w:ind w:left="845" w:right="0" w:hanging="425" w:leftChars="0" w:firstLineChars="0"/>
+        <w:ind w:left="845" w:leftChars="0" w:right="0" w:hanging="425" w:firstLineChars="0"/>
         <w:textAlignment w:val="baseline"/>
         <w:rPr>
-          <w:rFonts w:ascii="宋体" w:eastAsia="宋体" w:hAnsi="宋体" w:cs="宋体"/>
-          <w:sz w:val="24"/>
-          <w:szCs w:val="24"/>
-        </w:rPr>
-      </w:pPr>
-      <w:r>
-        <w:rPr>
-          <w:rFonts w:ascii="宋体" w:eastAsia="宋体" w:hAnsi="宋体" w:cs="宋体"/>
+          <w:rFonts w:ascii="宋体" w:hAnsi="宋体" w:eastAsia="宋体" w:cs="宋体"/>
+          <w:sz w:val="24"/>
+          <w:szCs w:val="24"/>
+        </w:rPr>
+      </w:pPr>
+      <w:r>
+        <w:rPr>
+          <w:rFonts w:ascii="宋体" w:hAnsi="宋体" w:eastAsia="宋体" w:cs="宋体"/>
           <w:spacing w:val="-3"/>
           <w:sz w:val="24"/>
           <w:szCs w:val="24"/>
@@ -7222,7 +7258,7 @@
       </w:r>
       <w:r>
         <w:rPr>
-          <w:rFonts w:ascii="宋体" w:eastAsia="宋体" w:hAnsi="宋体" w:cs="宋体"/>
+          <w:rFonts w:ascii="宋体" w:hAnsi="宋体" w:eastAsia="宋体" w:cs="宋体"/>
           <w:spacing w:val="-48"/>
           <w:sz w:val="24"/>
           <w:szCs w:val="24"/>
@@ -7231,7 +7267,7 @@
       </w:r>
       <w:r>
         <w:rPr>
-          <w:rFonts w:ascii="宋体" w:eastAsia="宋体" w:hAnsi="宋体" w:cs="宋体"/>
+          <w:rFonts w:ascii="宋体" w:hAnsi="宋体" w:eastAsia="宋体" w:cs="宋体"/>
           <w:spacing w:val="-3"/>
           <w:sz w:val="24"/>
           <w:szCs w:val="24"/>
@@ -7240,7 +7276,7 @@
       </w:r>
       <w:r>
         <w:rPr>
-          <w:rFonts w:ascii="宋体" w:eastAsia="宋体" w:hAnsi="宋体" w:cs="宋体"/>
+          <w:rFonts w:ascii="宋体" w:hAnsi="宋体" w:eastAsia="宋体" w:cs="宋体"/>
           <w:spacing w:val="-7"/>
           <w:sz w:val="24"/>
           <w:szCs w:val="24"/>
@@ -7268,17 +7304,17 @@
         <w:adjustRightInd w:val="0"/>
         <w:snapToGrid w:val="0"/>
         <w:spacing w:line="360" w:lineRule="auto"/>
-        <w:ind w:left="425" w:right="0" w:hanging="425" w:leftChars="0" w:firstLineChars="0"/>
+        <w:ind w:left="425" w:leftChars="0" w:right="0" w:hanging="425" w:firstLineChars="0"/>
         <w:textAlignment w:val="baseline"/>
         <w:rPr>
-          <w:rFonts w:ascii="宋体" w:eastAsia="宋体" w:hAnsi="宋体" w:cs="宋体"/>
-          <w:sz w:val="24"/>
-          <w:szCs w:val="24"/>
-        </w:rPr>
-      </w:pPr>
-      <w:r>
-        <w:rPr>
-          <w:rFonts w:ascii="宋体" w:eastAsia="宋体" w:hAnsi="宋体" w:cs="宋体"/>
+          <w:rFonts w:ascii="宋体" w:hAnsi="宋体" w:eastAsia="宋体" w:cs="宋体"/>
+          <w:sz w:val="24"/>
+          <w:szCs w:val="24"/>
+        </w:rPr>
+      </w:pPr>
+      <w:r>
+        <w:rPr>
+          <w:rFonts w:ascii="宋体" w:hAnsi="宋体" w:eastAsia="宋体" w:cs="宋体"/>
           <w:spacing w:val="13"/>
           <w:sz w:val="24"/>
           <w:szCs w:val="24"/>
@@ -7306,17 +7342,17 @@
         <w:adjustRightInd w:val="0"/>
         <w:snapToGrid w:val="0"/>
         <w:spacing w:line="360" w:lineRule="auto"/>
-        <w:ind w:left="845" w:right="0" w:hanging="425" w:leftChars="0" w:firstLineChars="0"/>
+        <w:ind w:left="845" w:leftChars="0" w:right="0" w:hanging="425" w:firstLineChars="0"/>
         <w:textAlignment w:val="baseline"/>
         <w:rPr>
-          <w:rFonts w:ascii="宋体" w:eastAsia="宋体" w:hAnsi="宋体" w:cs="宋体"/>
-          <w:sz w:val="24"/>
-          <w:szCs w:val="24"/>
-        </w:rPr>
-      </w:pPr>
-      <w:r>
-        <w:rPr>
-          <w:rFonts w:ascii="宋体" w:eastAsia="宋体" w:hAnsi="宋体" w:cs="宋体"/>
+          <w:rFonts w:ascii="宋体" w:hAnsi="宋体" w:eastAsia="宋体" w:cs="宋体"/>
+          <w:sz w:val="24"/>
+          <w:szCs w:val="24"/>
+        </w:rPr>
+      </w:pPr>
+      <w:r>
+        <w:rPr>
+          <w:rFonts w:ascii="宋体" w:hAnsi="宋体" w:eastAsia="宋体" w:cs="宋体"/>
           <w:position w:val="3"/>
           <w:sz w:val="24"/>
           <w:szCs w:val="24"/>
@@ -7325,7 +7361,7 @@
       </w:r>
       <w:r>
         <w:rPr>
-          <w:rFonts w:ascii="宋体" w:eastAsia="宋体" w:hAnsi="宋体" w:cs="宋体"/>
+          <w:rFonts w:ascii="宋体" w:hAnsi="宋体" w:eastAsia="宋体" w:cs="宋体"/>
           <w:spacing w:val="-1"/>
           <w:position w:val="3"/>
           <w:sz w:val="24"/>
@@ -7354,17 +7390,17 @@
         <w:adjustRightInd w:val="0"/>
         <w:snapToGrid w:val="0"/>
         <w:spacing w:line="360" w:lineRule="auto"/>
-        <w:ind w:left="845" w:right="0" w:hanging="425" w:leftChars="0" w:firstLineChars="0"/>
+        <w:ind w:left="845" w:leftChars="0" w:right="0" w:hanging="425" w:firstLineChars="0"/>
         <w:textAlignment w:val="baseline"/>
         <w:rPr>
-          <w:rFonts w:ascii="宋体" w:eastAsia="宋体" w:hAnsi="宋体" w:cs="宋体"/>
-          <w:sz w:val="24"/>
-          <w:szCs w:val="24"/>
-        </w:rPr>
-      </w:pPr>
-      <w:r>
-        <w:rPr>
-          <w:rFonts w:ascii="宋体" w:eastAsia="宋体" w:hAnsi="宋体" w:cs="宋体"/>
+          <w:rFonts w:ascii="宋体" w:hAnsi="宋体" w:eastAsia="宋体" w:cs="宋体"/>
+          <w:sz w:val="24"/>
+          <w:szCs w:val="24"/>
+        </w:rPr>
+      </w:pPr>
+      <w:r>
+        <w:rPr>
+          <w:rFonts w:ascii="宋体" w:hAnsi="宋体" w:eastAsia="宋体" w:cs="宋体"/>
           <w:spacing w:val="-2"/>
           <w:sz w:val="24"/>
           <w:szCs w:val="24"/>
@@ -7373,7 +7409,7 @@
       </w:r>
       <w:r>
         <w:rPr>
-          <w:rFonts w:ascii="宋体" w:eastAsia="宋体" w:hAnsi="宋体" w:cs="宋体"/>
+          <w:rFonts w:ascii="宋体" w:hAnsi="宋体" w:eastAsia="宋体" w:cs="宋体"/>
           <w:spacing w:val="2"/>
           <w:sz w:val="24"/>
           <w:szCs w:val="24"/>
@@ -7382,7 +7418,7 @@
       </w:r>
       <w:r>
         <w:rPr>
-          <w:rFonts w:ascii="宋体" w:eastAsia="宋体" w:hAnsi="宋体" w:cs="宋体"/>
+          <w:rFonts w:ascii="宋体" w:hAnsi="宋体" w:eastAsia="宋体" w:cs="宋体"/>
           <w:spacing w:val="-13"/>
           <w:sz w:val="24"/>
           <w:szCs w:val="24"/>
@@ -7410,19 +7446,19 @@
         <w:adjustRightInd w:val="0"/>
         <w:snapToGrid w:val="0"/>
         <w:spacing w:line="360" w:lineRule="auto"/>
-        <w:ind w:left="845" w:right="0" w:hanging="425" w:leftChars="0" w:firstLineChars="0"/>
+        <w:ind w:left="845" w:leftChars="0" w:right="0" w:hanging="425" w:firstLineChars="0"/>
         <w:textAlignment w:val="baseline"/>
         <w:rPr>
-          <w:rFonts w:ascii="宋体" w:eastAsia="宋体" w:hAnsi="宋体" w:cs="宋体"/>
-          <w:sz w:val="24"/>
-          <w:szCs w:val="24"/>
-        </w:rPr>
-      </w:pPr>
-      <w:bookmarkStart w:id="39" w:name="bookmark50"/>
-      <w:bookmarkEnd w:id="39"/>
-      <w:r>
-        <w:rPr>
-          <w:rFonts w:ascii="宋体" w:eastAsia="宋体" w:hAnsi="宋体" w:cs="宋体"/>
+          <w:rFonts w:ascii="宋体" w:hAnsi="宋体" w:eastAsia="宋体" w:cs="宋体"/>
+          <w:sz w:val="24"/>
+          <w:szCs w:val="24"/>
+        </w:rPr>
+      </w:pPr>
+      <w:bookmarkStart w:id="38" w:name="bookmark50"/>
+      <w:bookmarkEnd w:id="38"/>
+      <w:r>
+        <w:rPr>
+          <w:rFonts w:ascii="宋体" w:hAnsi="宋体" w:eastAsia="宋体" w:cs="宋体"/>
           <w:spacing w:val="5"/>
           <w:sz w:val="24"/>
           <w:szCs w:val="24"/>
@@ -7431,7 +7467,7 @@
       </w:r>
       <w:r>
         <w:rPr>
-          <w:rFonts w:ascii="宋体" w:eastAsia="宋体" w:hAnsi="宋体" w:cs="宋体"/>
+          <w:rFonts w:ascii="宋体" w:hAnsi="宋体" w:eastAsia="宋体" w:cs="宋体"/>
           <w:spacing w:val="-1"/>
           <w:sz w:val="24"/>
           <w:szCs w:val="24"/>
@@ -7459,17 +7495,17 @@
         <w:adjustRightInd w:val="0"/>
         <w:snapToGrid w:val="0"/>
         <w:spacing w:line="360" w:lineRule="auto"/>
-        <w:ind w:left="845" w:right="0" w:hanging="425" w:leftChars="0" w:firstLineChars="0"/>
+        <w:ind w:left="845" w:leftChars="0" w:right="0" w:hanging="425" w:firstLineChars="0"/>
         <w:textAlignment w:val="baseline"/>
         <w:rPr>
-          <w:rFonts w:ascii="宋体" w:eastAsia="宋体" w:hAnsi="宋体" w:cs="宋体"/>
-          <w:sz w:val="24"/>
-          <w:szCs w:val="24"/>
-        </w:rPr>
-      </w:pPr>
-      <w:r>
-        <w:rPr>
-          <w:rFonts w:ascii="宋体" w:eastAsia="宋体" w:hAnsi="宋体" w:cs="宋体"/>
+          <w:rFonts w:ascii="宋体" w:hAnsi="宋体" w:eastAsia="宋体" w:cs="宋体"/>
+          <w:sz w:val="24"/>
+          <w:szCs w:val="24"/>
+        </w:rPr>
+      </w:pPr>
+      <w:r>
+        <w:rPr>
+          <w:rFonts w:ascii="宋体" w:hAnsi="宋体" w:eastAsia="宋体" w:cs="宋体"/>
           <w:spacing w:val="1"/>
           <w:sz w:val="24"/>
           <w:szCs w:val="24"/>
@@ -7478,7 +7514,7 @@
       </w:r>
       <w:r>
         <w:rPr>
-          <w:rFonts w:ascii="宋体" w:eastAsia="宋体" w:hAnsi="宋体" w:cs="宋体"/>
+          <w:rFonts w:ascii="宋体" w:hAnsi="宋体" w:eastAsia="宋体" w:cs="宋体"/>
           <w:spacing w:val="-45"/>
           <w:sz w:val="24"/>
           <w:szCs w:val="24"/>
@@ -7487,7 +7523,7 @@
       </w:r>
       <w:r>
         <w:rPr>
-          <w:rFonts w:ascii="宋体" w:eastAsia="宋体" w:hAnsi="宋体" w:cs="宋体"/>
+          <w:rFonts w:ascii="宋体" w:hAnsi="宋体" w:eastAsia="宋体" w:cs="宋体"/>
           <w:spacing w:val="1"/>
           <w:sz w:val="24"/>
           <w:szCs w:val="24"/>
@@ -7496,7 +7532,7 @@
       </w:r>
       <w:r>
         <w:rPr>
-          <w:rFonts w:ascii="宋体" w:eastAsia="宋体" w:hAnsi="宋体" w:cs="宋体"/>
+          <w:rFonts w:ascii="宋体" w:hAnsi="宋体" w:eastAsia="宋体" w:cs="宋体"/>
           <w:sz w:val="24"/>
           <w:szCs w:val="24"/>
         </w:rPr>
@@ -7504,7 +7540,7 @@
       </w:r>
       <w:r>
         <w:rPr>
-          <w:rFonts w:ascii="宋体" w:eastAsia="宋体" w:hAnsi="宋体" w:cs="宋体"/>
+          <w:rFonts w:ascii="宋体" w:hAnsi="宋体" w:eastAsia="宋体" w:cs="宋体"/>
           <w:spacing w:val="-2"/>
           <w:sz w:val="24"/>
           <w:szCs w:val="24"/>
@@ -7532,17 +7568,17 @@
         <w:adjustRightInd w:val="0"/>
         <w:snapToGrid w:val="0"/>
         <w:spacing w:line="360" w:lineRule="auto"/>
-        <w:ind w:left="845" w:right="0" w:hanging="425" w:leftChars="0" w:firstLineChars="0"/>
+        <w:ind w:left="845" w:leftChars="0" w:right="0" w:hanging="425" w:firstLineChars="0"/>
         <w:textAlignment w:val="baseline"/>
         <w:rPr>
-          <w:rFonts w:ascii="宋体" w:eastAsia="宋体" w:hAnsi="宋体" w:cs="宋体"/>
-          <w:sz w:val="24"/>
-          <w:szCs w:val="24"/>
-        </w:rPr>
-      </w:pPr>
-      <w:r>
-        <w:rPr>
-          <w:rFonts w:ascii="宋体" w:eastAsia="宋体" w:hAnsi="宋体" w:cs="宋体"/>
+          <w:rFonts w:ascii="宋体" w:hAnsi="宋体" w:eastAsia="宋体" w:cs="宋体"/>
+          <w:sz w:val="24"/>
+          <w:szCs w:val="24"/>
+        </w:rPr>
+      </w:pPr>
+      <w:r>
+        <w:rPr>
+          <w:rFonts w:ascii="宋体" w:hAnsi="宋体" w:eastAsia="宋体" w:cs="宋体"/>
           <w:spacing w:val="5"/>
           <w:sz w:val="24"/>
           <w:szCs w:val="24"/>
@@ -7551,7 +7587,7 @@
       </w:r>
       <w:r>
         <w:rPr>
-          <w:rFonts w:ascii="宋体" w:eastAsia="宋体" w:hAnsi="宋体" w:cs="宋体"/>
+          <w:rFonts w:ascii="宋体" w:hAnsi="宋体" w:eastAsia="宋体" w:cs="宋体"/>
           <w:spacing w:val="-1"/>
           <w:sz w:val="24"/>
           <w:szCs w:val="24"/>
@@ -7560,7 +7596,7 @@
       </w:r>
       <w:r>
         <w:rPr>
-          <w:rFonts w:ascii="宋体" w:eastAsia="宋体" w:hAnsi="宋体" w:cs="宋体"/>
+          <w:rFonts w:ascii="宋体" w:hAnsi="宋体" w:eastAsia="宋体" w:cs="宋体"/>
           <w:spacing w:val="-44"/>
           <w:sz w:val="24"/>
           <w:szCs w:val="24"/>
@@ -7569,7 +7605,7 @@
       </w:r>
       <w:r>
         <w:rPr>
-          <w:rFonts w:ascii="宋体" w:eastAsia="宋体" w:hAnsi="宋体" w:cs="宋体"/>
+          <w:rFonts w:ascii="宋体" w:hAnsi="宋体" w:eastAsia="宋体" w:cs="宋体"/>
           <w:spacing w:val="-1"/>
           <w:sz w:val="24"/>
           <w:szCs w:val="24"/>
@@ -7578,7 +7614,7 @@
       </w:r>
       <w:r>
         <w:rPr>
-          <w:rFonts w:ascii="宋体" w:eastAsia="宋体" w:hAnsi="宋体" w:cs="宋体"/>
+          <w:rFonts w:ascii="宋体" w:hAnsi="宋体" w:eastAsia="宋体" w:cs="宋体"/>
           <w:spacing w:val="-2"/>
           <w:sz w:val="24"/>
           <w:szCs w:val="24"/>
@@ -7606,17 +7642,17 @@
         <w:adjustRightInd w:val="0"/>
         <w:snapToGrid w:val="0"/>
         <w:spacing w:line="360" w:lineRule="auto"/>
-        <w:ind w:left="845" w:right="0" w:hanging="425" w:leftChars="0" w:firstLineChars="0"/>
+        <w:ind w:left="845" w:leftChars="0" w:right="0" w:hanging="425" w:firstLineChars="0"/>
         <w:textAlignment w:val="baseline"/>
         <w:rPr>
-          <w:rFonts w:ascii="宋体" w:eastAsia="宋体" w:hAnsi="宋体" w:cs="宋体"/>
-          <w:sz w:val="24"/>
-          <w:szCs w:val="24"/>
-        </w:rPr>
-      </w:pPr>
-      <w:r>
-        <w:rPr>
-          <w:rFonts w:ascii="宋体" w:eastAsia="宋体" w:hAnsi="宋体" w:cs="宋体"/>
+          <w:rFonts w:ascii="宋体" w:hAnsi="宋体" w:eastAsia="宋体" w:cs="宋体"/>
+          <w:sz w:val="24"/>
+          <w:szCs w:val="24"/>
+        </w:rPr>
+      </w:pPr>
+      <w:r>
+        <w:rPr>
+          <w:rFonts w:ascii="宋体" w:hAnsi="宋体" w:eastAsia="宋体" w:cs="宋体"/>
           <w:spacing w:val="-4"/>
           <w:sz w:val="24"/>
           <w:szCs w:val="24"/>
@@ -7625,7 +7661,7 @@
       </w:r>
       <w:r>
         <w:rPr>
-          <w:rFonts w:ascii="宋体" w:eastAsia="宋体" w:hAnsi="宋体" w:cs="宋体"/>
+          <w:rFonts w:ascii="宋体" w:hAnsi="宋体" w:eastAsia="宋体" w:cs="宋体"/>
           <w:spacing w:val="-1"/>
           <w:sz w:val="24"/>
           <w:szCs w:val="24"/>
@@ -7653,17 +7689,17 @@
         <w:adjustRightInd w:val="0"/>
         <w:snapToGrid w:val="0"/>
         <w:spacing w:line="360" w:lineRule="auto"/>
-        <w:ind w:left="845" w:right="0" w:hanging="425" w:leftChars="0" w:firstLineChars="0"/>
+        <w:ind w:left="845" w:leftChars="0" w:right="0" w:hanging="425" w:firstLineChars="0"/>
         <w:textAlignment w:val="baseline"/>
         <w:rPr>
-          <w:rFonts w:ascii="宋体" w:eastAsia="宋体" w:hAnsi="宋体" w:cs="宋体"/>
-          <w:sz w:val="24"/>
-          <w:szCs w:val="24"/>
-        </w:rPr>
-      </w:pPr>
-      <w:r>
-        <w:rPr>
-          <w:rFonts w:ascii="宋体" w:eastAsia="宋体" w:hAnsi="宋体" w:cs="宋体"/>
+          <w:rFonts w:ascii="宋体" w:hAnsi="宋体" w:eastAsia="宋体" w:cs="宋体"/>
+          <w:sz w:val="24"/>
+          <w:szCs w:val="24"/>
+        </w:rPr>
+      </w:pPr>
+      <w:r>
+        <w:rPr>
+          <w:rFonts w:ascii="宋体" w:hAnsi="宋体" w:eastAsia="宋体" w:cs="宋体"/>
           <w:spacing w:val="-2"/>
           <w:sz w:val="24"/>
           <w:szCs w:val="24"/>
@@ -7691,17 +7727,17 @@
         <w:adjustRightInd w:val="0"/>
         <w:snapToGrid w:val="0"/>
         <w:spacing w:line="360" w:lineRule="auto"/>
-        <w:ind w:left="845" w:right="0" w:hanging="425" w:leftChars="0" w:firstLineChars="0"/>
+        <w:ind w:left="845" w:leftChars="0" w:right="0" w:hanging="425" w:firstLineChars="0"/>
         <w:textAlignment w:val="baseline"/>
         <w:rPr>
-          <w:rFonts w:ascii="宋体" w:eastAsia="宋体" w:hAnsi="宋体" w:cs="宋体"/>
-          <w:sz w:val="24"/>
-          <w:szCs w:val="24"/>
-        </w:rPr>
-      </w:pPr>
-      <w:r>
-        <w:rPr>
-          <w:rFonts w:ascii="宋体" w:eastAsia="宋体" w:hAnsi="宋体" w:cs="宋体"/>
+          <w:rFonts w:ascii="宋体" w:hAnsi="宋体" w:eastAsia="宋体" w:cs="宋体"/>
+          <w:sz w:val="24"/>
+          <w:szCs w:val="24"/>
+        </w:rPr>
+      </w:pPr>
+      <w:r>
+        <w:rPr>
+          <w:rFonts w:ascii="宋体" w:hAnsi="宋体" w:eastAsia="宋体" w:cs="宋体"/>
           <w:position w:val="3"/>
           <w:sz w:val="24"/>
           <w:szCs w:val="24"/>
@@ -7710,7 +7746,7 @@
       </w:r>
       <w:r>
         <w:rPr>
-          <w:rFonts w:ascii="宋体" w:eastAsia="宋体" w:hAnsi="宋体" w:cs="宋体"/>
+          <w:rFonts w:ascii="宋体" w:hAnsi="宋体" w:eastAsia="宋体" w:cs="宋体"/>
           <w:spacing w:val="-1"/>
           <w:position w:val="3"/>
           <w:sz w:val="24"/>
@@ -7739,17 +7775,17 @@
         <w:adjustRightInd w:val="0"/>
         <w:snapToGrid w:val="0"/>
         <w:spacing w:line="360" w:lineRule="auto"/>
-        <w:ind w:left="845" w:right="0" w:hanging="425" w:leftChars="0" w:firstLineChars="0"/>
+        <w:ind w:left="845" w:leftChars="0" w:right="0" w:hanging="425" w:firstLineChars="0"/>
         <w:textAlignment w:val="baseline"/>
         <w:rPr>
-          <w:rFonts w:ascii="宋体" w:eastAsia="宋体" w:hAnsi="宋体" w:cs="宋体"/>
-          <w:sz w:val="24"/>
-          <w:szCs w:val="24"/>
-        </w:rPr>
-      </w:pPr>
-      <w:r>
-        <w:rPr>
-          <w:rFonts w:ascii="宋体" w:eastAsia="宋体" w:hAnsi="宋体" w:cs="宋体"/>
+          <w:rFonts w:ascii="宋体" w:hAnsi="宋体" w:eastAsia="宋体" w:cs="宋体"/>
+          <w:sz w:val="24"/>
+          <w:szCs w:val="24"/>
+        </w:rPr>
+      </w:pPr>
+      <w:r>
+        <w:rPr>
+          <w:rFonts w:ascii="宋体" w:hAnsi="宋体" w:eastAsia="宋体" w:cs="宋体"/>
           <w:spacing w:val="-2"/>
           <w:sz w:val="24"/>
           <w:szCs w:val="24"/>
@@ -7758,7 +7794,7 @@
       </w:r>
       <w:r>
         <w:rPr>
-          <w:rFonts w:ascii="宋体" w:eastAsia="宋体" w:hAnsi="宋体" w:cs="宋体"/>
+          <w:rFonts w:ascii="宋体" w:hAnsi="宋体" w:eastAsia="宋体" w:cs="宋体"/>
           <w:spacing w:val="-5"/>
           <w:sz w:val="24"/>
           <w:szCs w:val="24"/>
@@ -7767,7 +7803,7 @@
       </w:r>
       <w:r>
         <w:rPr>
-          <w:rFonts w:ascii="宋体" w:eastAsia="宋体" w:hAnsi="宋体" w:cs="宋体"/>
+          <w:rFonts w:ascii="宋体" w:hAnsi="宋体" w:eastAsia="宋体" w:cs="宋体"/>
           <w:spacing w:val="-48"/>
           <w:sz w:val="24"/>
           <w:szCs w:val="24"/>
@@ -7776,7 +7812,7 @@
       </w:r>
       <w:r>
         <w:rPr>
-          <w:rFonts w:ascii="宋体" w:eastAsia="宋体" w:hAnsi="宋体" w:cs="宋体"/>
+          <w:rFonts w:ascii="宋体" w:hAnsi="宋体" w:eastAsia="宋体" w:cs="宋体"/>
           <w:spacing w:val="-5"/>
           <w:sz w:val="24"/>
           <w:szCs w:val="24"/>
@@ -7785,7 +7821,7 @@
       </w:r>
       <w:r>
         <w:rPr>
-          <w:rFonts w:ascii="宋体" w:eastAsia="宋体" w:hAnsi="宋体" w:cs="宋体"/>
+          <w:rFonts w:ascii="宋体" w:hAnsi="宋体" w:eastAsia="宋体" w:cs="宋体"/>
           <w:spacing w:val="-44"/>
           <w:sz w:val="24"/>
           <w:szCs w:val="24"/>
@@ -7794,7 +7830,7 @@
       </w:r>
       <w:r>
         <w:rPr>
-          <w:rFonts w:ascii="宋体" w:eastAsia="宋体" w:hAnsi="宋体" w:cs="宋体"/>
+          <w:rFonts w:ascii="宋体" w:hAnsi="宋体" w:eastAsia="宋体" w:cs="宋体"/>
           <w:spacing w:val="-5"/>
           <w:sz w:val="24"/>
           <w:szCs w:val="24"/>
@@ -7822,17 +7858,17 @@
         <w:adjustRightInd w:val="0"/>
         <w:snapToGrid w:val="0"/>
         <w:spacing w:line="360" w:lineRule="auto"/>
-        <w:ind w:left="845" w:right="0" w:hanging="425" w:leftChars="0" w:firstLineChars="0"/>
+        <w:ind w:left="845" w:leftChars="0" w:right="0" w:hanging="425" w:firstLineChars="0"/>
         <w:textAlignment w:val="baseline"/>
         <w:rPr>
-          <w:rFonts w:ascii="宋体" w:eastAsia="宋体" w:hAnsi="宋体" w:cs="宋体"/>
-          <w:sz w:val="24"/>
-          <w:szCs w:val="24"/>
-        </w:rPr>
-      </w:pPr>
-      <w:r>
-        <w:rPr>
-          <w:rFonts w:ascii="宋体" w:eastAsia="宋体" w:hAnsi="宋体" w:cs="宋体"/>
+          <w:rFonts w:ascii="宋体" w:hAnsi="宋体" w:eastAsia="宋体" w:cs="宋体"/>
+          <w:sz w:val="24"/>
+          <w:szCs w:val="24"/>
+        </w:rPr>
+      </w:pPr>
+      <w:r>
+        <w:rPr>
+          <w:rFonts w:ascii="宋体" w:hAnsi="宋体" w:eastAsia="宋体" w:cs="宋体"/>
           <w:spacing w:val="-1"/>
           <w:sz w:val="24"/>
           <w:szCs w:val="24"/>
@@ -7841,7 +7877,7 @@
       </w:r>
       <w:r>
         <w:rPr>
-          <w:rFonts w:ascii="宋体" w:eastAsia="宋体" w:hAnsi="宋体" w:cs="宋体"/>
+          <w:rFonts w:ascii="宋体" w:hAnsi="宋体" w:eastAsia="宋体" w:cs="宋体"/>
           <w:spacing w:val="-16"/>
           <w:sz w:val="24"/>
           <w:szCs w:val="24"/>
@@ -7851,34 +7887,34 @@
     </w:p>
     <w:p>
       <w:pPr>
-        <w:pStyle w:val="3"/>
-        <w:keepNext w:val="0"/>
-        <w:keepLines w:val="0"/>
-        <w:pageBreakBefore w:val="0"/>
-        <w:widowControl w:val="0"/>
-        <w:wordWrap/>
-        <w:overflowPunct/>
-        <w:bidi w:val="0"/>
-      </w:pPr>
-      <w:bookmarkStart w:id="40" w:name="_Toc25830"/>
+        <w:pStyle w:val="31"/>
+        <w:keepNext w:val="0"/>
+        <w:keepLines w:val="0"/>
+        <w:pageBreakBefore w:val="0"/>
+        <w:widowControl w:val="0"/>
+        <w:wordWrap/>
+        <w:overflowPunct/>
+        <w:bidi w:val="0"/>
+      </w:pPr>
+      <w:bookmarkStart w:id="39" w:name="_Toc25830"/>
       <w:r>
         <w:t>实施阶段</w:t>
       </w:r>
+      <w:bookmarkEnd w:id="39"/>
+    </w:p>
+    <w:p>
+      <w:pPr>
+        <w:pStyle w:val="40"/>
+        <w:keepNext w:val="0"/>
+        <w:keepLines w:val="0"/>
+        <w:pageBreakBefore w:val="0"/>
+        <w:widowControl w:val="0"/>
+        <w:wordWrap/>
+        <w:overflowPunct/>
+        <w:bidi w:val="0"/>
+      </w:pPr>
+      <w:bookmarkStart w:id="40" w:name="bookmark51"/>
       <w:bookmarkEnd w:id="40"/>
-    </w:p>
-    <w:p>
-      <w:pPr>
-        <w:pStyle w:val="4"/>
-        <w:keepNext w:val="0"/>
-        <w:keepLines w:val="0"/>
-        <w:pageBreakBefore w:val="0"/>
-        <w:widowControl w:val="0"/>
-        <w:wordWrap/>
-        <w:overflowPunct/>
-        <w:bidi w:val="0"/>
-      </w:pPr>
-      <w:bookmarkStart w:id="41" w:name="bookmark51"/>
-      <w:bookmarkEnd w:id="41"/>
       <w:r>
         <w:t>组织和实施计划</w:t>
       </w:r>
@@ -7903,17 +7939,17 @@
         <w:adjustRightInd w:val="0"/>
         <w:snapToGrid w:val="0"/>
         <w:spacing w:line="360" w:lineRule="auto"/>
-        <w:ind w:left="425" w:right="0" w:hanging="425" w:leftChars="0" w:firstLineChars="0"/>
+        <w:ind w:left="425" w:leftChars="0" w:right="0" w:hanging="425" w:firstLineChars="0"/>
         <w:textAlignment w:val="baseline"/>
         <w:rPr>
-          <w:rFonts w:ascii="宋体" w:eastAsia="宋体" w:hAnsi="宋体" w:cs="宋体"/>
-          <w:sz w:val="24"/>
-          <w:szCs w:val="24"/>
-        </w:rPr>
-      </w:pPr>
-      <w:r>
-        <w:rPr>
-          <w:rFonts w:ascii="宋体" w:eastAsia="宋体" w:hAnsi="宋体" w:cs="宋体"/>
+          <w:rFonts w:ascii="宋体" w:hAnsi="宋体" w:eastAsia="宋体" w:cs="宋体"/>
+          <w:sz w:val="24"/>
+          <w:szCs w:val="24"/>
+        </w:rPr>
+      </w:pPr>
+      <w:r>
+        <w:rPr>
+          <w:rFonts w:ascii="宋体" w:hAnsi="宋体" w:eastAsia="宋体" w:cs="宋体"/>
           <w:spacing w:val="-2"/>
           <w:sz w:val="24"/>
           <w:szCs w:val="24"/>
@@ -7922,7 +7958,7 @@
       </w:r>
       <w:r>
         <w:rPr>
-          <w:rFonts w:ascii="宋体" w:eastAsia="宋体" w:hAnsi="宋体" w:cs="宋体"/>
+          <w:rFonts w:ascii="宋体" w:hAnsi="宋体" w:eastAsia="宋体" w:cs="宋体"/>
           <w:spacing w:val="-3"/>
           <w:sz w:val="24"/>
           <w:szCs w:val="24"/>
@@ -7931,7 +7967,7 @@
       </w:r>
       <w:r>
         <w:rPr>
-          <w:rFonts w:ascii="宋体" w:eastAsia="宋体" w:hAnsi="宋体" w:cs="宋体"/>
+          <w:rFonts w:ascii="宋体" w:hAnsi="宋体" w:eastAsia="宋体" w:cs="宋体"/>
           <w:spacing w:val="-1"/>
           <w:sz w:val="24"/>
           <w:szCs w:val="24"/>
@@ -7959,17 +7995,17 @@
         <w:adjustRightInd w:val="0"/>
         <w:snapToGrid w:val="0"/>
         <w:spacing w:line="360" w:lineRule="auto"/>
-        <w:ind w:left="425" w:right="0" w:hanging="425" w:leftChars="0" w:firstLineChars="0"/>
+        <w:ind w:left="425" w:leftChars="0" w:right="0" w:hanging="425" w:firstLineChars="0"/>
         <w:textAlignment w:val="baseline"/>
         <w:rPr>
-          <w:rFonts w:ascii="宋体" w:eastAsia="宋体" w:hAnsi="宋体" w:cs="宋体"/>
-          <w:sz w:val="24"/>
-          <w:szCs w:val="24"/>
-        </w:rPr>
-      </w:pPr>
-      <w:r>
-        <w:rPr>
-          <w:rFonts w:ascii="宋体" w:eastAsia="宋体" w:hAnsi="宋体" w:cs="宋体"/>
+          <w:rFonts w:ascii="宋体" w:hAnsi="宋体" w:eastAsia="宋体" w:cs="宋体"/>
+          <w:sz w:val="24"/>
+          <w:szCs w:val="24"/>
+        </w:rPr>
+      </w:pPr>
+      <w:r>
+        <w:rPr>
+          <w:rFonts w:ascii="宋体" w:hAnsi="宋体" w:eastAsia="宋体" w:cs="宋体"/>
           <w:spacing w:val="-2"/>
           <w:sz w:val="24"/>
           <w:szCs w:val="24"/>
@@ -7978,7 +8014,7 @@
       </w:r>
       <w:r>
         <w:rPr>
-          <w:rFonts w:ascii="宋体" w:eastAsia="宋体" w:hAnsi="宋体" w:cs="宋体"/>
+          <w:rFonts w:ascii="宋体" w:hAnsi="宋体" w:eastAsia="宋体" w:cs="宋体"/>
           <w:spacing w:val="-3"/>
           <w:sz w:val="24"/>
           <w:szCs w:val="24"/>
@@ -7987,7 +8023,7 @@
       </w:r>
       <w:r>
         <w:rPr>
-          <w:rFonts w:ascii="宋体" w:eastAsia="宋体" w:hAnsi="宋体" w:cs="宋体"/>
+          <w:rFonts w:ascii="宋体" w:hAnsi="宋体" w:eastAsia="宋体" w:cs="宋体"/>
           <w:sz w:val="24"/>
           <w:szCs w:val="24"/>
         </w:rPr>
@@ -7995,7 +8031,7 @@
       </w:r>
       <w:r>
         <w:rPr>
-          <w:rFonts w:ascii="宋体" w:eastAsia="宋体" w:hAnsi="宋体" w:cs="宋体"/>
+          <w:rFonts w:ascii="宋体" w:hAnsi="宋体" w:eastAsia="宋体" w:cs="宋体"/>
           <w:spacing w:val="-1"/>
           <w:sz w:val="24"/>
           <w:szCs w:val="24"/>
@@ -8023,17 +8059,17 @@
         <w:adjustRightInd w:val="0"/>
         <w:snapToGrid w:val="0"/>
         <w:spacing w:line="360" w:lineRule="auto"/>
-        <w:ind w:left="425" w:right="0" w:hanging="425" w:leftChars="0" w:firstLineChars="0"/>
+        <w:ind w:left="425" w:leftChars="0" w:right="0" w:hanging="425" w:firstLineChars="0"/>
         <w:textAlignment w:val="baseline"/>
         <w:rPr>
-          <w:rFonts w:ascii="宋体" w:eastAsia="宋体" w:hAnsi="宋体" w:cs="宋体"/>
-          <w:sz w:val="24"/>
-          <w:szCs w:val="24"/>
-        </w:rPr>
-      </w:pPr>
-      <w:r>
-        <w:rPr>
-          <w:rFonts w:ascii="宋体" w:eastAsia="宋体" w:hAnsi="宋体" w:cs="宋体"/>
+          <w:rFonts w:ascii="宋体" w:hAnsi="宋体" w:eastAsia="宋体" w:cs="宋体"/>
+          <w:sz w:val="24"/>
+          <w:szCs w:val="24"/>
+        </w:rPr>
+      </w:pPr>
+      <w:r>
+        <w:rPr>
+          <w:rFonts w:ascii="宋体" w:hAnsi="宋体" w:eastAsia="宋体" w:cs="宋体"/>
           <w:spacing w:val="-9"/>
           <w:sz w:val="24"/>
           <w:szCs w:val="24"/>
@@ -8042,7 +8078,7 @@
       </w:r>
       <w:r>
         <w:rPr>
-          <w:rFonts w:ascii="宋体" w:eastAsia="宋体" w:hAnsi="宋体" w:cs="宋体"/>
+          <w:rFonts w:ascii="宋体" w:hAnsi="宋体" w:eastAsia="宋体" w:cs="宋体"/>
           <w:spacing w:val="-10"/>
           <w:sz w:val="24"/>
           <w:szCs w:val="24"/>
@@ -8051,7 +8087,7 @@
       </w:r>
       <w:r>
         <w:rPr>
-          <w:rFonts w:ascii="宋体" w:eastAsia="宋体" w:hAnsi="宋体" w:cs="宋体"/>
+          <w:rFonts w:ascii="宋体" w:hAnsi="宋体" w:eastAsia="宋体" w:cs="宋体"/>
           <w:sz w:val="24"/>
           <w:szCs w:val="24"/>
         </w:rPr>
@@ -8059,7 +8095,7 @@
       </w:r>
       <w:r>
         <w:rPr>
-          <w:rFonts w:ascii="宋体" w:eastAsia="宋体" w:hAnsi="宋体" w:cs="宋体"/>
+          <w:rFonts w:ascii="宋体" w:hAnsi="宋体" w:eastAsia="宋体" w:cs="宋体"/>
           <w:spacing w:val="-1"/>
           <w:sz w:val="24"/>
           <w:szCs w:val="24"/>
@@ -8069,17 +8105,17 @@
     </w:p>
     <w:p>
       <w:pPr>
-        <w:pStyle w:val="4"/>
-        <w:keepNext w:val="0"/>
-        <w:keepLines w:val="0"/>
-        <w:pageBreakBefore w:val="0"/>
-        <w:widowControl w:val="0"/>
-        <w:wordWrap/>
-        <w:overflowPunct/>
-        <w:bidi w:val="0"/>
-      </w:pPr>
-      <w:bookmarkStart w:id="42" w:name="bookmark52"/>
-      <w:bookmarkEnd w:id="42"/>
+        <w:pStyle w:val="40"/>
+        <w:keepNext w:val="0"/>
+        <w:keepLines w:val="0"/>
+        <w:pageBreakBefore w:val="0"/>
+        <w:widowControl w:val="0"/>
+        <w:wordWrap/>
+        <w:overflowPunct/>
+        <w:bidi w:val="0"/>
+      </w:pPr>
+      <w:bookmarkStart w:id="41" w:name="bookmark52"/>
+      <w:bookmarkEnd w:id="41"/>
       <w:r>
         <w:t>连续性</w:t>
       </w:r>
@@ -8114,10 +8150,10 @@
         <w:adjustRightInd w:val="0"/>
         <w:snapToGrid w:val="0"/>
         <w:spacing w:line="360" w:lineRule="auto"/>
-        <w:ind w:left="425" w:right="0" w:hanging="425" w:leftChars="0" w:firstLineChars="0"/>
+        <w:ind w:left="425" w:leftChars="0" w:right="0" w:hanging="425" w:firstLineChars="0"/>
         <w:textAlignment w:val="baseline"/>
         <w:rPr>
-          <w:rFonts w:ascii="宋体" w:eastAsia="宋体" w:hAnsi="宋体" w:cs="宋体"/>
+          <w:rFonts w:ascii="宋体" w:hAnsi="宋体" w:eastAsia="宋体" w:cs="宋体"/>
           <w:spacing w:val="-4"/>
           <w:sz w:val="24"/>
           <w:szCs w:val="24"/>
@@ -8125,7 +8161,7 @@
       </w:pPr>
       <w:r>
         <w:rPr>
-          <w:rFonts w:ascii="宋体" w:eastAsia="宋体" w:hAnsi="宋体" w:cs="宋体"/>
+          <w:rFonts w:ascii="宋体" w:hAnsi="宋体" w:eastAsia="宋体" w:cs="宋体"/>
           <w:spacing w:val="-2"/>
           <w:sz w:val="24"/>
           <w:szCs w:val="24"/>
@@ -8134,7 +8170,7 @@
       </w:r>
       <w:r>
         <w:rPr>
-          <w:rFonts w:ascii="宋体" w:eastAsia="宋体" w:hAnsi="宋体" w:cs="宋体" w:hint="eastAsia"/>
+          <w:rFonts w:hint="eastAsia" w:ascii="宋体" w:hAnsi="宋体" w:eastAsia="宋体" w:cs="宋体"/>
           <w:spacing w:val="-2"/>
           <w:sz w:val="24"/>
           <w:szCs w:val="24"/>
@@ -8144,7 +8180,7 @@
       </w:r>
       <w:r>
         <w:rPr>
-          <w:rFonts w:ascii="宋体" w:eastAsia="宋体" w:hAnsi="宋体" w:cs="宋体"/>
+          <w:rFonts w:ascii="宋体" w:hAnsi="宋体" w:eastAsia="宋体" w:cs="宋体"/>
           <w:spacing w:val="-2"/>
           <w:sz w:val="24"/>
           <w:szCs w:val="24"/>
@@ -8153,7 +8189,7 @@
       </w:r>
       <w:r>
         <w:rPr>
-          <w:rFonts w:ascii="宋体" w:eastAsia="宋体" w:hAnsi="宋体" w:cs="宋体"/>
+          <w:rFonts w:ascii="宋体" w:hAnsi="宋体" w:eastAsia="宋体" w:cs="宋体"/>
           <w:spacing w:val="-3"/>
           <w:sz w:val="24"/>
           <w:szCs w:val="24"/>
@@ -8162,7 +8198,7 @@
       </w:r>
       <w:r>
         <w:rPr>
-          <w:rFonts w:ascii="宋体" w:eastAsia="宋体" w:hAnsi="宋体" w:cs="宋体"/>
+          <w:rFonts w:ascii="宋体" w:hAnsi="宋体" w:eastAsia="宋体" w:cs="宋体"/>
           <w:spacing w:val="-4"/>
           <w:sz w:val="24"/>
           <w:szCs w:val="24"/>
@@ -8190,17 +8226,17 @@
         <w:adjustRightInd w:val="0"/>
         <w:snapToGrid w:val="0"/>
         <w:spacing w:line="360" w:lineRule="auto"/>
-        <w:ind w:left="425" w:right="0" w:hanging="425" w:leftChars="0" w:firstLineChars="0"/>
+        <w:ind w:left="425" w:leftChars="0" w:right="0" w:hanging="425" w:firstLineChars="0"/>
         <w:textAlignment w:val="baseline"/>
         <w:rPr>
-          <w:rFonts w:ascii="宋体" w:eastAsia="宋体" w:hAnsi="宋体" w:cs="宋体"/>
-          <w:sz w:val="24"/>
-          <w:szCs w:val="24"/>
-        </w:rPr>
-      </w:pPr>
-      <w:r>
-        <w:rPr>
-          <w:rFonts w:ascii="宋体" w:eastAsia="宋体" w:hAnsi="宋体" w:cs="宋体"/>
+          <w:rFonts w:ascii="宋体" w:hAnsi="宋体" w:eastAsia="宋体" w:cs="宋体"/>
+          <w:sz w:val="24"/>
+          <w:szCs w:val="24"/>
+        </w:rPr>
+      </w:pPr>
+      <w:r>
+        <w:rPr>
+          <w:rFonts w:ascii="宋体" w:hAnsi="宋体" w:eastAsia="宋体" w:cs="宋体"/>
           <w:spacing w:val="-2"/>
           <w:sz w:val="24"/>
           <w:szCs w:val="24"/>
@@ -8209,7 +8245,7 @@
       </w:r>
       <w:r>
         <w:rPr>
-          <w:rFonts w:ascii="宋体" w:eastAsia="宋体" w:hAnsi="宋体" w:cs="宋体" w:hint="eastAsia"/>
+          <w:rFonts w:hint="eastAsia" w:ascii="宋体" w:hAnsi="宋体" w:eastAsia="宋体" w:cs="宋体"/>
           <w:spacing w:val="-2"/>
           <w:sz w:val="24"/>
           <w:szCs w:val="24"/>
@@ -8219,7 +8255,7 @@
       </w:r>
       <w:r>
         <w:rPr>
-          <w:rFonts w:ascii="宋体" w:eastAsia="宋体" w:hAnsi="宋体" w:cs="宋体"/>
+          <w:rFonts w:ascii="宋体" w:hAnsi="宋体" w:eastAsia="宋体" w:cs="宋体"/>
           <w:spacing w:val="-2"/>
           <w:sz w:val="24"/>
           <w:szCs w:val="24"/>
@@ -8228,7 +8264,7 @@
       </w:r>
       <w:r>
         <w:rPr>
-          <w:rFonts w:ascii="宋体" w:eastAsia="宋体" w:hAnsi="宋体" w:cs="宋体"/>
+          <w:rFonts w:ascii="宋体" w:hAnsi="宋体" w:eastAsia="宋体" w:cs="宋体"/>
           <w:spacing w:val="-3"/>
           <w:sz w:val="24"/>
           <w:szCs w:val="24"/>
@@ -8237,7 +8273,7 @@
       </w:r>
       <w:r>
         <w:rPr>
-          <w:rFonts w:ascii="宋体" w:eastAsia="宋体" w:hAnsi="宋体" w:cs="宋体"/>
+          <w:rFonts w:ascii="宋体" w:hAnsi="宋体" w:eastAsia="宋体" w:cs="宋体"/>
           <w:spacing w:val="-6"/>
           <w:sz w:val="24"/>
           <w:szCs w:val="24"/>
@@ -8246,7 +8282,7 @@
       </w:r>
       <w:r>
         <w:rPr>
-          <w:rFonts w:ascii="宋体" w:eastAsia="宋体" w:hAnsi="宋体" w:cs="宋体"/>
+          <w:rFonts w:ascii="宋体" w:hAnsi="宋体" w:eastAsia="宋体" w:cs="宋体"/>
           <w:spacing w:val="-7"/>
           <w:sz w:val="24"/>
           <w:szCs w:val="24"/>
@@ -8255,7 +8291,7 @@
       </w:r>
       <w:r>
         <w:rPr>
-          <w:rFonts w:ascii="宋体" w:eastAsia="宋体" w:hAnsi="宋体" w:cs="宋体"/>
+          <w:rFonts w:ascii="宋体" w:hAnsi="宋体" w:eastAsia="宋体" w:cs="宋体"/>
           <w:spacing w:val="-6"/>
           <w:sz w:val="24"/>
           <w:szCs w:val="24"/>
@@ -8265,7 +8301,7 @@
     </w:p>
     <w:p>
       <w:pPr>
-        <w:pStyle w:val="4"/>
+        <w:pStyle w:val="40"/>
         <w:keepNext w:val="0"/>
         <w:keepLines w:val="0"/>
         <w:pageBreakBefore w:val="0"/>
@@ -8298,10 +8334,10 @@
         <w:adjustRightInd w:val="0"/>
         <w:snapToGrid w:val="0"/>
         <w:spacing w:line="360" w:lineRule="auto"/>
-        <w:ind w:left="425" w:right="0" w:hanging="425" w:leftChars="0" w:firstLineChars="0"/>
+        <w:ind w:left="425" w:leftChars="0" w:right="0" w:hanging="425" w:firstLineChars="0"/>
         <w:textAlignment w:val="baseline"/>
         <w:rPr>
-          <w:rFonts w:ascii="宋体" w:eastAsia="宋体" w:hAnsi="宋体" w:cs="宋体"/>
+          <w:rFonts w:ascii="宋体" w:hAnsi="宋体" w:eastAsia="宋体" w:cs="宋体"/>
           <w:spacing w:val="-4"/>
           <w:sz w:val="24"/>
           <w:szCs w:val="24"/>
@@ -8309,7 +8345,7 @@
       </w:pPr>
       <w:r>
         <w:rPr>
-          <w:rFonts w:ascii="宋体" w:eastAsia="宋体" w:hAnsi="宋体" w:cs="宋体" w:hint="eastAsia"/>
+          <w:rFonts w:hint="eastAsia" w:ascii="宋体" w:hAnsi="宋体" w:eastAsia="宋体" w:cs="宋体"/>
           <w:spacing w:val="-4"/>
           <w:sz w:val="24"/>
           <w:szCs w:val="24"/>
@@ -8319,7 +8355,7 @@
       </w:r>
       <w:r>
         <w:rPr>
-          <w:rFonts w:ascii="宋体" w:eastAsia="宋体" w:hAnsi="宋体" w:cs="宋体"/>
+          <w:rFonts w:ascii="宋体" w:hAnsi="宋体" w:eastAsia="宋体" w:cs="宋体"/>
           <w:spacing w:val="-4"/>
           <w:sz w:val="24"/>
           <w:szCs w:val="24"/>
@@ -8347,10 +8383,10 @@
         <w:adjustRightInd w:val="0"/>
         <w:snapToGrid w:val="0"/>
         <w:spacing w:line="360" w:lineRule="auto"/>
-        <w:ind w:left="425" w:right="0" w:hanging="425" w:leftChars="0" w:firstLineChars="0"/>
+        <w:ind w:left="425" w:leftChars="0" w:right="0" w:hanging="425" w:firstLineChars="0"/>
         <w:textAlignment w:val="baseline"/>
         <w:rPr>
-          <w:rFonts w:ascii="宋体" w:eastAsia="宋体" w:hAnsi="宋体" w:cs="宋体"/>
+          <w:rFonts w:ascii="宋体" w:hAnsi="宋体" w:eastAsia="宋体" w:cs="宋体"/>
           <w:spacing w:val="-4"/>
           <w:sz w:val="24"/>
           <w:szCs w:val="24"/>
@@ -8358,7 +8394,7 @@
       </w:pPr>
       <w:r>
         <w:rPr>
-          <w:rFonts w:ascii="宋体" w:eastAsia="宋体" w:hAnsi="宋体" w:cs="宋体"/>
+          <w:rFonts w:ascii="宋体" w:hAnsi="宋体" w:eastAsia="宋体" w:cs="宋体"/>
           <w:spacing w:val="-4"/>
           <w:sz w:val="24"/>
           <w:szCs w:val="24"/>
@@ -8367,7 +8403,7 @@
       </w:r>
       <w:r>
         <w:rPr>
-          <w:rFonts w:ascii="宋体" w:hAnsi="宋体" w:cs="宋体" w:hint="eastAsia"/>
+          <w:rFonts w:hint="eastAsia" w:ascii="宋体" w:hAnsi="宋体" w:cs="宋体"/>
           <w:spacing w:val="-4"/>
           <w:sz w:val="24"/>
           <w:szCs w:val="24"/>
@@ -8377,7 +8413,7 @@
       </w:r>
       <w:r>
         <w:rPr>
-          <w:rFonts w:ascii="宋体" w:eastAsia="宋体" w:hAnsi="宋体" w:cs="宋体"/>
+          <w:rFonts w:ascii="宋体" w:hAnsi="宋体" w:eastAsia="宋体" w:cs="宋体"/>
           <w:spacing w:val="-4"/>
           <w:sz w:val="24"/>
           <w:szCs w:val="24"/>
@@ -8387,7 +8423,7 @@
     </w:p>
     <w:p>
       <w:pPr>
-        <w:pStyle w:val="4"/>
+        <w:pStyle w:val="40"/>
         <w:keepNext w:val="0"/>
         <w:keepLines w:val="0"/>
         <w:pageBreakBefore w:val="0"/>
@@ -8420,10 +8456,10 @@
         <w:adjustRightInd w:val="0"/>
         <w:snapToGrid w:val="0"/>
         <w:spacing w:line="360" w:lineRule="auto"/>
-        <w:ind w:left="425" w:right="0" w:hanging="425" w:leftChars="0" w:firstLineChars="0"/>
+        <w:ind w:left="425" w:leftChars="0" w:right="0" w:hanging="425" w:firstLineChars="0"/>
         <w:textAlignment w:val="baseline"/>
         <w:rPr>
-          <w:rFonts w:ascii="宋体" w:eastAsia="宋体" w:hAnsi="宋体" w:cs="宋体"/>
+          <w:rFonts w:ascii="宋体" w:hAnsi="宋体" w:eastAsia="宋体" w:cs="宋体"/>
           <w:spacing w:val="-4"/>
           <w:sz w:val="24"/>
           <w:szCs w:val="24"/>
@@ -8431,7 +8467,7 @@
       </w:pPr>
       <w:r>
         <w:rPr>
-          <w:rFonts w:ascii="宋体" w:eastAsia="宋体" w:hAnsi="宋体" w:cs="宋体"/>
+          <w:rFonts w:ascii="宋体" w:hAnsi="宋体" w:eastAsia="宋体" w:cs="宋体"/>
           <w:spacing w:val="-4"/>
           <w:sz w:val="24"/>
           <w:szCs w:val="24"/>
@@ -8440,7 +8476,7 @@
       </w:r>
       <w:r>
         <w:rPr>
-          <w:rFonts w:ascii="宋体" w:hAnsi="宋体" w:cs="宋体" w:hint="eastAsia"/>
+          <w:rFonts w:hint="eastAsia" w:ascii="宋体" w:hAnsi="宋体" w:cs="宋体"/>
           <w:spacing w:val="-4"/>
           <w:sz w:val="24"/>
           <w:szCs w:val="24"/>
@@ -8450,7 +8486,7 @@
       </w:r>
       <w:r>
         <w:rPr>
-          <w:rFonts w:ascii="宋体" w:eastAsia="宋体" w:hAnsi="宋体" w:cs="宋体"/>
+          <w:rFonts w:ascii="宋体" w:hAnsi="宋体" w:eastAsia="宋体" w:cs="宋体"/>
           <w:spacing w:val="-4"/>
           <w:sz w:val="24"/>
           <w:szCs w:val="24"/>
@@ -8459,7 +8495,7 @@
       </w:r>
       <w:r>
         <w:rPr>
-          <w:rFonts w:ascii="宋体" w:hAnsi="宋体" w:cs="宋体" w:hint="eastAsia"/>
+          <w:rFonts w:hint="eastAsia" w:ascii="宋体" w:hAnsi="宋体" w:cs="宋体"/>
           <w:spacing w:val="-4"/>
           <w:sz w:val="24"/>
           <w:szCs w:val="24"/>
@@ -8469,7 +8505,7 @@
       </w:r>
       <w:r>
         <w:rPr>
-          <w:rFonts w:ascii="宋体" w:eastAsia="宋体" w:hAnsi="宋体" w:cs="宋体"/>
+          <w:rFonts w:ascii="宋体" w:hAnsi="宋体" w:eastAsia="宋体" w:cs="宋体"/>
           <w:spacing w:val="-4"/>
           <w:sz w:val="24"/>
           <w:szCs w:val="24"/>
@@ -8497,10 +8533,10 @@
         <w:adjustRightInd w:val="0"/>
         <w:snapToGrid w:val="0"/>
         <w:spacing w:line="360" w:lineRule="auto"/>
-        <w:ind w:left="425" w:right="0" w:hanging="425" w:leftChars="0" w:firstLineChars="0"/>
+        <w:ind w:left="425" w:leftChars="0" w:right="0" w:hanging="425" w:firstLineChars="0"/>
         <w:textAlignment w:val="baseline"/>
         <w:rPr>
-          <w:rFonts w:ascii="宋体" w:eastAsia="宋体" w:hAnsi="宋体" w:cs="宋体"/>
+          <w:rFonts w:ascii="宋体" w:hAnsi="宋体" w:eastAsia="宋体" w:cs="宋体"/>
           <w:spacing w:val="-4"/>
           <w:sz w:val="24"/>
           <w:szCs w:val="24"/>
@@ -8508,7 +8544,7 @@
       </w:pPr>
       <w:r>
         <w:rPr>
-          <w:rFonts w:ascii="宋体" w:eastAsia="宋体" w:hAnsi="宋体" w:cs="宋体"/>
+          <w:rFonts w:ascii="宋体" w:hAnsi="宋体" w:eastAsia="宋体" w:cs="宋体"/>
           <w:spacing w:val="-4"/>
           <w:sz w:val="24"/>
           <w:szCs w:val="24"/>
@@ -8536,10 +8572,10 @@
         <w:adjustRightInd w:val="0"/>
         <w:snapToGrid w:val="0"/>
         <w:spacing w:line="360" w:lineRule="auto"/>
-        <w:ind w:left="425" w:right="0" w:hanging="425" w:leftChars="0" w:firstLineChars="0"/>
+        <w:ind w:left="425" w:leftChars="0" w:right="0" w:hanging="425" w:firstLineChars="0"/>
         <w:textAlignment w:val="baseline"/>
         <w:rPr>
-          <w:rFonts w:ascii="宋体" w:eastAsia="宋体" w:hAnsi="宋体" w:cs="宋体"/>
+          <w:rFonts w:ascii="宋体" w:hAnsi="宋体" w:eastAsia="宋体" w:cs="宋体"/>
           <w:spacing w:val="-4"/>
           <w:sz w:val="24"/>
           <w:szCs w:val="24"/>
@@ -8547,7 +8583,7 @@
       </w:pPr>
       <w:r>
         <w:rPr>
-          <w:rFonts w:ascii="宋体" w:eastAsia="宋体" w:hAnsi="宋体" w:cs="宋体"/>
+          <w:rFonts w:ascii="宋体" w:hAnsi="宋体" w:eastAsia="宋体" w:cs="宋体"/>
           <w:spacing w:val="-4"/>
           <w:sz w:val="24"/>
           <w:szCs w:val="24"/>
@@ -8575,10 +8611,10 @@
         <w:adjustRightInd w:val="0"/>
         <w:snapToGrid w:val="0"/>
         <w:spacing w:line="360" w:lineRule="auto"/>
-        <w:ind w:left="425" w:right="0" w:hanging="425" w:leftChars="0" w:firstLineChars="0"/>
+        <w:ind w:left="425" w:leftChars="0" w:right="0" w:hanging="425" w:firstLineChars="0"/>
         <w:textAlignment w:val="baseline"/>
         <w:rPr>
-          <w:rFonts w:ascii="宋体" w:eastAsia="宋体" w:hAnsi="宋体" w:cs="宋体"/>
+          <w:rFonts w:ascii="宋体" w:hAnsi="宋体" w:eastAsia="宋体" w:cs="宋体"/>
           <w:spacing w:val="-4"/>
           <w:sz w:val="24"/>
           <w:szCs w:val="24"/>
@@ -8586,7 +8622,7 @@
       </w:pPr>
       <w:r>
         <w:rPr>
-          <w:rFonts w:ascii="宋体" w:eastAsia="宋体" w:hAnsi="宋体" w:cs="宋体"/>
+          <w:rFonts w:ascii="宋体" w:hAnsi="宋体" w:eastAsia="宋体" w:cs="宋体"/>
           <w:spacing w:val="-4"/>
           <w:sz w:val="24"/>
           <w:szCs w:val="24"/>
@@ -8614,10 +8650,10 @@
         <w:adjustRightInd w:val="0"/>
         <w:snapToGrid w:val="0"/>
         <w:spacing w:line="360" w:lineRule="auto"/>
-        <w:ind w:left="425" w:right="0" w:hanging="425" w:leftChars="0" w:firstLineChars="0"/>
+        <w:ind w:left="425" w:leftChars="0" w:right="0" w:hanging="425" w:firstLineChars="0"/>
         <w:textAlignment w:val="baseline"/>
         <w:rPr>
-          <w:rFonts w:ascii="宋体" w:eastAsia="宋体" w:hAnsi="宋体" w:cs="宋体"/>
+          <w:rFonts w:ascii="宋体" w:hAnsi="宋体" w:eastAsia="宋体" w:cs="宋体"/>
           <w:spacing w:val="-4"/>
           <w:sz w:val="24"/>
           <w:szCs w:val="24"/>
@@ -8625,7 +8661,7 @@
       </w:pPr>
       <w:r>
         <w:rPr>
-          <w:rFonts w:ascii="宋体" w:eastAsia="宋体" w:hAnsi="宋体" w:cs="宋体"/>
+          <w:rFonts w:ascii="宋体" w:hAnsi="宋体" w:eastAsia="宋体" w:cs="宋体"/>
           <w:spacing w:val="-4"/>
           <w:sz w:val="24"/>
           <w:szCs w:val="24"/>
@@ -8653,10 +8689,10 @@
         <w:adjustRightInd w:val="0"/>
         <w:snapToGrid w:val="0"/>
         <w:spacing w:line="360" w:lineRule="auto"/>
-        <w:ind w:left="425" w:right="0" w:hanging="425" w:leftChars="0" w:firstLineChars="0"/>
+        <w:ind w:left="425" w:leftChars="0" w:right="0" w:hanging="425" w:firstLineChars="0"/>
         <w:textAlignment w:val="baseline"/>
         <w:rPr>
-          <w:rFonts w:ascii="宋体" w:eastAsia="宋体" w:hAnsi="宋体" w:cs="宋体"/>
+          <w:rFonts w:ascii="宋体" w:hAnsi="宋体" w:eastAsia="宋体" w:cs="宋体"/>
           <w:spacing w:val="-4"/>
           <w:sz w:val="24"/>
           <w:szCs w:val="24"/>
@@ -8664,7 +8700,7 @@
       </w:pPr>
       <w:r>
         <w:rPr>
-          <w:rFonts w:ascii="宋体" w:eastAsia="宋体" w:hAnsi="宋体" w:cs="宋体"/>
+          <w:rFonts w:ascii="宋体" w:hAnsi="宋体" w:eastAsia="宋体" w:cs="宋体"/>
           <w:spacing w:val="-4"/>
           <w:sz w:val="24"/>
           <w:szCs w:val="24"/>
@@ -8673,7 +8709,7 @@
       </w:r>
       <w:r>
         <w:rPr>
-          <w:rFonts w:ascii="宋体" w:eastAsia="宋体" w:hAnsi="宋体" w:cs="宋体" w:hint="eastAsia"/>
+          <w:rFonts w:hint="eastAsia" w:ascii="宋体" w:hAnsi="宋体" w:eastAsia="宋体" w:cs="宋体"/>
           <w:spacing w:val="-4"/>
           <w:sz w:val="24"/>
           <w:szCs w:val="24"/>
@@ -8683,7 +8719,7 @@
       </w:r>
       <w:r>
         <w:rPr>
-          <w:rFonts w:ascii="宋体" w:eastAsia="宋体" w:hAnsi="宋体" w:cs="宋体"/>
+          <w:rFonts w:ascii="宋体" w:hAnsi="宋体" w:eastAsia="宋体" w:cs="宋体"/>
           <w:spacing w:val="-4"/>
           <w:sz w:val="24"/>
           <w:szCs w:val="24"/>
@@ -8692,7 +8728,7 @@
       </w:r>
       <w:r>
         <w:rPr>
-          <w:rFonts w:ascii="宋体" w:eastAsia="宋体" w:hAnsi="宋体" w:cs="宋体" w:hint="eastAsia"/>
+          <w:rFonts w:hint="eastAsia" w:ascii="宋体" w:hAnsi="宋体" w:eastAsia="宋体" w:cs="宋体"/>
           <w:spacing w:val="-4"/>
           <w:sz w:val="24"/>
           <w:szCs w:val="24"/>
@@ -8702,7 +8738,7 @@
       </w:r>
       <w:r>
         <w:rPr>
-          <w:rFonts w:ascii="宋体" w:eastAsia="宋体" w:hAnsi="宋体" w:cs="宋体"/>
+          <w:rFonts w:ascii="宋体" w:hAnsi="宋体" w:eastAsia="宋体" w:cs="宋体"/>
           <w:spacing w:val="-4"/>
           <w:sz w:val="24"/>
           <w:szCs w:val="24"/>
@@ -8730,10 +8766,10 @@
         <w:adjustRightInd w:val="0"/>
         <w:snapToGrid w:val="0"/>
         <w:spacing w:line="360" w:lineRule="auto"/>
-        <w:ind w:left="425" w:right="0" w:hanging="425" w:leftChars="0" w:firstLineChars="0"/>
+        <w:ind w:left="425" w:leftChars="0" w:right="0" w:hanging="425" w:firstLineChars="0"/>
         <w:textAlignment w:val="baseline"/>
         <w:rPr>
-          <w:rFonts w:ascii="宋体" w:eastAsia="宋体" w:hAnsi="宋体" w:cs="宋体" w:hint="default"/>
+          <w:rFonts w:hint="default" w:ascii="宋体" w:hAnsi="宋体" w:eastAsia="宋体" w:cs="宋体"/>
           <w:spacing w:val="-4"/>
           <w:sz w:val="24"/>
           <w:szCs w:val="24"/>
@@ -8742,7 +8778,7 @@
       </w:pPr>
       <w:r>
         <w:rPr>
-          <w:rFonts w:ascii="宋体" w:eastAsia="宋体" w:hAnsi="宋体" w:cs="宋体"/>
+          <w:rFonts w:ascii="宋体" w:hAnsi="宋体" w:eastAsia="宋体" w:cs="宋体"/>
           <w:spacing w:val="-4"/>
           <w:sz w:val="24"/>
           <w:szCs w:val="24"/>
@@ -8752,45 +8788,45 @@
     </w:p>
     <w:p>
       <w:pPr>
-        <w:pStyle w:val="2"/>
-        <w:keepNext w:val="0"/>
-        <w:keepLines w:val="0"/>
-        <w:pageBreakBefore w:val="0"/>
-        <w:widowControl w:val="0"/>
-        <w:wordWrap/>
-        <w:overflowPunct/>
-        <w:bidi w:val="0"/>
-      </w:pPr>
-      <w:bookmarkStart w:id="43" w:name="bookmark30"/>
+        <w:pStyle w:val="30"/>
+        <w:keepNext w:val="0"/>
+        <w:keepLines w:val="0"/>
+        <w:pageBreakBefore w:val="0"/>
+        <w:widowControl w:val="0"/>
+        <w:wordWrap/>
+        <w:overflowPunct/>
+        <w:bidi w:val="0"/>
+      </w:pPr>
+      <w:bookmarkStart w:id="42" w:name="bookmark29"/>
+      <w:bookmarkEnd w:id="42"/>
+      <w:bookmarkStart w:id="43" w:name="bookmark28"/>
       <w:bookmarkEnd w:id="43"/>
-      <w:bookmarkStart w:id="44" w:name="bookmark31"/>
+      <w:bookmarkStart w:id="44" w:name="bookmark30"/>
       <w:bookmarkEnd w:id="44"/>
-      <w:bookmarkStart w:id="45" w:name="bookmark29"/>
+      <w:bookmarkStart w:id="45" w:name="bookmark31"/>
       <w:bookmarkEnd w:id="45"/>
-      <w:bookmarkStart w:id="46" w:name="bookmark28"/>
+      <w:bookmarkStart w:id="46" w:name="_Toc7590"/>
+      <w:r>
+        <w:t>与其他流程的关系</w:t>
+      </w:r>
       <w:bookmarkEnd w:id="46"/>
-      <w:bookmarkStart w:id="47" w:name="_Toc7590"/>
-      <w:r>
-        <w:t>与其他流程的关系</w:t>
+    </w:p>
+    <w:p>
+      <w:pPr>
+        <w:pStyle w:val="31"/>
+        <w:keepNext w:val="0"/>
+        <w:keepLines w:val="0"/>
+        <w:pageBreakBefore w:val="0"/>
+        <w:widowControl w:val="0"/>
+        <w:wordWrap/>
+        <w:overflowPunct/>
+        <w:bidi w:val="0"/>
+      </w:pPr>
+      <w:bookmarkStart w:id="47" w:name="_Toc30631"/>
+      <w:r>
+        <w:t>与事件管理流程的关系</w:t>
       </w:r>
       <w:bookmarkEnd w:id="47"/>
-    </w:p>
-    <w:p>
-      <w:pPr>
-        <w:pStyle w:val="3"/>
-        <w:keepNext w:val="0"/>
-        <w:keepLines w:val="0"/>
-        <w:pageBreakBefore w:val="0"/>
-        <w:widowControl w:val="0"/>
-        <w:wordWrap/>
-        <w:overflowPunct/>
-        <w:bidi w:val="0"/>
-      </w:pPr>
-      <w:bookmarkStart w:id="48" w:name="_Toc30631"/>
-      <w:r>
-        <w:t>与事件管理流程的关系</w:t>
-      </w:r>
-      <w:bookmarkEnd w:id="48"/>
     </w:p>
     <w:p>
       <w:pPr>
@@ -8808,19 +8844,19 @@
         <w:adjustRightInd w:val="0"/>
         <w:snapToGrid w:val="0"/>
         <w:spacing w:line="360" w:lineRule="auto"/>
-        <w:ind w:left="468" w:right="0" w:hanging="420" w:hangingChars="200"/>
+        <w:ind w:left="468" w:right="0" w:hanging="468" w:hangingChars="200"/>
         <w:jc w:val="left"/>
         <w:textAlignment w:val="baseline"/>
         <w:rPr>
-          <w:rFonts w:ascii="宋体" w:eastAsia="宋体" w:hAnsi="宋体" w:cs="宋体"/>
-          <w:spacing w:val="-3"/>
-          <w:sz w:val="24"/>
-          <w:szCs w:val="24"/>
-        </w:rPr>
-      </w:pPr>
-      <w:r>
-        <w:rPr>
-          <w:rFonts w:ascii="宋体" w:eastAsia="宋体" w:hAnsi="宋体" w:cs="宋体"/>
+          <w:rFonts w:ascii="宋体" w:hAnsi="宋体" w:eastAsia="宋体" w:cs="宋体"/>
+          <w:spacing w:val="-3"/>
+          <w:sz w:val="24"/>
+          <w:szCs w:val="24"/>
+        </w:rPr>
+      </w:pPr>
+      <w:r>
+        <w:rPr>
+          <w:rFonts w:ascii="宋体" w:hAnsi="宋体" w:eastAsia="宋体" w:cs="宋体"/>
           <w:spacing w:val="-3"/>
           <w:sz w:val="24"/>
           <w:szCs w:val="24"/>
@@ -8829,7 +8865,7 @@
       </w:r>
       <w:r>
         <w:rPr>
-          <w:rFonts w:ascii="宋体" w:eastAsia="宋体" w:hAnsi="宋体" w:cs="宋体" w:hint="eastAsia"/>
+          <w:rFonts w:hint="eastAsia" w:ascii="宋体" w:hAnsi="宋体" w:eastAsia="宋体" w:cs="宋体"/>
           <w:spacing w:val="-3"/>
           <w:sz w:val="24"/>
           <w:szCs w:val="24"/>
@@ -8839,7 +8875,7 @@
       </w:r>
       <w:r>
         <w:rPr>
-          <w:rFonts w:ascii="宋体" w:eastAsia="宋体" w:hAnsi="宋体" w:cs="宋体" w:hint="eastAsia"/>
+          <w:rFonts w:hint="eastAsia" w:ascii="宋体" w:hAnsi="宋体" w:eastAsia="宋体" w:cs="宋体"/>
           <w:spacing w:val="-3"/>
           <w:sz w:val="24"/>
           <w:szCs w:val="24"/>
@@ -8849,34 +8885,34 @@
       </w:r>
       <w:r>
         <w:rPr>
-          <w:rFonts w:ascii="宋体" w:eastAsia="宋体" w:hAnsi="宋体" w:cs="宋体"/>
+          <w:rFonts w:ascii="宋体" w:hAnsi="宋体" w:eastAsia="宋体" w:cs="宋体"/>
           <w:spacing w:val="-3"/>
           <w:sz w:val="24"/>
           <w:szCs w:val="24"/>
         </w:rPr>
         <w:t>中断的发生，均应在事件管理流程中得到记录。</w:t>
       </w:r>
-      <w:bookmarkStart w:id="49" w:name="bookmark32"/>
+      <w:bookmarkStart w:id="48" w:name="bookmark32"/>
+      <w:bookmarkEnd w:id="48"/>
+      <w:bookmarkStart w:id="49" w:name="bookmark33"/>
       <w:bookmarkEnd w:id="49"/>
-      <w:bookmarkStart w:id="50" w:name="bookmark33"/>
+    </w:p>
+    <w:p>
+      <w:pPr>
+        <w:pStyle w:val="31"/>
+        <w:keepNext w:val="0"/>
+        <w:keepLines w:val="0"/>
+        <w:pageBreakBefore w:val="0"/>
+        <w:widowControl w:val="0"/>
+        <w:wordWrap/>
+        <w:overflowPunct/>
+        <w:bidi w:val="0"/>
+      </w:pPr>
+      <w:bookmarkStart w:id="50" w:name="_Toc27797"/>
+      <w:r>
+        <w:t>与问题管理流程的关系</w:t>
+      </w:r>
       <w:bookmarkEnd w:id="50"/>
-    </w:p>
-    <w:p>
-      <w:pPr>
-        <w:pStyle w:val="3"/>
-        <w:keepNext w:val="0"/>
-        <w:keepLines w:val="0"/>
-        <w:pageBreakBefore w:val="0"/>
-        <w:widowControl w:val="0"/>
-        <w:wordWrap/>
-        <w:overflowPunct/>
-        <w:bidi w:val="0"/>
-      </w:pPr>
-      <w:bookmarkStart w:id="51" w:name="_Toc27797"/>
-      <w:r>
-        <w:t>与问题管理流程的关系</w:t>
-      </w:r>
-      <w:bookmarkEnd w:id="51"/>
     </w:p>
     <w:p>
       <w:pPr>
@@ -8894,10 +8930,10 @@
         <w:adjustRightInd w:val="0"/>
         <w:snapToGrid w:val="0"/>
         <w:spacing w:line="360" w:lineRule="auto"/>
-        <w:ind w:left="0" w:right="0" w:firstLine="420" w:firstLineChars="200"/>
+        <w:ind w:left="0" w:right="0" w:firstLine="468" w:firstLineChars="200"/>
         <w:textAlignment w:val="baseline"/>
         <w:rPr>
-          <w:rFonts w:ascii="宋体" w:eastAsia="宋体" w:hAnsi="宋体" w:cs="宋体"/>
+          <w:rFonts w:ascii="宋体" w:hAnsi="宋体" w:eastAsia="宋体" w:cs="宋体"/>
           <w:spacing w:val="-2"/>
           <w:sz w:val="24"/>
           <w:szCs w:val="24"/>
@@ -8905,7 +8941,7 @@
       </w:pPr>
       <w:r>
         <w:rPr>
-          <w:rFonts w:ascii="宋体" w:eastAsia="宋体" w:hAnsi="宋体" w:cs="宋体"/>
+          <w:rFonts w:ascii="宋体" w:hAnsi="宋体" w:eastAsia="宋体" w:cs="宋体"/>
           <w:spacing w:val="-3"/>
           <w:sz w:val="24"/>
           <w:szCs w:val="24"/>
@@ -8914,7 +8950,7 @@
       </w:r>
       <w:r>
         <w:rPr>
-          <w:rFonts w:ascii="宋体" w:eastAsia="宋体" w:hAnsi="宋体" w:cs="宋体"/>
+          <w:rFonts w:ascii="宋体" w:hAnsi="宋体" w:eastAsia="宋体" w:cs="宋体"/>
           <w:spacing w:val="-4"/>
           <w:sz w:val="24"/>
           <w:szCs w:val="24"/>
@@ -8923,7 +8959,7 @@
       </w:r>
       <w:r>
         <w:rPr>
-          <w:rFonts w:ascii="宋体" w:eastAsia="宋体" w:hAnsi="宋体" w:cs="宋体"/>
+          <w:rFonts w:ascii="宋体" w:hAnsi="宋体" w:eastAsia="宋体" w:cs="宋体"/>
           <w:spacing w:val="-2"/>
           <w:sz w:val="24"/>
           <w:szCs w:val="24"/>
@@ -8933,24 +8969,24 @@
     </w:p>
     <w:p>
       <w:pPr>
-        <w:pStyle w:val="3"/>
-        <w:keepNext w:val="0"/>
-        <w:keepLines w:val="0"/>
-        <w:pageBreakBefore w:val="0"/>
-        <w:widowControl w:val="0"/>
-        <w:wordWrap/>
-        <w:overflowPunct/>
-        <w:bidi w:val="0"/>
-      </w:pPr>
-      <w:bookmarkStart w:id="52" w:name="bookmark35"/>
+        <w:pStyle w:val="31"/>
+        <w:keepNext w:val="0"/>
+        <w:keepLines w:val="0"/>
+        <w:pageBreakBefore w:val="0"/>
+        <w:widowControl w:val="0"/>
+        <w:wordWrap/>
+        <w:overflowPunct/>
+        <w:bidi w:val="0"/>
+      </w:pPr>
+      <w:bookmarkStart w:id="51" w:name="bookmark35"/>
+      <w:bookmarkEnd w:id="51"/>
+      <w:bookmarkStart w:id="52" w:name="bookmark34"/>
       <w:bookmarkEnd w:id="52"/>
-      <w:bookmarkStart w:id="53" w:name="bookmark34"/>
+      <w:bookmarkStart w:id="53" w:name="_Toc5613"/>
+      <w:r>
+        <w:t>与变更、发布管理流程的关系</w:t>
+      </w:r>
       <w:bookmarkEnd w:id="53"/>
-      <w:bookmarkStart w:id="54" w:name="_Toc5613"/>
-      <w:r>
-        <w:t>与变更、发布管理流程的关系</w:t>
-      </w:r>
-      <w:bookmarkEnd w:id="54"/>
     </w:p>
     <w:p>
       <w:pPr>
@@ -8968,18 +9004,18 @@
         <w:adjustRightInd w:val="0"/>
         <w:snapToGrid w:val="0"/>
         <w:spacing w:line="360" w:lineRule="auto"/>
-        <w:ind w:left="0" w:right="0" w:firstLine="420" w:firstLineChars="200"/>
+        <w:ind w:left="0" w:right="0" w:firstLine="468" w:firstLineChars="200"/>
         <w:textAlignment w:val="baseline"/>
         <w:rPr>
-          <w:rFonts w:ascii="宋体" w:eastAsia="宋体" w:hAnsi="宋体" w:cs="宋体"/>
-          <w:spacing w:val="-3"/>
-          <w:sz w:val="24"/>
-          <w:szCs w:val="24"/>
-        </w:rPr>
-      </w:pPr>
-      <w:r>
-        <w:rPr>
-          <w:rFonts w:ascii="宋体" w:eastAsia="宋体" w:hAnsi="宋体" w:cs="宋体"/>
+          <w:rFonts w:ascii="宋体" w:hAnsi="宋体" w:eastAsia="宋体" w:cs="宋体"/>
+          <w:spacing w:val="-3"/>
+          <w:sz w:val="24"/>
+          <w:szCs w:val="24"/>
+        </w:rPr>
+      </w:pPr>
+      <w:r>
+        <w:rPr>
+          <w:rFonts w:ascii="宋体" w:hAnsi="宋体" w:eastAsia="宋体" w:cs="宋体"/>
           <w:spacing w:val="-3"/>
           <w:sz w:val="24"/>
           <w:szCs w:val="24"/>
@@ -8988,7 +9024,7 @@
       </w:r>
       <w:r>
         <w:rPr>
-          <w:rFonts w:ascii="宋体" w:eastAsia="宋体" w:hAnsi="宋体" w:cs="宋体" w:hint="eastAsia"/>
+          <w:rFonts w:hint="eastAsia" w:ascii="宋体" w:hAnsi="宋体" w:eastAsia="宋体" w:cs="宋体"/>
           <w:spacing w:val="-3"/>
           <w:sz w:val="24"/>
           <w:szCs w:val="24"/>
@@ -8998,7 +9034,7 @@
       </w:r>
       <w:r>
         <w:rPr>
-          <w:rFonts w:ascii="宋体" w:eastAsia="宋体" w:hAnsi="宋体" w:cs="宋体"/>
+          <w:rFonts w:ascii="宋体" w:hAnsi="宋体" w:eastAsia="宋体" w:cs="宋体"/>
           <w:spacing w:val="-3"/>
           <w:sz w:val="24"/>
           <w:szCs w:val="24"/>
@@ -9008,24 +9044,24 @@
     </w:p>
     <w:p>
       <w:pPr>
-        <w:pStyle w:val="3"/>
-        <w:keepNext w:val="0"/>
-        <w:keepLines w:val="0"/>
-        <w:pageBreakBefore w:val="0"/>
-        <w:widowControl w:val="0"/>
-        <w:wordWrap/>
-        <w:overflowPunct/>
-        <w:bidi w:val="0"/>
-      </w:pPr>
-      <w:bookmarkStart w:id="55" w:name="bookmark37"/>
+        <w:pStyle w:val="31"/>
+        <w:keepNext w:val="0"/>
+        <w:keepLines w:val="0"/>
+        <w:pageBreakBefore w:val="0"/>
+        <w:widowControl w:val="0"/>
+        <w:wordWrap/>
+        <w:overflowPunct/>
+        <w:bidi w:val="0"/>
+      </w:pPr>
+      <w:bookmarkStart w:id="54" w:name="bookmark37"/>
+      <w:bookmarkEnd w:id="54"/>
+      <w:bookmarkStart w:id="55" w:name="bookmark36"/>
       <w:bookmarkEnd w:id="55"/>
-      <w:bookmarkStart w:id="56" w:name="bookmark36"/>
+      <w:bookmarkStart w:id="56" w:name="_Toc3759"/>
+      <w:r>
+        <w:t>与配置管理流程的关系</w:t>
+      </w:r>
       <w:bookmarkEnd w:id="56"/>
-      <w:bookmarkStart w:id="57" w:name="_Toc3759"/>
-      <w:r>
-        <w:t>与配置管理流程的关系</w:t>
-      </w:r>
-      <w:bookmarkEnd w:id="57"/>
     </w:p>
     <w:p>
       <w:pPr>
@@ -9043,18 +9079,18 @@
         <w:adjustRightInd w:val="0"/>
         <w:snapToGrid w:val="0"/>
         <w:spacing w:line="360" w:lineRule="auto"/>
-        <w:ind w:left="0" w:right="0" w:firstLine="420" w:firstLineChars="200"/>
+        <w:ind w:left="0" w:right="0" w:firstLine="468" w:firstLineChars="200"/>
         <w:textAlignment w:val="baseline"/>
         <w:rPr>
-          <w:rFonts w:ascii="宋体" w:eastAsia="宋体" w:hAnsi="宋体" w:cs="宋体"/>
-          <w:spacing w:val="-3"/>
-          <w:sz w:val="24"/>
-          <w:szCs w:val="24"/>
-        </w:rPr>
-      </w:pPr>
-      <w:r>
-        <w:rPr>
-          <w:rFonts w:ascii="宋体" w:eastAsia="宋体" w:hAnsi="宋体" w:cs="宋体"/>
+          <w:rFonts w:ascii="宋体" w:hAnsi="宋体" w:eastAsia="宋体" w:cs="宋体"/>
+          <w:spacing w:val="-3"/>
+          <w:sz w:val="24"/>
+          <w:szCs w:val="24"/>
+        </w:rPr>
+      </w:pPr>
+      <w:r>
+        <w:rPr>
+          <w:rFonts w:ascii="宋体" w:hAnsi="宋体" w:eastAsia="宋体" w:cs="宋体"/>
           <w:spacing w:val="-3"/>
           <w:sz w:val="24"/>
           <w:szCs w:val="24"/>
@@ -9063,7 +9099,7 @@
       </w:r>
       <w:r>
         <w:rPr>
-          <w:rFonts w:ascii="宋体" w:eastAsia="宋体" w:hAnsi="宋体" w:cs="宋体" w:hint="eastAsia"/>
+          <w:rFonts w:hint="eastAsia" w:ascii="宋体" w:hAnsi="宋体" w:eastAsia="宋体" w:cs="宋体"/>
           <w:spacing w:val="-3"/>
           <w:sz w:val="24"/>
           <w:szCs w:val="24"/>
@@ -9073,7 +9109,7 @@
       </w:r>
       <w:r>
         <w:rPr>
-          <w:rFonts w:ascii="宋体" w:eastAsia="宋体" w:hAnsi="宋体" w:cs="宋体" w:hint="eastAsia"/>
+          <w:rFonts w:hint="eastAsia" w:ascii="宋体" w:hAnsi="宋体" w:eastAsia="宋体" w:cs="宋体"/>
           <w:spacing w:val="-3"/>
           <w:sz w:val="24"/>
           <w:szCs w:val="24"/>
@@ -9083,7 +9119,7 @@
       </w:r>
       <w:r>
         <w:rPr>
-          <w:rFonts w:ascii="宋体" w:eastAsia="宋体" w:hAnsi="宋体" w:cs="宋体"/>
+          <w:rFonts w:ascii="宋体" w:hAnsi="宋体" w:eastAsia="宋体" w:cs="宋体"/>
           <w:spacing w:val="-3"/>
           <w:sz w:val="24"/>
           <w:szCs w:val="24"/>
@@ -9092,7 +9128,7 @@
       </w:r>
       <w:r>
         <w:rPr>
-          <w:rFonts w:ascii="宋体" w:eastAsia="宋体" w:hAnsi="宋体" w:cs="宋体" w:hint="eastAsia"/>
+          <w:rFonts w:hint="eastAsia" w:ascii="宋体" w:hAnsi="宋体" w:eastAsia="宋体" w:cs="宋体"/>
           <w:spacing w:val="-3"/>
           <w:sz w:val="24"/>
           <w:szCs w:val="24"/>
@@ -9102,7 +9138,7 @@
       </w:r>
       <w:r>
         <w:rPr>
-          <w:rFonts w:ascii="宋体" w:eastAsia="宋体" w:hAnsi="宋体" w:cs="宋体" w:hint="eastAsia"/>
+          <w:rFonts w:hint="eastAsia" w:ascii="宋体" w:hAnsi="宋体" w:eastAsia="宋体" w:cs="宋体"/>
           <w:spacing w:val="-3"/>
           <w:sz w:val="24"/>
           <w:szCs w:val="24"/>
@@ -9112,7 +9148,7 @@
       </w:r>
       <w:r>
         <w:rPr>
-          <w:rFonts w:ascii="宋体" w:eastAsia="宋体" w:hAnsi="宋体" w:cs="宋体"/>
+          <w:rFonts w:ascii="宋体" w:hAnsi="宋体" w:eastAsia="宋体" w:cs="宋体"/>
           <w:spacing w:val="-3"/>
           <w:sz w:val="24"/>
           <w:szCs w:val="24"/>
@@ -9122,7 +9158,7 @@
     </w:p>
     <w:p>
       <w:pPr>
-        <w:pStyle w:val="a1"/>
+        <w:pStyle w:val="29"/>
         <w:keepNext w:val="0"/>
         <w:keepLines w:val="0"/>
         <w:pageBreakBefore w:val="0"/>
@@ -9145,7 +9181,7 @@
     </w:p>
     <w:p>
       <w:pPr>
-        <w:pStyle w:val="a1"/>
+        <w:pStyle w:val="29"/>
         <w:keepNext w:val="0"/>
         <w:keepLines w:val="0"/>
         <w:pageBreakBefore w:val="0"/>
@@ -9168,7 +9204,7 @@
     </w:p>
     <w:p>
       <w:pPr>
-        <w:pStyle w:val="a1"/>
+        <w:pStyle w:val="29"/>
         <w:keepNext w:val="0"/>
         <w:keepLines w:val="0"/>
         <w:pageBreakBefore w:val="0"/>
@@ -9191,7 +9227,7 @@
     </w:p>
     <w:p>
       <w:pPr>
-        <w:pStyle w:val="a1"/>
+        <w:pStyle w:val="29"/>
         <w:keepNext w:val="0"/>
         <w:keepLines w:val="0"/>
         <w:pageBreakBefore w:val="0"/>
@@ -9214,7 +9250,7 @@
     </w:p>
     <w:p>
       <w:pPr>
-        <w:pStyle w:val="a1"/>
+        <w:pStyle w:val="29"/>
         <w:keepNext w:val="0"/>
         <w:keepLines w:val="0"/>
         <w:pageBreakBefore w:val="0"/>
@@ -9237,7 +9273,7 @@
     </w:p>
     <w:p>
       <w:pPr>
-        <w:pStyle w:val="a1"/>
+        <w:pStyle w:val="29"/>
         <w:keepNext w:val="0"/>
         <w:keepLines w:val="0"/>
         <w:pageBreakBefore w:val="0"/>
@@ -9260,7 +9296,7 @@
     </w:p>
     <w:p>
       <w:pPr>
-        <w:pStyle w:val="a1"/>
+        <w:pStyle w:val="29"/>
         <w:keepNext w:val="0"/>
         <w:keepLines w:val="0"/>
         <w:pageBreakBefore w:val="0"/>
@@ -9283,7 +9319,7 @@
     </w:p>
     <w:p>
       <w:pPr>
-        <w:pStyle w:val="a1"/>
+        <w:pStyle w:val="29"/>
         <w:keepNext w:val="0"/>
         <w:keepLines w:val="0"/>
         <w:pageBreakBefore w:val="0"/>
@@ -9306,7 +9342,7 @@
     </w:p>
     <w:p>
       <w:pPr>
-        <w:pStyle w:val="a1"/>
+        <w:pStyle w:val="29"/>
         <w:keepNext w:val="0"/>
         <w:keepLines w:val="0"/>
         <w:pageBreakBefore w:val="0"/>
@@ -9329,7 +9365,7 @@
     </w:p>
     <w:p>
       <w:pPr>
-        <w:pStyle w:val="a1"/>
+        <w:pStyle w:val="29"/>
         <w:keepNext w:val="0"/>
         <w:keepLines w:val="0"/>
         <w:pageBreakBefore w:val="0"/>
@@ -9352,36 +9388,37 @@
     </w:p>
     <w:p>
       <w:pPr>
-        <w:pStyle w:val="2"/>
-        <w:keepNext w:val="0"/>
-        <w:keepLines w:val="0"/>
-        <w:pageBreakBefore w:val="0"/>
-        <w:widowControl w:val="0"/>
-        <w:wordWrap/>
-        <w:overflowPunct/>
-        <w:bidi w:val="0"/>
-      </w:pPr>
-      <w:bookmarkStart w:id="58" w:name="_Toc24184"/>
-      <w:bookmarkStart w:id="59" w:name="_Toc6088"/>
+        <w:pStyle w:val="30"/>
+        <w:keepNext w:val="0"/>
+        <w:keepLines w:val="0"/>
+        <w:pageBreakBefore w:val="0"/>
+        <w:widowControl w:val="0"/>
+        <w:wordWrap/>
+        <w:overflowPunct/>
+        <w:bidi w:val="0"/>
+      </w:pPr>
+      <w:bookmarkStart w:id="57" w:name="_Toc24184"/>
+      <w:bookmarkStart w:id="58" w:name="_Toc6088"/>
       <w:r>
         <w:t>考核指标</w:t>
       </w:r>
+      <w:bookmarkEnd w:id="57"/>
       <w:bookmarkEnd w:id="58"/>
-      <w:bookmarkEnd w:id="59"/>
     </w:p>
     <w:tbl>
       <w:tblPr>
-        <w:tblStyle w:val="TableGrid"/>
+        <w:tblStyle w:val="21"/>
         <w:tblW w:w="0" w:type="auto"/>
         <w:tblInd w:w="0" w:type="dxa"/>
         <w:tblBorders>
-          <w:top w:val="single" w:sz="4" w:space="0" w:color="auto"/>
-          <w:left w:val="single" w:sz="4" w:space="0" w:color="auto"/>
-          <w:bottom w:val="single" w:sz="4" w:space="0" w:color="auto"/>
-          <w:right w:val="single" w:sz="4" w:space="0" w:color="auto"/>
-          <w:insideH w:val="single" w:sz="4" w:space="0" w:color="auto"/>
-          <w:insideV w:val="single" w:sz="4" w:space="0" w:color="auto"/>
+          <w:top w:val="single" w:color="auto" w:sz="4" w:space="0"/>
+          <w:left w:val="single" w:color="auto" w:sz="4" w:space="0"/>
+          <w:bottom w:val="single" w:color="auto" w:sz="4" w:space="0"/>
+          <w:right w:val="single" w:color="auto" w:sz="4" w:space="0"/>
+          <w:insideH w:val="single" w:color="auto" w:sz="4" w:space="0"/>
+          <w:insideV w:val="single" w:color="auto" w:sz="4" w:space="0"/>
         </w:tblBorders>
+        <w:tblLayout w:type="autofit"/>
         <w:tblCellMar>
           <w:top w:w="0" w:type="dxa"/>
           <w:left w:w="108" w:type="dxa"/>
@@ -9397,15 +9434,13 @@
       </w:tblGrid>
       <w:tr>
         <w:tblPrEx>
-          <w:tblW w:w="0" w:type="auto"/>
-          <w:tblInd w:w="0" w:type="dxa"/>
           <w:tblBorders>
-            <w:top w:val="single" w:sz="4" w:space="0" w:color="auto"/>
-            <w:left w:val="single" w:sz="4" w:space="0" w:color="auto"/>
-            <w:bottom w:val="single" w:sz="4" w:space="0" w:color="auto"/>
-            <w:right w:val="single" w:sz="4" w:space="0" w:color="auto"/>
-            <w:insideH w:val="single" w:sz="4" w:space="0" w:color="auto"/>
-            <w:insideV w:val="single" w:sz="4" w:space="0" w:color="auto"/>
+            <w:top w:val="single" w:color="auto" w:sz="4" w:space="0"/>
+            <w:left w:val="single" w:color="auto" w:sz="4" w:space="0"/>
+            <w:bottom w:val="single" w:color="auto" w:sz="4" w:space="0"/>
+            <w:right w:val="single" w:color="auto" w:sz="4" w:space="0"/>
+            <w:insideH w:val="single" w:color="auto" w:sz="4" w:space="0"/>
+            <w:insideV w:val="single" w:color="auto" w:sz="4" w:space="0"/>
           </w:tblBorders>
           <w:tblCellMar>
             <w:top w:w="0" w:type="dxa"/>
@@ -9420,7 +9455,7 @@
           </w:tcPr>
           <w:p>
             <w:pPr>
-              <w:pStyle w:val="a1"/>
+              <w:pStyle w:val="29"/>
               <w:keepNext w:val="0"/>
               <w:keepLines w:val="0"/>
               <w:pageBreakBefore w:val="0"/>
@@ -9450,7 +9485,7 @@
           </w:tcPr>
           <w:p>
             <w:pPr>
-              <w:pStyle w:val="a1"/>
+              <w:pStyle w:val="29"/>
               <w:keepNext w:val="0"/>
               <w:keepLines w:val="0"/>
               <w:pageBreakBefore w:val="0"/>
@@ -9458,7 +9493,7 @@
               <w:wordWrap/>
               <w:overflowPunct/>
               <w:bidi w:val="0"/>
-              <w:ind w:left="0" w:firstLine="0" w:leftChars="0" w:firstLineChars="0"/>
+              <w:ind w:left="0" w:leftChars="0" w:firstLine="0" w:firstLineChars="0"/>
               <w:jc w:val="center"/>
               <w:rPr>
                 <w:rFonts w:hint="default"/>
@@ -9482,7 +9517,7 @@
           </w:tcPr>
           <w:p>
             <w:pPr>
-              <w:pStyle w:val="a1"/>
+              <w:pStyle w:val="29"/>
               <w:keepNext w:val="0"/>
               <w:keepLines w:val="0"/>
               <w:pageBreakBefore w:val="0"/>
@@ -9490,7 +9525,7 @@
               <w:wordWrap/>
               <w:overflowPunct/>
               <w:bidi w:val="0"/>
-              <w:ind w:left="0" w:firstLine="0" w:leftChars="0" w:firstLineChars="0"/>
+              <w:ind w:left="0" w:leftChars="0" w:firstLine="0" w:firstLineChars="0"/>
               <w:jc w:val="center"/>
               <w:rPr>
                 <w:rFonts w:hint="default"/>
@@ -9514,7 +9549,7 @@
           </w:tcPr>
           <w:p>
             <w:pPr>
-              <w:pStyle w:val="a1"/>
+              <w:pStyle w:val="29"/>
               <w:keepNext w:val="0"/>
               <w:keepLines w:val="0"/>
               <w:pageBreakBefore w:val="0"/>
@@ -9522,7 +9557,7 @@
               <w:wordWrap/>
               <w:overflowPunct/>
               <w:bidi w:val="0"/>
-              <w:ind w:left="0" w:firstLine="0" w:leftChars="0" w:firstLineChars="0"/>
+              <w:ind w:left="0" w:leftChars="0" w:firstLine="0" w:firstLineChars="0"/>
               <w:jc w:val="center"/>
               <w:rPr>
                 <w:rFonts w:hint="default"/>
@@ -9543,8 +9578,14 @@
       </w:tr>
       <w:tr>
         <w:tblPrEx>
-          <w:tblW w:w="0" w:type="auto"/>
-          <w:tblInd w:w="0" w:type="dxa"/>
+          <w:tblBorders>
+            <w:top w:val="single" w:color="auto" w:sz="4" w:space="0"/>
+            <w:left w:val="single" w:color="auto" w:sz="4" w:space="0"/>
+            <w:bottom w:val="single" w:color="auto" w:sz="4" w:space="0"/>
+            <w:right w:val="single" w:color="auto" w:sz="4" w:space="0"/>
+            <w:insideH w:val="single" w:color="auto" w:sz="4" w:space="0"/>
+            <w:insideV w:val="single" w:color="auto" w:sz="4" w:space="0"/>
+          </w:tblBorders>
           <w:tblCellMar>
             <w:top w:w="0" w:type="dxa"/>
             <w:left w:w="108" w:type="dxa"/>
@@ -9553,7 +9594,7 @@
           </w:tblCellMar>
         </w:tblPrEx>
         <w:trPr>
-          <w:trHeight w:val="359"/>
+          <w:trHeight w:val="359" w:hRule="atLeast"/>
         </w:trPr>
         <w:tc>
           <w:tcPr>
@@ -9561,7 +9602,7 @@
           </w:tcPr>
           <w:p>
             <w:pPr>
-              <w:pStyle w:val="a1"/>
+              <w:pStyle w:val="29"/>
               <w:keepNext w:val="0"/>
               <w:keepLines w:val="0"/>
               <w:pageBreakBefore w:val="0"/>
@@ -9569,7 +9610,7 @@
               <w:wordWrap/>
               <w:overflowPunct/>
               <w:bidi w:val="0"/>
-              <w:ind w:left="0" w:firstLine="0" w:leftChars="0" w:firstLineChars="0"/>
+              <w:ind w:left="0" w:leftChars="0" w:firstLine="0" w:firstLineChars="0"/>
               <w:jc w:val="both"/>
               <w:rPr>
                 <w:rFonts w:hint="default"/>
@@ -9579,7 +9620,7 @@
             </w:pPr>
             <w:r>
               <w:rPr>
-                <w:rFonts w:ascii="宋体" w:eastAsia="宋体" w:hAnsi="宋体" w:cs="宋体" w:hint="eastAsia"/>
+                <w:rFonts w:hint="eastAsia" w:ascii="宋体" w:hAnsi="宋体" w:eastAsia="宋体" w:cs="宋体"/>
                 <w:sz w:val="18"/>
                 <w:szCs w:val="18"/>
               </w:rPr>
@@ -9593,7 +9634,7 @@
           </w:tcPr>
           <w:p>
             <w:pPr>
-              <w:pStyle w:val="a1"/>
+              <w:pStyle w:val="29"/>
               <w:keepNext w:val="0"/>
               <w:keepLines w:val="0"/>
               <w:pageBreakBefore w:val="0"/>
@@ -9601,7 +9642,7 @@
               <w:wordWrap/>
               <w:overflowPunct/>
               <w:bidi w:val="0"/>
-              <w:ind w:left="0" w:firstLine="0" w:leftChars="0" w:firstLineChars="0"/>
+              <w:ind w:left="0" w:leftChars="0" w:firstLine="0" w:firstLineChars="0"/>
               <w:jc w:val="both"/>
               <w:rPr>
                 <w:rFonts w:hint="default"/>
@@ -9611,7 +9652,7 @@
             </w:pPr>
             <w:r>
               <w:rPr>
-                <w:rFonts w:ascii="宋体" w:eastAsia="宋体" w:hAnsi="宋体" w:cs="宋体" w:hint="eastAsia"/>
+                <w:rFonts w:hint="eastAsia" w:ascii="宋体" w:hAnsi="宋体" w:eastAsia="宋体" w:cs="宋体"/>
                 <w:sz w:val="18"/>
                 <w:szCs w:val="18"/>
               </w:rPr>
@@ -9619,7 +9660,7 @@
             </w:r>
             <w:r>
               <w:rPr>
-                <w:rFonts w:ascii="宋体" w:eastAsia="宋体" w:hAnsi="宋体" w:cs="宋体" w:hint="eastAsia"/>
+                <w:rFonts w:hint="eastAsia" w:ascii="宋体" w:hAnsi="宋体" w:eastAsia="宋体" w:cs="宋体"/>
                 <w:sz w:val="18"/>
                 <w:szCs w:val="18"/>
                 <w:lang w:eastAsia="zh-CN"/>
@@ -9628,7 +9669,7 @@
             </w:r>
             <w:r>
               <w:rPr>
-                <w:rFonts w:ascii="宋体" w:eastAsia="宋体" w:hAnsi="宋体" w:cs="宋体" w:hint="eastAsia"/>
+                <w:rFonts w:hint="eastAsia" w:ascii="宋体" w:hAnsi="宋体" w:eastAsia="宋体" w:cs="宋体"/>
                 <w:sz w:val="18"/>
                 <w:szCs w:val="18"/>
               </w:rPr>
@@ -9642,7 +9683,7 @@
           </w:tcPr>
           <w:p>
             <w:pPr>
-              <w:pStyle w:val="a1"/>
+              <w:pStyle w:val="29"/>
               <w:keepNext w:val="0"/>
               <w:keepLines w:val="0"/>
               <w:pageBreakBefore w:val="0"/>
@@ -9650,7 +9691,7 @@
               <w:wordWrap/>
               <w:overflowPunct/>
               <w:bidi w:val="0"/>
-              <w:ind w:left="0" w:firstLine="0" w:leftChars="0" w:firstLineChars="0"/>
+              <w:ind w:left="0" w:leftChars="0" w:firstLine="0" w:firstLineChars="0"/>
               <w:rPr>
                 <w:rFonts w:hint="default"/>
                 <w:vertAlign w:val="baseline"/>
@@ -9659,7 +9700,7 @@
             </w:pPr>
             <w:r>
               <w:rPr>
-                <w:rFonts w:ascii="宋体" w:eastAsia="宋体" w:hAnsi="宋体" w:cs="宋体" w:hint="eastAsia"/>
+                <w:rFonts w:hint="eastAsia" w:ascii="宋体" w:hAnsi="宋体" w:eastAsia="宋体" w:cs="宋体"/>
                 <w:sz w:val="18"/>
                 <w:szCs w:val="18"/>
               </w:rPr>
@@ -9673,7 +9714,7 @@
           </w:tcPr>
           <w:p>
             <w:pPr>
-              <w:pStyle w:val="a1"/>
+              <w:pStyle w:val="29"/>
               <w:keepNext w:val="0"/>
               <w:keepLines w:val="0"/>
               <w:pageBreakBefore w:val="0"/>
@@ -9689,7 +9730,7 @@
             </w:pPr>
             <w:r>
               <w:rPr>
-                <w:rFonts w:ascii="宋体" w:eastAsia="宋体" w:hAnsi="宋体" w:cs="宋体" w:hint="eastAsia"/>
+                <w:rFonts w:hint="eastAsia" w:ascii="宋体" w:hAnsi="宋体" w:eastAsia="宋体" w:cs="宋体"/>
                 <w:sz w:val="18"/>
                 <w:szCs w:val="18"/>
               </w:rPr>
@@ -9701,34 +9742,34 @@
     </w:tbl>
     <w:p>
       <w:pPr>
-        <w:pStyle w:val="1"/>
-        <w:keepNext w:val="0"/>
-        <w:keepLines w:val="0"/>
-        <w:pageBreakBefore w:val="0"/>
-        <w:widowControl w:val="0"/>
-        <w:wordWrap/>
-        <w:overflowPunct/>
-        <w:bidi w:val="0"/>
-        <w:rPr>
-          <w:rStyle w:val="1Char"/>
-          <w:rFonts w:eastAsia="宋体" w:hint="default"/>
+        <w:pStyle w:val="28"/>
+        <w:keepNext w:val="0"/>
+        <w:keepLines w:val="0"/>
+        <w:pageBreakBefore w:val="0"/>
+        <w:widowControl w:val="0"/>
+        <w:wordWrap/>
+        <w:overflowPunct/>
+        <w:bidi w:val="0"/>
+        <w:rPr>
+          <w:rStyle w:val="38"/>
+          <w:rFonts w:hint="default" w:eastAsia="宋体"/>
           <w:lang w:val="en-US" w:eastAsia="zh-CN"/>
         </w:rPr>
       </w:pPr>
-      <w:bookmarkStart w:id="60" w:name="bookmark3"/>
+      <w:bookmarkStart w:id="59" w:name="bookmark3"/>
+      <w:bookmarkEnd w:id="59"/>
+      <w:bookmarkStart w:id="60" w:name="_Toc17424"/>
+      <w:bookmarkStart w:id="61" w:name="_Toc14242"/>
+      <w:r>
+        <w:rPr>
+          <w:rStyle w:val="38"/>
+          <w:rFonts w:hint="eastAsia" w:eastAsia="宋体"/>
+          <w:lang w:val="en-US" w:eastAsia="zh-CN"/>
+        </w:rPr>
+        <w:t>附则</w:t>
+      </w:r>
       <w:bookmarkEnd w:id="60"/>
-      <w:bookmarkStart w:id="61" w:name="_Toc17424"/>
-      <w:bookmarkStart w:id="62" w:name="_Toc14242"/>
-      <w:r>
-        <w:rPr>
-          <w:rStyle w:val="1Char"/>
-          <w:rFonts w:eastAsia="宋体" w:hint="eastAsia"/>
-          <w:lang w:val="en-US" w:eastAsia="zh-CN"/>
-        </w:rPr>
-        <w:t>附则</w:t>
-      </w:r>
       <w:bookmarkEnd w:id="61"/>
-      <w:bookmarkEnd w:id="62"/>
     </w:p>
     <w:p>
       <w:pPr>
@@ -9750,17 +9791,17 @@
         <w:adjustRightInd w:val="0"/>
         <w:snapToGrid w:val="0"/>
         <w:spacing w:line="360" w:lineRule="auto"/>
-        <w:ind w:left="425" w:hanging="425" w:leftChars="0" w:firstLineChars="0"/>
+        <w:ind w:left="425" w:leftChars="0" w:hanging="425" w:firstLineChars="0"/>
         <w:textAlignment w:val="baseline"/>
         <w:rPr>
-          <w:rFonts w:ascii="宋体" w:eastAsia="宋体" w:hAnsi="宋体" w:cs="宋体"/>
-          <w:sz w:val="24"/>
-          <w:szCs w:val="24"/>
-        </w:rPr>
-      </w:pPr>
-      <w:r>
-        <w:rPr>
-          <w:rFonts w:ascii="宋体" w:eastAsia="宋体" w:hAnsi="宋体" w:cs="宋体"/>
+          <w:rFonts w:ascii="宋体" w:hAnsi="宋体" w:eastAsia="宋体" w:cs="宋体"/>
+          <w:sz w:val="24"/>
+          <w:szCs w:val="24"/>
+        </w:rPr>
+      </w:pPr>
+      <w:r>
+        <w:rPr>
+          <w:rFonts w:ascii="宋体" w:hAnsi="宋体" w:eastAsia="宋体" w:cs="宋体"/>
           <w:spacing w:val="-1"/>
           <w:sz w:val="24"/>
           <w:szCs w:val="24"/>
@@ -9769,7 +9810,7 @@
       </w:r>
       <w:r>
         <w:rPr>
-          <w:rFonts w:ascii="宋体" w:eastAsia="宋体" w:hAnsi="宋体" w:cs="宋体" w:hint="eastAsia"/>
+          <w:rFonts w:hint="eastAsia" w:ascii="宋体" w:hAnsi="宋体" w:eastAsia="宋体" w:cs="宋体"/>
           <w:spacing w:val="-1"/>
           <w:sz w:val="24"/>
           <w:szCs w:val="24"/>
@@ -9779,7 +9820,7 @@
       </w:r>
       <w:r>
         <w:rPr>
-          <w:rFonts w:ascii="宋体" w:eastAsia="宋体" w:hAnsi="宋体" w:cs="宋体"/>
+          <w:rFonts w:ascii="宋体" w:hAnsi="宋体" w:eastAsia="宋体" w:cs="宋体"/>
           <w:spacing w:val="-1"/>
           <w:sz w:val="24"/>
           <w:szCs w:val="24"/>
@@ -9807,7 +9848,7 @@
         <w:adjustRightInd w:val="0"/>
         <w:snapToGrid w:val="0"/>
         <w:spacing w:line="360" w:lineRule="auto"/>
-        <w:ind w:left="425" w:hanging="425" w:leftChars="0" w:firstLineChars="0"/>
+        <w:ind w:left="425" w:leftChars="0" w:hanging="425" w:firstLineChars="0"/>
         <w:textAlignment w:val="baseline"/>
         <w:rPr>
           <w:rFonts w:hint="default"/>
@@ -9816,7 +9857,7 @@
       </w:pPr>
       <w:r>
         <w:rPr>
-          <w:rFonts w:ascii="宋体" w:eastAsia="宋体" w:hAnsi="宋体" w:cs="宋体"/>
+          <w:rFonts w:ascii="宋体" w:hAnsi="宋体" w:eastAsia="宋体" w:cs="宋体"/>
           <w:spacing w:val="-2"/>
           <w:sz w:val="24"/>
           <w:szCs w:val="24"/>
@@ -9826,7 +9867,7 @@
     </w:p>
     <w:p>
       <w:pPr>
-        <w:pStyle w:val="1"/>
+        <w:pStyle w:val="28"/>
         <w:keepNext w:val="0"/>
         <w:keepLines w:val="0"/>
         <w:pageBreakBefore w:val="0"/>
@@ -9839,9 +9880,9 @@
           <w:lang w:val="en-US" w:eastAsia="zh-CN"/>
         </w:rPr>
       </w:pPr>
-      <w:bookmarkStart w:id="63" w:name="bookmark14"/>
-      <w:bookmarkEnd w:id="63"/>
-      <w:bookmarkStart w:id="64" w:name="_Toc11907"/>
+      <w:bookmarkStart w:id="62" w:name="bookmark14"/>
+      <w:bookmarkEnd w:id="62"/>
+      <w:bookmarkStart w:id="63" w:name="_Toc11907"/>
       <w:r>
         <w:rPr>
           <w:rFonts w:hint="eastAsia"/>
@@ -9849,7 +9890,7 @@
         </w:rPr>
         <w:t>附件</w:t>
       </w:r>
-      <w:bookmarkEnd w:id="64"/>
+      <w:bookmarkEnd w:id="63"/>
     </w:p>
     <w:p>
       <w:pPr>
@@ -9867,18 +9908,18 @@
         <w:adjustRightInd w:val="0"/>
         <w:snapToGrid w:val="0"/>
         <w:spacing w:line="360" w:lineRule="auto"/>
-        <w:ind w:left="0" w:right="0" w:firstLine="420" w:firstLineChars="200"/>
+        <w:ind w:left="0" w:right="0" w:firstLine="468" w:firstLineChars="200"/>
         <w:textAlignment w:val="baseline"/>
         <w:rPr>
-          <w:rFonts w:ascii="宋体" w:eastAsia="宋体" w:hAnsi="宋体" w:cs="宋体"/>
-          <w:spacing w:val="-3"/>
-          <w:sz w:val="24"/>
-          <w:szCs w:val="24"/>
-        </w:rPr>
-      </w:pPr>
-      <w:r>
-        <w:rPr>
-          <w:rFonts w:ascii="宋体" w:eastAsia="宋体" w:hAnsi="宋体" w:cs="宋体"/>
+          <w:rFonts w:ascii="宋体" w:hAnsi="宋体" w:eastAsia="宋体" w:cs="宋体"/>
+          <w:spacing w:val="-3"/>
+          <w:sz w:val="24"/>
+          <w:szCs w:val="24"/>
+        </w:rPr>
+      </w:pPr>
+      <w:r>
+        <w:rPr>
+          <w:rFonts w:ascii="宋体" w:hAnsi="宋体" w:eastAsia="宋体" w:cs="宋体"/>
           <w:spacing w:val="-3"/>
           <w:sz w:val="24"/>
           <w:szCs w:val="24"/>
@@ -9887,7 +9928,7 @@
       </w:r>
       <w:r>
         <w:rPr>
-          <w:rFonts w:ascii="宋体" w:eastAsia="宋体" w:hAnsi="宋体" w:cs="宋体" w:hint="eastAsia"/>
+          <w:rFonts w:hint="eastAsia" w:ascii="宋体" w:hAnsi="宋体" w:eastAsia="宋体" w:cs="宋体"/>
           <w:spacing w:val="-3"/>
           <w:sz w:val="24"/>
           <w:szCs w:val="24"/>
@@ -9897,7 +9938,7 @@
       </w:r>
       <w:r>
         <w:rPr>
-          <w:rFonts w:ascii="宋体" w:eastAsia="宋体" w:hAnsi="宋体" w:cs="宋体"/>
+          <w:rFonts w:ascii="宋体" w:hAnsi="宋体" w:eastAsia="宋体" w:cs="宋体"/>
           <w:spacing w:val="-3"/>
           <w:sz w:val="24"/>
           <w:szCs w:val="24"/>
@@ -9906,7 +9947,7 @@
       </w:r>
       <w:r>
         <w:rPr>
-          <w:rFonts w:ascii="宋体" w:hAnsi="宋体" w:cs="宋体" w:hint="eastAsia"/>
+          <w:rFonts w:hint="eastAsia" w:ascii="宋体" w:hAnsi="宋体" w:cs="宋体"/>
           <w:spacing w:val="-3"/>
           <w:sz w:val="24"/>
           <w:szCs w:val="24"/>
@@ -9916,7 +9957,7 @@
       </w:r>
       <w:r>
         <w:rPr>
-          <w:rFonts w:ascii="宋体" w:eastAsia="宋体" w:hAnsi="宋体" w:cs="宋体"/>
+          <w:rFonts w:ascii="宋体" w:hAnsi="宋体" w:eastAsia="宋体" w:cs="宋体"/>
           <w:spacing w:val="-3"/>
           <w:sz w:val="24"/>
           <w:szCs w:val="24"/>
@@ -9940,18 +9981,18 @@
         <w:adjustRightInd w:val="0"/>
         <w:snapToGrid w:val="0"/>
         <w:spacing w:line="360" w:lineRule="auto"/>
-        <w:ind w:left="0" w:right="0" w:firstLine="420" w:firstLineChars="200"/>
+        <w:ind w:left="0" w:right="0" w:firstLine="468" w:firstLineChars="200"/>
         <w:textAlignment w:val="baseline"/>
         <w:rPr>
-          <w:rFonts w:ascii="宋体" w:eastAsia="宋体" w:hAnsi="宋体" w:cs="宋体"/>
-          <w:spacing w:val="-3"/>
-          <w:sz w:val="24"/>
-          <w:szCs w:val="24"/>
-        </w:rPr>
-      </w:pPr>
-      <w:r>
-        <w:rPr>
-          <w:rFonts w:ascii="宋体" w:eastAsia="宋体" w:hAnsi="宋体" w:cs="宋体"/>
+          <w:rFonts w:ascii="宋体" w:hAnsi="宋体" w:eastAsia="宋体" w:cs="宋体"/>
+          <w:spacing w:val="-3"/>
+          <w:sz w:val="24"/>
+          <w:szCs w:val="24"/>
+        </w:rPr>
+      </w:pPr>
+      <w:r>
+        <w:rPr>
+          <w:rFonts w:ascii="宋体" w:hAnsi="宋体" w:eastAsia="宋体" w:cs="宋体"/>
           <w:spacing w:val="-3"/>
           <w:sz w:val="24"/>
           <w:szCs w:val="24"/>
@@ -9960,7 +10001,7 @@
       </w:r>
       <w:r>
         <w:rPr>
-          <w:rFonts w:ascii="宋体" w:hAnsi="宋体" w:cs="宋体" w:hint="eastAsia"/>
+          <w:rFonts w:hint="eastAsia" w:ascii="宋体" w:hAnsi="宋体" w:cs="宋体"/>
           <w:spacing w:val="-3"/>
           <w:sz w:val="24"/>
           <w:szCs w:val="24"/>
@@ -9970,7 +10011,7 @@
       </w:r>
       <w:r>
         <w:rPr>
-          <w:rFonts w:ascii="宋体" w:eastAsia="宋体" w:hAnsi="宋体" w:cs="宋体"/>
+          <w:rFonts w:ascii="宋体" w:hAnsi="宋体" w:eastAsia="宋体" w:cs="宋体"/>
           <w:spacing w:val="-3"/>
           <w:sz w:val="24"/>
           <w:szCs w:val="24"/>
@@ -9994,18 +10035,18 @@
         <w:adjustRightInd w:val="0"/>
         <w:snapToGrid w:val="0"/>
         <w:spacing w:line="360" w:lineRule="auto"/>
-        <w:ind w:left="0" w:right="0" w:firstLine="420" w:firstLineChars="200"/>
+        <w:ind w:left="0" w:right="0" w:firstLine="468" w:firstLineChars="200"/>
         <w:textAlignment w:val="baseline"/>
         <w:rPr>
-          <w:rFonts w:ascii="宋体" w:eastAsia="宋体" w:hAnsi="宋体" w:cs="宋体"/>
-          <w:spacing w:val="-3"/>
-          <w:sz w:val="24"/>
-          <w:szCs w:val="24"/>
-        </w:rPr>
-      </w:pPr>
-      <w:r>
-        <w:rPr>
-          <w:rFonts w:ascii="宋体" w:eastAsia="宋体" w:hAnsi="宋体" w:cs="宋体"/>
+          <w:rFonts w:ascii="宋体" w:hAnsi="宋体" w:eastAsia="宋体" w:cs="宋体"/>
+          <w:spacing w:val="-3"/>
+          <w:sz w:val="24"/>
+          <w:szCs w:val="24"/>
+        </w:rPr>
+      </w:pPr>
+      <w:r>
+        <w:rPr>
+          <w:rFonts w:ascii="宋体" w:hAnsi="宋体" w:eastAsia="宋体" w:cs="宋体"/>
           <w:spacing w:val="-3"/>
           <w:sz w:val="24"/>
           <w:szCs w:val="24"/>
@@ -10014,7 +10055,7 @@
       </w:r>
       <w:r>
         <w:rPr>
-          <w:rFonts w:ascii="宋体" w:eastAsia="宋体" w:hAnsi="宋体" w:cs="宋体" w:hint="eastAsia"/>
+          <w:rFonts w:hint="eastAsia" w:ascii="宋体" w:hAnsi="宋体" w:eastAsia="宋体" w:cs="宋体"/>
           <w:spacing w:val="-3"/>
           <w:sz w:val="24"/>
           <w:szCs w:val="24"/>
@@ -10023,7 +10064,7 @@
       </w:r>
       <w:r>
         <w:rPr>
-          <w:rFonts w:ascii="宋体" w:eastAsia="宋体" w:hAnsi="宋体" w:cs="宋体"/>
+          <w:rFonts w:ascii="宋体" w:hAnsi="宋体" w:eastAsia="宋体" w:cs="宋体"/>
           <w:spacing w:val="-3"/>
           <w:sz w:val="24"/>
           <w:szCs w:val="24"/>
@@ -10033,7 +10074,7 @@
     </w:p>
     <w:p>
       <w:pPr>
-        <w:pStyle w:val="1"/>
+        <w:pStyle w:val="28"/>
         <w:keepNext w:val="0"/>
         <w:keepLines w:val="0"/>
         <w:pageBreakBefore w:val="0"/>
@@ -10046,7 +10087,7 @@
           <w:lang w:val="en-US" w:eastAsia="zh-CN"/>
         </w:rPr>
       </w:pPr>
-      <w:bookmarkStart w:id="65" w:name="_Toc28408"/>
+      <w:bookmarkStart w:id="64" w:name="_Toc28408"/>
       <w:r>
         <w:rPr>
           <w:rFonts w:hint="eastAsia"/>
@@ -10054,7 +10095,7 @@
         </w:rPr>
         <w:t>记录</w:t>
       </w:r>
-      <w:bookmarkEnd w:id="65"/>
+      <w:bookmarkEnd w:id="64"/>
     </w:p>
     <w:p>
       <w:pPr>
@@ -10072,10 +10113,10 @@
         <w:adjustRightInd w:val="0"/>
         <w:snapToGrid w:val="0"/>
         <w:spacing w:line="360" w:lineRule="auto"/>
-        <w:ind w:left="0" w:right="0" w:firstLine="420" w:firstLineChars="200"/>
+        <w:ind w:left="0" w:right="0" w:firstLine="468" w:firstLineChars="200"/>
         <w:textAlignment w:val="baseline"/>
         <w:rPr>
-          <w:rFonts w:ascii="宋体" w:eastAsia="宋体" w:hAnsi="宋体" w:cs="宋体" w:hint="eastAsia"/>
+          <w:rFonts w:hint="eastAsia" w:ascii="宋体" w:hAnsi="宋体" w:eastAsia="宋体" w:cs="宋体"/>
           <w:spacing w:val="-3"/>
           <w:sz w:val="24"/>
           <w:szCs w:val="24"/>
@@ -10084,7 +10125,7 @@
       </w:pPr>
       <w:r>
         <w:rPr>
-          <w:rFonts w:ascii="宋体" w:eastAsia="宋体" w:hAnsi="宋体" w:cs="宋体" w:hint="eastAsia"/>
+          <w:rFonts w:hint="eastAsia" w:ascii="宋体" w:hAnsi="宋体" w:eastAsia="宋体" w:cs="宋体"/>
           <w:spacing w:val="-3"/>
           <w:sz w:val="24"/>
           <w:szCs w:val="24"/>
@@ -10109,10 +10150,10 @@
         <w:adjustRightInd w:val="0"/>
         <w:snapToGrid w:val="0"/>
         <w:spacing w:line="360" w:lineRule="auto"/>
-        <w:ind w:left="0" w:right="0" w:firstLine="420" w:firstLineChars="200"/>
+        <w:ind w:left="0" w:right="0" w:firstLine="468" w:firstLineChars="200"/>
         <w:textAlignment w:val="baseline"/>
         <w:rPr>
-          <w:rFonts w:ascii="宋体" w:eastAsia="宋体" w:hAnsi="宋体" w:cs="宋体" w:hint="eastAsia"/>
+          <w:rFonts w:hint="eastAsia" w:ascii="宋体" w:hAnsi="宋体" w:eastAsia="宋体" w:cs="宋体"/>
           <w:spacing w:val="-3"/>
           <w:sz w:val="24"/>
           <w:szCs w:val="24"/>
@@ -10121,7 +10162,7 @@
       </w:pPr>
       <w:r>
         <w:rPr>
-          <w:rFonts w:ascii="宋体" w:eastAsia="宋体" w:hAnsi="宋体" w:cs="宋体" w:hint="eastAsia"/>
+          <w:rFonts w:hint="eastAsia" w:ascii="宋体" w:hAnsi="宋体" w:eastAsia="宋体" w:cs="宋体"/>
           <w:spacing w:val="-3"/>
           <w:sz w:val="24"/>
           <w:szCs w:val="24"/>
@@ -10146,10 +10187,10 @@
         <w:adjustRightInd w:val="0"/>
         <w:snapToGrid w:val="0"/>
         <w:spacing w:line="360" w:lineRule="auto"/>
-        <w:ind w:left="0" w:right="0" w:firstLine="420" w:firstLineChars="200"/>
+        <w:ind w:left="0" w:right="0" w:firstLine="468" w:firstLineChars="200"/>
         <w:textAlignment w:val="baseline"/>
         <w:rPr>
-          <w:rFonts w:ascii="宋体" w:eastAsia="宋体" w:hAnsi="宋体" w:cs="宋体" w:hint="default"/>
+          <w:rFonts w:hint="default" w:ascii="宋体" w:hAnsi="宋体" w:eastAsia="宋体" w:cs="宋体"/>
           <w:spacing w:val="-3"/>
           <w:sz w:val="24"/>
           <w:szCs w:val="24"/>
@@ -10158,7 +10199,7 @@
       </w:pPr>
       <w:r>
         <w:rPr>
-          <w:rFonts w:ascii="宋体" w:eastAsia="宋体" w:hAnsi="宋体" w:cs="宋体" w:hint="eastAsia"/>
+          <w:rFonts w:hint="eastAsia" w:ascii="宋体" w:hAnsi="宋体" w:eastAsia="宋体" w:cs="宋体"/>
           <w:spacing w:val="-3"/>
           <w:sz w:val="24"/>
           <w:szCs w:val="24"/>
@@ -10183,10 +10224,10 @@
         <w:adjustRightInd w:val="0"/>
         <w:snapToGrid w:val="0"/>
         <w:spacing w:line="360" w:lineRule="auto"/>
-        <w:ind w:left="0" w:right="0" w:firstLine="420" w:firstLineChars="200"/>
+        <w:ind w:left="0" w:right="0" w:firstLine="468" w:firstLineChars="200"/>
         <w:textAlignment w:val="baseline"/>
         <w:rPr>
-          <w:rFonts w:ascii="宋体" w:eastAsia="宋体" w:hAnsi="宋体" w:cs="宋体" w:hint="default"/>
+          <w:rFonts w:hint="default" w:ascii="宋体" w:hAnsi="宋体" w:eastAsia="宋体" w:cs="宋体"/>
           <w:spacing w:val="-3"/>
           <w:sz w:val="24"/>
           <w:szCs w:val="24"/>
@@ -10195,7 +10236,7 @@
       </w:pPr>
       <w:r>
         <w:rPr>
-          <w:rFonts w:ascii="宋体" w:eastAsia="宋体" w:hAnsi="宋体" w:cs="宋体" w:hint="eastAsia"/>
+          <w:rFonts w:hint="eastAsia" w:ascii="宋体" w:hAnsi="宋体" w:eastAsia="宋体" w:cs="宋体"/>
           <w:spacing w:val="-3"/>
           <w:sz w:val="24"/>
           <w:szCs w:val="24"/>
@@ -10205,7 +10246,7 @@
       </w:r>
       <w:r>
         <w:rPr>
-          <w:rFonts w:ascii="宋体" w:eastAsia="宋体" w:hAnsi="宋体" w:cs="宋体"/>
+          <w:rFonts w:ascii="宋体" w:hAnsi="宋体" w:eastAsia="宋体" w:cs="宋体"/>
           <w:spacing w:val="-6"/>
           <w:sz w:val="24"/>
           <w:szCs w:val="24"/>
@@ -10214,7 +10255,7 @@
       </w:r>
       <w:r>
         <w:rPr>
-          <w:rFonts w:ascii="宋体" w:eastAsia="宋体" w:hAnsi="宋体" w:cs="宋体" w:hint="eastAsia"/>
+          <w:rFonts w:hint="eastAsia" w:ascii="宋体" w:hAnsi="宋体" w:eastAsia="宋体" w:cs="宋体"/>
           <w:spacing w:val="-3"/>
           <w:sz w:val="24"/>
           <w:szCs w:val="24"/>
@@ -10225,7 +10266,7 @@
     </w:p>
     <w:p>
       <w:pPr>
-        <w:pStyle w:val="a1"/>
+        <w:pStyle w:val="29"/>
         <w:keepNext w:val="0"/>
         <w:keepLines w:val="0"/>
         <w:pageBreakBefore w:val="0"/>
@@ -10240,33 +10281,83 @@
       </w:pPr>
     </w:p>
     <w:sectPr>
-      <w:headerReference w:type="default" r:id="rId4"/>
+      <w:headerReference r:id="rId5" w:type="default"/>
       <w:pgSz w:w="11906" w:h="16838"/>
       <w:pgMar w:top="1417" w:right="1800" w:bottom="1440" w:left="1800" w:header="1140" w:footer="992" w:gutter="0"/>
-      <w:cols w:num="1" w:space="425"/>
+      <w:cols w:space="425" w:num="1"/>
       <w:docGrid w:type="lines" w:linePitch="312" w:charSpace="0"/>
     </w:sectPr>
   </w:body>
 </w:document>
 </file>
 
+<file path=word/endnotes.xml><?xml version="1.0" encoding="utf-8"?>
+<w:endnotes xmlns:wpc="http://schemas.microsoft.com/office/word/2010/wordprocessingCanvas" xmlns:mc="http://schemas.openxmlformats.org/markup-compatibility/2006" xmlns:o="urn:schemas-microsoft-com:office:office" xmlns:r="http://schemas.openxmlformats.org/officeDocument/2006/relationships" xmlns:m="http://schemas.openxmlformats.org/officeDocument/2006/math" xmlns:v="urn:schemas-microsoft-com:vml" xmlns:wp14="http://schemas.microsoft.com/office/word/2010/wordprocessingDrawing" xmlns:wp="http://schemas.openxmlformats.org/drawingml/2006/wordprocessingDrawing" xmlns:w="http://schemas.openxmlformats.org/wordprocessingml/2006/main" xmlns:w14="http://schemas.microsoft.com/office/word/2010/wordml" xmlns:w15="http://schemas.microsoft.com/office/word/2012/wordml" xmlns:w10="urn:schemas-microsoft-com:office:word" xmlns:wpg="http://schemas.microsoft.com/office/word/2010/wordprocessingGroup" xmlns:wpi="http://schemas.microsoft.com/office/word/2010/wordprocessingInk" xmlns:wne="http://schemas.microsoft.com/office/word/2006/wordml" xmlns:wps="http://schemas.microsoft.com/office/word/2010/wordprocessingShape" xmlns:wpsCustomData="http://www.wps.cn/officeDocument/2013/wpsCustomData" mc:Ignorable="w14 w15 wp14">
+  <w:endnote w:type="separator" w:id="0">
+    <w:p>
+      <w:pPr>
+        <w:spacing w:line="240" w:lineRule="auto"/>
+      </w:pPr>
+      <w:r>
+        <w:separator/>
+      </w:r>
+    </w:p>
+  </w:endnote>
+  <w:endnote w:type="continuationSeparator" w:id="1">
+    <w:p>
+      <w:pPr>
+        <w:spacing w:line="240" w:lineRule="auto"/>
+      </w:pPr>
+      <w:r>
+        <w:continuationSeparator/>
+      </w:r>
+    </w:p>
+  </w:endnote>
+</w:endnotes>
+</file>
+
+<file path=word/footnotes.xml><?xml version="1.0" encoding="utf-8"?>
+<w:footnotes xmlns:wpc="http://schemas.microsoft.com/office/word/2010/wordprocessingCanvas" xmlns:mc="http://schemas.openxmlformats.org/markup-compatibility/2006" xmlns:o="urn:schemas-microsoft-com:office:office" xmlns:r="http://schemas.openxmlformats.org/officeDocument/2006/relationships" xmlns:m="http://schemas.openxmlformats.org/officeDocument/2006/math" xmlns:v="urn:schemas-microsoft-com:vml" xmlns:wp14="http://schemas.microsoft.com/office/word/2010/wordprocessingDrawing" xmlns:wp="http://schemas.openxmlformats.org/drawingml/2006/wordprocessingDrawing" xmlns:w="http://schemas.openxmlformats.org/wordprocessingml/2006/main" xmlns:w14="http://schemas.microsoft.com/office/word/2010/wordml" xmlns:w15="http://schemas.microsoft.com/office/word/2012/wordml" xmlns:w10="urn:schemas-microsoft-com:office:word" xmlns:wpg="http://schemas.microsoft.com/office/word/2010/wordprocessingGroup" xmlns:wpi="http://schemas.microsoft.com/office/word/2010/wordprocessingInk" xmlns:wne="http://schemas.microsoft.com/office/word/2006/wordml" xmlns:wps="http://schemas.microsoft.com/office/word/2010/wordprocessingShape" xmlns:wpsCustomData="http://www.wps.cn/officeDocument/2013/wpsCustomData" mc:Ignorable="w14 w15 wp14">
+  <w:footnote w:type="separator" w:id="0">
+    <w:p>
+      <w:pPr>
+        <w:spacing w:line="360" w:lineRule="auto"/>
+      </w:pPr>
+      <w:r>
+        <w:separator/>
+      </w:r>
+    </w:p>
+  </w:footnote>
+  <w:footnote w:type="continuationSeparator" w:id="1">
+    <w:p>
+      <w:pPr>
+        <w:spacing w:line="360" w:lineRule="auto"/>
+      </w:pPr>
+      <w:r>
+        <w:continuationSeparator/>
+      </w:r>
+    </w:p>
+  </w:footnote>
+</w:footnotes>
+</file>
+
 <file path=word/header1.xml><?xml version="1.0" encoding="utf-8"?>
-<w:hdr xmlns:wpc="http://schemas.microsoft.com/office/word/2010/wordprocessingCanvas" xmlns:mc="http://schemas.openxmlformats.org/markup-compatibility/2006" xmlns:o="urn:schemas-microsoft-com:office:office" xmlns:r="http://schemas.openxmlformats.org/officeDocument/2006/relationships" xmlns:m="http://schemas.openxmlformats.org/officeDocument/2006/math" xmlns:v="urn:schemas-microsoft-com:vml" xmlns:wp14="http://schemas.microsoft.com/office/word/2010/wordprocessingDrawing" xmlns:wp="http://schemas.openxmlformats.org/drawingml/2006/wordprocessingDrawing" xmlns:w10="urn:schemas-microsoft-com:office:word" xmlns:w="http://schemas.openxmlformats.org/wordprocessingml/2006/main" xmlns:w14="http://schemas.microsoft.com/office/word/2010/wordml" xmlns:w15="http://schemas.microsoft.com/office/word/2012/wordml" xmlns:wne="http://schemas.microsoft.com/office/word/2006/wordml" xmlns:wpg="http://schemas.microsoft.com/office/word/2010/wordprocessingGroup" xmlns:wpi="http://schemas.microsoft.com/office/word/2010/wordprocessingInk" xmlns:wps="http://schemas.microsoft.com/office/word/2010/wordprocessingShape" mc:Ignorable="w14 w15 wp14">
+<w:hdr xmlns:wpc="http://schemas.microsoft.com/office/word/2010/wordprocessingCanvas" xmlns:mc="http://schemas.openxmlformats.org/markup-compatibility/2006" xmlns:o="urn:schemas-microsoft-com:office:office" xmlns:r="http://schemas.openxmlformats.org/officeDocument/2006/relationships" xmlns:m="http://schemas.openxmlformats.org/officeDocument/2006/math" xmlns:v="urn:schemas-microsoft-com:vml" xmlns:wp14="http://schemas.microsoft.com/office/word/2010/wordprocessingDrawing" xmlns:wp="http://schemas.openxmlformats.org/drawingml/2006/wordprocessingDrawing" xmlns:w10="urn:schemas-microsoft-com:office:word" xmlns:w="http://schemas.openxmlformats.org/wordprocessingml/2006/main" xmlns:w14="http://schemas.microsoft.com/office/word/2010/wordml" xmlns:w15="http://schemas.microsoft.com/office/word/2012/wordml" xmlns:wpg="http://schemas.microsoft.com/office/word/2010/wordprocessingGroup" xmlns:wpi="http://schemas.microsoft.com/office/word/2010/wordprocessingInk" xmlns:wne="http://schemas.microsoft.com/office/word/2006/wordml" xmlns:wps="http://schemas.microsoft.com/office/word/2010/wordprocessingShape" xmlns:wpsCustomData="http://www.wps.cn/officeDocument/2013/wpsCustomData" mc:Ignorable="w14 w15 wp14">
   <w:p>
     <w:pPr>
-      <w:pStyle w:val="Header"/>
+      <w:pStyle w:val="15"/>
       <w:pBdr>
-        <w:bottom w:val="single" w:sz="4" w:space="1" w:color="auto"/>
+        <w:bottom w:val="single" w:color="auto" w:sz="4" w:space="1"/>
       </w:pBdr>
       <w:jc w:val="right"/>
       <w:rPr>
-        <w:rFonts w:eastAsiaTheme="minorEastAsia" w:hint="eastAsia"/>
+        <w:rFonts w:hint="eastAsia" w:eastAsiaTheme="minorEastAsia"/>
         <w:lang w:eastAsia="zh-CN"/>
       </w:rPr>
     </w:pPr>
     <w:r>
       <w:rPr>
-        <w:rFonts w:eastAsiaTheme="minorEastAsia" w:hint="eastAsia"/>
+        <w:rFonts w:hint="eastAsia" w:eastAsiaTheme="minorEastAsia"/>
         <w:lang w:eastAsia="zh-CN"/>
       </w:rPr>
       <w:t>陕西益利德软件科技有限公司</w:t>
@@ -10276,12 +10367,12 @@
 </file>
 
 <file path=word/numbering.xml><?xml version="1.0" encoding="utf-8"?>
-<w:numbering xmlns:wpc="http://schemas.microsoft.com/office/word/2010/wordprocessingCanvas" xmlns:mc="http://schemas.openxmlformats.org/markup-compatibility/2006" xmlns:o="urn:schemas-microsoft-com:office:office" xmlns:r="http://schemas.openxmlformats.org/officeDocument/2006/relationships" xmlns:m="http://schemas.openxmlformats.org/officeDocument/2006/math" xmlns:v="urn:schemas-microsoft-com:vml" xmlns:wp14="http://schemas.microsoft.com/office/word/2010/wordprocessingDrawing" xmlns:wp="http://schemas.openxmlformats.org/drawingml/2006/wordprocessingDrawing" xmlns:w10="urn:schemas-microsoft-com:office:word" xmlns:w="http://schemas.openxmlformats.org/wordprocessingml/2006/main" xmlns:w14="http://schemas.microsoft.com/office/word/2010/wordml" xmlns:w15="http://schemas.microsoft.com/office/word/2012/wordml" xmlns:wne="http://schemas.microsoft.com/office/word/2006/wordml" xmlns:wpg="http://schemas.microsoft.com/office/word/2010/wordprocessingGroup" xmlns:wpi="http://schemas.microsoft.com/office/word/2010/wordprocessingInk" xmlns:wps="http://schemas.microsoft.com/office/word/2010/wordprocessingShape" mc:Ignorable="w14 w15 wp14">
+<w:numbering xmlns:wpc="http://schemas.microsoft.com/office/word/2010/wordprocessingCanvas" xmlns:mc="http://schemas.openxmlformats.org/markup-compatibility/2006" xmlns:o="urn:schemas-microsoft-com:office:office" xmlns:r="http://schemas.openxmlformats.org/officeDocument/2006/relationships" xmlns:m="http://schemas.openxmlformats.org/officeDocument/2006/math" xmlns:v="urn:schemas-microsoft-com:vml" xmlns:wp14="http://schemas.microsoft.com/office/word/2010/wordprocessingDrawing" xmlns:wp="http://schemas.openxmlformats.org/drawingml/2006/wordprocessingDrawing" xmlns:w10="urn:schemas-microsoft-com:office:word" xmlns:w="http://schemas.openxmlformats.org/wordprocessingml/2006/main" xmlns:w14="http://schemas.microsoft.com/office/word/2010/wordml" xmlns:wpg="http://schemas.microsoft.com/office/word/2010/wordprocessingGroup" xmlns:wpi="http://schemas.microsoft.com/office/word/2010/wordprocessingInk" xmlns:wne="http://schemas.microsoft.com/office/word/2006/wordml" xmlns:wps="http://schemas.microsoft.com/office/word/2010/wordprocessingShape" xmlns:wpsCustomData="http://www.wps.cn/officeDocument/2013/wpsCustomData" mc:Ignorable="w14 wp14">
   <w:abstractNum w:abstractNumId="0">
     <w:nsid w:val="8C776793"/>
     <w:multiLevelType w:val="singleLevel"/>
     <w:tmpl w:val="8C776793"/>
-    <w:lvl w:ilvl="0">
+    <w:lvl w:ilvl="0" w:tentative="0">
       <w:start w:val="1"/>
       <w:numFmt w:val="decimal"/>
       <w:lvlText w:val="(%1)"/>
@@ -10301,7 +10392,7 @@
     <w:nsid w:val="8CBA3B6C"/>
     <w:multiLevelType w:val="singleLevel"/>
     <w:tmpl w:val="8CBA3B6C"/>
-    <w:lvl w:ilvl="0">
+    <w:lvl w:ilvl="0" w:tentative="0">
       <w:start w:val="1"/>
       <w:numFmt w:val="decimal"/>
       <w:lvlText w:val="(%1)"/>
@@ -10321,10 +10412,10 @@
     <w:nsid w:val="8E964DCE"/>
     <w:multiLevelType w:val="multilevel"/>
     <w:tmpl w:val="8E964DCE"/>
-    <w:lvl w:ilvl="0">
+    <w:lvl w:ilvl="0" w:tentative="0">
       <w:start w:val="1"/>
       <w:numFmt w:val="decimal"/>
-      <w:pStyle w:val="Heading1"/>
+      <w:pStyle w:val="2"/>
       <w:lvlText w:val="%1."/>
       <w:lvlJc w:val="left"/>
       <w:pPr>
@@ -10334,10 +10425,10 @@
         <w:rFonts w:hint="default"/>
       </w:rPr>
     </w:lvl>
-    <w:lvl w:ilvl="1">
+    <w:lvl w:ilvl="1" w:tentative="0">
       <w:start w:val="1"/>
       <w:numFmt w:val="decimal"/>
-      <w:pStyle w:val="Heading2"/>
+      <w:pStyle w:val="3"/>
       <w:lvlText w:val="%1.%2."/>
       <w:lvlJc w:val="left"/>
       <w:pPr>
@@ -10347,10 +10438,10 @@
         <w:rFonts w:hint="default"/>
       </w:rPr>
     </w:lvl>
-    <w:lvl w:ilvl="2">
+    <w:lvl w:ilvl="2" w:tentative="0">
       <w:start w:val="1"/>
       <w:numFmt w:val="decimal"/>
-      <w:pStyle w:val="Heading3"/>
+      <w:pStyle w:val="4"/>
       <w:lvlText w:val="%1.%2.%3."/>
       <w:lvlJc w:val="left"/>
       <w:pPr>
@@ -10360,10 +10451,10 @@
         <w:rFonts w:hint="default"/>
       </w:rPr>
     </w:lvl>
-    <w:lvl w:ilvl="3">
+    <w:lvl w:ilvl="3" w:tentative="0">
       <w:start w:val="1"/>
       <w:numFmt w:val="decimal"/>
-      <w:pStyle w:val="Heading4"/>
+      <w:pStyle w:val="5"/>
       <w:lvlText w:val="%1.%2.%3.%4."/>
       <w:lvlJc w:val="left"/>
       <w:pPr>
@@ -10373,10 +10464,10 @@
         <w:rFonts w:hint="default"/>
       </w:rPr>
     </w:lvl>
-    <w:lvl w:ilvl="4">
+    <w:lvl w:ilvl="4" w:tentative="0">
       <w:start w:val="1"/>
       <w:numFmt w:val="decimal"/>
-      <w:pStyle w:val="Heading5"/>
+      <w:pStyle w:val="6"/>
       <w:lvlText w:val="%1.%2.%3.%4.%5."/>
       <w:lvlJc w:val="left"/>
       <w:pPr>
@@ -10386,10 +10477,10 @@
         <w:rFonts w:hint="default"/>
       </w:rPr>
     </w:lvl>
-    <w:lvl w:ilvl="5">
+    <w:lvl w:ilvl="5" w:tentative="0">
       <w:start w:val="1"/>
       <w:numFmt w:val="decimal"/>
-      <w:pStyle w:val="Heading6"/>
+      <w:pStyle w:val="7"/>
       <w:lvlText w:val="%1.%2.%3.%4.%5.%6."/>
       <w:lvlJc w:val="left"/>
       <w:pPr>
@@ -10399,10 +10490,10 @@
         <w:rFonts w:hint="default"/>
       </w:rPr>
     </w:lvl>
-    <w:lvl w:ilvl="6">
+    <w:lvl w:ilvl="6" w:tentative="0">
       <w:start w:val="1"/>
       <w:numFmt w:val="decimal"/>
-      <w:pStyle w:val="Heading7"/>
+      <w:pStyle w:val="8"/>
       <w:lvlText w:val="%1.%2.%3.%4.%5.%6.%7."/>
       <w:lvlJc w:val="left"/>
       <w:pPr>
@@ -10412,10 +10503,10 @@
         <w:rFonts w:hint="default"/>
       </w:rPr>
     </w:lvl>
-    <w:lvl w:ilvl="7">
+    <w:lvl w:ilvl="7" w:tentative="0">
       <w:start w:val="1"/>
       <w:numFmt w:val="decimal"/>
-      <w:pStyle w:val="Heading8"/>
+      <w:pStyle w:val="9"/>
       <w:lvlText w:val="%1.%2.%3.%4.%5.%6.%7.%8."/>
       <w:lvlJc w:val="left"/>
       <w:pPr>
@@ -10425,10 +10516,10 @@
         <w:rFonts w:hint="default"/>
       </w:rPr>
     </w:lvl>
-    <w:lvl w:ilvl="8">
+    <w:lvl w:ilvl="8" w:tentative="0">
       <w:start w:val="1"/>
       <w:numFmt w:val="decimal"/>
-      <w:pStyle w:val="Heading9"/>
+      <w:pStyle w:val="10"/>
       <w:lvlText w:val="%1.%2.%3.%4.%5.%6.%7.%8.%9."/>
       <w:lvlJc w:val="left"/>
       <w:pPr>
@@ -10443,7 +10534,7 @@
     <w:nsid w:val="90518F2E"/>
     <w:multiLevelType w:val="singleLevel"/>
     <w:tmpl w:val="90518F2E"/>
-    <w:lvl w:ilvl="0">
+    <w:lvl w:ilvl="0" w:tentative="0">
       <w:start w:val="1"/>
       <w:numFmt w:val="decimal"/>
       <w:lvlText w:val="%1."/>
@@ -10460,7 +10551,7 @@
     <w:nsid w:val="9A7CB881"/>
     <w:multiLevelType w:val="singleLevel"/>
     <w:tmpl w:val="9A7CB881"/>
-    <w:lvl w:ilvl="0">
+    <w:lvl w:ilvl="0" w:tentative="0">
       <w:start w:val="1"/>
       <w:numFmt w:val="decimal"/>
       <w:lvlText w:val="(%1)"/>
@@ -10480,7 +10571,7 @@
     <w:nsid w:val="9E4DC3DF"/>
     <w:multiLevelType w:val="singleLevel"/>
     <w:tmpl w:val="9E4DC3DF"/>
-    <w:lvl w:ilvl="0">
+    <w:lvl w:ilvl="0" w:tentative="0">
       <w:start w:val="1"/>
       <w:numFmt w:val="decimal"/>
       <w:lvlText w:val="%1."/>
@@ -10497,7 +10588,7 @@
     <w:nsid w:val="B8445C10"/>
     <w:multiLevelType w:val="singleLevel"/>
     <w:tmpl w:val="B8445C10"/>
-    <w:lvl w:ilvl="0">
+    <w:lvl w:ilvl="0" w:tentative="0">
       <w:start w:val="1"/>
       <w:numFmt w:val="decimal"/>
       <w:lvlText w:val="%1."/>
@@ -10514,7 +10605,7 @@
     <w:nsid w:val="BAE19009"/>
     <w:multiLevelType w:val="singleLevel"/>
     <w:tmpl w:val="BAE19009"/>
-    <w:lvl w:ilvl="0">
+    <w:lvl w:ilvl="0" w:tentative="0">
       <w:start w:val="1"/>
       <w:numFmt w:val="decimal"/>
       <w:lvlText w:val="%1."/>
@@ -10531,7 +10622,7 @@
     <w:nsid w:val="BC139D5F"/>
     <w:multiLevelType w:val="singleLevel"/>
     <w:tmpl w:val="BC139D5F"/>
-    <w:lvl w:ilvl="0">
+    <w:lvl w:ilvl="0" w:tentative="0">
       <w:start w:val="1"/>
       <w:numFmt w:val="decimal"/>
       <w:lvlText w:val="%1."/>
@@ -10548,7 +10639,7 @@
     <w:nsid w:val="CA2CD86D"/>
     <w:multiLevelType w:val="singleLevel"/>
     <w:tmpl w:val="CA2CD86D"/>
-    <w:lvl w:ilvl="0">
+    <w:lvl w:ilvl="0" w:tentative="0">
       <w:start w:val="1"/>
       <w:numFmt w:val="decimal"/>
       <w:lvlText w:val="%1."/>
@@ -10565,7 +10656,7 @@
     <w:nsid w:val="DFC37815"/>
     <w:multiLevelType w:val="singleLevel"/>
     <w:tmpl w:val="DFC37815"/>
-    <w:lvl w:ilvl="0">
+    <w:lvl w:ilvl="0" w:tentative="0">
       <w:start w:val="1"/>
       <w:numFmt w:val="decimal"/>
       <w:lvlText w:val="%1."/>
@@ -10582,7 +10673,7 @@
     <w:nsid w:val="F9539CF3"/>
     <w:multiLevelType w:val="singleLevel"/>
     <w:tmpl w:val="F9539CF3"/>
-    <w:lvl w:ilvl="0">
+    <w:lvl w:ilvl="0" w:tentative="0">
       <w:start w:val="1"/>
       <w:numFmt w:val="decimal"/>
       <w:lvlText w:val="%1."/>
@@ -10599,7 +10690,7 @@
     <w:nsid w:val="0F06FBFA"/>
     <w:multiLevelType w:val="singleLevel"/>
     <w:tmpl w:val="0F06FBFA"/>
-    <w:lvl w:ilvl="0">
+    <w:lvl w:ilvl="0" w:tentative="0">
       <w:start w:val="1"/>
       <w:numFmt w:val="decimal"/>
       <w:lvlText w:val="(%1)"/>
@@ -10619,7 +10710,7 @@
     <w:nsid w:val="1AA3783B"/>
     <w:multiLevelType w:val="singleLevel"/>
     <w:tmpl w:val="1AA3783B"/>
-    <w:lvl w:ilvl="0">
+    <w:lvl w:ilvl="0" w:tentative="0">
       <w:start w:val="1"/>
       <w:numFmt w:val="decimal"/>
       <w:lvlText w:val="(%1)"/>
@@ -10639,7 +10730,7 @@
     <w:nsid w:val="1D943324"/>
     <w:multiLevelType w:val="singleLevel"/>
     <w:tmpl w:val="1D943324"/>
-    <w:lvl w:ilvl="0">
+    <w:lvl w:ilvl="0" w:tentative="0">
       <w:start w:val="1"/>
       <w:numFmt w:val="decimal"/>
       <w:lvlText w:val="%1."/>
@@ -10656,7 +10747,7 @@
     <w:nsid w:val="239E0A31"/>
     <w:multiLevelType w:val="singleLevel"/>
     <w:tmpl w:val="239E0A31"/>
-    <w:lvl w:ilvl="0">
+    <w:lvl w:ilvl="0" w:tentative="0">
       <w:start w:val="1"/>
       <w:numFmt w:val="decimal"/>
       <w:lvlText w:val="%1."/>
@@ -10673,7 +10764,7 @@
     <w:nsid w:val="2D7520D1"/>
     <w:multiLevelType w:val="singleLevel"/>
     <w:tmpl w:val="2D7520D1"/>
-    <w:lvl w:ilvl="0">
+    <w:lvl w:ilvl="0" w:tentative="0">
       <w:start w:val="1"/>
       <w:numFmt w:val="decimal"/>
       <w:lvlText w:val="%1."/>
@@ -10690,7 +10781,7 @@
     <w:nsid w:val="392F5C71"/>
     <w:multiLevelType w:val="singleLevel"/>
     <w:tmpl w:val="392F5C71"/>
-    <w:lvl w:ilvl="0">
+    <w:lvl w:ilvl="0" w:tentative="0">
       <w:start w:val="1"/>
       <w:numFmt w:val="decimal"/>
       <w:lvlText w:val="%1."/>
@@ -10707,7 +10798,7 @@
     <w:nsid w:val="3E4C7FDF"/>
     <w:multiLevelType w:val="singleLevel"/>
     <w:tmpl w:val="3E4C7FDF"/>
-    <w:lvl w:ilvl="0">
+    <w:lvl w:ilvl="0" w:tentative="0">
       <w:start w:val="1"/>
       <w:numFmt w:val="decimal"/>
       <w:lvlText w:val="%1."/>
@@ -10724,7 +10815,7 @@
     <w:nsid w:val="3ED2204D"/>
     <w:multiLevelType w:val="singleLevel"/>
     <w:tmpl w:val="3ED2204D"/>
-    <w:lvl w:ilvl="0">
+    <w:lvl w:ilvl="0" w:tentative="0">
       <w:start w:val="1"/>
       <w:numFmt w:val="decimal"/>
       <w:lvlText w:val="%1."/>
@@ -10741,7 +10832,7 @@
     <w:nsid w:val="504F211E"/>
     <w:multiLevelType w:val="singleLevel"/>
     <w:tmpl w:val="504F211E"/>
-    <w:lvl w:ilvl="0">
+    <w:lvl w:ilvl="0" w:tentative="0">
       <w:start w:val="1"/>
       <w:numFmt w:val="decimal"/>
       <w:lvlText w:val="%1."/>
@@ -10758,7 +10849,7 @@
     <w:nsid w:val="617FE68F"/>
     <w:multiLevelType w:val="singleLevel"/>
     <w:tmpl w:val="617FE68F"/>
-    <w:lvl w:ilvl="0">
+    <w:lvl w:ilvl="0" w:tentative="0">
       <w:start w:val="1"/>
       <w:numFmt w:val="decimal"/>
       <w:lvlText w:val="%1."/>
@@ -10775,7 +10866,7 @@
     <w:nsid w:val="63F819C8"/>
     <w:multiLevelType w:val="singleLevel"/>
     <w:tmpl w:val="63F819C8"/>
-    <w:lvl w:ilvl="0">
+    <w:lvl w:ilvl="0" w:tentative="0">
       <w:start w:val="1"/>
       <w:numFmt w:val="decimal"/>
       <w:lvlText w:val="%1."/>
@@ -10861,267 +10952,269 @@
 </file>
 
 <file path=word/styles.xml><?xml version="1.0" encoding="utf-8"?>
-<w:styles xmlns:mc="http://schemas.openxmlformats.org/markup-compatibility/2006" xmlns:r="http://schemas.openxmlformats.org/officeDocument/2006/relationships" xmlns:w="http://schemas.openxmlformats.org/wordprocessingml/2006/main" xmlns:w14="http://schemas.microsoft.com/office/word/2010/wordml" xmlns:w15="http://schemas.microsoft.com/office/word/2012/wordml" mc:Ignorable="w14 w15">
+<w:styles xmlns:mc="http://schemas.openxmlformats.org/markup-compatibility/2006" xmlns:o="urn:schemas-microsoft-com:office:office" xmlns:r="http://schemas.openxmlformats.org/officeDocument/2006/relationships" xmlns:m="http://schemas.openxmlformats.org/officeDocument/2006/math" xmlns:v="urn:schemas-microsoft-com:vml" xmlns:w="http://schemas.openxmlformats.org/wordprocessingml/2006/main" xmlns:w14="http://schemas.microsoft.com/office/word/2010/wordml" xmlns:w10="urn:schemas-microsoft-com:office:word" xmlns:sl="http://schemas.openxmlformats.org/schemaLibrary/2006/main" xmlns:wpsCustomData="http://www.wps.cn/officeDocument/2013/wpsCustomData" mc:Ignorable="w14">
   <w:docDefaults>
     <w:rPrDefault>
       <w:rPr>
-        <w:rFonts w:ascii="Times New Roman" w:eastAsia="宋体" w:hAnsi="Times New Roman" w:cs="Times New Roman"/>
+        <w:rFonts w:ascii="Times New Roman" w:hAnsi="Times New Roman" w:eastAsia="宋体" w:cs="Times New Roman"/>
       </w:rPr>
     </w:rPrDefault>
     <w:pPrDefault/>
   </w:docDefaults>
-  <w:latentStyles w:defLockedState="0" w:defUIPriority="99" w:defSemiHidden="1" w:defUnhideWhenUsed="1" w:defQFormat="0" w:count="260">
-    <w:lsdException w:name="Normal" w:semiHidden="0" w:uiPriority="0" w:unhideWhenUsed="0" w:qFormat="1"/>
-    <w:lsdException w:name="heading 1" w:semiHidden="0" w:uiPriority="0" w:unhideWhenUsed="0" w:qFormat="1"/>
-    <w:lsdException w:name="heading 2" w:semiHidden="0" w:uiPriority="0" w:qFormat="1"/>
-    <w:lsdException w:name="heading 3" w:uiPriority="0" w:qFormat="1"/>
-    <w:lsdException w:name="heading 4" w:semiHidden="0" w:uiPriority="0" w:qFormat="1"/>
-    <w:lsdException w:name="heading 5" w:uiPriority="0" w:qFormat="1"/>
-    <w:lsdException w:name="heading 6" w:uiPriority="0" w:qFormat="1"/>
-    <w:lsdException w:name="heading 7" w:uiPriority="0" w:qFormat="1"/>
-    <w:lsdException w:name="heading 8" w:uiPriority="0" w:qFormat="1"/>
-    <w:lsdException w:name="heading 9" w:uiPriority="0" w:qFormat="1"/>
-    <w:lsdException w:name="index 1" w:semiHidden="0" w:uiPriority="0" w:unhideWhenUsed="0"/>
-    <w:lsdException w:name="index 2" w:semiHidden="0" w:uiPriority="0" w:unhideWhenUsed="0"/>
-    <w:lsdException w:name="index 3" w:semiHidden="0" w:uiPriority="0" w:unhideWhenUsed="0"/>
-    <w:lsdException w:name="index 4" w:semiHidden="0" w:uiPriority="0" w:unhideWhenUsed="0"/>
-    <w:lsdException w:name="index 5" w:semiHidden="0" w:uiPriority="0" w:unhideWhenUsed="0"/>
-    <w:lsdException w:name="index 6" w:semiHidden="0" w:uiPriority="0" w:unhideWhenUsed="0"/>
-    <w:lsdException w:name="index 7" w:semiHidden="0" w:uiPriority="0" w:unhideWhenUsed="0"/>
-    <w:lsdException w:name="index 8" w:semiHidden="0" w:uiPriority="0" w:unhideWhenUsed="0"/>
-    <w:lsdException w:name="index 9" w:semiHidden="0" w:uiPriority="0" w:unhideWhenUsed="0"/>
-    <w:lsdException w:name="toc 1" w:semiHidden="0" w:uiPriority="0" w:unhideWhenUsed="0" w:qFormat="1"/>
-    <w:lsdException w:name="toc 2" w:semiHidden="0" w:uiPriority="0" w:unhideWhenUsed="0" w:qFormat="1"/>
-    <w:lsdException w:name="toc 3" w:semiHidden="0" w:uiPriority="0" w:unhideWhenUsed="0" w:qFormat="1"/>
-    <w:lsdException w:name="toc 4" w:semiHidden="0" w:uiPriority="0" w:unhideWhenUsed="0"/>
-    <w:lsdException w:name="toc 5" w:semiHidden="0" w:uiPriority="0" w:unhideWhenUsed="0"/>
-    <w:lsdException w:name="toc 6" w:semiHidden="0" w:uiPriority="0" w:unhideWhenUsed="0"/>
-    <w:lsdException w:name="toc 7" w:semiHidden="0" w:uiPriority="0" w:unhideWhenUsed="0"/>
-    <w:lsdException w:name="toc 8" w:semiHidden="0" w:uiPriority="0" w:unhideWhenUsed="0"/>
-    <w:lsdException w:name="toc 9" w:semiHidden="0" w:uiPriority="0" w:unhideWhenUsed="0"/>
-    <w:lsdException w:name="Normal Indent" w:semiHidden="0" w:uiPriority="0" w:unhideWhenUsed="0"/>
-    <w:lsdException w:name="footnote text" w:semiHidden="0" w:uiPriority="0" w:unhideWhenUsed="0"/>
-    <w:lsdException w:name="annotation text" w:semiHidden="0" w:uiPriority="0" w:unhideWhenUsed="0" w:qFormat="1"/>
-    <w:lsdException w:name="header" w:semiHidden="0" w:uiPriority="0" w:unhideWhenUsed="0" w:qFormat="1"/>
-    <w:lsdException w:name="footer" w:semiHidden="0" w:uiPriority="0" w:unhideWhenUsed="0" w:qFormat="1"/>
-    <w:lsdException w:name="index heading" w:semiHidden="0" w:uiPriority="0" w:unhideWhenUsed="0"/>
-    <w:lsdException w:name="caption" w:uiPriority="0" w:qFormat="1"/>
-    <w:lsdException w:name="table of figures" w:semiHidden="0" w:uiPriority="0" w:unhideWhenUsed="0"/>
-    <w:lsdException w:name="envelope address" w:semiHidden="0" w:uiPriority="0" w:unhideWhenUsed="0"/>
-    <w:lsdException w:name="envelope return" w:semiHidden="0" w:uiPriority="0" w:unhideWhenUsed="0"/>
-    <w:lsdException w:name="footnote reference" w:semiHidden="0" w:uiPriority="0" w:unhideWhenUsed="0"/>
-    <w:lsdException w:name="annotation reference" w:semiHidden="0" w:uiPriority="0" w:unhideWhenUsed="0"/>
-    <w:lsdException w:name="line number" w:semiHidden="0" w:uiPriority="0" w:unhideWhenUsed="0"/>
-    <w:lsdException w:name="page number" w:semiHidden="0" w:uiPriority="0" w:unhideWhenUsed="0"/>
-    <w:lsdException w:name="endnote reference" w:semiHidden="0" w:uiPriority="0" w:unhideWhenUsed="0"/>
-    <w:lsdException w:name="endnote text" w:semiHidden="0" w:uiPriority="0" w:unhideWhenUsed="0"/>
-    <w:lsdException w:name="table of authorities" w:semiHidden="0" w:uiPriority="0" w:unhideWhenUsed="0"/>
-    <w:lsdException w:name="macro" w:semiHidden="0" w:uiPriority="0" w:unhideWhenUsed="0"/>
-    <w:lsdException w:name="toa heading" w:semiHidden="0" w:uiPriority="0" w:unhideWhenUsed="0"/>
-    <w:lsdException w:name="List" w:semiHidden="0" w:uiPriority="0" w:unhideWhenUsed="0"/>
-    <w:lsdException w:name="List Bullet" w:semiHidden="0" w:uiPriority="0" w:unhideWhenUsed="0"/>
-    <w:lsdException w:name="List Number" w:semiHidden="0" w:uiPriority="0" w:unhideWhenUsed="0"/>
-    <w:lsdException w:name="List 2" w:semiHidden="0" w:uiPriority="0" w:unhideWhenUsed="0"/>
-    <w:lsdException w:name="List 3" w:semiHidden="0" w:uiPriority="0" w:unhideWhenUsed="0"/>
-    <w:lsdException w:name="List 4" w:semiHidden="0" w:uiPriority="0" w:unhideWhenUsed="0"/>
-    <w:lsdException w:name="List 5" w:semiHidden="0" w:uiPriority="0" w:unhideWhenUsed="0"/>
-    <w:lsdException w:name="List Bullet 2" w:semiHidden="0" w:uiPriority="0" w:unhideWhenUsed="0"/>
-    <w:lsdException w:name="List Bullet 3" w:semiHidden="0" w:uiPriority="0" w:unhideWhenUsed="0"/>
-    <w:lsdException w:name="List Bullet 4" w:semiHidden="0" w:uiPriority="0" w:unhideWhenUsed="0"/>
-    <w:lsdException w:name="List Bullet 5" w:semiHidden="0" w:uiPriority="0" w:unhideWhenUsed="0"/>
-    <w:lsdException w:name="List Number 2" w:semiHidden="0" w:uiPriority="0" w:unhideWhenUsed="0"/>
-    <w:lsdException w:name="List Number 3" w:semiHidden="0" w:uiPriority="0" w:unhideWhenUsed="0"/>
-    <w:lsdException w:name="List Number 4" w:semiHidden="0" w:uiPriority="0" w:unhideWhenUsed="0"/>
-    <w:lsdException w:name="List Number 5" w:semiHidden="0" w:uiPriority="0" w:unhideWhenUsed="0"/>
-    <w:lsdException w:name="Title" w:semiHidden="0" w:uiPriority="0" w:unhideWhenUsed="0" w:qFormat="1"/>
-    <w:lsdException w:name="Closing" w:semiHidden="0" w:uiPriority="0" w:unhideWhenUsed="0"/>
-    <w:lsdException w:name="Signature" w:semiHidden="0" w:uiPriority="0" w:unhideWhenUsed="0"/>
-    <w:lsdException w:name="Default Paragraph Font" w:uiPriority="0" w:unhideWhenUsed="0" w:qFormat="1"/>
-    <w:lsdException w:name="Body Text" w:uiPriority="0" w:unhideWhenUsed="0" w:qFormat="1"/>
-    <w:lsdException w:name="Body Text Indent" w:semiHidden="0" w:uiPriority="0" w:unhideWhenUsed="0"/>
-    <w:lsdException w:name="List Continue" w:semiHidden="0" w:uiPriority="0" w:unhideWhenUsed="0"/>
-    <w:lsdException w:name="List Continue 2" w:semiHidden="0" w:uiPriority="0" w:unhideWhenUsed="0"/>
-    <w:lsdException w:name="List Continue 3" w:semiHidden="0" w:uiPriority="0" w:unhideWhenUsed="0"/>
-    <w:lsdException w:name="List Continue 4" w:semiHidden="0" w:uiPriority="0" w:unhideWhenUsed="0"/>
-    <w:lsdException w:name="List Continue 5" w:semiHidden="0" w:uiPriority="0" w:unhideWhenUsed="0"/>
-    <w:lsdException w:name="Message Header" w:semiHidden="0" w:uiPriority="0" w:unhideWhenUsed="0"/>
-    <w:lsdException w:name="Subtitle" w:semiHidden="0" w:uiPriority="0" w:unhideWhenUsed="0" w:qFormat="1"/>
-    <w:lsdException w:name="Salutation" w:semiHidden="0" w:uiPriority="0" w:unhideWhenUsed="0"/>
-    <w:lsdException w:name="Date" w:semiHidden="0" w:uiPriority="0" w:unhideWhenUsed="0"/>
-    <w:lsdException w:name="Body Text First Indent" w:semiHidden="0" w:uiPriority="0" w:unhideWhenUsed="0"/>
-    <w:lsdException w:name="Body Text First Indent 2" w:semiHidden="0" w:uiPriority="0" w:unhideWhenUsed="0"/>
-    <w:lsdException w:name="Body Text 2" w:semiHidden="0" w:uiPriority="0" w:unhideWhenUsed="0"/>
-    <w:lsdException w:name="Body Text 3" w:semiHidden="0" w:uiPriority="0" w:unhideWhenUsed="0"/>
-    <w:lsdException w:name="Body Text Indent 2" w:semiHidden="0" w:uiPriority="0" w:unhideWhenUsed="0"/>
-    <w:lsdException w:name="Body Text Indent 3" w:semiHidden="0" w:uiPriority="0" w:unhideWhenUsed="0"/>
-    <w:lsdException w:name="Block Text" w:semiHidden="0" w:uiPriority="0" w:unhideWhenUsed="0"/>
-    <w:lsdException w:name="Hyperlink" w:semiHidden="0" w:uiPriority="0" w:unhideWhenUsed="0"/>
-    <w:lsdException w:name="FollowedHyperlink" w:semiHidden="0" w:uiPriority="0" w:unhideWhenUsed="0"/>
-    <w:lsdException w:name="Strong" w:semiHidden="0" w:uiPriority="0" w:unhideWhenUsed="0" w:qFormat="1"/>
-    <w:lsdException w:name="Emphasis" w:semiHidden="0" w:uiPriority="0" w:unhideWhenUsed="0" w:qFormat="1"/>
-    <w:lsdException w:name="Document Map" w:semiHidden="0" w:uiPriority="0" w:unhideWhenUsed="0"/>
-    <w:lsdException w:name="Plain Text" w:semiHidden="0" w:uiPriority="0" w:unhideWhenUsed="0"/>
-    <w:lsdException w:name="E-mail Signature" w:semiHidden="0" w:uiPriority="0" w:unhideWhenUsed="0"/>
-    <w:lsdException w:name="Normal (Web)" w:semiHidden="0" w:uiPriority="0" w:unhideWhenUsed="0" w:qFormat="1"/>
-    <w:lsdException w:name="HTML Acronym" w:semiHidden="0" w:uiPriority="0" w:unhideWhenUsed="0"/>
-    <w:lsdException w:name="HTML Address" w:semiHidden="0" w:uiPriority="0" w:unhideWhenUsed="0"/>
-    <w:lsdException w:name="HTML Cite" w:semiHidden="0" w:uiPriority="0" w:unhideWhenUsed="0"/>
-    <w:lsdException w:name="HTML Code" w:semiHidden="0" w:uiPriority="0" w:unhideWhenUsed="0"/>
-    <w:lsdException w:name="HTML Definition" w:semiHidden="0" w:uiPriority="0" w:unhideWhenUsed="0"/>
-    <w:lsdException w:name="HTML Keyboard" w:semiHidden="0" w:uiPriority="0" w:unhideWhenUsed="0"/>
-    <w:lsdException w:name="HTML Preformatted" w:semiHidden="0" w:uiPriority="0" w:unhideWhenUsed="0"/>
-    <w:lsdException w:name="HTML Sample" w:semiHidden="0" w:uiPriority="0" w:unhideWhenUsed="0"/>
-    <w:lsdException w:name="HTML Typewriter" w:semiHidden="0" w:uiPriority="0" w:unhideWhenUsed="0"/>
-    <w:lsdException w:name="HTML Variable" w:semiHidden="0" w:uiPriority="0" w:unhideWhenUsed="0"/>
-    <w:lsdException w:name="Normal Table" w:uiPriority="0" w:unhideWhenUsed="0" w:qFormat="1"/>
-    <w:lsdException w:name="annotation subject" w:semiHidden="0" w:uiPriority="0" w:unhideWhenUsed="0"/>
-    <w:lsdException w:name="Table Simple 1" w:semiHidden="0" w:uiPriority="0" w:unhideWhenUsed="0"/>
-    <w:lsdException w:name="Table Simple 2" w:semiHidden="0" w:uiPriority="0" w:unhideWhenUsed="0"/>
-    <w:lsdException w:name="Table Simple 3" w:semiHidden="0" w:uiPriority="0" w:unhideWhenUsed="0"/>
-    <w:lsdException w:name="Table Classic 1" w:semiHidden="0" w:uiPriority="0" w:unhideWhenUsed="0"/>
-    <w:lsdException w:name="Table Classic 2" w:semiHidden="0" w:uiPriority="0" w:unhideWhenUsed="0"/>
-    <w:lsdException w:name="Table Classic 3" w:semiHidden="0" w:uiPriority="0" w:unhideWhenUsed="0"/>
-    <w:lsdException w:name="Table Classic 4" w:semiHidden="0" w:uiPriority="0" w:unhideWhenUsed="0"/>
-    <w:lsdException w:name="Table Colorful 1" w:semiHidden="0" w:uiPriority="0" w:unhideWhenUsed="0"/>
-    <w:lsdException w:name="Table Colorful 2" w:semiHidden="0" w:uiPriority="0" w:unhideWhenUsed="0"/>
-    <w:lsdException w:name="Table Colorful 3" w:semiHidden="0" w:uiPriority="0" w:unhideWhenUsed="0"/>
-    <w:lsdException w:name="Table Columns 1" w:semiHidden="0" w:uiPriority="0" w:unhideWhenUsed="0"/>
-    <w:lsdException w:name="Table Columns 2" w:semiHidden="0" w:uiPriority="0" w:unhideWhenUsed="0"/>
-    <w:lsdException w:name="Table Columns 3" w:semiHidden="0" w:uiPriority="0" w:unhideWhenUsed="0"/>
-    <w:lsdException w:name="Table Columns 4" w:semiHidden="0" w:uiPriority="0" w:unhideWhenUsed="0"/>
-    <w:lsdException w:name="Table Columns 5" w:semiHidden="0" w:uiPriority="0" w:unhideWhenUsed="0"/>
-    <w:lsdException w:name="Table Grid 1" w:semiHidden="0" w:uiPriority="0" w:unhideWhenUsed="0"/>
-    <w:lsdException w:name="Table Grid 2" w:semiHidden="0" w:uiPriority="0" w:unhideWhenUsed="0"/>
-    <w:lsdException w:name="Table Grid 3" w:semiHidden="0" w:uiPriority="0" w:unhideWhenUsed="0"/>
-    <w:lsdException w:name="Table Grid 4" w:semiHidden="0" w:uiPriority="0" w:unhideWhenUsed="0"/>
-    <w:lsdException w:name="Table Grid 5" w:semiHidden="0" w:uiPriority="0" w:unhideWhenUsed="0"/>
-    <w:lsdException w:name="Table Grid 6" w:semiHidden="0" w:uiPriority="0" w:unhideWhenUsed="0"/>
-    <w:lsdException w:name="Table Grid 7" w:semiHidden="0" w:uiPriority="0" w:unhideWhenUsed="0"/>
-    <w:lsdException w:name="Table Grid 8" w:semiHidden="0" w:uiPriority="0" w:unhideWhenUsed="0"/>
-    <w:lsdException w:name="Table List 1" w:semiHidden="0" w:uiPriority="0" w:unhideWhenUsed="0"/>
-    <w:lsdException w:name="Table List 2" w:semiHidden="0" w:uiPriority="0" w:unhideWhenUsed="0"/>
-    <w:lsdException w:name="Table List 3" w:semiHidden="0" w:uiPriority="0" w:unhideWhenUsed="0"/>
-    <w:lsdException w:name="Table List 4" w:semiHidden="0" w:uiPriority="0" w:unhideWhenUsed="0"/>
-    <w:lsdException w:name="Table List 5" w:semiHidden="0" w:uiPriority="0" w:unhideWhenUsed="0"/>
-    <w:lsdException w:name="Table List 6" w:semiHidden="0" w:uiPriority="0" w:unhideWhenUsed="0"/>
-    <w:lsdException w:name="Table List 7" w:semiHidden="0" w:uiPriority="0" w:unhideWhenUsed="0"/>
-    <w:lsdException w:name="Table List 8" w:semiHidden="0" w:uiPriority="0" w:unhideWhenUsed="0"/>
-    <w:lsdException w:name="Table 3D effects 1" w:semiHidden="0" w:uiPriority="0" w:unhideWhenUsed="0"/>
-    <w:lsdException w:name="Table 3D effects 2" w:semiHidden="0" w:uiPriority="0" w:unhideWhenUsed="0"/>
-    <w:lsdException w:name="Table 3D effects 3" w:semiHidden="0" w:uiPriority="0" w:unhideWhenUsed="0"/>
-    <w:lsdException w:name="Table Contemporary" w:semiHidden="0" w:uiPriority="0" w:unhideWhenUsed="0"/>
-    <w:lsdException w:name="Table Elegant" w:semiHidden="0" w:uiPriority="0" w:unhideWhenUsed="0"/>
-    <w:lsdException w:name="Table Professional" w:semiHidden="0" w:uiPriority="0" w:unhideWhenUsed="0"/>
-    <w:lsdException w:name="Table Subtle 1" w:semiHidden="0" w:uiPriority="0" w:unhideWhenUsed="0"/>
-    <w:lsdException w:name="Table Subtle 2" w:semiHidden="0" w:uiPriority="0" w:unhideWhenUsed="0"/>
-    <w:lsdException w:name="Table Web 1" w:semiHidden="0" w:uiPriority="0" w:unhideWhenUsed="0"/>
-    <w:lsdException w:name="Table Web 2" w:semiHidden="0" w:uiPriority="0" w:unhideWhenUsed="0"/>
-    <w:lsdException w:name="Table Web 3" w:semiHidden="0" w:uiPriority="0" w:unhideWhenUsed="0"/>
-    <w:lsdException w:name="Balloon Text" w:semiHidden="0" w:uiPriority="0" w:unhideWhenUsed="0"/>
-    <w:lsdException w:name="Table Grid" w:semiHidden="0" w:uiPriority="0" w:unhideWhenUsed="0" w:qFormat="1"/>
-    <w:lsdException w:name="Table Theme" w:semiHidden="0" w:uiPriority="0" w:unhideWhenUsed="0"/>
-    <w:lsdException w:name="Light Shading" w:semiHidden="0" w:uiPriority="60" w:unhideWhenUsed="0"/>
-    <w:lsdException w:name="Light List" w:semiHidden="0" w:uiPriority="61" w:unhideWhenUsed="0"/>
-    <w:lsdException w:name="Light Grid" w:semiHidden="0" w:uiPriority="62" w:unhideWhenUsed="0"/>
-    <w:lsdException w:name="Medium Shading 1" w:semiHidden="0" w:uiPriority="63" w:unhideWhenUsed="0"/>
-    <w:lsdException w:name="Medium Shading 2" w:semiHidden="0" w:uiPriority="64" w:unhideWhenUsed="0"/>
-    <w:lsdException w:name="Medium List 1" w:semiHidden="0" w:uiPriority="65" w:unhideWhenUsed="0"/>
-    <w:lsdException w:name="Medium List 2" w:semiHidden="0" w:uiPriority="66" w:unhideWhenUsed="0"/>
-    <w:lsdException w:name="Medium Grid 1" w:semiHidden="0" w:uiPriority="67" w:unhideWhenUsed="0"/>
-    <w:lsdException w:name="Medium Grid 2" w:semiHidden="0" w:uiPriority="68" w:unhideWhenUsed="0"/>
-    <w:lsdException w:name="Medium Grid 3" w:semiHidden="0" w:uiPriority="69" w:unhideWhenUsed="0"/>
-    <w:lsdException w:name="Dark List" w:semiHidden="0" w:uiPriority="70" w:unhideWhenUsed="0"/>
-    <w:lsdException w:name="Colorful Shading" w:semiHidden="0" w:uiPriority="71" w:unhideWhenUsed="0"/>
-    <w:lsdException w:name="Colorful List" w:semiHidden="0" w:uiPriority="72" w:unhideWhenUsed="0"/>
-    <w:lsdException w:name="Colorful Grid" w:semiHidden="0" w:uiPriority="73" w:unhideWhenUsed="0"/>
-    <w:lsdException w:name="Light Shading Accent 1" w:semiHidden="0" w:uiPriority="60" w:unhideWhenUsed="0"/>
-    <w:lsdException w:name="Light List Accent 1" w:semiHidden="0" w:uiPriority="61" w:unhideWhenUsed="0"/>
-    <w:lsdException w:name="Light Grid Accent 1" w:semiHidden="0" w:uiPriority="62" w:unhideWhenUsed="0"/>
-    <w:lsdException w:name="Medium Shading 1 Accent 1" w:semiHidden="0" w:uiPriority="63" w:unhideWhenUsed="0"/>
-    <w:lsdException w:name="Medium Shading 2 Accent 1" w:semiHidden="0" w:uiPriority="64" w:unhideWhenUsed="0"/>
-    <w:lsdException w:name="Medium List 1 Accent 1" w:semiHidden="0" w:uiPriority="65" w:unhideWhenUsed="0"/>
-    <w:lsdException w:name="Medium List 2 Accent 1" w:semiHidden="0" w:uiPriority="66" w:unhideWhenUsed="0"/>
-    <w:lsdException w:name="Medium Grid 1 Accent 1" w:semiHidden="0" w:uiPriority="67" w:unhideWhenUsed="0"/>
-    <w:lsdException w:name="Medium Grid 2 Accent 1" w:semiHidden="0" w:uiPriority="68" w:unhideWhenUsed="0"/>
-    <w:lsdException w:name="Medium Grid 3 Accent 1" w:semiHidden="0" w:uiPriority="69" w:unhideWhenUsed="0"/>
-    <w:lsdException w:name="Dark List Accent 1" w:semiHidden="0" w:uiPriority="70" w:unhideWhenUsed="0"/>
-    <w:lsdException w:name="Colorful Shading Accent 1" w:semiHidden="0" w:uiPriority="71" w:unhideWhenUsed="0"/>
-    <w:lsdException w:name="Colorful List Accent 1" w:semiHidden="0" w:uiPriority="72" w:unhideWhenUsed="0"/>
-    <w:lsdException w:name="Colorful Grid Accent 1" w:semiHidden="0" w:uiPriority="73" w:unhideWhenUsed="0"/>
-    <w:lsdException w:name="Light Shading Accent 2" w:semiHidden="0" w:uiPriority="60" w:unhideWhenUsed="0"/>
-    <w:lsdException w:name="Light List Accent 2" w:semiHidden="0" w:uiPriority="61" w:unhideWhenUsed="0"/>
-    <w:lsdException w:name="Light Grid Accent 2" w:semiHidden="0" w:uiPriority="62" w:unhideWhenUsed="0"/>
-    <w:lsdException w:name="Medium Shading 1 Accent 2" w:semiHidden="0" w:uiPriority="63" w:unhideWhenUsed="0"/>
-    <w:lsdException w:name="Medium Shading 2 Accent 2" w:semiHidden="0" w:uiPriority="64" w:unhideWhenUsed="0"/>
-    <w:lsdException w:name="Medium List 1 Accent 2" w:semiHidden="0" w:uiPriority="65" w:unhideWhenUsed="0"/>
-    <w:lsdException w:name="Medium List 2 Accent 2" w:semiHidden="0" w:uiPriority="66" w:unhideWhenUsed="0"/>
-    <w:lsdException w:name="Medium Grid 1 Accent 2" w:semiHidden="0" w:uiPriority="67" w:unhideWhenUsed="0"/>
-    <w:lsdException w:name="Medium Grid 2 Accent 2" w:semiHidden="0" w:uiPriority="68" w:unhideWhenUsed="0"/>
-    <w:lsdException w:name="Medium Grid 3 Accent 2" w:semiHidden="0" w:uiPriority="69" w:unhideWhenUsed="0"/>
-    <w:lsdException w:name="Dark List Accent 2" w:semiHidden="0" w:uiPriority="70" w:unhideWhenUsed="0"/>
-    <w:lsdException w:name="Colorful Shading Accent 2" w:semiHidden="0" w:uiPriority="71" w:unhideWhenUsed="0"/>
-    <w:lsdException w:name="Colorful List Accent 2" w:semiHidden="0" w:uiPriority="72" w:unhideWhenUsed="0"/>
-    <w:lsdException w:name="Colorful Grid Accent 2" w:semiHidden="0" w:uiPriority="73" w:unhideWhenUsed="0"/>
-    <w:lsdException w:name="Light Shading Accent 3" w:semiHidden="0" w:uiPriority="60" w:unhideWhenUsed="0"/>
-    <w:lsdException w:name="Light List Accent 3" w:semiHidden="0" w:uiPriority="61" w:unhideWhenUsed="0"/>
-    <w:lsdException w:name="Light Grid Accent 3" w:semiHidden="0" w:uiPriority="62" w:unhideWhenUsed="0"/>
-    <w:lsdException w:name="Medium Shading 1 Accent 3" w:semiHidden="0" w:uiPriority="63" w:unhideWhenUsed="0"/>
-    <w:lsdException w:name="Medium Shading 2 Accent 3" w:semiHidden="0" w:uiPriority="64" w:unhideWhenUsed="0"/>
-    <w:lsdException w:name="Medium List 1 Accent 3" w:semiHidden="0" w:uiPriority="65" w:unhideWhenUsed="0"/>
-    <w:lsdException w:name="Medium List 2 Accent 3" w:semiHidden="0" w:uiPriority="66" w:unhideWhenUsed="0"/>
-    <w:lsdException w:name="Medium Grid 1 Accent 3" w:semiHidden="0" w:uiPriority="67" w:unhideWhenUsed="0"/>
-    <w:lsdException w:name="Medium Grid 2 Accent 3" w:semiHidden="0" w:uiPriority="68" w:unhideWhenUsed="0"/>
-    <w:lsdException w:name="Medium Grid 3 Accent 3" w:semiHidden="0" w:uiPriority="69" w:unhideWhenUsed="0"/>
-    <w:lsdException w:name="Dark List Accent 3" w:semiHidden="0" w:uiPriority="70" w:unhideWhenUsed="0"/>
-    <w:lsdException w:name="Colorful Shading Accent 3" w:semiHidden="0" w:uiPriority="71" w:unhideWhenUsed="0"/>
-    <w:lsdException w:name="Colorful List Accent 3" w:semiHidden="0" w:uiPriority="72" w:unhideWhenUsed="0"/>
-    <w:lsdException w:name="Colorful Grid Accent 3" w:semiHidden="0" w:uiPriority="73" w:unhideWhenUsed="0"/>
-    <w:lsdException w:name="Light Shading Accent 4" w:semiHidden="0" w:uiPriority="60" w:unhideWhenUsed="0"/>
-    <w:lsdException w:name="Light List Accent 4" w:semiHidden="0" w:uiPriority="61" w:unhideWhenUsed="0"/>
-    <w:lsdException w:name="Light Grid Accent 4" w:semiHidden="0" w:uiPriority="62" w:unhideWhenUsed="0"/>
-    <w:lsdException w:name="Medium Shading 1 Accent 4" w:semiHidden="0" w:uiPriority="63" w:unhideWhenUsed="0"/>
-    <w:lsdException w:name="Medium Shading 2 Accent 4" w:semiHidden="0" w:uiPriority="64" w:unhideWhenUsed="0"/>
-    <w:lsdException w:name="Medium List 1 Accent 4" w:semiHidden="0" w:uiPriority="65" w:unhideWhenUsed="0"/>
-    <w:lsdException w:name="Medium List 2 Accent 4" w:semiHidden="0" w:uiPriority="66" w:unhideWhenUsed="0"/>
-    <w:lsdException w:name="Medium Grid 1 Accent 4" w:semiHidden="0" w:uiPriority="67" w:unhideWhenUsed="0"/>
-    <w:lsdException w:name="Medium Grid 2 Accent 4" w:semiHidden="0" w:uiPriority="68" w:unhideWhenUsed="0"/>
-    <w:lsdException w:name="Medium Grid 3 Accent 4" w:semiHidden="0" w:uiPriority="69" w:unhideWhenUsed="0"/>
-    <w:lsdException w:name="Dark List Accent 4" w:semiHidden="0" w:uiPriority="70" w:unhideWhenUsed="0"/>
-    <w:lsdException w:name="Colorful Shading Accent 4" w:semiHidden="0" w:uiPriority="71" w:unhideWhenUsed="0"/>
-    <w:lsdException w:name="Colorful List Accent 4" w:semiHidden="0" w:uiPriority="72" w:unhideWhenUsed="0"/>
-    <w:lsdException w:name="Colorful Grid Accent 4" w:semiHidden="0" w:uiPriority="73" w:unhideWhenUsed="0"/>
-    <w:lsdException w:name="Light Shading Accent 5" w:semiHidden="0" w:uiPriority="60" w:unhideWhenUsed="0"/>
-    <w:lsdException w:name="Light List Accent 5" w:semiHidden="0" w:uiPriority="61" w:unhideWhenUsed="0"/>
-    <w:lsdException w:name="Light Grid Accent 5" w:semiHidden="0" w:uiPriority="62" w:unhideWhenUsed="0"/>
-    <w:lsdException w:name="Medium Shading 1 Accent 5" w:semiHidden="0" w:uiPriority="63" w:unhideWhenUsed="0"/>
-    <w:lsdException w:name="Medium Shading 2 Accent 5" w:semiHidden="0" w:uiPriority="64" w:unhideWhenUsed="0"/>
-    <w:lsdException w:name="Medium List 1 Accent 5" w:semiHidden="0" w:uiPriority="65" w:unhideWhenUsed="0"/>
-    <w:lsdException w:name="Medium List 2 Accent 5" w:semiHidden="0" w:uiPriority="66" w:unhideWhenUsed="0"/>
-    <w:lsdException w:name="Medium Grid 1 Accent 5" w:semiHidden="0" w:uiPriority="67" w:unhideWhenUsed="0"/>
-    <w:lsdException w:name="Medium Grid 2 Accent 5" w:semiHidden="0" w:uiPriority="68" w:unhideWhenUsed="0"/>
-    <w:lsdException w:name="Medium Grid 3 Accent 5" w:semiHidden="0" w:uiPriority="69" w:unhideWhenUsed="0"/>
-    <w:lsdException w:name="Dark List Accent 5" w:semiHidden="0" w:uiPriority="70" w:unhideWhenUsed="0"/>
-    <w:lsdException w:name="Colorful Shading Accent 5" w:semiHidden="0" w:uiPriority="71" w:unhideWhenUsed="0"/>
-    <w:lsdException w:name="Colorful List Accent 5" w:semiHidden="0" w:uiPriority="72" w:unhideWhenUsed="0"/>
-    <w:lsdException w:name="Colorful Grid Accent 5" w:semiHidden="0" w:uiPriority="73" w:unhideWhenUsed="0"/>
-    <w:lsdException w:name="Light Shading Accent 6" w:semiHidden="0" w:uiPriority="60" w:unhideWhenUsed="0"/>
-    <w:lsdException w:name="Light List Accent 6" w:semiHidden="0" w:uiPriority="61" w:unhideWhenUsed="0"/>
-    <w:lsdException w:name="Light Grid Accent 6" w:semiHidden="0" w:uiPriority="62" w:unhideWhenUsed="0"/>
-    <w:lsdException w:name="Medium Shading 1 Accent 6" w:semiHidden="0" w:uiPriority="63" w:unhideWhenUsed="0"/>
-    <w:lsdException w:name="Medium Shading 2 Accent 6" w:semiHidden="0" w:uiPriority="64" w:unhideWhenUsed="0"/>
-    <w:lsdException w:name="Medium List 1 Accent 6" w:semiHidden="0" w:uiPriority="65" w:unhideWhenUsed="0"/>
-    <w:lsdException w:name="Medium List 2 Accent 6" w:semiHidden="0" w:uiPriority="66" w:unhideWhenUsed="0"/>
-    <w:lsdException w:name="Medium Grid 1 Accent 6" w:semiHidden="0" w:uiPriority="67" w:unhideWhenUsed="0"/>
-    <w:lsdException w:name="Medium Grid 2 Accent 6" w:semiHidden="0" w:uiPriority="68" w:unhideWhenUsed="0"/>
-    <w:lsdException w:name="Medium Grid 3 Accent 6" w:semiHidden="0" w:uiPriority="69" w:unhideWhenUsed="0"/>
-    <w:lsdException w:name="Dark List Accent 6" w:semiHidden="0" w:uiPriority="70" w:unhideWhenUsed="0"/>
-    <w:lsdException w:name="Colorful Shading Accent 6" w:semiHidden="0" w:uiPriority="71" w:unhideWhenUsed="0"/>
-    <w:lsdException w:name="Colorful List Accent 6" w:semiHidden="0" w:uiPriority="72" w:unhideWhenUsed="0"/>
-    <w:lsdException w:name="Colorful Grid Accent 6" w:semiHidden="0" w:uiPriority="73" w:unhideWhenUsed="0"/>
+  <w:latentStyles w:count="260" w:defQFormat="0" w:defUnhideWhenUsed="1" w:defSemiHidden="1" w:defUIPriority="99" w:defLockedState="0">
+    <w:lsdException w:qFormat="1" w:unhideWhenUsed="0" w:uiPriority="0" w:semiHidden="0" w:name="Normal"/>
+    <w:lsdException w:qFormat="1" w:unhideWhenUsed="0" w:uiPriority="0" w:semiHidden="0" w:name="heading 1"/>
+    <w:lsdException w:qFormat="1" w:uiPriority="0" w:semiHidden="0" w:name="heading 2"/>
+    <w:lsdException w:qFormat="1" w:uiPriority="0" w:name="heading 3"/>
+    <w:lsdException w:qFormat="1" w:uiPriority="0" w:semiHidden="0" w:name="heading 4"/>
+    <w:lsdException w:qFormat="1" w:uiPriority="0" w:name="heading 5"/>
+    <w:lsdException w:qFormat="1" w:uiPriority="0" w:name="heading 6"/>
+    <w:lsdException w:qFormat="1" w:uiPriority="0" w:name="heading 7"/>
+    <w:lsdException w:qFormat="1" w:uiPriority="0" w:name="heading 8"/>
+    <w:lsdException w:qFormat="1" w:uiPriority="0" w:name="heading 9"/>
+    <w:lsdException w:unhideWhenUsed="0" w:uiPriority="0" w:semiHidden="0" w:name="index 1"/>
+    <w:lsdException w:unhideWhenUsed="0" w:uiPriority="0" w:semiHidden="0" w:name="index 2"/>
+    <w:lsdException w:unhideWhenUsed="0" w:uiPriority="0" w:semiHidden="0" w:name="index 3"/>
+    <w:lsdException w:unhideWhenUsed="0" w:uiPriority="0" w:semiHidden="0" w:name="index 4"/>
+    <w:lsdException w:unhideWhenUsed="0" w:uiPriority="0" w:semiHidden="0" w:name="index 5"/>
+    <w:lsdException w:unhideWhenUsed="0" w:uiPriority="0" w:semiHidden="0" w:name="index 6"/>
+    <w:lsdException w:unhideWhenUsed="0" w:uiPriority="0" w:semiHidden="0" w:name="index 7"/>
+    <w:lsdException w:unhideWhenUsed="0" w:uiPriority="0" w:semiHidden="0" w:name="index 8"/>
+    <w:lsdException w:unhideWhenUsed="0" w:uiPriority="0" w:semiHidden="0" w:name="index 9"/>
+    <w:lsdException w:qFormat="1" w:unhideWhenUsed="0" w:uiPriority="0" w:semiHidden="0" w:name="toc 1"/>
+    <w:lsdException w:qFormat="1" w:unhideWhenUsed="0" w:uiPriority="0" w:semiHidden="0" w:name="toc 2"/>
+    <w:lsdException w:qFormat="1" w:unhideWhenUsed="0" w:uiPriority="0" w:semiHidden="0" w:name="toc 3"/>
+    <w:lsdException w:unhideWhenUsed="0" w:uiPriority="0" w:semiHidden="0" w:name="toc 4"/>
+    <w:lsdException w:unhideWhenUsed="0" w:uiPriority="0" w:semiHidden="0" w:name="toc 5"/>
+    <w:lsdException w:unhideWhenUsed="0" w:uiPriority="0" w:semiHidden="0" w:name="toc 6"/>
+    <w:lsdException w:unhideWhenUsed="0" w:uiPriority="0" w:semiHidden="0" w:name="toc 7"/>
+    <w:lsdException w:unhideWhenUsed="0" w:uiPriority="0" w:semiHidden="0" w:name="toc 8"/>
+    <w:lsdException w:unhideWhenUsed="0" w:uiPriority="0" w:semiHidden="0" w:name="toc 9"/>
+    <w:lsdException w:unhideWhenUsed="0" w:uiPriority="0" w:semiHidden="0" w:name="Normal Indent"/>
+    <w:lsdException w:unhideWhenUsed="0" w:uiPriority="0" w:semiHidden="0" w:name="footnote text"/>
+    <w:lsdException w:qFormat="1" w:unhideWhenUsed="0" w:uiPriority="0" w:semiHidden="0" w:name="annotation text"/>
+    <w:lsdException w:qFormat="1" w:unhideWhenUsed="0" w:uiPriority="0" w:semiHidden="0" w:name="header"/>
+    <w:lsdException w:qFormat="1" w:unhideWhenUsed="0" w:uiPriority="0" w:semiHidden="0" w:name="footer"/>
+    <w:lsdException w:unhideWhenUsed="0" w:uiPriority="0" w:semiHidden="0" w:name="index heading"/>
+    <w:lsdException w:qFormat="1" w:uiPriority="0" w:name="caption"/>
+    <w:lsdException w:unhideWhenUsed="0" w:uiPriority="0" w:semiHidden="0" w:name="table of figures"/>
+    <w:lsdException w:unhideWhenUsed="0" w:uiPriority="0" w:semiHidden="0" w:name="envelope address"/>
+    <w:lsdException w:unhideWhenUsed="0" w:uiPriority="0" w:semiHidden="0" w:name="envelope return"/>
+    <w:lsdException w:unhideWhenUsed="0" w:uiPriority="0" w:semiHidden="0" w:name="footnote reference"/>
+    <w:lsdException w:unhideWhenUsed="0" w:uiPriority="0" w:semiHidden="0" w:name="annotation reference"/>
+    <w:lsdException w:unhideWhenUsed="0" w:uiPriority="0" w:semiHidden="0" w:name="line number"/>
+    <w:lsdException w:unhideWhenUsed="0" w:uiPriority="0" w:semiHidden="0" w:name="page number"/>
+    <w:lsdException w:unhideWhenUsed="0" w:uiPriority="0" w:semiHidden="0" w:name="endnote reference"/>
+    <w:lsdException w:unhideWhenUsed="0" w:uiPriority="0" w:semiHidden="0" w:name="endnote text"/>
+    <w:lsdException w:unhideWhenUsed="0" w:uiPriority="0" w:semiHidden="0" w:name="table of authorities"/>
+    <w:lsdException w:unhideWhenUsed="0" w:uiPriority="0" w:semiHidden="0" w:name="macro"/>
+    <w:lsdException w:unhideWhenUsed="0" w:uiPriority="0" w:semiHidden="0" w:name="toa heading"/>
+    <w:lsdException w:unhideWhenUsed="0" w:uiPriority="0" w:semiHidden="0" w:name="List"/>
+    <w:lsdException w:unhideWhenUsed="0" w:uiPriority="0" w:semiHidden="0" w:name="List Bullet"/>
+    <w:lsdException w:unhideWhenUsed="0" w:uiPriority="0" w:semiHidden="0" w:name="List Number"/>
+    <w:lsdException w:unhideWhenUsed="0" w:uiPriority="0" w:semiHidden="0" w:name="List 2"/>
+    <w:lsdException w:unhideWhenUsed="0" w:uiPriority="0" w:semiHidden="0" w:name="List 3"/>
+    <w:lsdException w:unhideWhenUsed="0" w:uiPriority="0" w:semiHidden="0" w:name="List 4"/>
+    <w:lsdException w:unhideWhenUsed="0" w:uiPriority="0" w:semiHidden="0" w:name="List 5"/>
+    <w:lsdException w:unhideWhenUsed="0" w:uiPriority="0" w:semiHidden="0" w:name="List Bullet 2"/>
+    <w:lsdException w:unhideWhenUsed="0" w:uiPriority="0" w:semiHidden="0" w:name="List Bullet 3"/>
+    <w:lsdException w:unhideWhenUsed="0" w:uiPriority="0" w:semiHidden="0" w:name="List Bullet 4"/>
+    <w:lsdException w:unhideWhenUsed="0" w:uiPriority="0" w:semiHidden="0" w:name="List Bullet 5"/>
+    <w:lsdException w:unhideWhenUsed="0" w:uiPriority="0" w:semiHidden="0" w:name="List Number 2"/>
+    <w:lsdException w:unhideWhenUsed="0" w:uiPriority="0" w:semiHidden="0" w:name="List Number 3"/>
+    <w:lsdException w:unhideWhenUsed="0" w:uiPriority="0" w:semiHidden="0" w:name="List Number 4"/>
+    <w:lsdException w:unhideWhenUsed="0" w:uiPriority="0" w:semiHidden="0" w:name="List Number 5"/>
+    <w:lsdException w:qFormat="1" w:unhideWhenUsed="0" w:uiPriority="0" w:semiHidden="0" w:name="Title"/>
+    <w:lsdException w:unhideWhenUsed="0" w:uiPriority="0" w:semiHidden="0" w:name="Closing"/>
+    <w:lsdException w:unhideWhenUsed="0" w:uiPriority="0" w:semiHidden="0" w:name="Signature"/>
+    <w:lsdException w:qFormat="1" w:unhideWhenUsed="0" w:uiPriority="0" w:name="Default Paragraph Font"/>
+    <w:lsdException w:qFormat="1" w:unhideWhenUsed="0" w:uiPriority="0" w:name="Body Text"/>
+    <w:lsdException w:unhideWhenUsed="0" w:uiPriority="0" w:semiHidden="0" w:name="Body Text Indent"/>
+    <w:lsdException w:unhideWhenUsed="0" w:uiPriority="0" w:semiHidden="0" w:name="List Continue"/>
+    <w:lsdException w:unhideWhenUsed="0" w:uiPriority="0" w:semiHidden="0" w:name="List Continue 2"/>
+    <w:lsdException w:unhideWhenUsed="0" w:uiPriority="0" w:semiHidden="0" w:name="List Continue 3"/>
+    <w:lsdException w:unhideWhenUsed="0" w:uiPriority="0" w:semiHidden="0" w:name="List Continue 4"/>
+    <w:lsdException w:unhideWhenUsed="0" w:uiPriority="0" w:semiHidden="0" w:name="List Continue 5"/>
+    <w:lsdException w:unhideWhenUsed="0" w:uiPriority="0" w:semiHidden="0" w:name="Message Header"/>
+    <w:lsdException w:qFormat="1" w:unhideWhenUsed="0" w:uiPriority="0" w:semiHidden="0" w:name="Subtitle"/>
+    <w:lsdException w:unhideWhenUsed="0" w:uiPriority="0" w:semiHidden="0" w:name="Salutation"/>
+    <w:lsdException w:unhideWhenUsed="0" w:uiPriority="0" w:semiHidden="0" w:name="Date"/>
+    <w:lsdException w:unhideWhenUsed="0" w:uiPriority="0" w:semiHidden="0" w:name="Body Text First Indent"/>
+    <w:lsdException w:unhideWhenUsed="0" w:uiPriority="0" w:semiHidden="0" w:name="Body Text First Indent 2"/>
+    <w:lsdException w:uiPriority="99" w:name="Note Heading"/>
+    <w:lsdException w:unhideWhenUsed="0" w:uiPriority="0" w:semiHidden="0" w:name="Body Text 2"/>
+    <w:lsdException w:unhideWhenUsed="0" w:uiPriority="0" w:semiHidden="0" w:name="Body Text 3"/>
+    <w:lsdException w:unhideWhenUsed="0" w:uiPriority="0" w:semiHidden="0" w:name="Body Text Indent 2"/>
+    <w:lsdException w:unhideWhenUsed="0" w:uiPriority="0" w:semiHidden="0" w:name="Body Text Indent 3"/>
+    <w:lsdException w:unhideWhenUsed="0" w:uiPriority="0" w:semiHidden="0" w:name="Block Text"/>
+    <w:lsdException w:unhideWhenUsed="0" w:uiPriority="0" w:semiHidden="0" w:name="Hyperlink"/>
+    <w:lsdException w:unhideWhenUsed="0" w:uiPriority="0" w:semiHidden="0" w:name="FollowedHyperlink"/>
+    <w:lsdException w:qFormat="1" w:unhideWhenUsed="0" w:uiPriority="0" w:semiHidden="0" w:name="Strong"/>
+    <w:lsdException w:qFormat="1" w:unhideWhenUsed="0" w:uiPriority="0" w:semiHidden="0" w:name="Emphasis"/>
+    <w:lsdException w:unhideWhenUsed="0" w:uiPriority="0" w:semiHidden="0" w:name="Document Map"/>
+    <w:lsdException w:unhideWhenUsed="0" w:uiPriority="0" w:semiHidden="0" w:name="Plain Text"/>
+    <w:lsdException w:unhideWhenUsed="0" w:uiPriority="0" w:semiHidden="0" w:name="E-mail Signature"/>
+    <w:lsdException w:qFormat="1" w:unhideWhenUsed="0" w:uiPriority="0" w:semiHidden="0" w:name="Normal (Web)"/>
+    <w:lsdException w:unhideWhenUsed="0" w:uiPriority="0" w:semiHidden="0" w:name="HTML Acronym"/>
+    <w:lsdException w:unhideWhenUsed="0" w:uiPriority="0" w:semiHidden="0" w:name="HTML Address"/>
+    <w:lsdException w:unhideWhenUsed="0" w:uiPriority="0" w:semiHidden="0" w:name="HTML Cite"/>
+    <w:lsdException w:unhideWhenUsed="0" w:uiPriority="0" w:semiHidden="0" w:name="HTML Code"/>
+    <w:lsdException w:unhideWhenUsed="0" w:uiPriority="0" w:semiHidden="0" w:name="HTML Definition"/>
+    <w:lsdException w:unhideWhenUsed="0" w:uiPriority="0" w:semiHidden="0" w:name="HTML Keyboard"/>
+    <w:lsdException w:unhideWhenUsed="0" w:uiPriority="0" w:semiHidden="0" w:name="HTML Preformatted"/>
+    <w:lsdException w:unhideWhenUsed="0" w:uiPriority="0" w:semiHidden="0" w:name="HTML Sample"/>
+    <w:lsdException w:unhideWhenUsed="0" w:uiPriority="0" w:semiHidden="0" w:name="HTML Typewriter"/>
+    <w:lsdException w:unhideWhenUsed="0" w:uiPriority="0" w:semiHidden="0" w:name="HTML Variable"/>
+    <w:lsdException w:qFormat="1" w:unhideWhenUsed="0" w:uiPriority="0" w:name="Normal Table"/>
+    <w:lsdException w:unhideWhenUsed="0" w:uiPriority="0" w:semiHidden="0" w:name="annotation subject"/>
+    <w:lsdException w:unhideWhenUsed="0" w:uiPriority="0" w:semiHidden="0" w:name="Table Simple 1"/>
+    <w:lsdException w:unhideWhenUsed="0" w:uiPriority="0" w:semiHidden="0" w:name="Table Simple 2"/>
+    <w:lsdException w:unhideWhenUsed="0" w:uiPriority="0" w:semiHidden="0" w:name="Table Simple 3"/>
+    <w:lsdException w:unhideWhenUsed="0" w:uiPriority="0" w:semiHidden="0" w:name="Table Classic 1"/>
+    <w:lsdException w:unhideWhenUsed="0" w:uiPriority="0" w:semiHidden="0" w:name="Table Classic 2"/>
+    <w:lsdException w:unhideWhenUsed="0" w:uiPriority="0" w:semiHidden="0" w:name="Table Classic 3"/>
+    <w:lsdException w:unhideWhenUsed="0" w:uiPriority="0" w:semiHidden="0" w:name="Table Classic 4"/>
+    <w:lsdException w:unhideWhenUsed="0" w:uiPriority="0" w:semiHidden="0" w:name="Table Colorful 1"/>
+    <w:lsdException w:unhideWhenUsed="0" w:uiPriority="0" w:semiHidden="0" w:name="Table Colorful 2"/>
+    <w:lsdException w:unhideWhenUsed="0" w:uiPriority="0" w:semiHidden="0" w:name="Table Colorful 3"/>
+    <w:lsdException w:unhideWhenUsed="0" w:uiPriority="0" w:semiHidden="0" w:name="Table Columns 1"/>
+    <w:lsdException w:unhideWhenUsed="0" w:uiPriority="0" w:semiHidden="0" w:name="Table Columns 2"/>
+    <w:lsdException w:unhideWhenUsed="0" w:uiPriority="0" w:semiHidden="0" w:name="Table Columns 3"/>
+    <w:lsdException w:unhideWhenUsed="0" w:uiPriority="0" w:semiHidden="0" w:name="Table Columns 4"/>
+    <w:lsdException w:unhideWhenUsed="0" w:uiPriority="0" w:semiHidden="0" w:name="Table Columns 5"/>
+    <w:lsdException w:unhideWhenUsed="0" w:uiPriority="0" w:semiHidden="0" w:name="Table Grid 1"/>
+    <w:lsdException w:unhideWhenUsed="0" w:uiPriority="0" w:semiHidden="0" w:name="Table Grid 2"/>
+    <w:lsdException w:unhideWhenUsed="0" w:uiPriority="0" w:semiHidden="0" w:name="Table Grid 3"/>
+    <w:lsdException w:unhideWhenUsed="0" w:uiPriority="0" w:semiHidden="0" w:name="Table Grid 4"/>
+    <w:lsdException w:unhideWhenUsed="0" w:uiPriority="0" w:semiHidden="0" w:name="Table Grid 5"/>
+    <w:lsdException w:unhideWhenUsed="0" w:uiPriority="0" w:semiHidden="0" w:name="Table Grid 6"/>
+    <w:lsdException w:unhideWhenUsed="0" w:uiPriority="0" w:semiHidden="0" w:name="Table Grid 7"/>
+    <w:lsdException w:unhideWhenUsed="0" w:uiPriority="0" w:semiHidden="0" w:name="Table Grid 8"/>
+    <w:lsdException w:unhideWhenUsed="0" w:uiPriority="0" w:semiHidden="0" w:name="Table List 1"/>
+    <w:lsdException w:unhideWhenUsed="0" w:uiPriority="0" w:semiHidden="0" w:name="Table List 2"/>
+    <w:lsdException w:unhideWhenUsed="0" w:uiPriority="0" w:semiHidden="0" w:name="Table List 3"/>
+    <w:lsdException w:unhideWhenUsed="0" w:uiPriority="0" w:semiHidden="0" w:name="Table List 4"/>
+    <w:lsdException w:unhideWhenUsed="0" w:uiPriority="0" w:semiHidden="0" w:name="Table List 5"/>
+    <w:lsdException w:unhideWhenUsed="0" w:uiPriority="0" w:semiHidden="0" w:name="Table List 6"/>
+    <w:lsdException w:unhideWhenUsed="0" w:uiPriority="0" w:semiHidden="0" w:name="Table List 7"/>
+    <w:lsdException w:unhideWhenUsed="0" w:uiPriority="0" w:semiHidden="0" w:name="Table List 8"/>
+    <w:lsdException w:unhideWhenUsed="0" w:uiPriority="0" w:semiHidden="0" w:name="Table 3D effects 1"/>
+    <w:lsdException w:unhideWhenUsed="0" w:uiPriority="0" w:semiHidden="0" w:name="Table 3D effects 2"/>
+    <w:lsdException w:unhideWhenUsed="0" w:uiPriority="0" w:semiHidden="0" w:name="Table 3D effects 3"/>
+    <w:lsdException w:unhideWhenUsed="0" w:uiPriority="0" w:semiHidden="0" w:name="Table Contemporary"/>
+    <w:lsdException w:unhideWhenUsed="0" w:uiPriority="0" w:semiHidden="0" w:name="Table Elegant"/>
+    <w:lsdException w:unhideWhenUsed="0" w:uiPriority="0" w:semiHidden="0" w:name="Table Professional"/>
+    <w:lsdException w:unhideWhenUsed="0" w:uiPriority="0" w:semiHidden="0" w:name="Table Subtle 1"/>
+    <w:lsdException w:unhideWhenUsed="0" w:uiPriority="0" w:semiHidden="0" w:name="Table Subtle 2"/>
+    <w:lsdException w:unhideWhenUsed="0" w:uiPriority="0" w:semiHidden="0" w:name="Table Web 1"/>
+    <w:lsdException w:unhideWhenUsed="0" w:uiPriority="0" w:semiHidden="0" w:name="Table Web 2"/>
+    <w:lsdException w:unhideWhenUsed="0" w:uiPriority="0" w:semiHidden="0" w:name="Table Web 3"/>
+    <w:lsdException w:unhideWhenUsed="0" w:uiPriority="0" w:semiHidden="0" w:name="Balloon Text"/>
+    <w:lsdException w:qFormat="1" w:unhideWhenUsed="0" w:uiPriority="0" w:semiHidden="0" w:name="Table Grid"/>
+    <w:lsdException w:unhideWhenUsed="0" w:uiPriority="0" w:semiHidden="0" w:name="Table Theme"/>
+    <w:lsdException w:unhideWhenUsed="0" w:uiPriority="60" w:semiHidden="0" w:name="Light Shading"/>
+    <w:lsdException w:unhideWhenUsed="0" w:uiPriority="61" w:semiHidden="0" w:name="Light List"/>
+    <w:lsdException w:unhideWhenUsed="0" w:uiPriority="62" w:semiHidden="0" w:name="Light Grid"/>
+    <w:lsdException w:unhideWhenUsed="0" w:uiPriority="63" w:semiHidden="0" w:name="Medium Shading 1"/>
+    <w:lsdException w:unhideWhenUsed="0" w:uiPriority="64" w:semiHidden="0" w:name="Medium Shading 2"/>
+    <w:lsdException w:unhideWhenUsed="0" w:uiPriority="65" w:semiHidden="0" w:name="Medium List 1"/>
+    <w:lsdException w:unhideWhenUsed="0" w:uiPriority="66" w:semiHidden="0" w:name="Medium List 2"/>
+    <w:lsdException w:unhideWhenUsed="0" w:uiPriority="67" w:semiHidden="0" w:name="Medium Grid 1"/>
+    <w:lsdException w:unhideWhenUsed="0" w:uiPriority="68" w:semiHidden="0" w:name="Medium Grid 2"/>
+    <w:lsdException w:unhideWhenUsed="0" w:uiPriority="69" w:semiHidden="0" w:name="Medium Grid 3"/>
+    <w:lsdException w:unhideWhenUsed="0" w:uiPriority="70" w:semiHidden="0" w:name="Dark List"/>
+    <w:lsdException w:unhideWhenUsed="0" w:uiPriority="71" w:semiHidden="0" w:name="Colorful Shading"/>
+    <w:lsdException w:unhideWhenUsed="0" w:uiPriority="72" w:semiHidden="0" w:name="Colorful List"/>
+    <w:lsdException w:unhideWhenUsed="0" w:uiPriority="73" w:semiHidden="0" w:name="Colorful Grid"/>
+    <w:lsdException w:unhideWhenUsed="0" w:uiPriority="60" w:semiHidden="0" w:name="Light Shading Accent 1"/>
+    <w:lsdException w:unhideWhenUsed="0" w:uiPriority="61" w:semiHidden="0" w:name="Light List Accent 1"/>
+    <w:lsdException w:unhideWhenUsed="0" w:uiPriority="62" w:semiHidden="0" w:name="Light Grid Accent 1"/>
+    <w:lsdException w:unhideWhenUsed="0" w:uiPriority="63" w:semiHidden="0" w:name="Medium Shading 1 Accent 1"/>
+    <w:lsdException w:unhideWhenUsed="0" w:uiPriority="64" w:semiHidden="0" w:name="Medium Shading 2 Accent 1"/>
+    <w:lsdException w:unhideWhenUsed="0" w:uiPriority="65" w:semiHidden="0" w:name="Medium List 1 Accent 1"/>
+    <w:lsdException w:unhideWhenUsed="0" w:uiPriority="66" w:semiHidden="0" w:name="Medium List 2 Accent 1"/>
+    <w:lsdException w:unhideWhenUsed="0" w:uiPriority="67" w:semiHidden="0" w:name="Medium Grid 1 Accent 1"/>
+    <w:lsdException w:unhideWhenUsed="0" w:uiPriority="68" w:semiHidden="0" w:name="Medium Grid 2 Accent 1"/>
+    <w:lsdException w:unhideWhenUsed="0" w:uiPriority="69" w:semiHidden="0" w:name="Medium Grid 3 Accent 1"/>
+    <w:lsdException w:unhideWhenUsed="0" w:uiPriority="70" w:semiHidden="0" w:name="Dark List Accent 1"/>
+    <w:lsdException w:unhideWhenUsed="0" w:uiPriority="71" w:semiHidden="0" w:name="Colorful Shading Accent 1"/>
+    <w:lsdException w:unhideWhenUsed="0" w:uiPriority="72" w:semiHidden="0" w:name="Colorful List Accent 1"/>
+    <w:lsdException w:unhideWhenUsed="0" w:uiPriority="73" w:semiHidden="0" w:name="Colorful Grid Accent 1"/>
+    <w:lsdException w:unhideWhenUsed="0" w:uiPriority="60" w:semiHidden="0" w:name="Light Shading Accent 2"/>
+    <w:lsdException w:unhideWhenUsed="0" w:uiPriority="61" w:semiHidden="0" w:name="Light List Accent 2"/>
+    <w:lsdException w:unhideWhenUsed="0" w:uiPriority="62" w:semiHidden="0" w:name="Light Grid Accent 2"/>
+    <w:lsdException w:unhideWhenUsed="0" w:uiPriority="63" w:semiHidden="0" w:name="Medium Shading 1 Accent 2"/>
+    <w:lsdException w:unhideWhenUsed="0" w:uiPriority="64" w:semiHidden="0" w:name="Medium Shading 2 Accent 2"/>
+    <w:lsdException w:unhideWhenUsed="0" w:uiPriority="65" w:semiHidden="0" w:name="Medium List 1 Accent 2"/>
+    <w:lsdException w:unhideWhenUsed="0" w:uiPriority="66" w:semiHidden="0" w:name="Medium List 2 Accent 2"/>
+    <w:lsdException w:unhideWhenUsed="0" w:uiPriority="67" w:semiHidden="0" w:name="Medium Grid 1 Accent 2"/>
+    <w:lsdException w:unhideWhenUsed="0" w:uiPriority="68" w:semiHidden="0" w:name="Medium Grid 2 Accent 2"/>
+    <w:lsdException w:unhideWhenUsed="0" w:uiPriority="69" w:semiHidden="0" w:name="Medium Grid 3 Accent 2"/>
+    <w:lsdException w:unhideWhenUsed="0" w:uiPriority="70" w:semiHidden="0" w:name="Dark List Accent 2"/>
+    <w:lsdException w:unhideWhenUsed="0" w:uiPriority="71" w:semiHidden="0" w:name="Colorful Shading Accent 2"/>
+    <w:lsdException w:unhideWhenUsed="0" w:uiPriority="72" w:semiHidden="0" w:name="Colorful List Accent 2"/>
+    <w:lsdException w:unhideWhenUsed="0" w:uiPriority="73" w:semiHidden="0" w:name="Colorful Grid Accent 2"/>
+    <w:lsdException w:unhideWhenUsed="0" w:uiPriority="60" w:semiHidden="0" w:name="Light Shading Accent 3"/>
+    <w:lsdException w:unhideWhenUsed="0" w:uiPriority="61" w:semiHidden="0" w:name="Light List Accent 3"/>
+    <w:lsdException w:unhideWhenUsed="0" w:uiPriority="62" w:semiHidden="0" w:name="Light Grid Accent 3"/>
+    <w:lsdException w:unhideWhenUsed="0" w:uiPriority="63" w:semiHidden="0" w:name="Medium Shading 1 Accent 3"/>
+    <w:lsdException w:unhideWhenUsed="0" w:uiPriority="64" w:semiHidden="0" w:name="Medium Shading 2 Accent 3"/>
+    <w:lsdException w:unhideWhenUsed="0" w:uiPriority="65" w:semiHidden="0" w:name="Medium List 1 Accent 3"/>
+    <w:lsdException w:unhideWhenUsed="0" w:uiPriority="66" w:semiHidden="0" w:name="Medium List 2 Accent 3"/>
+    <w:lsdException w:unhideWhenUsed="0" w:uiPriority="67" w:semiHidden="0" w:name="Medium Grid 1 Accent 3"/>
+    <w:lsdException w:unhideWhenUsed="0" w:uiPriority="68" w:semiHidden="0" w:name="Medium Grid 2 Accent 3"/>
+    <w:lsdException w:unhideWhenUsed="0" w:uiPriority="69" w:semiHidden="0" w:name="Medium Grid 3 Accent 3"/>
+    <w:lsdException w:unhideWhenUsed="0" w:uiPriority="70" w:semiHidden="0" w:name="Dark List Accent 3"/>
+    <w:lsdException w:unhideWhenUsed="0" w:uiPriority="71" w:semiHidden="0" w:name="Colorful Shading Accent 3"/>
+    <w:lsdException w:unhideWhenUsed="0" w:uiPriority="72" w:semiHidden="0" w:name="Colorful List Accent 3"/>
+    <w:lsdException w:unhideWhenUsed="0" w:uiPriority="73" w:semiHidden="0" w:name="Colorful Grid Accent 3"/>
+    <w:lsdException w:unhideWhenUsed="0" w:uiPriority="60" w:semiHidden="0" w:name="Light Shading Accent 4"/>
+    <w:lsdException w:unhideWhenUsed="0" w:uiPriority="61" w:semiHidden="0" w:name="Light List Accent 4"/>
+    <w:lsdException w:unhideWhenUsed="0" w:uiPriority="62" w:semiHidden="0" w:name="Light Grid Accent 4"/>
+    <w:lsdException w:unhideWhenUsed="0" w:uiPriority="63" w:semiHidden="0" w:name="Medium Shading 1 Accent 4"/>
+    <w:lsdException w:unhideWhenUsed="0" w:uiPriority="64" w:semiHidden="0" w:name="Medium Shading 2 Accent 4"/>
+    <w:lsdException w:unhideWhenUsed="0" w:uiPriority="65" w:semiHidden="0" w:name="Medium List 1 Accent 4"/>
+    <w:lsdException w:unhideWhenUsed="0" w:uiPriority="66" w:semiHidden="0" w:name="Medium List 2 Accent 4"/>
+    <w:lsdException w:unhideWhenUsed="0" w:uiPriority="67" w:semiHidden="0" w:name="Medium Grid 1 Accent 4"/>
+    <w:lsdException w:unhideWhenUsed="0" w:uiPriority="68" w:semiHidden="0" w:name="Medium Grid 2 Accent 4"/>
+    <w:lsdException w:unhideWhenUsed="0" w:uiPriority="69" w:semiHidden="0" w:name="Medium Grid 3 Accent 4"/>
+    <w:lsdException w:unhideWhenUsed="0" w:uiPriority="70" w:semiHidden="0" w:name="Dark List Accent 4"/>
+    <w:lsdException w:unhideWhenUsed="0" w:uiPriority="71" w:semiHidden="0" w:name="Colorful Shading Accent 4"/>
+    <w:lsdException w:unhideWhenUsed="0" w:uiPriority="72" w:semiHidden="0" w:name="Colorful List Accent 4"/>
+    <w:lsdException w:unhideWhenUsed="0" w:uiPriority="73" w:semiHidden="0" w:name="Colorful Grid Accent 4"/>
+    <w:lsdException w:unhideWhenUsed="0" w:uiPriority="60" w:semiHidden="0" w:name="Light Shading Accent 5"/>
+    <w:lsdException w:unhideWhenUsed="0" w:uiPriority="61" w:semiHidden="0" w:name="Light List Accent 5"/>
+    <w:lsdException w:unhideWhenUsed="0" w:uiPriority="62" w:semiHidden="0" w:name="Light Grid Accent 5"/>
+    <w:lsdException w:unhideWhenUsed="0" w:uiPriority="63" w:semiHidden="0" w:name="Medium Shading 1 Accent 5"/>
+    <w:lsdException w:unhideWhenUsed="0" w:uiPriority="64" w:semiHidden="0" w:name="Medium Shading 2 Accent 5"/>
+    <w:lsdException w:unhideWhenUsed="0" w:uiPriority="65" w:semiHidden="0" w:name="Medium List 1 Accent 5"/>
+    <w:lsdException w:unhideWhenUsed="0" w:uiPriority="66" w:semiHidden="0" w:name="Medium List 2 Accent 5"/>
+    <w:lsdException w:unhideWhenUsed="0" w:uiPriority="67" w:semiHidden="0" w:name="Medium Grid 1 Accent 5"/>
+    <w:lsdException w:unhideWhenUsed="0" w:uiPriority="68" w:semiHidden="0" w:name="Medium Grid 2 Accent 5"/>
+    <w:lsdException w:unhideWhenUsed="0" w:uiPriority="69" w:semiHidden="0" w:name="Medium Grid 3 Accent 5"/>
+    <w:lsdException w:unhideWhenUsed="0" w:uiPriority="70" w:semiHidden="0" w:name="Dark List Accent 5"/>
+    <w:lsdException w:unhideWhenUsed="0" w:uiPriority="71" w:semiHidden="0" w:name="Colorful Shading Accent 5"/>
+    <w:lsdException w:unhideWhenUsed="0" w:uiPriority="72" w:semiHidden="0" w:name="Colorful List Accent 5"/>
+    <w:lsdException w:unhideWhenUsed="0" w:uiPriority="73" w:semiHidden="0" w:name="Colorful Grid Accent 5"/>
+    <w:lsdException w:unhideWhenUsed="0" w:uiPriority="60" w:semiHidden="0" w:name="Light Shading Accent 6"/>
+    <w:lsdException w:unhideWhenUsed="0" w:uiPriority="61" w:semiHidden="0" w:name="Light List Accent 6"/>
+    <w:lsdException w:unhideWhenUsed="0" w:uiPriority="62" w:semiHidden="0" w:name="Light Grid Accent 6"/>
+    <w:lsdException w:unhideWhenUsed="0" w:uiPriority="63" w:semiHidden="0" w:name="Medium Shading 1 Accent 6"/>
+    <w:lsdException w:unhideWhenUsed="0" w:uiPriority="64" w:semiHidden="0" w:name="Medium Shading 2 Accent 6"/>
+    <w:lsdException w:unhideWhenUsed="0" w:uiPriority="65" w:semiHidden="0" w:name="Medium List 1 Accent 6"/>
+    <w:lsdException w:unhideWhenUsed="0" w:uiPriority="66" w:semiHidden="0" w:name="Medium List 2 Accent 6"/>
+    <w:lsdException w:unhideWhenUsed="0" w:uiPriority="67" w:semiHidden="0" w:name="Medium Grid 1 Accent 6"/>
+    <w:lsdException w:unhideWhenUsed="0" w:uiPriority="68" w:semiHidden="0" w:name="Medium Grid 2 Accent 6"/>
+    <w:lsdException w:unhideWhenUsed="0" w:uiPriority="69" w:semiHidden="0" w:name="Medium Grid 3 Accent 6"/>
+    <w:lsdException w:unhideWhenUsed="0" w:uiPriority="70" w:semiHidden="0" w:name="Dark List Accent 6"/>
+    <w:lsdException w:unhideWhenUsed="0" w:uiPriority="71" w:semiHidden="0" w:name="Colorful Shading Accent 6"/>
+    <w:lsdException w:unhideWhenUsed="0" w:uiPriority="72" w:semiHidden="0" w:name="Colorful List Accent 6"/>
+    <w:lsdException w:unhideWhenUsed="0" w:uiPriority="73" w:semiHidden="0" w:name="Colorful Grid Accent 6"/>
   </w:latentStyles>
-  <w:style w:type="paragraph" w:default="1" w:styleId="Normal">
+  <w:style w:type="paragraph" w:default="1" w:styleId="1">
     <w:name w:val="Normal"/>
     <w:qFormat/>
+    <w:uiPriority w:val="0"/>
     <w:pPr>
       <w:kinsoku w:val="0"/>
       <w:autoSpaceDE w:val="0"/>
@@ -11133,7 +11226,7 @@
       <w:textAlignment w:val="baseline"/>
     </w:pPr>
     <w:rPr>
-      <w:rFonts w:ascii="Arial" w:eastAsia="宋体" w:hAnsi="Arial" w:cs="Arial"/>
+      <w:rFonts w:ascii="Arial" w:hAnsi="Arial" w:eastAsia="宋体" w:cs="Arial"/>
       <w:snapToGrid w:val="0"/>
       <w:color w:val="000000"/>
       <w:kern w:val="0"/>
@@ -11142,11 +11235,12 @@
       <w:lang w:val="en-US" w:eastAsia="en-US" w:bidi="ar-SA"/>
     </w:rPr>
   </w:style>
-  <w:style w:type="paragraph" w:styleId="Heading1">
+  <w:style w:type="paragraph" w:styleId="2">
     <w:name w:val="heading 1"/>
-    <w:basedOn w:val="Normal"/>
-    <w:next w:val="Normal"/>
+    <w:basedOn w:val="1"/>
+    <w:next w:val="1"/>
     <w:qFormat/>
+    <w:uiPriority w:val="0"/>
     <w:pPr>
       <w:keepNext/>
       <w:keepLines/>
@@ -11164,12 +11258,13 @@
       <w:sz w:val="44"/>
     </w:rPr>
   </w:style>
-  <w:style w:type="paragraph" w:styleId="Heading2">
+  <w:style w:type="paragraph" w:styleId="3">
     <w:name w:val="heading 2"/>
-    <w:basedOn w:val="Normal"/>
-    <w:next w:val="Normal"/>
+    <w:basedOn w:val="1"/>
+    <w:next w:val="1"/>
     <w:unhideWhenUsed/>
     <w:qFormat/>
+    <w:uiPriority w:val="0"/>
     <w:pPr>
       <w:keepNext/>
       <w:keepLines/>
@@ -11182,18 +11277,19 @@
       <w:outlineLvl w:val="1"/>
     </w:pPr>
     <w:rPr>
-      <w:rFonts w:ascii="Arial" w:eastAsia="黑体" w:hAnsi="Arial"/>
+      <w:rFonts w:ascii="Arial" w:hAnsi="Arial" w:eastAsia="黑体"/>
       <w:b/>
       <w:sz w:val="32"/>
     </w:rPr>
   </w:style>
-  <w:style w:type="paragraph" w:styleId="Heading3">
+  <w:style w:type="paragraph" w:styleId="4">
     <w:name w:val="heading 3"/>
-    <w:basedOn w:val="Normal"/>
-    <w:next w:val="Normal"/>
+    <w:basedOn w:val="1"/>
+    <w:next w:val="1"/>
     <w:semiHidden/>
     <w:unhideWhenUsed/>
     <w:qFormat/>
+    <w:uiPriority w:val="0"/>
     <w:pPr>
       <w:keepNext/>
       <w:keepLines/>
@@ -11210,12 +11306,13 @@
       <w:sz w:val="32"/>
     </w:rPr>
   </w:style>
-  <w:style w:type="paragraph" w:styleId="Heading4">
+  <w:style w:type="paragraph" w:styleId="5">
     <w:name w:val="heading 4"/>
-    <w:basedOn w:val="Normal"/>
-    <w:next w:val="Normal"/>
+    <w:basedOn w:val="1"/>
+    <w:next w:val="1"/>
     <w:unhideWhenUsed/>
     <w:qFormat/>
+    <w:uiPriority w:val="0"/>
     <w:pPr>
       <w:keepNext/>
       <w:keepLines/>
@@ -11228,18 +11325,19 @@
       <w:outlineLvl w:val="3"/>
     </w:pPr>
     <w:rPr>
-      <w:rFonts w:ascii="Arial" w:eastAsia="黑体" w:hAnsi="Arial"/>
+      <w:rFonts w:ascii="Arial" w:hAnsi="Arial" w:eastAsia="黑体"/>
       <w:b/>
       <w:sz w:val="28"/>
     </w:rPr>
   </w:style>
-  <w:style w:type="paragraph" w:styleId="Heading5">
+  <w:style w:type="paragraph" w:styleId="6">
     <w:name w:val="heading 5"/>
-    <w:basedOn w:val="Normal"/>
-    <w:next w:val="Normal"/>
+    <w:basedOn w:val="1"/>
+    <w:next w:val="1"/>
     <w:semiHidden/>
     <w:unhideWhenUsed/>
     <w:qFormat/>
+    <w:uiPriority w:val="0"/>
     <w:pPr>
       <w:keepNext/>
       <w:keepLines/>
@@ -11256,13 +11354,14 @@
       <w:sz w:val="28"/>
     </w:rPr>
   </w:style>
-  <w:style w:type="paragraph" w:styleId="Heading6">
+  <w:style w:type="paragraph" w:styleId="7">
     <w:name w:val="heading 6"/>
-    <w:basedOn w:val="Normal"/>
-    <w:next w:val="Normal"/>
+    <w:basedOn w:val="1"/>
+    <w:next w:val="1"/>
     <w:semiHidden/>
     <w:unhideWhenUsed/>
     <w:qFormat/>
+    <w:uiPriority w:val="0"/>
     <w:pPr>
       <w:keepNext/>
       <w:keepLines/>
@@ -11275,18 +11374,19 @@
       <w:outlineLvl w:val="5"/>
     </w:pPr>
     <w:rPr>
-      <w:rFonts w:ascii="Arial" w:eastAsia="黑体" w:hAnsi="Arial"/>
+      <w:rFonts w:ascii="Arial" w:hAnsi="Arial" w:eastAsia="黑体"/>
       <w:b/>
       <w:sz w:val="24"/>
     </w:rPr>
   </w:style>
-  <w:style w:type="paragraph" w:styleId="Heading7">
+  <w:style w:type="paragraph" w:styleId="8">
     <w:name w:val="heading 7"/>
-    <w:basedOn w:val="Normal"/>
-    <w:next w:val="Normal"/>
+    <w:basedOn w:val="1"/>
+    <w:next w:val="1"/>
     <w:semiHidden/>
     <w:unhideWhenUsed/>
     <w:qFormat/>
+    <w:uiPriority w:val="0"/>
     <w:pPr>
       <w:keepNext/>
       <w:keepLines/>
@@ -11303,13 +11403,14 @@
       <w:sz w:val="24"/>
     </w:rPr>
   </w:style>
-  <w:style w:type="paragraph" w:styleId="Heading8">
+  <w:style w:type="paragraph" w:styleId="9">
     <w:name w:val="heading 8"/>
-    <w:basedOn w:val="Normal"/>
-    <w:next w:val="Normal"/>
+    <w:basedOn w:val="1"/>
+    <w:next w:val="1"/>
     <w:semiHidden/>
     <w:unhideWhenUsed/>
     <w:qFormat/>
+    <w:uiPriority w:val="0"/>
     <w:pPr>
       <w:keepNext/>
       <w:keepLines/>
@@ -11322,17 +11423,18 @@
       <w:outlineLvl w:val="7"/>
     </w:pPr>
     <w:rPr>
-      <w:rFonts w:ascii="Arial" w:eastAsia="黑体" w:hAnsi="Arial"/>
+      <w:rFonts w:ascii="Arial" w:hAnsi="Arial" w:eastAsia="黑体"/>
       <w:sz w:val="24"/>
     </w:rPr>
   </w:style>
-  <w:style w:type="paragraph" w:styleId="Heading9">
+  <w:style w:type="paragraph" w:styleId="10">
     <w:name w:val="heading 9"/>
-    <w:basedOn w:val="Normal"/>
-    <w:next w:val="Normal"/>
+    <w:basedOn w:val="1"/>
+    <w:next w:val="1"/>
     <w:semiHidden/>
     <w:unhideWhenUsed/>
     <w:qFormat/>
+    <w:uiPriority w:val="0"/>
     <w:pPr>
       <w:keepNext/>
       <w:keepLines/>
@@ -11345,19 +11447,21 @@
       <w:outlineLvl w:val="8"/>
     </w:pPr>
     <w:rPr>
-      <w:rFonts w:ascii="Arial" w:eastAsia="黑体" w:hAnsi="Arial"/>
+      <w:rFonts w:ascii="Arial" w:hAnsi="Arial" w:eastAsia="黑体"/>
       <w:sz w:val="21"/>
     </w:rPr>
   </w:style>
-  <w:style w:type="character" w:default="1" w:styleId="DefaultParagraphFont">
+  <w:style w:type="character" w:default="1" w:styleId="22">
     <w:name w:val="Default Paragraph Font"/>
     <w:semiHidden/>
     <w:qFormat/>
+    <w:uiPriority w:val="0"/>
   </w:style>
-  <w:style w:type="table" w:default="1" w:styleId="TableNormal">
+  <w:style w:type="table" w:default="1" w:styleId="20">
     <w:name w:val="Normal Table"/>
     <w:semiHidden/>
     <w:qFormat/>
+    <w:uiPriority w:val="0"/>
     <w:tblPr>
       <w:tblCellMar>
         <w:top w:w="0" w:type="dxa"/>
@@ -11367,39 +11471,43 @@
       </w:tblCellMar>
     </w:tblPr>
   </w:style>
-  <w:style w:type="paragraph" w:styleId="CommentText">
+  <w:style w:type="paragraph" w:styleId="11">
     <w:name w:val="annotation text"/>
-    <w:basedOn w:val="Normal"/>
+    <w:basedOn w:val="1"/>
     <w:qFormat/>
+    <w:uiPriority w:val="0"/>
     <w:pPr>
       <w:jc w:val="left"/>
     </w:pPr>
   </w:style>
-  <w:style w:type="paragraph" w:styleId="BodyText">
+  <w:style w:type="paragraph" w:styleId="12">
     <w:name w:val="Body Text"/>
-    <w:basedOn w:val="Normal"/>
+    <w:basedOn w:val="1"/>
     <w:semiHidden/>
     <w:qFormat/>
+    <w:uiPriority w:val="0"/>
     <w:rPr>
-      <w:rFonts w:ascii="Arial" w:eastAsia="Arial" w:hAnsi="Arial" w:cs="Arial"/>
+      <w:rFonts w:ascii="Arial" w:hAnsi="Arial" w:eastAsia="Arial" w:cs="Arial"/>
       <w:sz w:val="21"/>
       <w:szCs w:val="21"/>
       <w:lang w:val="en-US" w:eastAsia="en-US" w:bidi="ar-SA"/>
     </w:rPr>
   </w:style>
-  <w:style w:type="paragraph" w:styleId="TOC3">
+  <w:style w:type="paragraph" w:styleId="13">
     <w:name w:val="toc 3"/>
-    <w:basedOn w:val="Normal"/>
-    <w:next w:val="Normal"/>
+    <w:basedOn w:val="1"/>
+    <w:next w:val="1"/>
     <w:qFormat/>
+    <w:uiPriority w:val="0"/>
     <w:pPr>
       <w:ind w:left="840" w:leftChars="400"/>
     </w:pPr>
   </w:style>
-  <w:style w:type="paragraph" w:styleId="Footer">
+  <w:style w:type="paragraph" w:styleId="14">
     <w:name w:val="footer"/>
-    <w:basedOn w:val="Normal"/>
+    <w:basedOn w:val="1"/>
     <w:qFormat/>
+    <w:uiPriority w:val="0"/>
     <w:pPr>
       <w:tabs>
         <w:tab w:val="center" w:pos="4153"/>
@@ -11412,16 +11520,17 @@
       <w:sz w:val="18"/>
     </w:rPr>
   </w:style>
-  <w:style w:type="paragraph" w:styleId="Header">
+  <w:style w:type="paragraph" w:styleId="15">
     <w:name w:val="header"/>
-    <w:basedOn w:val="Normal"/>
+    <w:basedOn w:val="1"/>
     <w:qFormat/>
+    <w:uiPriority w:val="0"/>
     <w:pPr>
       <w:pBdr>
-        <w:top w:val="nil"/>
-        <w:left w:val="nil"/>
-        <w:bottom w:val="nil"/>
-        <w:right w:val="nil"/>
+        <w:top w:val="none" w:color="auto" w:sz="0" w:space="0"/>
+        <w:left w:val="none" w:color="auto" w:sz="0" w:space="0"/>
+        <w:bottom w:val="none" w:color="auto" w:sz="0" w:space="0"/>
+        <w:right w:val="none" w:color="auto" w:sz="0" w:space="0"/>
       </w:pBdr>
       <w:tabs>
         <w:tab w:val="center" w:pos="4153"/>
@@ -11436,37 +11545,41 @@
       <w:sz w:val="18"/>
     </w:rPr>
   </w:style>
-  <w:style w:type="paragraph" w:styleId="TOC1">
+  <w:style w:type="paragraph" w:styleId="16">
     <w:name w:val="toc 1"/>
-    <w:basedOn w:val="Normal"/>
-    <w:next w:val="Normal"/>
+    <w:basedOn w:val="1"/>
+    <w:next w:val="1"/>
     <w:qFormat/>
+    <w:uiPriority w:val="0"/>
     <w:rPr>
-      <w:rFonts w:ascii="Arial" w:eastAsia="Microsoft JhengHei" w:hAnsi="Arial"/>
+      <w:rFonts w:ascii="Arial" w:hAnsi="Arial" w:eastAsia="Microsoft JhengHei"/>
       <w:sz w:val="24"/>
     </w:rPr>
   </w:style>
-  <w:style w:type="paragraph" w:styleId="TOC2">
+  <w:style w:type="paragraph" w:styleId="17">
     <w:name w:val="toc 2"/>
-    <w:basedOn w:val="Normal"/>
-    <w:next w:val="Normal"/>
+    <w:basedOn w:val="1"/>
+    <w:next w:val="1"/>
     <w:qFormat/>
+    <w:uiPriority w:val="0"/>
     <w:pPr>
       <w:ind w:left="420" w:leftChars="200"/>
     </w:pPr>
   </w:style>
-  <w:style w:type="paragraph" w:styleId="NormalWeb">
+  <w:style w:type="paragraph" w:styleId="18">
     <w:name w:val="Normal (Web)"/>
-    <w:basedOn w:val="Normal"/>
+    <w:basedOn w:val="1"/>
     <w:qFormat/>
+    <w:uiPriority w:val="0"/>
     <w:rPr>
       <w:sz w:val="24"/>
     </w:rPr>
   </w:style>
-  <w:style w:type="paragraph" w:styleId="Title">
+  <w:style w:type="paragraph" w:styleId="19">
     <w:name w:val="Title"/>
-    <w:basedOn w:val="Normal"/>
+    <w:basedOn w:val="1"/>
     <w:qFormat/>
+    <w:uiPriority w:val="0"/>
     <w:pPr>
       <w:spacing w:before="240" w:beforeLines="0" w:beforeAutospacing="0" w:after="60" w:afterLines="0" w:afterAutospacing="0"/>
       <w:jc w:val="center"/>
@@ -11478,68 +11591,73 @@
       <w:sz w:val="32"/>
     </w:rPr>
   </w:style>
-  <w:style w:type="table" w:styleId="TableGrid">
+  <w:style w:type="table" w:styleId="21">
     <w:name w:val="Table Grid"/>
-    <w:basedOn w:val="TableNormal"/>
+    <w:basedOn w:val="20"/>
     <w:qFormat/>
+    <w:uiPriority w:val="0"/>
     <w:pPr>
       <w:widowControl w:val="0"/>
       <w:jc w:val="both"/>
     </w:pPr>
     <w:tblPr>
       <w:tblBorders>
-        <w:top w:val="single" w:sz="4" w:space="0" w:color="auto"/>
-        <w:left w:val="single" w:sz="4" w:space="0" w:color="auto"/>
-        <w:bottom w:val="single" w:sz="4" w:space="0" w:color="auto"/>
-        <w:right w:val="single" w:sz="4" w:space="0" w:color="auto"/>
-        <w:insideH w:val="single" w:sz="4" w:space="0" w:color="auto"/>
-        <w:insideV w:val="single" w:sz="4" w:space="0" w:color="auto"/>
+        <w:top w:val="single" w:color="auto" w:sz="4" w:space="0"/>
+        <w:left w:val="single" w:color="auto" w:sz="4" w:space="0"/>
+        <w:bottom w:val="single" w:color="auto" w:sz="4" w:space="0"/>
+        <w:right w:val="single" w:color="auto" w:sz="4" w:space="0"/>
+        <w:insideH w:val="single" w:color="auto" w:sz="4" w:space="0"/>
+        <w:insideV w:val="single" w:color="auto" w:sz="4" w:space="0"/>
       </w:tblBorders>
     </w:tblPr>
   </w:style>
-  <w:style w:type="character" w:styleId="Strong">
+  <w:style w:type="character" w:styleId="23">
     <w:name w:val="Strong"/>
-    <w:basedOn w:val="DefaultParagraphFont"/>
+    <w:basedOn w:val="22"/>
     <w:qFormat/>
+    <w:uiPriority w:val="0"/>
     <w:rPr>
       <w:b/>
     </w:rPr>
   </w:style>
-  <w:style w:type="paragraph" w:customStyle="1" w:styleId="a">
+  <w:style w:type="paragraph" w:customStyle="1" w:styleId="24">
     <w:name w:val="柴_公司名"/>
-    <w:basedOn w:val="Title"/>
+    <w:basedOn w:val="19"/>
     <w:qFormat/>
+    <w:uiPriority w:val="0"/>
     <w:pPr>
       <w:spacing w:after="600" w:afterLines="600"/>
     </w:pPr>
     <w:rPr>
-      <w:rFonts w:ascii="宋体" w:eastAsia="宋体" w:hAnsi="宋体" w:cs="宋体" w:hint="eastAsia"/>
+      <w:rFonts w:hint="eastAsia" w:ascii="宋体" w:hAnsi="宋体" w:eastAsia="宋体" w:cs="宋体"/>
       <w:bCs/>
       <w:spacing w:val="-6"/>
       <w:sz w:val="52"/>
       <w:szCs w:val="52"/>
     </w:rPr>
   </w:style>
-  <w:style w:type="paragraph" w:customStyle="1" w:styleId="a0">
+  <w:style w:type="paragraph" w:customStyle="1" w:styleId="25">
     <w:name w:val="柴_文档名"/>
-    <w:basedOn w:val="Title"/>
+    <w:basedOn w:val="19"/>
     <w:qFormat/>
+    <w:uiPriority w:val="0"/>
     <w:pPr>
       <w:spacing w:after="900" w:afterLines="900"/>
     </w:pPr>
     <w:rPr>
-      <w:rFonts w:ascii="黑体" w:eastAsia="黑体" w:hAnsi="黑体" w:cs="黑体"/>
+      <w:rFonts w:ascii="黑体" w:hAnsi="黑体" w:eastAsia="黑体" w:cs="黑体"/>
       <w:bCs/>
       <w:spacing w:val="-7"/>
       <w:sz w:val="52"/>
       <w:szCs w:val="52"/>
     </w:rPr>
   </w:style>
-  <w:style w:type="table" w:customStyle="1" w:styleId="TableNormal0">
+  <w:style w:type="table" w:customStyle="1" w:styleId="26">
     <w:name w:val="Table Normal_0"/>
     <w:semiHidden/>
     <w:unhideWhenUsed/>
     <w:qFormat/>
+    <w:uiPriority w:val="0"/>
     <w:tblPr>
       <w:tblCellMar>
         <w:top w:w="0" w:type="dxa"/>
@@ -11549,81 +11667,87 @@
       </w:tblCellMar>
     </w:tblPr>
   </w:style>
-  <w:style w:type="paragraph" w:customStyle="1" w:styleId="TableText">
+  <w:style w:type="paragraph" w:customStyle="1" w:styleId="27">
     <w:name w:val="Table Text"/>
-    <w:basedOn w:val="Normal"/>
+    <w:basedOn w:val="1"/>
     <w:semiHidden/>
     <w:qFormat/>
+    <w:uiPriority w:val="0"/>
     <w:rPr>
-      <w:rFonts w:ascii="宋体" w:eastAsia="宋体" w:hAnsi="宋体" w:cs="宋体"/>
+      <w:rFonts w:ascii="宋体" w:hAnsi="宋体" w:eastAsia="宋体" w:cs="宋体"/>
       <w:sz w:val="21"/>
       <w:szCs w:val="21"/>
       <w:lang w:val="en-US" w:eastAsia="en-US" w:bidi="ar-SA"/>
     </w:rPr>
   </w:style>
-  <w:style w:type="paragraph" w:customStyle="1" w:styleId="1">
+  <w:style w:type="paragraph" w:customStyle="1" w:styleId="28">
     <w:name w:val="柴_标题1"/>
-    <w:basedOn w:val="Heading1"/>
-    <w:next w:val="a1"/>
-    <w:link w:val="1Char"/>
+    <w:basedOn w:val="2"/>
+    <w:next w:val="29"/>
+    <w:link w:val="38"/>
     <w:qFormat/>
+    <w:uiPriority w:val="0"/>
     <w:pPr>
       <w:spacing w:before="100" w:after="90" w:line="360" w:lineRule="auto"/>
     </w:pPr>
     <w:rPr>
-      <w:rFonts w:ascii="Arial" w:eastAsia="宋体" w:hAnsi="Arial"/>
+      <w:rFonts w:ascii="Arial" w:hAnsi="Arial" w:eastAsia="宋体"/>
       <w:sz w:val="32"/>
     </w:rPr>
   </w:style>
-  <w:style w:type="paragraph" w:customStyle="1" w:styleId="a1">
+  <w:style w:type="paragraph" w:customStyle="1" w:styleId="29">
     <w:name w:val="柴_正文"/>
-    <w:basedOn w:val="BodyText"/>
-    <w:link w:val="Char"/>
+    <w:basedOn w:val="12"/>
+    <w:link w:val="41"/>
     <w:qFormat/>
+    <w:uiPriority w:val="0"/>
     <w:pPr>
       <w:spacing w:line="360" w:lineRule="auto"/>
       <w:ind w:firstLine="470" w:firstLineChars="200"/>
     </w:pPr>
     <w:rPr>
-      <w:rFonts w:ascii="Arial" w:eastAsia="宋体" w:hAnsi="Arial"/>
+      <w:rFonts w:ascii="Arial" w:hAnsi="Arial" w:eastAsia="宋体"/>
       <w:sz w:val="24"/>
       <w:lang w:eastAsia="zh-CN"/>
     </w:rPr>
   </w:style>
-  <w:style w:type="paragraph" w:customStyle="1" w:styleId="2">
+  <w:style w:type="paragraph" w:customStyle="1" w:styleId="30">
     <w:name w:val="柴_标题2"/>
-    <w:basedOn w:val="Heading2"/>
-    <w:next w:val="a1"/>
+    <w:basedOn w:val="3"/>
+    <w:next w:val="29"/>
     <w:qFormat/>
+    <w:uiPriority w:val="0"/>
     <w:pPr>
       <w:spacing w:line="360" w:lineRule="auto"/>
     </w:pPr>
     <w:rPr>
-      <w:rFonts w:ascii="Arial" w:eastAsia="宋体" w:hAnsi="Arial"/>
+      <w:rFonts w:ascii="Arial" w:hAnsi="Arial" w:eastAsia="宋体"/>
       <w:sz w:val="28"/>
     </w:rPr>
   </w:style>
-  <w:style w:type="paragraph" w:customStyle="1" w:styleId="3">
+  <w:style w:type="paragraph" w:customStyle="1" w:styleId="31">
     <w:name w:val="柴_标题3"/>
-    <w:basedOn w:val="Heading3"/>
-    <w:next w:val="a1"/>
+    <w:basedOn w:val="4"/>
+    <w:next w:val="29"/>
     <w:qFormat/>
+    <w:uiPriority w:val="0"/>
     <w:pPr>
       <w:spacing w:line="360" w:lineRule="auto"/>
       <w:ind w:left="0" w:firstLine="472" w:firstLineChars="200"/>
     </w:pPr>
     <w:rPr>
-      <w:rFonts w:ascii="宋体" w:eastAsia="宋体" w:hAnsi="宋体" w:cs="宋体"/>
+      <w:rFonts w:ascii="宋体" w:hAnsi="宋体" w:eastAsia="宋体" w:cs="宋体"/>
       <w:spacing w:val="-2"/>
       <w:sz w:val="24"/>
       <w:szCs w:val="24"/>
     </w:rPr>
   </w:style>
-  <w:style w:type="paragraph" w:customStyle="1" w:styleId="a2">
+  <w:style w:type="paragraph" w:customStyle="1" w:styleId="32">
     <w:name w:val="柴_目录"/>
-    <w:basedOn w:val="Normal"/>
-    <w:next w:val="BodyText"/>
+    <w:basedOn w:val="1"/>
+    <w:next w:val="12"/>
     <w:qFormat/>
+    <w:uiPriority w:val="0"/>
     <w:pPr>
       <w:tabs>
         <w:tab w:val="right" w:leader="dot" w:pos="8442"/>
@@ -11631,59 +11755,64 @@
       <w:ind w:left="0" w:leftChars="0"/>
     </w:pPr>
     <w:rPr>
-      <w:rFonts w:ascii="Arial" w:eastAsia="Microsoft JhengHei" w:hAnsi="Arial"/>
+      <w:rFonts w:ascii="Arial" w:hAnsi="Arial" w:eastAsia="Microsoft JhengHei"/>
       <w:sz w:val="24"/>
     </w:rPr>
   </w:style>
-  <w:style w:type="paragraph" w:customStyle="1" w:styleId="WPSOffice1">
+  <w:style w:type="paragraph" w:customStyle="1" w:styleId="33">
     <w:name w:val="WPSOffice手动目录 1"/>
     <w:qFormat/>
+    <w:uiPriority w:val="0"/>
     <w:pPr>
       <w:ind w:leftChars="0"/>
     </w:pPr>
     <w:rPr>
-      <w:rFonts w:ascii="Times New Roman" w:eastAsia="宋体" w:hAnsi="Times New Roman" w:cs="Times New Roman"/>
+      <w:rFonts w:ascii="Times New Roman" w:hAnsi="Times New Roman" w:eastAsia="宋体" w:cs="Times New Roman"/>
       <w:sz w:val="20"/>
       <w:szCs w:val="20"/>
     </w:rPr>
   </w:style>
-  <w:style w:type="paragraph" w:customStyle="1" w:styleId="WPSOffice2">
+  <w:style w:type="paragraph" w:customStyle="1" w:styleId="34">
     <w:name w:val="WPSOffice手动目录 2"/>
     <w:qFormat/>
+    <w:uiPriority w:val="0"/>
     <w:pPr>
       <w:ind w:leftChars="200"/>
     </w:pPr>
     <w:rPr>
-      <w:rFonts w:ascii="Times New Roman" w:eastAsia="宋体" w:hAnsi="Times New Roman" w:cs="Times New Roman"/>
+      <w:rFonts w:ascii="Times New Roman" w:hAnsi="Times New Roman" w:eastAsia="宋体" w:cs="Times New Roman"/>
       <w:sz w:val="20"/>
       <w:szCs w:val="20"/>
     </w:rPr>
   </w:style>
-  <w:style w:type="paragraph" w:customStyle="1" w:styleId="WPSOffice3">
+  <w:style w:type="paragraph" w:customStyle="1" w:styleId="35">
     <w:name w:val="WPSOffice手动目录 3"/>
     <w:qFormat/>
+    <w:uiPriority w:val="0"/>
     <w:pPr>
       <w:ind w:leftChars="400"/>
     </w:pPr>
     <w:rPr>
-      <w:rFonts w:ascii="Times New Roman" w:eastAsia="宋体" w:hAnsi="Times New Roman" w:cs="Times New Roman"/>
+      <w:rFonts w:ascii="Times New Roman" w:hAnsi="Times New Roman" w:eastAsia="宋体" w:cs="Times New Roman"/>
       <w:sz w:val="20"/>
       <w:szCs w:val="20"/>
     </w:rPr>
   </w:style>
-  <w:style w:type="paragraph" w:customStyle="1" w:styleId="Compact">
+  <w:style w:type="paragraph" w:customStyle="1" w:styleId="36">
     <w:name w:val="Compact"/>
-    <w:basedOn w:val="BodyText"/>
+    <w:basedOn w:val="12"/>
     <w:qFormat/>
+    <w:uiPriority w:val="0"/>
     <w:pPr>
       <w:spacing w:before="36" w:after="36"/>
     </w:pPr>
   </w:style>
-  <w:style w:type="table" w:customStyle="1" w:styleId="Table">
+  <w:style w:type="table" w:customStyle="1" w:styleId="37">
     <w:name w:val="Table"/>
     <w:semiHidden/>
     <w:unhideWhenUsed/>
     <w:qFormat/>
+    <w:uiPriority w:val="0"/>
     <w:tblPr>
       <w:tblCellMar>
         <w:top w:w="0" w:type="dxa"/>
@@ -11695,25 +11824,27 @@
     <w:tblStylePr w:type="firstRow">
       <w:tcPr>
         <w:tcBorders>
-          <w:bottom w:val="single" w:sz="0" w:space="0" w:color="auto"/>
+          <w:bottom w:val="single" w:color="auto" w:sz="0" w:space="0"/>
         </w:tcBorders>
         <w:vAlign w:val="bottom"/>
       </w:tcPr>
     </w:tblStylePr>
   </w:style>
-  <w:style w:type="character" w:customStyle="1" w:styleId="1Char">
+  <w:style w:type="character" w:customStyle="1" w:styleId="38">
     <w:name w:val="柴_标题1 Char"/>
-    <w:link w:val="1"/>
+    <w:link w:val="28"/>
     <w:qFormat/>
+    <w:uiPriority w:val="0"/>
     <w:rPr>
-      <w:rFonts w:ascii="Arial" w:eastAsia="宋体" w:hAnsi="Arial"/>
+      <w:rFonts w:ascii="Arial" w:hAnsi="Arial" w:eastAsia="宋体"/>
       <w:sz w:val="32"/>
     </w:rPr>
   </w:style>
-  <w:style w:type="paragraph" w:customStyle="1" w:styleId="a3">
+  <w:style w:type="paragraph" w:customStyle="1" w:styleId="39">
     <w:name w:val="柴_正文_无缩进"/>
-    <w:basedOn w:val="Normal"/>
+    <w:basedOn w:val="1"/>
     <w:qFormat/>
+    <w:uiPriority w:val="0"/>
     <w:pPr>
       <w:ind w:firstLine="0" w:firstLineChars="0"/>
     </w:pPr>
@@ -11723,29 +11854,31 @@
       <w:lang w:eastAsia="zh-CN"/>
     </w:rPr>
   </w:style>
-  <w:style w:type="paragraph" w:customStyle="1" w:styleId="4">
+  <w:style w:type="paragraph" w:customStyle="1" w:styleId="40">
     <w:name w:val="柴_标题4"/>
-    <w:basedOn w:val="Heading4"/>
-    <w:next w:val="Normal"/>
+    <w:basedOn w:val="5"/>
+    <w:next w:val="1"/>
     <w:qFormat/>
+    <w:uiPriority w:val="0"/>
     <w:pPr>
       <w:widowControl w:val="0"/>
       <w:spacing w:before="160" w:line="360" w:lineRule="auto"/>
-      <w:ind w:left="981" w:hanging="862" w:leftChars="300"/>
+      <w:ind w:left="981" w:leftChars="300" w:hanging="862"/>
     </w:pPr>
     <w:rPr>
-      <w:rFonts w:ascii="Calibri" w:eastAsia="宋体" w:hAnsi="Calibri" w:cs="宋体" w:hint="eastAsia"/>
+      <w:rFonts w:hint="eastAsia" w:ascii="Calibri" w:hAnsi="Calibri" w:eastAsia="宋体" w:cs="宋体"/>
       <w:sz w:val="24"/>
       <w:szCs w:val="24"/>
       <w:lang w:eastAsia="zh-CN" w:bidi="zh-CN"/>
     </w:rPr>
   </w:style>
-  <w:style w:type="character" w:customStyle="1" w:styleId="Char">
+  <w:style w:type="character" w:customStyle="1" w:styleId="41">
     <w:name w:val="柴_正文 Char"/>
-    <w:link w:val="a1"/>
+    <w:link w:val="29"/>
     <w:qFormat/>
+    <w:uiPriority w:val="0"/>
     <w:rPr>
-      <w:rFonts w:ascii="Arial" w:eastAsia="宋体" w:hAnsi="Arial"/>
+      <w:rFonts w:ascii="Arial" w:hAnsi="Arial" w:eastAsia="宋体"/>
       <w:sz w:val="24"/>
       <w:lang w:eastAsia="zh-CN"/>
     </w:rPr>

--- a/6-过程管理/流程制度规范类文件/060109-服务可用性和连续性管理制度.docx
+++ b/6-过程管理/流程制度规范类文件/060109-服务可用性和连续性管理制度.docx
@@ -220,12 +220,6 @@
             <w:insideH w:val="none" w:color="auto" w:sz="0" w:space="0"/>
             <w:insideV w:val="none" w:color="auto" w:sz="0" w:space="0"/>
           </w:tblBorders>
-          <w:tblCellMar>
-            <w:top w:w="0" w:type="dxa"/>
-            <w:left w:w="108" w:type="dxa"/>
-            <w:bottom w:w="0" w:type="dxa"/>
-            <w:right w:w="108" w:type="dxa"/>
-          </w:tblCellMar>
         </w:tblPrEx>
         <w:trPr>
           <w:trHeight w:val="810" w:hRule="atLeast"/>
@@ -1047,8 +1041,6 @@
               </w:rPr>
               <w:t>刘钢要</w:t>
             </w:r>
-            <w:bookmarkStart w:id="65" w:name="_GoBack"/>
-            <w:bookmarkEnd w:id="65"/>
           </w:p>
         </w:tc>
         <w:tc>
@@ -4388,9 +4380,9 @@
       </w:pPr>
       <w:bookmarkStart w:id="9" w:name="bookmark13"/>
       <w:bookmarkEnd w:id="9"/>
-      <w:bookmarkStart w:id="10" w:name="bookmark15"/>
+      <w:bookmarkStart w:id="10" w:name="bookmark12"/>
       <w:bookmarkEnd w:id="10"/>
-      <w:bookmarkStart w:id="11" w:name="bookmark12"/>
+      <w:bookmarkStart w:id="11" w:name="bookmark15"/>
       <w:bookmarkEnd w:id="11"/>
       <w:bookmarkStart w:id="12" w:name="_Toc17227"/>
       <w:r>
@@ -4479,13 +4471,13 @@
         <w:overflowPunct/>
         <w:bidi w:val="0"/>
       </w:pPr>
-      <w:bookmarkStart w:id="13" w:name="bookmark16"/>
+      <w:bookmarkStart w:id="13" w:name="bookmark17"/>
       <w:bookmarkEnd w:id="13"/>
-      <w:bookmarkStart w:id="14" w:name="bookmark17"/>
+      <w:bookmarkStart w:id="14" w:name="bookmark18"/>
       <w:bookmarkEnd w:id="14"/>
-      <w:bookmarkStart w:id="15" w:name="bookmark19"/>
+      <w:bookmarkStart w:id="15" w:name="bookmark16"/>
       <w:bookmarkEnd w:id="15"/>
-      <w:bookmarkStart w:id="16" w:name="bookmark18"/>
+      <w:bookmarkStart w:id="16" w:name="bookmark19"/>
       <w:bookmarkEnd w:id="16"/>
       <w:r>
         <w:t>需求识别应考虑内容</w:t>
@@ -4917,9 +4909,9 @@
         <w:overflowPunct/>
         <w:bidi w:val="0"/>
       </w:pPr>
-      <w:bookmarkStart w:id="19" w:name="bookmark20"/>
+      <w:bookmarkStart w:id="19" w:name="bookmark21"/>
       <w:bookmarkEnd w:id="19"/>
-      <w:bookmarkStart w:id="20" w:name="bookmark21"/>
+      <w:bookmarkStart w:id="20" w:name="bookmark20"/>
       <w:bookmarkEnd w:id="20"/>
       <w:bookmarkStart w:id="21" w:name="_Toc30010"/>
       <w:r>
@@ -5340,9 +5332,9 @@
         <w:overflowPunct/>
         <w:bidi w:val="0"/>
       </w:pPr>
-      <w:bookmarkStart w:id="23" w:name="bookmark23"/>
+      <w:bookmarkStart w:id="23" w:name="bookmark22"/>
       <w:bookmarkEnd w:id="23"/>
-      <w:bookmarkStart w:id="24" w:name="bookmark22"/>
+      <w:bookmarkStart w:id="24" w:name="bookmark23"/>
       <w:bookmarkEnd w:id="24"/>
       <w:bookmarkStart w:id="25" w:name="_Toc29059"/>
       <w:r>
@@ -6100,9 +6092,9 @@
         <w:overflowPunct/>
         <w:bidi w:val="0"/>
       </w:pPr>
-      <w:bookmarkStart w:id="29" w:name="bookmark26"/>
+      <w:bookmarkStart w:id="29" w:name="bookmark27"/>
       <w:bookmarkEnd w:id="29"/>
-      <w:bookmarkStart w:id="30" w:name="bookmark27"/>
+      <w:bookmarkStart w:id="30" w:name="bookmark26"/>
       <w:bookmarkEnd w:id="30"/>
       <w:r>
         <w:t xml:space="preserve"> </w:t>
@@ -8588,7 +8580,26 @@
           <w:sz w:val="24"/>
           <w:szCs w:val="24"/>
         </w:rPr>
-        <w:t>每年至少应进行必要的连续性计划测试。</w:t>
+        <w:t>每年</w:t>
+      </w:r>
+      <w:r>
+        <w:rPr>
+          <w:rFonts w:hint="eastAsia" w:ascii="宋体" w:hAnsi="宋体" w:cs="宋体"/>
+          <w:spacing w:val="-4"/>
+          <w:sz w:val="24"/>
+          <w:szCs w:val="24"/>
+          <w:lang w:val="en-US" w:eastAsia="zh-CN"/>
+        </w:rPr>
+        <w:t>度</w:t>
+      </w:r>
+      <w:r>
+        <w:rPr>
+          <w:rFonts w:ascii="宋体" w:hAnsi="宋体" w:eastAsia="宋体" w:cs="宋体"/>
+          <w:spacing w:val="-4"/>
+          <w:sz w:val="24"/>
+          <w:szCs w:val="24"/>
+        </w:rPr>
+        <w:t>至少应进行必要的连续性计划测试。</w:t>
       </w:r>
     </w:p>
     <w:p>
@@ -8783,7 +8794,18 @@
           <w:sz w:val="24"/>
           <w:szCs w:val="24"/>
         </w:rPr>
-        <w:t>公司定期对连续性计划所需得到人员、技术及基础设施进行检查、评价，以确保连续性计划的有效性。</w:t>
+        <w:t>公司定期对连续性计划所需得到人员、技术及基础设施进行检查、评价，以确保连续性计划的有</w:t>
+      </w:r>
+      <w:bookmarkStart w:id="65" w:name="_GoBack"/>
+      <w:bookmarkEnd w:id="65"/>
+      <w:r>
+        <w:rPr>
+          <w:rFonts w:ascii="宋体" w:hAnsi="宋体" w:eastAsia="宋体" w:cs="宋体"/>
+          <w:spacing w:val="-4"/>
+          <w:sz w:val="24"/>
+          <w:szCs w:val="24"/>
+        </w:rPr>
+        <w:t>效性。</w:t>
       </w:r>
     </w:p>
     <w:p>
@@ -8801,9 +8823,9 @@
       <w:bookmarkEnd w:id="42"/>
       <w:bookmarkStart w:id="43" w:name="bookmark28"/>
       <w:bookmarkEnd w:id="43"/>
-      <w:bookmarkStart w:id="44" w:name="bookmark30"/>
+      <w:bookmarkStart w:id="44" w:name="bookmark31"/>
       <w:bookmarkEnd w:id="44"/>
-      <w:bookmarkStart w:id="45" w:name="bookmark31"/>
+      <w:bookmarkStart w:id="45" w:name="bookmark30"/>
       <w:bookmarkEnd w:id="45"/>
       <w:bookmarkStart w:id="46" w:name="_Toc7590"/>
       <w:r>
@@ -8892,9 +8914,9 @@
         </w:rPr>
         <w:t>中断的发生，均应在事件管理流程中得到记录。</w:t>
       </w:r>
-      <w:bookmarkStart w:id="48" w:name="bookmark32"/>
+      <w:bookmarkStart w:id="48" w:name="bookmark33"/>
       <w:bookmarkEnd w:id="48"/>
-      <w:bookmarkStart w:id="49" w:name="bookmark33"/>
+      <w:bookmarkStart w:id="49" w:name="bookmark32"/>
       <w:bookmarkEnd w:id="49"/>
     </w:p>
     <w:p>
@@ -8978,9 +9000,9 @@
         <w:overflowPunct/>
         <w:bidi w:val="0"/>
       </w:pPr>
-      <w:bookmarkStart w:id="51" w:name="bookmark35"/>
+      <w:bookmarkStart w:id="51" w:name="bookmark34"/>
       <w:bookmarkEnd w:id="51"/>
-      <w:bookmarkStart w:id="52" w:name="bookmark34"/>
+      <w:bookmarkStart w:id="52" w:name="bookmark35"/>
       <w:bookmarkEnd w:id="52"/>
       <w:bookmarkStart w:id="53" w:name="_Toc5613"/>
       <w:r>

--- a/6-过程管理/流程制度规范类文件/060109-服务可用性和连续性管理制度.docx
+++ b/6-过程管理/流程制度规范类文件/060109-服务可用性和连续性管理制度.docx
@@ -220,6 +220,12 @@
             <w:insideH w:val="none" w:color="auto" w:sz="0" w:space="0"/>
             <w:insideV w:val="none" w:color="auto" w:sz="0" w:space="0"/>
           </w:tblBorders>
+          <w:tblCellMar>
+            <w:top w:w="0" w:type="dxa"/>
+            <w:left w:w="108" w:type="dxa"/>
+            <w:bottom w:w="0" w:type="dxa"/>
+            <w:right w:w="108" w:type="dxa"/>
+          </w:tblCellMar>
         </w:tblPrEx>
         <w:trPr>
           <w:trHeight w:val="810" w:hRule="atLeast"/>
@@ -4380,9 +4386,9 @@
       </w:pPr>
       <w:bookmarkStart w:id="9" w:name="bookmark13"/>
       <w:bookmarkEnd w:id="9"/>
-      <w:bookmarkStart w:id="10" w:name="bookmark12"/>
+      <w:bookmarkStart w:id="10" w:name="bookmark15"/>
       <w:bookmarkEnd w:id="10"/>
-      <w:bookmarkStart w:id="11" w:name="bookmark15"/>
+      <w:bookmarkStart w:id="11" w:name="bookmark12"/>
       <w:bookmarkEnd w:id="11"/>
       <w:bookmarkStart w:id="12" w:name="_Toc17227"/>
       <w:r>
@@ -6092,9 +6098,9 @@
         <w:overflowPunct/>
         <w:bidi w:val="0"/>
       </w:pPr>
-      <w:bookmarkStart w:id="29" w:name="bookmark27"/>
+      <w:bookmarkStart w:id="29" w:name="bookmark26"/>
       <w:bookmarkEnd w:id="29"/>
-      <w:bookmarkStart w:id="30" w:name="bookmark26"/>
+      <w:bookmarkStart w:id="30" w:name="bookmark27"/>
       <w:bookmarkEnd w:id="30"/>
       <w:r>
         <w:t xml:space="preserve"> </w:t>
@@ -8794,18 +8800,7 @@
           <w:sz w:val="24"/>
           <w:szCs w:val="24"/>
         </w:rPr>
-        <w:t>公司定期对连续性计划所需得到人员、技术及基础设施进行检查、评价，以确保连续性计划的有</w:t>
-      </w:r>
-      <w:bookmarkStart w:id="65" w:name="_GoBack"/>
-      <w:bookmarkEnd w:id="65"/>
-      <w:r>
-        <w:rPr>
-          <w:rFonts w:ascii="宋体" w:hAnsi="宋体" w:eastAsia="宋体" w:cs="宋体"/>
-          <w:spacing w:val="-4"/>
-          <w:sz w:val="24"/>
-          <w:szCs w:val="24"/>
-        </w:rPr>
-        <w:t>效性。</w:t>
+        <w:t>公司定期对连续性计划所需得到人员、技术及基础设施进行检查、评价，以确保连续性计划的有效性。</w:t>
       </w:r>
     </w:p>
     <w:p>
@@ -8823,9 +8818,9 @@
       <w:bookmarkEnd w:id="42"/>
       <w:bookmarkStart w:id="43" w:name="bookmark28"/>
       <w:bookmarkEnd w:id="43"/>
-      <w:bookmarkStart w:id="44" w:name="bookmark31"/>
+      <w:bookmarkStart w:id="44" w:name="bookmark30"/>
       <w:bookmarkEnd w:id="44"/>
-      <w:bookmarkStart w:id="45" w:name="bookmark30"/>
+      <w:bookmarkStart w:id="45" w:name="bookmark31"/>
       <w:bookmarkEnd w:id="45"/>
       <w:bookmarkStart w:id="46" w:name="_Toc7590"/>
       <w:r>
@@ -9000,9 +8995,9 @@
         <w:overflowPunct/>
         <w:bidi w:val="0"/>
       </w:pPr>
-      <w:bookmarkStart w:id="51" w:name="bookmark34"/>
+      <w:bookmarkStart w:id="51" w:name="bookmark35"/>
       <w:bookmarkEnd w:id="51"/>
-      <w:bookmarkStart w:id="52" w:name="bookmark35"/>
+      <w:bookmarkStart w:id="52" w:name="bookmark34"/>
       <w:bookmarkEnd w:id="52"/>
       <w:bookmarkStart w:id="53" w:name="_Toc5613"/>
       <w:r>
@@ -9419,8 +9414,8 @@
         <w:overflowPunct/>
         <w:bidi w:val="0"/>
       </w:pPr>
-      <w:bookmarkStart w:id="57" w:name="_Toc24184"/>
-      <w:bookmarkStart w:id="58" w:name="_Toc6088"/>
+      <w:bookmarkStart w:id="57" w:name="_Toc6088"/>
+      <w:bookmarkStart w:id="58" w:name="_Toc24184"/>
       <w:r>
         <w:t>考核指标</w:t>
       </w:r>
@@ -9761,6 +9756,122 @@
           </w:p>
         </w:tc>
       </w:tr>
+      <w:tr>
+        <w:tblPrEx>
+          <w:tblBorders>
+            <w:top w:val="single" w:color="auto" w:sz="4" w:space="0"/>
+            <w:left w:val="single" w:color="auto" w:sz="4" w:space="0"/>
+            <w:bottom w:val="single" w:color="auto" w:sz="4" w:space="0"/>
+            <w:right w:val="single" w:color="auto" w:sz="4" w:space="0"/>
+            <w:insideH w:val="single" w:color="auto" w:sz="4" w:space="0"/>
+            <w:insideV w:val="single" w:color="auto" w:sz="4" w:space="0"/>
+          </w:tblBorders>
+          <w:tblCellMar>
+            <w:top w:w="0" w:type="dxa"/>
+            <w:left w:w="108" w:type="dxa"/>
+            <w:bottom w:w="0" w:type="dxa"/>
+            <w:right w:w="108" w:type="dxa"/>
+          </w:tblCellMar>
+        </w:tblPrEx>
+        <w:trPr>
+          <w:trHeight w:val="359" w:hRule="atLeast"/>
+        </w:trPr>
+        <w:tc>
+          <w:tcPr>
+            <w:tcW w:w="1964" w:type="dxa"/>
+          </w:tcPr>
+          <w:p>
+            <w:pPr>
+              <w:pStyle w:val="29"/>
+              <w:keepNext w:val="0"/>
+              <w:keepLines w:val="0"/>
+              <w:pageBreakBefore w:val="0"/>
+              <w:widowControl w:val="0"/>
+              <w:wordWrap/>
+              <w:overflowPunct/>
+              <w:bidi w:val="0"/>
+              <w:ind w:left="0" w:leftChars="0" w:firstLine="0" w:firstLineChars="0"/>
+              <w:jc w:val="both"/>
+              <w:rPr>
+                <w:rFonts w:hint="eastAsia" w:ascii="宋体" w:hAnsi="宋体" w:eastAsia="宋体" w:cs="宋体"/>
+                <w:sz w:val="18"/>
+                <w:szCs w:val="18"/>
+              </w:rPr>
+            </w:pPr>
+            <w:bookmarkStart w:id="65" w:name="_GoBack"/>
+            <w:bookmarkEnd w:id="65"/>
+          </w:p>
+        </w:tc>
+        <w:tc>
+          <w:tcPr>
+            <w:tcW w:w="2889" w:type="dxa"/>
+          </w:tcPr>
+          <w:p>
+            <w:pPr>
+              <w:pStyle w:val="29"/>
+              <w:keepNext w:val="0"/>
+              <w:keepLines w:val="0"/>
+              <w:pageBreakBefore w:val="0"/>
+              <w:widowControl w:val="0"/>
+              <w:wordWrap/>
+              <w:overflowPunct/>
+              <w:bidi w:val="0"/>
+              <w:ind w:left="0" w:leftChars="0" w:firstLine="0" w:firstLineChars="0"/>
+              <w:jc w:val="both"/>
+              <w:rPr>
+                <w:rFonts w:hint="eastAsia" w:ascii="宋体" w:hAnsi="宋体" w:eastAsia="宋体" w:cs="宋体"/>
+                <w:sz w:val="18"/>
+                <w:szCs w:val="18"/>
+              </w:rPr>
+            </w:pPr>
+          </w:p>
+        </w:tc>
+        <w:tc>
+          <w:tcPr>
+            <w:tcW w:w="1047" w:type="dxa"/>
+          </w:tcPr>
+          <w:p>
+            <w:pPr>
+              <w:pStyle w:val="29"/>
+              <w:keepNext w:val="0"/>
+              <w:keepLines w:val="0"/>
+              <w:pageBreakBefore w:val="0"/>
+              <w:widowControl w:val="0"/>
+              <w:wordWrap/>
+              <w:overflowPunct/>
+              <w:bidi w:val="0"/>
+              <w:ind w:left="0" w:leftChars="0" w:firstLine="0" w:firstLineChars="0"/>
+              <w:rPr>
+                <w:rFonts w:hint="eastAsia" w:ascii="宋体" w:hAnsi="宋体" w:eastAsia="宋体" w:cs="宋体"/>
+                <w:sz w:val="18"/>
+                <w:szCs w:val="18"/>
+              </w:rPr>
+            </w:pPr>
+          </w:p>
+        </w:tc>
+        <w:tc>
+          <w:tcPr>
+            <w:tcW w:w="1583" w:type="dxa"/>
+          </w:tcPr>
+          <w:p>
+            <w:pPr>
+              <w:pStyle w:val="29"/>
+              <w:keepNext w:val="0"/>
+              <w:keepLines w:val="0"/>
+              <w:pageBreakBefore w:val="0"/>
+              <w:widowControl w:val="0"/>
+              <w:wordWrap/>
+              <w:overflowPunct/>
+              <w:bidi w:val="0"/>
+              <w:rPr>
+                <w:rFonts w:hint="eastAsia" w:ascii="宋体" w:hAnsi="宋体" w:eastAsia="宋体" w:cs="宋体"/>
+                <w:sz w:val="18"/>
+                <w:szCs w:val="18"/>
+              </w:rPr>
+            </w:pPr>
+          </w:p>
+        </w:tc>
+      </w:tr>
     </w:tbl>
     <w:p>
       <w:pPr>
@@ -9780,8 +9891,8 @@
       </w:pPr>
       <w:bookmarkStart w:id="59" w:name="bookmark3"/>
       <w:bookmarkEnd w:id="59"/>
-      <w:bookmarkStart w:id="60" w:name="_Toc17424"/>
-      <w:bookmarkStart w:id="61" w:name="_Toc14242"/>
+      <w:bookmarkStart w:id="60" w:name="_Toc14242"/>
+      <w:bookmarkStart w:id="61" w:name="_Toc17424"/>
       <w:r>
         <w:rPr>
           <w:rStyle w:val="38"/>
